--- a/supplementary/Denoise.docx
+++ b/supplementary/Denoise.docx
@@ -18,7 +18,16 @@
             <w:rPr>
               <w:rFonts w:ascii="Cambria Math" w:eastAsia="仿宋" w:hAnsi="Cambria Math"/>
             </w:rPr>
-            <m:t>HTV Overview</m:t>
+            <m:t>Denoise</m:t>
+          </m:r>
+          <m:r>
+            <m:rPr>
+              <m:sty m:val="bi"/>
+            </m:rPr>
+            <w:rPr>
+              <w:rFonts w:ascii="Cambria Math" w:eastAsia="仿宋" w:hAnsi="Cambria Math"/>
+            </w:rPr>
+            <m:t xml:space="preserve"> Overview</m:t>
           </m:r>
         </m:oMath>
       </m:oMathPara>
@@ -2399,8 +2408,17 @@
           <w:rFonts w:ascii="Cambria Math" w:eastAsia="仿宋" w:hAnsi="Cambria Math" w:hint="eastAsia"/>
           <w:bCs/>
         </w:rPr>
-        <w:t>可数事件簇</w:t>
-      </w:r>
+        <w:t>可数事件</w:t>
+      </w:r>
+      <w:proofErr w:type="gramStart"/>
+      <w:r>
+        <w:rPr>
+          <w:rFonts w:ascii="Cambria Math" w:eastAsia="仿宋" w:hAnsi="Cambria Math" w:hint="eastAsia"/>
+          <w:bCs/>
+        </w:rPr>
+        <w:t>簇</w:t>
+      </w:r>
+      <w:proofErr w:type="gramEnd"/>
       <m:oMath>
         <m:sSubSup>
           <m:sSubSupPr>
@@ -2664,6 +2682,7 @@
           <w:bCs/>
         </w:rPr>
       </w:pPr>
+      <w:proofErr w:type="gramStart"/>
       <w:r>
         <w:rPr>
           <w:rFonts w:ascii="Cambria Math" w:eastAsia="仿宋" w:hAnsi="Cambria Math" w:hint="eastAsia"/>
@@ -2671,6 +2690,7 @@
         </w:rPr>
         <w:t>容斥</w:t>
       </w:r>
+      <w:proofErr w:type="gramEnd"/>
       <w:r>
         <w:rPr>
           <w:rFonts w:ascii="Cambria Math" w:eastAsia="仿宋" w:hAnsi="Cambria Math" w:hint="eastAsia"/>
@@ -2683,8 +2703,17 @@
           <w:rFonts w:ascii="Cambria Math" w:eastAsia="仿宋" w:hAnsi="Cambria Math" w:hint="eastAsia"/>
           <w:bCs/>
         </w:rPr>
-        <w:t>有限事件簇</w:t>
-      </w:r>
+        <w:t>有限事件</w:t>
+      </w:r>
+      <w:proofErr w:type="gramStart"/>
+      <w:r>
+        <w:rPr>
+          <w:rFonts w:ascii="Cambria Math" w:eastAsia="仿宋" w:hAnsi="Cambria Math" w:hint="eastAsia"/>
+          <w:bCs/>
+        </w:rPr>
+        <w:t>簇</w:t>
+      </w:r>
+      <w:proofErr w:type="gramEnd"/>
       <m:oMath>
         <m:d>
           <m:dPr>
@@ -4922,6 +4951,7 @@
           <m:t>)</m:t>
         </m:r>
       </m:oMath>
+      <w:proofErr w:type="gramStart"/>
       <w:r>
         <w:rPr>
           <w:rFonts w:ascii="Cambria Math" w:eastAsia="仿宋" w:hAnsi="Cambria Math" w:hint="eastAsia"/>
@@ -4943,6 +4973,7 @@
         </w:rPr>
         <w:t>注</w:t>
       </w:r>
+      <w:proofErr w:type="gramEnd"/>
       <w:r>
         <w:rPr>
           <w:rFonts w:ascii="Cambria Math" w:eastAsia="仿宋" w:hAnsi="Cambria Math" w:hint="eastAsia"/>
@@ -4950,6 +4981,7 @@
         </w:rPr>
         <w:t>:</w:t>
       </w:r>
+      <w:proofErr w:type="gramStart"/>
       <w:r>
         <w:rPr>
           <w:rFonts w:ascii="Cambria Math" w:eastAsia="仿宋" w:hAnsi="Cambria Math" w:hint="eastAsia"/>
@@ -4971,6 +5003,7 @@
         </w:rPr>
         <w:t>是对称的</w:t>
       </w:r>
+      <w:proofErr w:type="gramEnd"/>
       <w:r>
         <w:rPr>
           <w:rFonts w:ascii="Cambria Math" w:eastAsia="仿宋" w:hAnsi="Cambria Math" w:hint="eastAsia"/>
@@ -9185,7 +9218,25 @@
           <w:bCs/>
           <w:iCs/>
         </w:rPr>
-        <w:t>若实验分两步</w:t>
+        <w:t>若</w:t>
+      </w:r>
+      <w:proofErr w:type="gramStart"/>
+      <w:r>
+        <w:rPr>
+          <w:rFonts w:ascii="Cambria Math" w:eastAsia="仿宋" w:hAnsi="Cambria Math" w:hint="eastAsia"/>
+          <w:bCs/>
+          <w:iCs/>
+        </w:rPr>
+        <w:t>实验分</w:t>
+      </w:r>
+      <w:proofErr w:type="gramEnd"/>
+      <w:r>
+        <w:rPr>
+          <w:rFonts w:ascii="Cambria Math" w:eastAsia="仿宋" w:hAnsi="Cambria Math" w:hint="eastAsia"/>
+          <w:bCs/>
+          <w:iCs/>
+        </w:rPr>
+        <w:t>两步</w:t>
       </w:r>
       <w:r>
         <w:rPr>
@@ -9211,6 +9262,7 @@
         </w:rPr>
         <w:t>观测原因特征、观测结果特征</w:t>
       </w:r>
+      <w:proofErr w:type="gramStart"/>
       <w:r>
         <w:rPr>
           <w:rFonts w:ascii="Cambria Math" w:eastAsia="仿宋" w:hAnsi="Cambria Math"/>
@@ -9219,6 +9271,7 @@
         </w:rPr>
         <w:t>”</w:t>
       </w:r>
+      <w:proofErr w:type="gramEnd"/>
       <w:r>
         <w:rPr>
           <w:rFonts w:ascii="Cambria Math" w:eastAsia="仿宋" w:hAnsi="Cambria Math" w:hint="eastAsia"/>
@@ -9291,6 +9344,7 @@
         </w:rPr>
         <w:t>,</w:t>
       </w:r>
+      <w:proofErr w:type="gramStart"/>
       <w:r>
         <w:rPr>
           <w:rFonts w:ascii="Cambria Math" w:eastAsia="仿宋" w:hAnsi="Cambria Math" w:hint="eastAsia"/>
@@ -9299,6 +9353,7 @@
         </w:rPr>
         <w:t>则事件</w:t>
       </w:r>
+      <w:proofErr w:type="gramEnd"/>
       <m:oMath>
         <m:sSub>
           <m:sSubPr>
@@ -9343,7 +9398,25 @@
           <w:bCs/>
           <w:iCs/>
         </w:rPr>
-        <w:t>对应于原因状态为</w:t>
+        <w:t>对应</w:t>
+      </w:r>
+      <w:proofErr w:type="gramStart"/>
+      <w:r>
+        <w:rPr>
+          <w:rFonts w:ascii="Cambria Math" w:eastAsia="仿宋" w:hAnsi="Cambria Math" w:hint="eastAsia"/>
+          <w:bCs/>
+          <w:iCs/>
+        </w:rPr>
+        <w:t>于原因</w:t>
+      </w:r>
+      <w:proofErr w:type="gramEnd"/>
+      <w:r>
+        <w:rPr>
+          <w:rFonts w:ascii="Cambria Math" w:eastAsia="仿宋" w:hAnsi="Cambria Math" w:hint="eastAsia"/>
+          <w:bCs/>
+          <w:iCs/>
+        </w:rPr>
+        <w:t>状态为</w:t>
       </w:r>
       <m:oMath>
         <m:r>
@@ -10088,8 +10161,18 @@
           <w:bCs/>
           <w:iCs/>
         </w:rPr>
-        <w:t>事件簇</w:t>
-      </w:r>
+        <w:t>事件</w:t>
+      </w:r>
+      <w:proofErr w:type="gramStart"/>
+      <w:r>
+        <w:rPr>
+          <w:rFonts w:ascii="Cambria Math" w:eastAsia="仿宋" w:hAnsi="Cambria Math" w:hint="eastAsia"/>
+          <w:bCs/>
+          <w:iCs/>
+        </w:rPr>
+        <w:t>簇</w:t>
+      </w:r>
+      <w:proofErr w:type="gramEnd"/>
       <m:oMath>
         <m:sSub>
           <m:sSubPr>
@@ -10499,6 +10582,7 @@
           <w:iCs/>
         </w:rPr>
       </w:pPr>
+      <w:proofErr w:type="gramStart"/>
       <w:r>
         <w:rPr>
           <w:rFonts w:ascii="Cambria Math" w:eastAsia="仿宋" w:hAnsi="Cambria Math" w:hint="eastAsia"/>
@@ -10507,6 +10591,7 @@
         </w:rPr>
         <w:t>真实物场</w:t>
       </w:r>
+      <w:proofErr w:type="gramEnd"/>
       <m:oMath>
         <m:r>
           <w:rPr>
@@ -10599,13 +10684,23 @@
           <m:t>(x,y)</m:t>
         </m:r>
       </m:oMath>
-      <w:r>
-        <w:rPr>
-          <w:rFonts w:ascii="Cambria Math" w:eastAsia="仿宋" w:hAnsi="Cambria Math" w:hint="eastAsia"/>
-          <w:bCs/>
-          <w:iCs/>
-        </w:rPr>
-        <w:t>处单位时间、单位面积内发射的平均光子数</w:t>
+      <w:proofErr w:type="gramStart"/>
+      <w:r>
+        <w:rPr>
+          <w:rFonts w:ascii="Cambria Math" w:eastAsia="仿宋" w:hAnsi="Cambria Math" w:hint="eastAsia"/>
+          <w:bCs/>
+          <w:iCs/>
+        </w:rPr>
+        <w:t>处单位</w:t>
+      </w:r>
+      <w:proofErr w:type="gramEnd"/>
+      <w:r>
+        <w:rPr>
+          <w:rFonts w:ascii="Cambria Math" w:eastAsia="仿宋" w:hAnsi="Cambria Math" w:hint="eastAsia"/>
+          <w:bCs/>
+          <w:iCs/>
+        </w:rPr>
+        <w:t>时间、单位面积内发射的平均光子数</w:t>
       </w:r>
       <w:r>
         <w:rPr>
@@ -12239,6 +12334,7 @@
         </w:rPr>
         <w:t>:</w:t>
       </w:r>
+      <w:proofErr w:type="gramStart"/>
       <w:r>
         <w:rPr>
           <w:rFonts w:ascii="Cambria Math" w:eastAsia="仿宋" w:hAnsi="Cambria Math" w:hint="eastAsia"/>
@@ -12246,6 +12342,7 @@
         </w:rPr>
         <w:t>真实物场</w:t>
       </w:r>
+      <w:proofErr w:type="gramEnd"/>
       <m:oMath>
         <m:r>
           <w:rPr>
@@ -12814,6 +12911,7 @@
           <m:t>(x,y)</m:t>
         </m:r>
       </m:oMath>
+      <w:proofErr w:type="gramStart"/>
       <w:r>
         <w:rPr>
           <w:rFonts w:ascii="Cambria Math" w:eastAsia="仿宋" w:hAnsi="Cambria Math" w:hint="eastAsia"/>
@@ -12827,7 +12925,16 @@
           <w:bCs/>
           <w:iCs/>
         </w:rPr>
-        <w:t>单位时间、单位面积内到达探测器的期望光子数</w:t>
+        <w:t>单位</w:t>
+      </w:r>
+      <w:proofErr w:type="gramEnd"/>
+      <w:r>
+        <w:rPr>
+          <w:rFonts w:ascii="Cambria Math" w:eastAsia="仿宋" w:hAnsi="Cambria Math" w:hint="eastAsia"/>
+          <w:bCs/>
+          <w:iCs/>
+        </w:rPr>
+        <w:t>时间、单位面积内到达探测器的期望光子数</w:t>
       </w:r>
       <w:r>
         <w:rPr>
@@ -12971,7 +13078,25 @@
           <w:bCs/>
           <w:iCs/>
         </w:rPr>
-        <w:t>荧光发射非相干</w:t>
+        <w:t>荧光</w:t>
+      </w:r>
+      <w:proofErr w:type="gramStart"/>
+      <w:r>
+        <w:rPr>
+          <w:rFonts w:ascii="Cambria Math" w:eastAsia="仿宋" w:hAnsi="Cambria Math" w:hint="eastAsia"/>
+          <w:bCs/>
+          <w:iCs/>
+        </w:rPr>
+        <w:t>发射非</w:t>
+      </w:r>
+      <w:proofErr w:type="gramEnd"/>
+      <w:r>
+        <w:rPr>
+          <w:rFonts w:ascii="Cambria Math" w:eastAsia="仿宋" w:hAnsi="Cambria Math" w:hint="eastAsia"/>
+          <w:bCs/>
+          <w:iCs/>
+        </w:rPr>
+        <w:t>相干</w:t>
       </w:r>
       <w:r>
         <w:rPr>
@@ -15097,6 +15222,7 @@
         </w:rPr>
         <w:t>,</w:t>
       </w:r>
+      <w:proofErr w:type="gramStart"/>
       <w:r>
         <w:rPr>
           <w:rFonts w:ascii="Cambria Math" w:eastAsia="仿宋" w:hAnsi="Cambria Math" w:hint="eastAsia"/>
@@ -15104,6 +15230,7 @@
         </w:rPr>
         <w:t>物场分布</w:t>
       </w:r>
+      <w:proofErr w:type="gramEnd"/>
       <m:oMath>
         <m:r>
           <w:rPr>
@@ -16303,12 +16430,21 @@
           <m:t>p</m:t>
         </m:r>
       </m:oMath>
-      <w:r>
-        <w:rPr>
-          <w:rFonts w:ascii="Cambria Math" w:eastAsia="仿宋" w:hAnsi="Cambria Math" w:hint="eastAsia"/>
-          <w:bCs/>
-        </w:rPr>
-        <w:t>处最终期望光电子数</w:t>
+      <w:proofErr w:type="gramStart"/>
+      <w:r>
+        <w:rPr>
+          <w:rFonts w:ascii="Cambria Math" w:eastAsia="仿宋" w:hAnsi="Cambria Math" w:hint="eastAsia"/>
+          <w:bCs/>
+        </w:rPr>
+        <w:t>处最终</w:t>
+      </w:r>
+      <w:proofErr w:type="gramEnd"/>
+      <w:r>
+        <w:rPr>
+          <w:rFonts w:ascii="Cambria Math" w:eastAsia="仿宋" w:hAnsi="Cambria Math" w:hint="eastAsia"/>
+          <w:bCs/>
+        </w:rPr>
+        <w:t>期望光电子数</w:t>
       </w:r>
       <w:r>
         <w:rPr>
@@ -17706,12 +17842,14 @@
         </w:rPr>
         <w:t>:</w:t>
       </w:r>
+      <w:proofErr w:type="gramStart"/>
       <w:r>
         <w:rPr>
           <w:rFonts w:ascii="Cambria Math" w:eastAsia="仿宋" w:hAnsi="Cambria Math" w:hint="eastAsia"/>
         </w:rPr>
         <w:t>可测函数陪域包含</w:t>
       </w:r>
+      <w:proofErr w:type="gramEnd"/>
       <m:oMath>
         <m:r>
           <w:rPr>
@@ -18789,8 +18927,18 @@
           <w:bCs/>
           <w:iCs/>
         </w:rPr>
-        <w:t>物平面上的物场</w:t>
-      </w:r>
+        <w:t>物平面上</w:t>
+      </w:r>
+      <w:proofErr w:type="gramStart"/>
+      <w:r>
+        <w:rPr>
+          <w:rFonts w:ascii="Cambria Math" w:eastAsia="仿宋" w:hAnsi="Cambria Math" w:hint="eastAsia"/>
+          <w:bCs/>
+          <w:iCs/>
+        </w:rPr>
+        <w:t>的物场</w:t>
+      </w:r>
+      <w:proofErr w:type="gramEnd"/>
       <w:r>
         <w:rPr>
           <w:rFonts w:ascii="Cambria Math" w:eastAsia="仿宋" w:hAnsi="Cambria Math" w:hint="eastAsia"/>
@@ -18879,13 +19027,23 @@
         </w:rPr>
         <w:t>;</w:t>
       </w:r>
-      <w:r>
-        <w:rPr>
-          <w:rFonts w:ascii="Cambria Math" w:eastAsia="仿宋" w:hAnsi="Cambria Math" w:hint="eastAsia"/>
-          <w:bCs/>
-          <w:iCs/>
-        </w:rPr>
-        <w:t>所有点光源</w:t>
+      <w:proofErr w:type="gramStart"/>
+      <w:r>
+        <w:rPr>
+          <w:rFonts w:ascii="Cambria Math" w:eastAsia="仿宋" w:hAnsi="Cambria Math" w:hint="eastAsia"/>
+          <w:bCs/>
+          <w:iCs/>
+        </w:rPr>
+        <w:t>所有点</w:t>
+      </w:r>
+      <w:proofErr w:type="gramEnd"/>
+      <w:r>
+        <w:rPr>
+          <w:rFonts w:ascii="Cambria Math" w:eastAsia="仿宋" w:hAnsi="Cambria Math" w:hint="eastAsia"/>
+          <w:bCs/>
+          <w:iCs/>
+        </w:rPr>
+        <w:t>光源</w:t>
       </w:r>
       <w:r>
         <w:rPr>
@@ -19946,12 +20104,21 @@
           <m:t>i</m:t>
         </m:r>
       </m:oMath>
-      <w:r>
-        <w:rPr>
-          <w:rFonts w:ascii="Cambria Math" w:eastAsia="仿宋" w:hAnsi="Cambria Math" w:hint="eastAsia"/>
-          <w:bCs/>
-        </w:rPr>
-        <w:t>个光子转变为光电子为伯努利变量</w:t>
+      <w:proofErr w:type="gramStart"/>
+      <w:r>
+        <w:rPr>
+          <w:rFonts w:ascii="Cambria Math" w:eastAsia="仿宋" w:hAnsi="Cambria Math" w:hint="eastAsia"/>
+          <w:bCs/>
+        </w:rPr>
+        <w:t>个</w:t>
+      </w:r>
+      <w:proofErr w:type="gramEnd"/>
+      <w:r>
+        <w:rPr>
+          <w:rFonts w:ascii="Cambria Math" w:eastAsia="仿宋" w:hAnsi="Cambria Math" w:hint="eastAsia"/>
+          <w:bCs/>
+        </w:rPr>
+        <w:t>光子转变为光电子为伯努利变量</w:t>
       </w:r>
       <m:oMath>
         <m:sSub>
@@ -23355,13 +23522,23 @@
           <m:t>n</m:t>
         </m:r>
       </m:oMath>
-      <w:r>
-        <w:rPr>
-          <w:rFonts w:ascii="Cambria Math" w:eastAsia="仿宋" w:hAnsi="Cambria Math" w:hint="eastAsia"/>
-          <w:bCs/>
-          <w:iCs/>
-        </w:rPr>
-        <w:t>次独立重复</w:t>
+      <w:proofErr w:type="gramStart"/>
+      <w:r>
+        <w:rPr>
+          <w:rFonts w:ascii="Cambria Math" w:eastAsia="仿宋" w:hAnsi="Cambria Math" w:hint="eastAsia"/>
+          <w:bCs/>
+          <w:iCs/>
+        </w:rPr>
+        <w:t>次独立</w:t>
+      </w:r>
+      <w:proofErr w:type="gramEnd"/>
+      <w:r>
+        <w:rPr>
+          <w:rFonts w:ascii="Cambria Math" w:eastAsia="仿宋" w:hAnsi="Cambria Math" w:hint="eastAsia"/>
+          <w:bCs/>
+          <w:iCs/>
+        </w:rPr>
+        <w:t>重复</w:t>
       </w:r>
       <w:r>
         <w:rPr>
@@ -25457,13 +25634,23 @@
           <m:t>m</m:t>
         </m:r>
       </m:oMath>
-      <w:r>
-        <w:rPr>
-          <w:rFonts w:ascii="Cambria Math" w:eastAsia="仿宋" w:hAnsi="Cambria Math" w:hint="eastAsia"/>
-          <w:bCs/>
-          <w:iCs/>
-        </w:rPr>
-        <w:t>个微面元</w:t>
+      <w:proofErr w:type="gramStart"/>
+      <w:r>
+        <w:rPr>
+          <w:rFonts w:ascii="Cambria Math" w:eastAsia="仿宋" w:hAnsi="Cambria Math" w:hint="eastAsia"/>
+          <w:bCs/>
+          <w:iCs/>
+        </w:rPr>
+        <w:t>个</w:t>
+      </w:r>
+      <w:proofErr w:type="gramEnd"/>
+      <w:r>
+        <w:rPr>
+          <w:rFonts w:ascii="Cambria Math" w:eastAsia="仿宋" w:hAnsi="Cambria Math" w:hint="eastAsia"/>
+          <w:bCs/>
+          <w:iCs/>
+        </w:rPr>
+        <w:t>微面元</w:t>
       </w:r>
       <w:r>
         <w:rPr>
@@ -26593,6 +26780,7 @@
         </w:rPr>
         <w:t>)</w:t>
       </w:r>
+      <w:proofErr w:type="gramStart"/>
       <w:r>
         <w:rPr>
           <w:rFonts w:ascii="Cambria Math" w:eastAsia="仿宋" w:hAnsi="Cambria Math" w:hint="eastAsia"/>
@@ -26601,6 +26789,7 @@
         </w:rPr>
         <w:t>呈现偏态</w:t>
       </w:r>
+      <w:proofErr w:type="gramEnd"/>
       <w:r>
         <w:rPr>
           <w:rFonts w:ascii="Cambria Math" w:eastAsia="仿宋" w:hAnsi="Cambria Math" w:hint="eastAsia"/>
@@ -26739,7 +26928,16 @@
           <w:bCs/>
           <w:iCs/>
         </w:rPr>
-        <w:t>也无法直接使用正态近似</w:t>
+        <w:t>也无法直接使用正态</w:t>
+      </w:r>
+      <w:proofErr w:type="gramStart"/>
+      <w:r>
+        <w:rPr>
+          <w:rFonts w:ascii="Cambria Math" w:eastAsia="仿宋" w:hAnsi="Cambria Math" w:hint="eastAsia"/>
+          <w:bCs/>
+          <w:iCs/>
+        </w:rPr>
+        <w:t>近似</w:t>
       </w:r>
       <w:r>
         <w:rPr>
@@ -26749,6 +26947,7 @@
         </w:rPr>
         <w:t>(</w:t>
       </w:r>
+      <w:proofErr w:type="gramEnd"/>
       <w:r>
         <w:rPr>
           <w:rFonts w:ascii="Cambria Math" w:eastAsia="仿宋" w:hAnsi="Cambria Math" w:hint="eastAsia"/>
@@ -27629,12 +27828,21 @@
           <m:t>N</m:t>
         </m:r>
       </m:oMath>
-      <w:r>
-        <w:rPr>
-          <w:rFonts w:ascii="Cambria Math" w:eastAsia="仿宋" w:hAnsi="Cambria Math" w:hint="eastAsia"/>
-          <w:bCs/>
-        </w:rPr>
-        <w:t>个光子到达</w:t>
+      <w:proofErr w:type="gramStart"/>
+      <w:r>
+        <w:rPr>
+          <w:rFonts w:ascii="Cambria Math" w:eastAsia="仿宋" w:hAnsi="Cambria Math" w:hint="eastAsia"/>
+          <w:bCs/>
+        </w:rPr>
+        <w:t>个</w:t>
+      </w:r>
+      <w:proofErr w:type="gramEnd"/>
+      <w:r>
+        <w:rPr>
+          <w:rFonts w:ascii="Cambria Math" w:eastAsia="仿宋" w:hAnsi="Cambria Math" w:hint="eastAsia"/>
+          <w:bCs/>
+        </w:rPr>
+        <w:t>光子到达</w:t>
       </w:r>
       <w:r>
         <w:rPr>
@@ -29683,7 +29891,23 @@
           <w:rFonts w:ascii="Cambria Math" w:eastAsia="仿宋" w:hAnsi="Cambria Math" w:hint="eastAsia"/>
           <w:bCs/>
         </w:rPr>
-        <w:t>作为每像素期望暗电子数是</w:t>
+        <w:t>作为每像素期望</w:t>
+      </w:r>
+      <w:proofErr w:type="gramStart"/>
+      <w:r>
+        <w:rPr>
+          <w:rFonts w:ascii="Cambria Math" w:eastAsia="仿宋" w:hAnsi="Cambria Math" w:hint="eastAsia"/>
+          <w:bCs/>
+        </w:rPr>
+        <w:t>暗电子</w:t>
+      </w:r>
+      <w:proofErr w:type="gramEnd"/>
+      <w:r>
+        <w:rPr>
+          <w:rFonts w:ascii="Cambria Math" w:eastAsia="仿宋" w:hAnsi="Cambria Math" w:hint="eastAsia"/>
+          <w:bCs/>
+        </w:rPr>
+        <w:t>数是</w:t>
       </w:r>
       <w:r>
         <w:rPr>
@@ -30492,7 +30716,23 @@
           <w:rFonts w:ascii="Cambria Math" w:eastAsia="仿宋" w:hAnsi="Cambria Math" w:hint="eastAsia"/>
           <w:bCs/>
         </w:rPr>
-        <w:t>关闭快门拍摄暗帧估计均值并扣除</w:t>
+        <w:t>关闭快门拍摄</w:t>
+      </w:r>
+      <w:proofErr w:type="gramStart"/>
+      <w:r>
+        <w:rPr>
+          <w:rFonts w:ascii="Cambria Math" w:eastAsia="仿宋" w:hAnsi="Cambria Math" w:hint="eastAsia"/>
+          <w:bCs/>
+        </w:rPr>
+        <w:t>暗帧估计</w:t>
+      </w:r>
+      <w:proofErr w:type="gramEnd"/>
+      <w:r>
+        <w:rPr>
+          <w:rFonts w:ascii="Cambria Math" w:eastAsia="仿宋" w:hAnsi="Cambria Math" w:hint="eastAsia"/>
+          <w:bCs/>
+        </w:rPr>
+        <w:t>均值并扣除</w:t>
       </w:r>
       <w:r>
         <w:rPr>
@@ -30506,7 +30746,23 @@
           <w:rFonts w:ascii="Cambria Math" w:eastAsia="仿宋" w:hAnsi="Cambria Math" w:hint="eastAsia"/>
           <w:bCs/>
         </w:rPr>
-        <w:t>方差玻底残留无法去除</w:t>
+        <w:t>方差</w:t>
+      </w:r>
+      <w:proofErr w:type="gramStart"/>
+      <w:r>
+        <w:rPr>
+          <w:rFonts w:ascii="Cambria Math" w:eastAsia="仿宋" w:hAnsi="Cambria Math" w:hint="eastAsia"/>
+          <w:bCs/>
+        </w:rPr>
+        <w:t>玻</w:t>
+      </w:r>
+      <w:proofErr w:type="gramEnd"/>
+      <w:r>
+        <w:rPr>
+          <w:rFonts w:ascii="Cambria Math" w:eastAsia="仿宋" w:hAnsi="Cambria Math" w:hint="eastAsia"/>
+          <w:bCs/>
+        </w:rPr>
+        <w:t>底残留无法去除</w:t>
       </w:r>
       <w:r>
         <w:rPr>
@@ -30626,7 +30882,23 @@
           <w:rFonts w:ascii="Cambria Math" w:eastAsia="仿宋" w:hAnsi="Cambria Math" w:hint="eastAsia"/>
           <w:bCs/>
         </w:rPr>
-        <w:t>但暗电流方差仍贡献到总噪声中</w:t>
+        <w:t>但暗电流</w:t>
+      </w:r>
+      <w:proofErr w:type="gramStart"/>
+      <w:r>
+        <w:rPr>
+          <w:rFonts w:ascii="Cambria Math" w:eastAsia="仿宋" w:hAnsi="Cambria Math" w:hint="eastAsia"/>
+          <w:bCs/>
+        </w:rPr>
+        <w:t>方差仍贡献到</w:t>
+      </w:r>
+      <w:proofErr w:type="gramEnd"/>
+      <w:r>
+        <w:rPr>
+          <w:rFonts w:ascii="Cambria Math" w:eastAsia="仿宋" w:hAnsi="Cambria Math" w:hint="eastAsia"/>
+          <w:bCs/>
+        </w:rPr>
+        <w:t>总噪声中</w:t>
       </w:r>
       <w:r>
         <w:rPr>
@@ -31002,7 +31274,23 @@
           <w:rFonts w:ascii="Cambria Math" w:eastAsia="仿宋" w:hAnsi="Cambria Math" w:hint="eastAsia"/>
           <w:bCs/>
         </w:rPr>
-        <w:t>泊松部分可近似为高斯</w:t>
+        <w:t>泊</w:t>
+      </w:r>
+      <w:proofErr w:type="gramStart"/>
+      <w:r>
+        <w:rPr>
+          <w:rFonts w:ascii="Cambria Math" w:eastAsia="仿宋" w:hAnsi="Cambria Math" w:hint="eastAsia"/>
+          <w:bCs/>
+        </w:rPr>
+        <w:t>松部分</w:t>
+      </w:r>
+      <w:proofErr w:type="gramEnd"/>
+      <w:r>
+        <w:rPr>
+          <w:rFonts w:ascii="Cambria Math" w:eastAsia="仿宋" w:hAnsi="Cambria Math" w:hint="eastAsia"/>
+          <w:bCs/>
+        </w:rPr>
+        <w:t>可近似为高斯</w:t>
       </w:r>
       <w:r>
         <w:rPr>
@@ -31223,7 +31511,23 @@
           <w:rFonts w:ascii="Cambria Math" w:eastAsia="仿宋" w:hAnsi="Cambria Math" w:hint="eastAsia"/>
           <w:bCs/>
         </w:rPr>
-        <w:t>处的总泊松期望光电子数</w:t>
+        <w:t>处的</w:t>
+      </w:r>
+      <w:proofErr w:type="gramStart"/>
+      <w:r>
+        <w:rPr>
+          <w:rFonts w:ascii="Cambria Math" w:eastAsia="仿宋" w:hAnsi="Cambria Math" w:hint="eastAsia"/>
+          <w:bCs/>
+        </w:rPr>
+        <w:t>总泊松</w:t>
+      </w:r>
+      <w:proofErr w:type="gramEnd"/>
+      <w:r>
+        <w:rPr>
+          <w:rFonts w:ascii="Cambria Math" w:eastAsia="仿宋" w:hAnsi="Cambria Math" w:hint="eastAsia"/>
+          <w:bCs/>
+        </w:rPr>
+        <w:t>期望光电子数</w:t>
       </w:r>
       <m:oMath>
         <m:r>
@@ -31332,12 +31636,21 @@
         </w:rPr>
         <w:t>,</w:t>
       </w:r>
-      <w:r>
-        <w:rPr>
-          <w:rFonts w:ascii="Cambria Math" w:eastAsia="仿宋" w:hAnsi="Cambria Math" w:hint="eastAsia"/>
-          <w:bCs/>
-        </w:rPr>
-        <w:t>总泊松光电子数</w:t>
+      <w:proofErr w:type="gramStart"/>
+      <w:r>
+        <w:rPr>
+          <w:rFonts w:ascii="Cambria Math" w:eastAsia="仿宋" w:hAnsi="Cambria Math" w:hint="eastAsia"/>
+          <w:bCs/>
+        </w:rPr>
+        <w:t>总泊松</w:t>
+      </w:r>
+      <w:proofErr w:type="gramEnd"/>
+      <w:r>
+        <w:rPr>
+          <w:rFonts w:ascii="Cambria Math" w:eastAsia="仿宋" w:hAnsi="Cambria Math" w:hint="eastAsia"/>
+          <w:bCs/>
+        </w:rPr>
+        <w:t>光电子数</w:t>
       </w:r>
       <m:oMath>
         <m:r>
@@ -32216,7 +32529,15 @@
           <w:rFonts w:ascii="Cambria Math" w:eastAsia="仿宋" w:hAnsi="Cambria Math" w:hint="eastAsia"/>
           <w:bCs/>
         </w:rPr>
-        <w:t>不同像素处该</w:t>
+        <w:t>不同</w:t>
+      </w:r>
+      <w:proofErr w:type="gramStart"/>
+      <w:r>
+        <w:rPr>
+          <w:rFonts w:ascii="Cambria Math" w:eastAsia="仿宋" w:hAnsi="Cambria Math" w:hint="eastAsia"/>
+          <w:bCs/>
+        </w:rPr>
+        <w:t>像素处该</w:t>
       </w:r>
       <w:r>
         <w:rPr>
@@ -32224,7 +32545,15 @@
           <w:bCs/>
         </w:rPr>
         <w:lastRenderedPageBreak/>
-        <w:t>光电子的均值和方差随着该位置</w:t>
+        <w:t>光电子</w:t>
+      </w:r>
+      <w:proofErr w:type="gramEnd"/>
+      <w:r>
+        <w:rPr>
+          <w:rFonts w:ascii="Cambria Math" w:eastAsia="仿宋" w:hAnsi="Cambria Math" w:hint="eastAsia"/>
+          <w:bCs/>
+        </w:rPr>
+        <w:t>的均值和方差随着该位置</w:t>
       </w:r>
       <w:r>
         <w:rPr>
@@ -32294,7 +32623,23 @@
           <w:rFonts w:ascii="Cambria Math" w:eastAsia="仿宋" w:hAnsi="Cambria Math" w:hint="eastAsia"/>
           <w:bCs/>
         </w:rPr>
-        <w:t>这导致稀疏曲率去噪的默认全局恒定方差的变分模型会将暗信号平滑消失</w:t>
+        <w:t>这导致稀疏</w:t>
+      </w:r>
+      <w:proofErr w:type="gramStart"/>
+      <w:r>
+        <w:rPr>
+          <w:rFonts w:ascii="Cambria Math" w:eastAsia="仿宋" w:hAnsi="Cambria Math" w:hint="eastAsia"/>
+          <w:bCs/>
+        </w:rPr>
+        <w:t>曲率去噪的</w:t>
+      </w:r>
+      <w:proofErr w:type="gramEnd"/>
+      <w:r>
+        <w:rPr>
+          <w:rFonts w:ascii="Cambria Math" w:eastAsia="仿宋" w:hAnsi="Cambria Math" w:hint="eastAsia"/>
+          <w:bCs/>
+        </w:rPr>
+        <w:t>默认全局恒定方差的变分模型会将暗信号平滑消失</w:t>
       </w:r>
       <w:r>
         <w:rPr>
@@ -32389,7 +32734,25 @@
           <w:bCs/>
           <w:iCs/>
         </w:rPr>
-        <w:t>的偏态显著且</w:t>
+        <w:t>的</w:t>
+      </w:r>
+      <w:proofErr w:type="gramStart"/>
+      <w:r>
+        <w:rPr>
+          <w:rFonts w:ascii="Cambria Math" w:eastAsia="仿宋" w:hAnsi="Cambria Math" w:hint="eastAsia"/>
+          <w:bCs/>
+          <w:iCs/>
+        </w:rPr>
+        <w:t>偏态显著</w:t>
+      </w:r>
+      <w:proofErr w:type="gramEnd"/>
+      <w:r>
+        <w:rPr>
+          <w:rFonts w:ascii="Cambria Math" w:eastAsia="仿宋" w:hAnsi="Cambria Math" w:hint="eastAsia"/>
+          <w:bCs/>
+          <w:iCs/>
+        </w:rPr>
+        <w:t>且</w:t>
       </w:r>
       <w:r>
         <w:rPr>
@@ -32586,14 +32949,30 @@
           <w:rFonts w:ascii="Cambria Math" w:eastAsia="仿宋" w:hAnsi="Cambria Math" w:hint="eastAsia"/>
           <w:bCs/>
         </w:rPr>
-        <w:t>方差恒定的高斯方差</w:t>
-      </w:r>
-      <w:r>
-        <w:rPr>
-          <w:rFonts w:ascii="Cambria Math" w:eastAsia="仿宋" w:hAnsi="Cambria Math" w:hint="eastAsia"/>
-          <w:bCs/>
-        </w:rPr>
-        <w:t>且分布形状总体上是对称的高斯型的</w:t>
+        <w:t>方差恒定的高斯</w:t>
+      </w:r>
+      <w:proofErr w:type="gramStart"/>
+      <w:r>
+        <w:rPr>
+          <w:rFonts w:ascii="Cambria Math" w:eastAsia="仿宋" w:hAnsi="Cambria Math" w:hint="eastAsia"/>
+          <w:bCs/>
+        </w:rPr>
+        <w:t>方差</w:t>
+      </w:r>
+      <w:r>
+        <w:rPr>
+          <w:rFonts w:ascii="Cambria Math" w:eastAsia="仿宋" w:hAnsi="Cambria Math" w:hint="eastAsia"/>
+          <w:bCs/>
+        </w:rPr>
+        <w:t>且</w:t>
+      </w:r>
+      <w:proofErr w:type="gramEnd"/>
+      <w:r>
+        <w:rPr>
+          <w:rFonts w:ascii="Cambria Math" w:eastAsia="仿宋" w:hAnsi="Cambria Math" w:hint="eastAsia"/>
+          <w:bCs/>
+        </w:rPr>
+        <w:t>分布形状总体上是对称的高斯型的</w:t>
       </w:r>
       <w:r>
         <w:rPr>
@@ -32674,15 +33053,33 @@
           <w:bCs/>
           <w:iCs/>
         </w:rPr>
-        <w:t>趋于对称的高斯型</w:t>
-      </w:r>
-      <w:r>
-        <w:rPr>
-          <w:rFonts w:ascii="Cambria Math" w:eastAsia="仿宋" w:hAnsi="Cambria Math" w:hint="eastAsia"/>
-          <w:bCs/>
-          <w:iCs/>
-        </w:rPr>
-        <w:t>其均值和方差都</w:t>
+        <w:t>趋于对称的</w:t>
+      </w:r>
+      <w:proofErr w:type="gramStart"/>
+      <w:r>
+        <w:rPr>
+          <w:rFonts w:ascii="Cambria Math" w:eastAsia="仿宋" w:hAnsi="Cambria Math" w:hint="eastAsia"/>
+          <w:bCs/>
+          <w:iCs/>
+        </w:rPr>
+        <w:t>高斯型</w:t>
+      </w:r>
+      <w:r>
+        <w:rPr>
+          <w:rFonts w:ascii="Cambria Math" w:eastAsia="仿宋" w:hAnsi="Cambria Math" w:hint="eastAsia"/>
+          <w:bCs/>
+          <w:iCs/>
+        </w:rPr>
+        <w:t>其均值</w:t>
+      </w:r>
+      <w:proofErr w:type="gramEnd"/>
+      <w:r>
+        <w:rPr>
+          <w:rFonts w:ascii="Cambria Math" w:eastAsia="仿宋" w:hAnsi="Cambria Math" w:hint="eastAsia"/>
+          <w:bCs/>
+          <w:iCs/>
+        </w:rPr>
+        <w:t>和方差都</w:t>
       </w:r>
       <w:r>
         <w:rPr>
@@ -32984,8 +33381,17 @@
           <w:rFonts w:ascii="Cambria Math" w:eastAsia="仿宋" w:hAnsi="Cambria Math" w:hint="eastAsia"/>
           <w:bCs/>
         </w:rPr>
-        <w:t>也即具有一定偏态性</w:t>
-      </w:r>
+        <w:t>也即具有一定</w:t>
+      </w:r>
+      <w:proofErr w:type="gramStart"/>
+      <w:r>
+        <w:rPr>
+          <w:rFonts w:ascii="Cambria Math" w:eastAsia="仿宋" w:hAnsi="Cambria Math" w:hint="eastAsia"/>
+          <w:bCs/>
+        </w:rPr>
+        <w:t>偏态性</w:t>
+      </w:r>
+      <w:proofErr w:type="gramEnd"/>
       <w:r>
         <w:rPr>
           <w:rFonts w:ascii="Cambria Math" w:eastAsia="仿宋" w:hAnsi="Cambria Math" w:hint="eastAsia"/>
@@ -33237,7 +33643,25 @@
           <w:b/>
           <w:iCs/>
         </w:rPr>
-        <w:t>全局恒方差的</w:t>
+        <w:t>全局</w:t>
+      </w:r>
+      <w:proofErr w:type="gramStart"/>
+      <w:r>
+        <w:rPr>
+          <w:rFonts w:ascii="Cambria Math" w:eastAsia="仿宋" w:hAnsi="Cambria Math" w:hint="eastAsia"/>
+          <w:b/>
+          <w:iCs/>
+        </w:rPr>
+        <w:t>恒</w:t>
+      </w:r>
+      <w:proofErr w:type="gramEnd"/>
+      <w:r>
+        <w:rPr>
+          <w:rFonts w:ascii="Cambria Math" w:eastAsia="仿宋" w:hAnsi="Cambria Math" w:hint="eastAsia"/>
+          <w:b/>
+          <w:iCs/>
+        </w:rPr>
+        <w:t>方差的</w:t>
       </w:r>
       <w:r>
         <w:rPr>
@@ -33420,8 +33844,17 @@
           <w:rFonts w:ascii="Cambria Math" w:eastAsia="仿宋" w:hAnsi="Cambria Math" w:hint="eastAsia"/>
           <w:bCs/>
         </w:rPr>
-        <w:t>也即原始像素值</w:t>
-      </w:r>
+        <w:t>也即原始</w:t>
+      </w:r>
+      <w:proofErr w:type="gramStart"/>
+      <w:r>
+        <w:rPr>
+          <w:rFonts w:ascii="Cambria Math" w:eastAsia="仿宋" w:hAnsi="Cambria Math" w:hint="eastAsia"/>
+          <w:bCs/>
+        </w:rPr>
+        <w:t>像素值</w:t>
+      </w:r>
+      <w:proofErr w:type="gramEnd"/>
       <w:r>
         <w:rPr>
           <w:rFonts w:ascii="Cambria Math" w:eastAsia="仿宋" w:hAnsi="Cambria Math" w:hint="eastAsia"/>
@@ -34500,8 +34933,17 @@
           <w:rFonts w:ascii="Cambria Math" w:eastAsia="仿宋" w:hAnsi="Cambria Math" w:hint="eastAsia"/>
           <w:bCs/>
         </w:rPr>
-        <w:t>后续围绕光电子数来讨论去噪</w:t>
-      </w:r>
+        <w:t>后续围绕光电子数来</w:t>
+      </w:r>
+      <w:proofErr w:type="gramStart"/>
+      <w:r>
+        <w:rPr>
+          <w:rFonts w:ascii="Cambria Math" w:eastAsia="仿宋" w:hAnsi="Cambria Math" w:hint="eastAsia"/>
+          <w:bCs/>
+        </w:rPr>
+        <w:t>讨论去噪</w:t>
+      </w:r>
+      <w:proofErr w:type="gramEnd"/>
       <w:r>
         <w:rPr>
           <w:rFonts w:ascii="Cambria Math" w:eastAsia="仿宋" w:hAnsi="Cambria Math" w:hint="eastAsia"/>
@@ -34525,6 +34967,7 @@
           <w:bCs/>
         </w:rPr>
       </w:pPr>
+      <w:proofErr w:type="gramStart"/>
       <w:r>
         <w:rPr>
           <w:rFonts w:ascii="Cambria Math" w:eastAsia="仿宋" w:hAnsi="Cambria Math" w:hint="eastAsia"/>
@@ -34532,6 +34975,7 @@
         </w:rPr>
         <w:t>去噪</w:t>
       </w:r>
+      <w:proofErr w:type="gramEnd"/>
       <w:r>
         <w:rPr>
           <w:rFonts w:ascii="Cambria Math" w:eastAsia="仿宋" w:hAnsi="Cambria Math" w:hint="eastAsia"/>
@@ -34618,7 +35062,7 @@
         <w:widowControl/>
         <w:jc w:val="left"/>
         <w:rPr>
-          <w:rFonts w:ascii="Cambria Math" w:eastAsia="仿宋" w:hAnsi="Cambria Math"/>
+          <w:rFonts w:ascii="Cambria Math" w:eastAsia="仿宋" w:hAnsi="Cambria Math" w:hint="eastAsia"/>
           <w:bCs/>
         </w:rPr>
       </w:pPr>
@@ -34833,8 +35277,60 @@
           <w:rFonts w:ascii="Cambria Math" w:eastAsia="仿宋" w:hAnsi="Cambria Math" w:hint="eastAsia"/>
           <w:bCs/>
         </w:rPr>
+        <w:t>;</w:t>
+      </w:r>
+      <w:r>
+        <w:rPr>
+          <w:rFonts w:ascii="Cambria Math" w:eastAsia="仿宋" w:hAnsi="Cambria Math" w:hint="eastAsia"/>
+          <w:bCs/>
+        </w:rPr>
+        <w:t>下述恒与异的定义</w:t>
+      </w:r>
+      <w:r>
+        <w:rPr>
+          <w:rFonts w:ascii="Cambria Math" w:eastAsia="仿宋" w:hAnsi="Cambria Math" w:hint="eastAsia"/>
+          <w:bCs/>
+        </w:rPr>
+        <w:t>:</w:t>
+      </w:r>
+      <w:r>
+        <w:rPr>
+          <w:rFonts w:ascii="Cambria Math" w:eastAsia="仿宋" w:hAnsi="Cambria Math" w:hint="eastAsia"/>
+          <w:bCs/>
+        </w:rPr>
+        <w:t>全像素服从同一类型的同均值同方差的分布称为恒</w:t>
+      </w:r>
+      <w:r>
+        <w:rPr>
+          <w:rFonts w:ascii="Cambria Math" w:eastAsia="仿宋" w:hAnsi="Cambria Math" w:hint="eastAsia"/>
+          <w:bCs/>
+        </w:rPr>
         <w:t>,</w:t>
       </w:r>
+      <w:r>
+        <w:rPr>
+          <w:rFonts w:ascii="Cambria Math" w:eastAsia="仿宋" w:hAnsi="Cambria Math" w:hint="eastAsia"/>
+          <w:bCs/>
+        </w:rPr>
+        <w:t>各个像素服从同一类型但不同均值方差的为异</w:t>
+      </w:r>
+      <w:r>
+        <w:rPr>
+          <w:rFonts w:ascii="Cambria Math" w:eastAsia="仿宋" w:hAnsi="Cambria Math" w:hint="eastAsia"/>
+          <w:bCs/>
+        </w:rPr>
+        <w:t>.</w:t>
+      </w:r>
+    </w:p>
+    <w:p>
+      <w:pPr>
+        <w:widowControl/>
+        <w:jc w:val="left"/>
+        <w:rPr>
+          <w:rFonts w:ascii="Cambria Math" w:eastAsia="仿宋" w:hAnsi="Cambria Math"/>
+          <w:bCs/>
+        </w:rPr>
+      </w:pPr>
       <w:r>
         <w:rPr>
           <w:rFonts w:ascii="Cambria Math" w:eastAsia="仿宋" w:hAnsi="Cambria Math" w:hint="eastAsia"/>
@@ -34941,390 +35437,7 @@
           <w:rPr>
             <w:rFonts w:ascii="Cambria Math" w:eastAsia="仿宋" w:hAnsi="Cambria Math"/>
           </w:rPr>
-          <m:t>= η∙</m:t>
-        </m:r>
-        <m:sSubSup>
-          <m:sSubSupPr>
-            <m:ctrlPr>
-              <w:rPr>
-                <w:rFonts w:ascii="Cambria Math" w:eastAsia="仿宋" w:hAnsi="Cambria Math"/>
-                <w:bCs/>
-              </w:rPr>
-            </m:ctrlPr>
-          </m:sSubSupPr>
-          <m:e>
-            <m:r>
-              <m:rPr>
-                <m:sty m:val="p"/>
-              </m:rPr>
-              <w:rPr>
-                <w:rFonts w:ascii="Cambria Math" w:eastAsia="仿宋" w:hAnsi="Cambria Math"/>
-              </w:rPr>
-              <m:t>Λ</m:t>
-            </m:r>
-          </m:e>
-          <m:sub>
-            <m:r>
-              <m:rPr>
-                <m:sty m:val="p"/>
-              </m:rPr>
-              <w:rPr>
-                <w:rFonts w:ascii="Cambria Math" w:eastAsia="仿宋" w:hAnsi="Cambria Math"/>
-              </w:rPr>
-              <m:t>p</m:t>
-            </m:r>
-          </m:sub>
-          <m:sup>
-            <m:r>
-              <m:rPr>
-                <m:sty m:val="p"/>
-              </m:rPr>
-              <w:rPr>
-                <w:rFonts w:ascii="Cambria Math" w:eastAsia="仿宋" w:hAnsi="Cambria Math"/>
-              </w:rPr>
-              <m:t>photon</m:t>
-            </m:r>
-          </m:sup>
-        </m:sSubSup>
-        <m:r>
-          <w:rPr>
-            <w:rFonts w:ascii="Cambria Math" w:eastAsia="仿宋" w:hAnsi="Cambria Math"/>
-          </w:rPr>
-          <m:t>+</m:t>
-        </m:r>
-        <m:sSubSup>
-          <m:sSubSupPr>
-            <m:ctrlPr>
-              <w:rPr>
-                <w:rFonts w:ascii="Cambria Math" w:eastAsia="仿宋" w:hAnsi="Cambria Math"/>
-                <w:bCs/>
-              </w:rPr>
-            </m:ctrlPr>
-          </m:sSubSupPr>
-          <m:e>
-            <m:r>
-              <m:rPr>
-                <m:sty m:val="p"/>
-              </m:rPr>
-              <w:rPr>
-                <w:rFonts w:ascii="Cambria Math" w:eastAsia="仿宋" w:hAnsi="Cambria Math"/>
-              </w:rPr>
-              <m:t>Λ</m:t>
-            </m:r>
-          </m:e>
-          <m:sub>
-            <m:r>
-              <m:rPr>
-                <m:sty m:val="p"/>
-              </m:rPr>
-              <w:rPr>
-                <w:rFonts w:ascii="Cambria Math" w:eastAsia="仿宋" w:hAnsi="Cambria Math"/>
-              </w:rPr>
-              <m:t>p</m:t>
-            </m:r>
-          </m:sub>
-          <m:sup>
-            <m:r>
-              <m:rPr>
-                <m:sty m:val="p"/>
-              </m:rPr>
-              <w:rPr>
-                <w:rFonts w:ascii="Cambria Math" w:eastAsia="仿宋" w:hAnsi="Cambria Math"/>
-              </w:rPr>
-              <m:t>dark</m:t>
-            </m:r>
-          </m:sup>
-        </m:sSubSup>
-        <m:r>
-          <w:rPr>
-            <w:rFonts w:ascii="Cambria Math" w:eastAsia="仿宋" w:hAnsi="Cambria Math"/>
-          </w:rPr>
-          <m:t>+</m:t>
-        </m:r>
-        <m:sSub>
-          <m:sSubPr>
-            <m:ctrlPr>
-              <w:rPr>
-                <w:rFonts w:ascii="Cambria Math" w:eastAsia="仿宋" w:hAnsi="Cambria Math"/>
-                <w:bCs/>
-                <w:i/>
-              </w:rPr>
-            </m:ctrlPr>
-          </m:sSubPr>
-          <m:e>
-            <m:r>
-              <w:rPr>
-                <w:rFonts w:ascii="Cambria Math" w:eastAsia="仿宋" w:hAnsi="Cambria Math"/>
-              </w:rPr>
-              <m:t>μ</m:t>
-            </m:r>
-          </m:e>
-          <m:sub>
-            <m:r>
-              <w:rPr>
-                <w:rFonts w:ascii="Cambria Math" w:eastAsia="仿宋" w:hAnsi="Cambria Math"/>
-              </w:rPr>
-              <m:t>read</m:t>
-            </m:r>
-          </m:sub>
-        </m:sSub>
-      </m:oMath>
-      <w:r>
-        <w:rPr>
-          <w:rFonts w:ascii="Cambria Math" w:eastAsia="仿宋" w:hAnsi="Cambria Math" w:hint="eastAsia"/>
-          <w:bCs/>
-        </w:rPr>
-        <w:t>就是真实信号</w:t>
-      </w:r>
-      <w:r>
-        <w:rPr>
-          <w:rFonts w:ascii="Cambria Math" w:eastAsia="仿宋" w:hAnsi="Cambria Math" w:hint="eastAsia"/>
-          <w:bCs/>
-        </w:rPr>
-        <w:t>,</w:t>
-      </w:r>
-      <w:r>
-        <w:rPr>
-          <w:rFonts w:ascii="Cambria Math" w:eastAsia="仿宋" w:hAnsi="Cambria Math" w:hint="eastAsia"/>
-          <w:bCs/>
-        </w:rPr>
-        <w:t>噪声为随机扰动</w:t>
-      </w:r>
-      <m:oMath>
-        <m:r>
-          <w:rPr>
-            <w:rFonts w:ascii="Cambria Math" w:eastAsia="仿宋" w:hAnsi="Cambria Math" w:hint="eastAsia"/>
-          </w:rPr>
-          <m:t>Nois</m:t>
-        </m:r>
-        <m:sSub>
-          <m:sSubPr>
-            <m:ctrlPr>
-              <w:rPr>
-                <w:rFonts w:ascii="Cambria Math" w:eastAsia="仿宋" w:hAnsi="Cambria Math"/>
-                <w:bCs/>
-                <w:i/>
-              </w:rPr>
-            </m:ctrlPr>
-          </m:sSubPr>
-          <m:e>
-            <m:r>
-              <w:rPr>
-                <w:rFonts w:ascii="Cambria Math" w:eastAsia="仿宋" w:hAnsi="Cambria Math" w:hint="eastAsia"/>
-              </w:rPr>
-              <m:t>e</m:t>
-            </m:r>
-            <m:ctrlPr>
-              <w:rPr>
-                <w:rFonts w:ascii="Cambria Math" w:eastAsia="仿宋" w:hAnsi="Cambria Math" w:hint="eastAsia"/>
-                <w:bCs/>
-                <w:i/>
-              </w:rPr>
-            </m:ctrlPr>
-          </m:e>
-          <m:sub>
-            <m:r>
-              <w:rPr>
-                <w:rFonts w:ascii="Cambria Math" w:eastAsia="仿宋" w:hAnsi="Cambria Math"/>
-              </w:rPr>
-              <m:t>p</m:t>
-            </m:r>
-          </m:sub>
-        </m:sSub>
-        <m:r>
-          <w:rPr>
-            <w:rFonts w:ascii="Cambria Math" w:eastAsia="仿宋" w:hAnsi="Cambria Math"/>
-          </w:rPr>
-          <m:t>=</m:t>
-        </m:r>
-        <m:sSub>
-          <m:sSubPr>
-            <m:ctrlPr>
-              <w:rPr>
-                <w:rFonts w:ascii="Cambria Math" w:eastAsia="仿宋" w:hAnsi="Cambria Math"/>
-                <w:bCs/>
-                <w:i/>
-              </w:rPr>
-            </m:ctrlPr>
-          </m:sSubPr>
-          <m:e>
-            <m:r>
-              <w:rPr>
-                <w:rFonts w:ascii="Cambria Math" w:eastAsia="仿宋" w:hAnsi="Cambria Math"/>
-              </w:rPr>
-              <m:t>Y</m:t>
-            </m:r>
-          </m:e>
-          <m:sub>
-            <m:r>
-              <w:rPr>
-                <w:rFonts w:ascii="Cambria Math" w:eastAsia="仿宋" w:hAnsi="Cambria Math"/>
-              </w:rPr>
-              <m:t>p</m:t>
-            </m:r>
-          </m:sub>
-        </m:sSub>
-        <m:r>
-          <w:rPr>
-            <w:rFonts w:ascii="Cambria Math" w:eastAsia="仿宋" w:hAnsi="Cambria Math"/>
-          </w:rPr>
-          <m:t>-E</m:t>
-        </m:r>
-        <m:d>
-          <m:dPr>
-            <m:ctrlPr>
-              <w:rPr>
-                <w:rFonts w:ascii="Cambria Math" w:eastAsia="仿宋" w:hAnsi="Cambria Math"/>
-                <w:bCs/>
-                <w:i/>
-              </w:rPr>
-            </m:ctrlPr>
-          </m:dPr>
-          <m:e>
-            <m:sSub>
-              <m:sSubPr>
-                <m:ctrlPr>
-                  <w:rPr>
-                    <w:rFonts w:ascii="Cambria Math" w:eastAsia="仿宋" w:hAnsi="Cambria Math"/>
-                    <w:bCs/>
-                    <w:i/>
-                  </w:rPr>
-                </m:ctrlPr>
-              </m:sSubPr>
-              <m:e>
-                <m:r>
-                  <w:rPr>
-                    <w:rFonts w:ascii="Cambria Math" w:eastAsia="仿宋" w:hAnsi="Cambria Math"/>
-                  </w:rPr>
-                  <m:t>Y</m:t>
-                </m:r>
-              </m:e>
-              <m:sub>
-                <m:r>
-                  <w:rPr>
-                    <w:rFonts w:ascii="Cambria Math" w:eastAsia="仿宋" w:hAnsi="Cambria Math"/>
-                  </w:rPr>
-                  <m:t>p</m:t>
-                </m:r>
-              </m:sub>
-            </m:sSub>
-          </m:e>
-        </m:d>
-      </m:oMath>
-      <w:r>
-        <w:rPr>
-          <w:rFonts w:ascii="Cambria Math" w:eastAsia="仿宋" w:hAnsi="Cambria Math" w:hint="eastAsia"/>
-          <w:bCs/>
-        </w:rPr>
-        <w:t>,</w:t>
-      </w:r>
-      <w:r>
-        <w:rPr>
-          <w:rFonts w:ascii="Cambria Math" w:eastAsia="仿宋" w:hAnsi="Cambria Math" w:hint="eastAsia"/>
-          <w:bCs/>
-        </w:rPr>
-        <w:t>信号方差</w:t>
-      </w:r>
-      <m:oMath>
-        <m:r>
-          <w:rPr>
-            <w:rFonts w:ascii="Cambria Math" w:eastAsia="仿宋" w:hAnsi="Cambria Math" w:hint="eastAsia"/>
-          </w:rPr>
-          <m:t>Var</m:t>
-        </m:r>
-        <m:d>
-          <m:dPr>
-            <m:begChr m:val="["/>
-            <m:endChr m:val="]"/>
-            <m:ctrlPr>
-              <w:rPr>
-                <w:rFonts w:ascii="Cambria Math" w:eastAsia="仿宋" w:hAnsi="Cambria Math"/>
-                <w:bCs/>
-                <w:i/>
-              </w:rPr>
-            </m:ctrlPr>
-          </m:dPr>
-          <m:e>
-            <m:sSub>
-              <m:sSubPr>
-                <m:ctrlPr>
-                  <w:rPr>
-                    <w:rFonts w:ascii="Cambria Math" w:eastAsia="仿宋" w:hAnsi="Cambria Math"/>
-                    <w:bCs/>
-                    <w:i/>
-                  </w:rPr>
-                </m:ctrlPr>
-              </m:sSubPr>
-              <m:e>
-                <m:r>
-                  <w:rPr>
-                    <w:rFonts w:ascii="Cambria Math" w:eastAsia="仿宋" w:hAnsi="Cambria Math"/>
-                  </w:rPr>
-                  <m:t>Y</m:t>
-                </m:r>
-              </m:e>
-              <m:sub>
-                <m:r>
-                  <w:rPr>
-                    <w:rFonts w:ascii="Cambria Math" w:eastAsia="仿宋" w:hAnsi="Cambria Math"/>
-                  </w:rPr>
-                  <m:t>p</m:t>
-                </m:r>
-              </m:sub>
-            </m:sSub>
-          </m:e>
-        </m:d>
-        <m:r>
-          <w:rPr>
-            <w:rFonts w:ascii="Cambria Math" w:eastAsia="仿宋" w:hAnsi="Cambria Math"/>
-          </w:rPr>
-          <m:t>=Var</m:t>
-        </m:r>
-        <m:d>
-          <m:dPr>
-            <m:ctrlPr>
-              <w:rPr>
-                <w:rFonts w:ascii="Cambria Math" w:eastAsia="仿宋" w:hAnsi="Cambria Math"/>
-                <w:bCs/>
-                <w:i/>
-              </w:rPr>
-            </m:ctrlPr>
-          </m:dPr>
-          <m:e>
-            <m:sSub>
-              <m:sSubPr>
-                <m:ctrlPr>
-                  <w:rPr>
-                    <w:rFonts w:ascii="Cambria Math" w:eastAsia="仿宋" w:hAnsi="Cambria Math"/>
-                    <w:bCs/>
-                    <w:i/>
-                  </w:rPr>
-                </m:ctrlPr>
-              </m:sSubPr>
-              <m:e>
-                <m:r>
-                  <w:rPr>
-                    <w:rFonts w:ascii="Cambria Math" w:eastAsia="仿宋" w:hAnsi="Cambria Math"/>
-                  </w:rPr>
-                  <m:t>N</m:t>
-                </m:r>
-              </m:e>
-              <m:sub>
-                <m:r>
-                  <w:rPr>
-                    <w:rFonts w:ascii="Cambria Math" w:eastAsia="仿宋" w:hAnsi="Cambria Math"/>
-                  </w:rPr>
-                  <m:t>e,p</m:t>
-                </m:r>
-              </m:sub>
-            </m:sSub>
-          </m:e>
-        </m:d>
-        <m:r>
-          <w:rPr>
-            <w:rFonts w:ascii="Cambria Math" w:eastAsia="仿宋" w:hAnsi="Cambria Math"/>
-          </w:rPr>
-          <m:t>=</m:t>
+          <m:t xml:space="preserve">= </m:t>
         </m:r>
         <m:limLow>
           <m:limLowPr>
@@ -35408,25 +35521,7 @@
               <w:rPr>
                 <w:rFonts w:ascii="Cambria Math" w:eastAsia="仿宋" w:hAnsi="Cambria Math" w:hint="eastAsia"/>
               </w:rPr>
-              <m:t>光子散粒噪声</m:t>
-            </m:r>
-            <m:r>
-              <m:rPr>
-                <m:sty m:val="p"/>
-              </m:rPr>
-              <w:rPr>
-                <w:rFonts w:ascii="Cambria Math" w:eastAsia="仿宋" w:hAnsi="Cambria Math"/>
-              </w:rPr>
-              <m:t>,</m:t>
-            </m:r>
-            <m:r>
-              <m:rPr>
-                <m:sty m:val="p"/>
-              </m:rPr>
-              <w:rPr>
-                <w:rFonts w:ascii="Cambria Math" w:eastAsia="仿宋" w:hAnsi="Cambria Math" w:hint="eastAsia"/>
-              </w:rPr>
-              <m:t>信号依赖的异方差</m:t>
+              <m:t>异均值</m:t>
             </m:r>
           </m:lim>
         </m:limLow>
@@ -35512,6 +35607,534 @@
               <w:rPr>
                 <w:rFonts w:ascii="Cambria Math" w:eastAsia="仿宋" w:hAnsi="Cambria Math" w:hint="eastAsia"/>
               </w:rPr>
+              <m:t>恒均值</m:t>
+            </m:r>
+          </m:lim>
+        </m:limLow>
+        <m:r>
+          <w:rPr>
+            <w:rFonts w:ascii="Cambria Math" w:eastAsia="仿宋" w:hAnsi="Cambria Math"/>
+          </w:rPr>
+          <m:t>+</m:t>
+        </m:r>
+        <m:limLow>
+          <m:limLowPr>
+            <m:ctrlPr>
+              <w:rPr>
+                <w:rFonts w:ascii="Cambria Math" w:eastAsia="仿宋" w:hAnsi="Cambria Math"/>
+                <w:bCs/>
+                <w:i/>
+              </w:rPr>
+            </m:ctrlPr>
+          </m:limLowPr>
+          <m:e>
+            <m:groupChr>
+              <m:groupChrPr>
+                <m:ctrlPr>
+                  <w:rPr>
+                    <w:rFonts w:ascii="Cambria Math" w:eastAsia="仿宋" w:hAnsi="Cambria Math"/>
+                    <w:bCs/>
+                    <w:i/>
+                  </w:rPr>
+                </m:ctrlPr>
+              </m:groupChrPr>
+              <m:e>
+                <m:sSub>
+                  <m:sSubPr>
+                    <m:ctrlPr>
+                      <w:rPr>
+                        <w:rFonts w:ascii="Cambria Math" w:eastAsia="仿宋" w:hAnsi="Cambria Math"/>
+                        <w:bCs/>
+                        <w:i/>
+                      </w:rPr>
+                    </m:ctrlPr>
+                  </m:sSubPr>
+                  <m:e>
+                    <m:r>
+                      <w:rPr>
+                        <w:rFonts w:ascii="Cambria Math" w:eastAsia="仿宋" w:hAnsi="Cambria Math"/>
+                      </w:rPr>
+                      <m:t>μ</m:t>
+                    </m:r>
+                  </m:e>
+                  <m:sub>
+                    <m:r>
+                      <w:rPr>
+                        <w:rFonts w:ascii="Cambria Math" w:eastAsia="仿宋" w:hAnsi="Cambria Math"/>
+                      </w:rPr>
+                      <m:t>read</m:t>
+                    </m:r>
+                  </m:sub>
+                </m:sSub>
+              </m:e>
+            </m:groupChr>
+          </m:e>
+          <m:lim>
+            <m:r>
+              <m:rPr>
+                <m:sty m:val="p"/>
+              </m:rPr>
+              <w:rPr>
+                <w:rFonts w:ascii="Cambria Math" w:eastAsia="仿宋" w:hAnsi="Cambria Math" w:hint="eastAsia"/>
+              </w:rPr>
+              <m:t>恒均值</m:t>
+            </m:r>
+          </m:lim>
+        </m:limLow>
+      </m:oMath>
+      <w:r>
+        <w:rPr>
+          <w:rFonts w:ascii="Cambria Math" w:eastAsia="仿宋" w:hAnsi="Cambria Math" w:hint="eastAsia"/>
+          <w:bCs/>
+        </w:rPr>
+        <w:t>就是真实信号</w:t>
+      </w:r>
+      <w:r>
+        <w:rPr>
+          <w:rFonts w:ascii="Cambria Math" w:eastAsia="仿宋" w:hAnsi="Cambria Math" w:hint="eastAsia"/>
+          <w:bCs/>
+        </w:rPr>
+        <w:t>,</w:t>
+      </w:r>
+      <w:r>
+        <w:rPr>
+          <w:rFonts w:ascii="Cambria Math" w:eastAsia="仿宋" w:hAnsi="Cambria Math" w:hint="eastAsia"/>
+          <w:bCs/>
+        </w:rPr>
+        <w:t>噪声为随机扰动</w:t>
+      </w:r>
+      <m:oMath>
+        <m:r>
+          <w:rPr>
+            <w:rFonts w:ascii="Cambria Math" w:eastAsia="仿宋" w:hAnsi="Cambria Math" w:hint="eastAsia"/>
+          </w:rPr>
+          <m:t>Nois</m:t>
+        </m:r>
+        <m:sSub>
+          <m:sSubPr>
+            <m:ctrlPr>
+              <w:rPr>
+                <w:rFonts w:ascii="Cambria Math" w:eastAsia="仿宋" w:hAnsi="Cambria Math"/>
+                <w:bCs/>
+                <w:i/>
+              </w:rPr>
+            </m:ctrlPr>
+          </m:sSubPr>
+          <m:e>
+            <m:r>
+              <w:rPr>
+                <w:rFonts w:ascii="Cambria Math" w:eastAsia="仿宋" w:hAnsi="Cambria Math" w:hint="eastAsia"/>
+              </w:rPr>
+              <m:t>e</m:t>
+            </m:r>
+            <m:ctrlPr>
+              <w:rPr>
+                <w:rFonts w:ascii="Cambria Math" w:eastAsia="仿宋" w:hAnsi="Cambria Math" w:hint="eastAsia"/>
+                <w:bCs/>
+                <w:i/>
+              </w:rPr>
+            </m:ctrlPr>
+          </m:e>
+          <m:sub>
+            <m:r>
+              <w:rPr>
+                <w:rFonts w:ascii="Cambria Math" w:eastAsia="仿宋" w:hAnsi="Cambria Math"/>
+              </w:rPr>
+              <m:t>p</m:t>
+            </m:r>
+          </m:sub>
+        </m:sSub>
+        <m:r>
+          <w:rPr>
+            <w:rFonts w:ascii="Cambria Math" w:eastAsia="仿宋" w:hAnsi="Cambria Math"/>
+          </w:rPr>
+          <m:t>=</m:t>
+        </m:r>
+        <m:sSub>
+          <m:sSubPr>
+            <m:ctrlPr>
+              <w:rPr>
+                <w:rFonts w:ascii="Cambria Math" w:eastAsia="仿宋" w:hAnsi="Cambria Math"/>
+                <w:bCs/>
+                <w:i/>
+              </w:rPr>
+            </m:ctrlPr>
+          </m:sSubPr>
+          <m:e>
+            <m:r>
+              <w:rPr>
+                <w:rFonts w:ascii="Cambria Math" w:eastAsia="仿宋" w:hAnsi="Cambria Math"/>
+              </w:rPr>
+              <m:t>Y</m:t>
+            </m:r>
+          </m:e>
+          <m:sub>
+            <m:r>
+              <w:rPr>
+                <w:rFonts w:ascii="Cambria Math" w:eastAsia="仿宋" w:hAnsi="Cambria Math"/>
+              </w:rPr>
+              <m:t>p</m:t>
+            </m:r>
+          </m:sub>
+        </m:sSub>
+        <m:r>
+          <w:rPr>
+            <w:rFonts w:ascii="Cambria Math" w:eastAsia="仿宋" w:hAnsi="Cambria Math"/>
+          </w:rPr>
+          <m:t>-E</m:t>
+        </m:r>
+        <m:d>
+          <m:dPr>
+            <m:ctrlPr>
+              <w:rPr>
+                <w:rFonts w:ascii="Cambria Math" w:eastAsia="仿宋" w:hAnsi="Cambria Math"/>
+                <w:bCs/>
+                <w:i/>
+              </w:rPr>
+            </m:ctrlPr>
+          </m:dPr>
+          <m:e>
+            <m:sSub>
+              <m:sSubPr>
+                <m:ctrlPr>
+                  <w:rPr>
+                    <w:rFonts w:ascii="Cambria Math" w:eastAsia="仿宋" w:hAnsi="Cambria Math"/>
+                    <w:bCs/>
+                    <w:i/>
+                  </w:rPr>
+                </m:ctrlPr>
+              </m:sSubPr>
+              <m:e>
+                <m:r>
+                  <w:rPr>
+                    <w:rFonts w:ascii="Cambria Math" w:eastAsia="仿宋" w:hAnsi="Cambria Math"/>
+                  </w:rPr>
+                  <m:t>Y</m:t>
+                </m:r>
+              </m:e>
+              <m:sub>
+                <m:r>
+                  <w:rPr>
+                    <w:rFonts w:ascii="Cambria Math" w:eastAsia="仿宋" w:hAnsi="Cambria Math"/>
+                  </w:rPr>
+                  <m:t>p</m:t>
+                </m:r>
+              </m:sub>
+            </m:sSub>
+          </m:e>
+        </m:d>
+      </m:oMath>
+      <w:r>
+        <w:rPr>
+          <w:rFonts w:ascii="Cambria Math" w:eastAsia="仿宋" w:hAnsi="Cambria Math" w:hint="eastAsia"/>
+          <w:bCs/>
+        </w:rPr>
+        <w:t>,</w:t>
+      </w:r>
+    </w:p>
+    <w:p>
+      <w:pPr>
+        <w:widowControl/>
+        <w:jc w:val="left"/>
+        <w:rPr>
+          <w:rFonts w:ascii="Cambria Math" w:eastAsia="仿宋" w:hAnsi="Cambria Math"/>
+          <w:bCs/>
+        </w:rPr>
+      </w:pPr>
+      <w:r>
+        <w:rPr>
+          <w:rFonts w:ascii="Cambria Math" w:eastAsia="仿宋" w:hAnsi="Cambria Math" w:hint="eastAsia"/>
+          <w:bCs/>
+        </w:rPr>
+        <w:t>信号方差</w:t>
+      </w:r>
+      <m:oMath>
+        <m:r>
+          <w:rPr>
+            <w:rFonts w:ascii="Cambria Math" w:eastAsia="仿宋" w:hAnsi="Cambria Math" w:hint="eastAsia"/>
+          </w:rPr>
+          <m:t>Var</m:t>
+        </m:r>
+        <m:d>
+          <m:dPr>
+            <m:begChr m:val="["/>
+            <m:endChr m:val="]"/>
+            <m:ctrlPr>
+              <w:rPr>
+                <w:rFonts w:ascii="Cambria Math" w:eastAsia="仿宋" w:hAnsi="Cambria Math"/>
+                <w:bCs/>
+                <w:i/>
+              </w:rPr>
+            </m:ctrlPr>
+          </m:dPr>
+          <m:e>
+            <m:sSub>
+              <m:sSubPr>
+                <m:ctrlPr>
+                  <w:rPr>
+                    <w:rFonts w:ascii="Cambria Math" w:eastAsia="仿宋" w:hAnsi="Cambria Math"/>
+                    <w:bCs/>
+                    <w:i/>
+                  </w:rPr>
+                </m:ctrlPr>
+              </m:sSubPr>
+              <m:e>
+                <m:r>
+                  <w:rPr>
+                    <w:rFonts w:ascii="Cambria Math" w:eastAsia="仿宋" w:hAnsi="Cambria Math"/>
+                  </w:rPr>
+                  <m:t>Y</m:t>
+                </m:r>
+              </m:e>
+              <m:sub>
+                <m:r>
+                  <w:rPr>
+                    <w:rFonts w:ascii="Cambria Math" w:eastAsia="仿宋" w:hAnsi="Cambria Math"/>
+                  </w:rPr>
+                  <m:t>p</m:t>
+                </m:r>
+              </m:sub>
+            </m:sSub>
+          </m:e>
+        </m:d>
+        <m:r>
+          <w:rPr>
+            <w:rFonts w:ascii="Cambria Math" w:eastAsia="仿宋" w:hAnsi="Cambria Math"/>
+          </w:rPr>
+          <m:t>=Var</m:t>
+        </m:r>
+        <m:d>
+          <m:dPr>
+            <m:ctrlPr>
+              <w:rPr>
+                <w:rFonts w:ascii="Cambria Math" w:eastAsia="仿宋" w:hAnsi="Cambria Math"/>
+                <w:bCs/>
+                <w:i/>
+              </w:rPr>
+            </m:ctrlPr>
+          </m:dPr>
+          <m:e>
+            <m:sSub>
+              <m:sSubPr>
+                <m:ctrlPr>
+                  <w:rPr>
+                    <w:rFonts w:ascii="Cambria Math" w:eastAsia="仿宋" w:hAnsi="Cambria Math"/>
+                    <w:bCs/>
+                    <w:i/>
+                  </w:rPr>
+                </m:ctrlPr>
+              </m:sSubPr>
+              <m:e>
+                <m:r>
+                  <w:rPr>
+                    <w:rFonts w:ascii="Cambria Math" w:eastAsia="仿宋" w:hAnsi="Cambria Math"/>
+                  </w:rPr>
+                  <m:t>N</m:t>
+                </m:r>
+              </m:e>
+              <m:sub>
+                <m:r>
+                  <w:rPr>
+                    <w:rFonts w:ascii="Cambria Math" w:eastAsia="仿宋" w:hAnsi="Cambria Math"/>
+                  </w:rPr>
+                  <m:t>e,p</m:t>
+                </m:r>
+              </m:sub>
+            </m:sSub>
+          </m:e>
+        </m:d>
+        <m:r>
+          <w:rPr>
+            <w:rFonts w:ascii="Cambria Math" w:eastAsia="仿宋" w:hAnsi="Cambria Math"/>
+          </w:rPr>
+          <m:t>=</m:t>
+        </m:r>
+        <m:limLow>
+          <m:limLowPr>
+            <m:ctrlPr>
+              <w:rPr>
+                <w:rFonts w:ascii="Cambria Math" w:eastAsia="仿宋" w:hAnsi="Cambria Math"/>
+                <w:bCs/>
+                <w:i/>
+              </w:rPr>
+            </m:ctrlPr>
+          </m:limLowPr>
+          <m:e>
+            <m:groupChr>
+              <m:groupChrPr>
+                <m:ctrlPr>
+                  <w:rPr>
+                    <w:rFonts w:ascii="Cambria Math" w:eastAsia="仿宋" w:hAnsi="Cambria Math"/>
+                    <w:bCs/>
+                    <w:i/>
+                  </w:rPr>
+                </m:ctrlPr>
+              </m:groupChrPr>
+              <m:e>
+                <m:r>
+                  <w:rPr>
+                    <w:rFonts w:ascii="Cambria Math" w:eastAsia="仿宋" w:hAnsi="Cambria Math"/>
+                  </w:rPr>
+                  <m:t>η∙</m:t>
+                </m:r>
+                <m:sSubSup>
+                  <m:sSubSupPr>
+                    <m:ctrlPr>
+                      <w:rPr>
+                        <w:rFonts w:ascii="Cambria Math" w:eastAsia="仿宋" w:hAnsi="Cambria Math"/>
+                        <w:bCs/>
+                      </w:rPr>
+                    </m:ctrlPr>
+                  </m:sSubSupPr>
+                  <m:e>
+                    <m:r>
+                      <m:rPr>
+                        <m:sty m:val="p"/>
+                      </m:rPr>
+                      <w:rPr>
+                        <w:rFonts w:ascii="Cambria Math" w:eastAsia="仿宋" w:hAnsi="Cambria Math"/>
+                      </w:rPr>
+                      <m:t>Λ</m:t>
+                    </m:r>
+                  </m:e>
+                  <m:sub>
+                    <m:r>
+                      <m:rPr>
+                        <m:sty m:val="p"/>
+                      </m:rPr>
+                      <w:rPr>
+                        <w:rFonts w:ascii="Cambria Math" w:eastAsia="仿宋" w:hAnsi="Cambria Math"/>
+                      </w:rPr>
+                      <m:t>p</m:t>
+                    </m:r>
+                  </m:sub>
+                  <m:sup>
+                    <m:r>
+                      <m:rPr>
+                        <m:sty m:val="p"/>
+                      </m:rPr>
+                      <w:rPr>
+                        <w:rFonts w:ascii="Cambria Math" w:eastAsia="仿宋" w:hAnsi="Cambria Math"/>
+                      </w:rPr>
+                      <m:t>photon</m:t>
+                    </m:r>
+                  </m:sup>
+                </m:sSubSup>
+              </m:e>
+            </m:groupChr>
+          </m:e>
+          <m:lim>
+            <m:r>
+              <m:rPr>
+                <m:sty m:val="p"/>
+              </m:rPr>
+              <w:rPr>
+                <w:rFonts w:ascii="Cambria Math" w:eastAsia="仿宋" w:hAnsi="Cambria Math" w:hint="eastAsia"/>
+              </w:rPr>
+              <m:t>光子散粒噪声</m:t>
+            </m:r>
+            <m:r>
+              <m:rPr>
+                <m:sty m:val="p"/>
+              </m:rPr>
+              <w:rPr>
+                <w:rFonts w:ascii="Cambria Math" w:eastAsia="仿宋" w:hAnsi="Cambria Math"/>
+              </w:rPr>
+              <m:t>,</m:t>
+            </m:r>
+            <m:r>
+              <m:rPr>
+                <m:sty m:val="p"/>
+              </m:rPr>
+              <w:rPr>
+                <w:rFonts w:ascii="Cambria Math" w:eastAsia="仿宋" w:hAnsi="Cambria Math" w:hint="eastAsia"/>
+              </w:rPr>
+              <m:t>信号依赖的异方差</m:t>
+            </m:r>
+          </m:lim>
+        </m:limLow>
+        <m:r>
+          <w:rPr>
+            <w:rFonts w:ascii="Cambria Math" w:eastAsia="仿宋" w:hAnsi="Cambria Math"/>
+          </w:rPr>
+          <m:t>+</m:t>
+        </m:r>
+        <m:limLow>
+          <m:limLowPr>
+            <m:ctrlPr>
+              <w:rPr>
+                <w:rFonts w:ascii="Cambria Math" w:eastAsia="仿宋" w:hAnsi="Cambria Math"/>
+                <w:bCs/>
+                <w:i/>
+              </w:rPr>
+            </m:ctrlPr>
+          </m:limLowPr>
+          <m:e>
+            <m:groupChr>
+              <m:groupChrPr>
+                <m:ctrlPr>
+                  <w:rPr>
+                    <w:rFonts w:ascii="Cambria Math" w:eastAsia="仿宋" w:hAnsi="Cambria Math"/>
+                    <w:bCs/>
+                    <w:i/>
+                  </w:rPr>
+                </m:ctrlPr>
+              </m:groupChrPr>
+              <m:e>
+                <m:sSubSup>
+                  <m:sSubSupPr>
+                    <m:ctrlPr>
+                      <w:rPr>
+                        <w:rFonts w:ascii="Cambria Math" w:eastAsia="仿宋" w:hAnsi="Cambria Math"/>
+                        <w:bCs/>
+                      </w:rPr>
+                    </m:ctrlPr>
+                  </m:sSubSupPr>
+                  <m:e>
+                    <m:r>
+                      <m:rPr>
+                        <m:sty m:val="p"/>
+                      </m:rPr>
+                      <w:rPr>
+                        <w:rFonts w:ascii="Cambria Math" w:eastAsia="仿宋" w:hAnsi="Cambria Math"/>
+                      </w:rPr>
+                      <m:t>Λ</m:t>
+                    </m:r>
+                  </m:e>
+                  <m:sub>
+                    <m:r>
+                      <m:rPr>
+                        <m:sty m:val="p"/>
+                      </m:rPr>
+                      <w:rPr>
+                        <w:rFonts w:ascii="Cambria Math" w:eastAsia="仿宋" w:hAnsi="Cambria Math"/>
+                      </w:rPr>
+                      <m:t>p</m:t>
+                    </m:r>
+                  </m:sub>
+                  <m:sup>
+                    <m:r>
+                      <m:rPr>
+                        <m:sty m:val="p"/>
+                      </m:rPr>
+                      <w:rPr>
+                        <w:rFonts w:ascii="Cambria Math" w:eastAsia="仿宋" w:hAnsi="Cambria Math"/>
+                      </w:rPr>
+                      <m:t>dark</m:t>
+                    </m:r>
+                  </m:sup>
+                </m:sSubSup>
+              </m:e>
+            </m:groupChr>
+          </m:e>
+          <m:lim>
+            <m:r>
+              <m:rPr>
+                <m:sty m:val="p"/>
+              </m:rPr>
+              <w:rPr>
+                <w:rFonts w:ascii="Cambria Math" w:eastAsia="仿宋" w:hAnsi="Cambria Math" w:hint="eastAsia"/>
+              </w:rPr>
               <m:t>暗电流散粒噪声</m:t>
             </m:r>
             <m:r>
@@ -35961,6 +36584,7 @@
           <w:bCs/>
         </w:rPr>
       </w:pPr>
+      <w:proofErr w:type="gramStart"/>
       <w:r>
         <w:rPr>
           <w:rFonts w:ascii="Cambria Math" w:eastAsia="仿宋" w:hAnsi="Cambria Math" w:hint="eastAsia"/>
@@ -35968,6 +36592,7 @@
         </w:rPr>
         <w:t>去噪</w:t>
       </w:r>
+      <w:proofErr w:type="gramEnd"/>
       <m:oMath>
         <m:r>
           <w:rPr>
@@ -36151,8 +36776,17 @@
           <w:rFonts w:ascii="Cambria Math" w:eastAsia="仿宋" w:hAnsi="Cambria Math" w:hint="eastAsia"/>
           <w:bCs/>
         </w:rPr>
-        <w:t>反卷积恢复物场函数</w:t>
-      </w:r>
+        <w:t>反卷积</w:t>
+      </w:r>
+      <w:proofErr w:type="gramStart"/>
+      <w:r>
+        <w:rPr>
+          <w:rFonts w:ascii="Cambria Math" w:eastAsia="仿宋" w:hAnsi="Cambria Math" w:hint="eastAsia"/>
+          <w:bCs/>
+        </w:rPr>
+        <w:t>恢复物场函数</w:t>
+      </w:r>
+      <w:proofErr w:type="gramEnd"/>
       <m:oMath>
         <m:r>
           <w:rPr>
@@ -36377,7 +37011,23 @@
           <w:rFonts w:ascii="Cambria Math" w:eastAsia="仿宋" w:hAnsi="Cambria Math" w:hint="eastAsia"/>
           <w:bCs/>
         </w:rPr>
-        <w:t>的一次随机实现因光子的发射和探测是量子化从而必然带有散粒噪声</w:t>
+        <w:t>的一次随机</w:t>
+      </w:r>
+      <w:proofErr w:type="gramStart"/>
+      <w:r>
+        <w:rPr>
+          <w:rFonts w:ascii="Cambria Math" w:eastAsia="仿宋" w:hAnsi="Cambria Math" w:hint="eastAsia"/>
+          <w:bCs/>
+        </w:rPr>
+        <w:t>实现因</w:t>
+      </w:r>
+      <w:proofErr w:type="gramEnd"/>
+      <w:r>
+        <w:rPr>
+          <w:rFonts w:ascii="Cambria Math" w:eastAsia="仿宋" w:hAnsi="Cambria Math" w:hint="eastAsia"/>
+          <w:bCs/>
+        </w:rPr>
+        <w:t>光子的发射和探测是量子化从而必然带有散粒噪声</w:t>
       </w:r>
       <w:r>
         <w:rPr>
@@ -36391,7 +37041,31 @@
           <w:rFonts w:ascii="Cambria Math" w:eastAsia="仿宋" w:hAnsi="Cambria Math" w:hint="eastAsia"/>
           <w:bCs/>
         </w:rPr>
-        <w:t>散粒噪声造成的像素间不连贯性会破坏真实信号连续结构</w:t>
+        <w:t>散粒噪声造成</w:t>
+      </w:r>
+      <w:r>
+        <w:rPr>
+          <w:rFonts w:ascii="Cambria Math" w:eastAsia="仿宋" w:hAnsi="Cambria Math" w:hint="eastAsia"/>
+          <w:bCs/>
+        </w:rPr>
+        <w:lastRenderedPageBreak/>
+        <w:t>的像素间</w:t>
+      </w:r>
+      <w:proofErr w:type="gramStart"/>
+      <w:r>
+        <w:rPr>
+          <w:rFonts w:ascii="Cambria Math" w:eastAsia="仿宋" w:hAnsi="Cambria Math" w:hint="eastAsia"/>
+          <w:bCs/>
+        </w:rPr>
+        <w:t>不</w:t>
+      </w:r>
+      <w:proofErr w:type="gramEnd"/>
+      <w:r>
+        <w:rPr>
+          <w:rFonts w:ascii="Cambria Math" w:eastAsia="仿宋" w:hAnsi="Cambria Math" w:hint="eastAsia"/>
+          <w:bCs/>
+        </w:rPr>
+        <w:t>连贯性会破坏真实信号连续结构</w:t>
       </w:r>
       <w:r>
         <w:rPr>
@@ -36419,15 +37093,7 @@
           <w:rFonts w:ascii="Cambria Math" w:eastAsia="仿宋" w:hAnsi="Cambria Math" w:hint="eastAsia"/>
           <w:bCs/>
         </w:rPr>
-        <w:t>因此</w:t>
-      </w:r>
-      <w:r>
-        <w:rPr>
-          <w:rFonts w:ascii="Cambria Math" w:eastAsia="仿宋" w:hAnsi="Cambria Math" w:hint="eastAsia"/>
-          <w:bCs/>
-        </w:rPr>
-        <w:lastRenderedPageBreak/>
-        <w:t>需要结合</w:t>
+        <w:t>因此需要结合</w:t>
       </w:r>
       <w:r>
         <w:rPr>
@@ -36540,12 +37206,21 @@
           <w:bCs/>
         </w:rPr>
       </w:pPr>
-      <w:r>
-        <w:rPr>
-          <w:rFonts w:ascii="Cambria Math" w:eastAsia="仿宋" w:hAnsi="Cambria Math" w:hint="eastAsia"/>
-          <w:bCs/>
-        </w:rPr>
-        <w:t>去噪过程中去除了光子散粒噪声</w:t>
+      <w:proofErr w:type="gramStart"/>
+      <w:r>
+        <w:rPr>
+          <w:rFonts w:ascii="Cambria Math" w:eastAsia="仿宋" w:hAnsi="Cambria Math" w:hint="eastAsia"/>
+          <w:bCs/>
+        </w:rPr>
+        <w:t>去噪过程</w:t>
+      </w:r>
+      <w:proofErr w:type="gramEnd"/>
+      <w:r>
+        <w:rPr>
+          <w:rFonts w:ascii="Cambria Math" w:eastAsia="仿宋" w:hAnsi="Cambria Math" w:hint="eastAsia"/>
+          <w:bCs/>
+        </w:rPr>
+        <w:t>中去除了光子散粒噪声</w:t>
       </w:r>
       <m:oMath>
         <m:r>
@@ -37025,6 +37700,6063 @@
         </w:rPr>
         <w:t>.</w:t>
       </w:r>
+    </w:p>
+    <w:p>
+      <w:pPr>
+        <w:widowControl/>
+        <w:jc w:val="left"/>
+        <w:rPr>
+          <w:rFonts w:ascii="Cambria Math" w:eastAsia="仿宋" w:hAnsi="Cambria Math"/>
+          <w:bCs/>
+        </w:rPr>
+      </w:pPr>
+    </w:p>
+    <w:p>
+      <w:pPr>
+        <w:widowControl/>
+        <w:jc w:val="left"/>
+        <w:rPr>
+          <w:rFonts w:ascii="Cambria Math" w:eastAsia="仿宋" w:hAnsi="Cambria Math"/>
+          <w:bCs/>
+        </w:rPr>
+      </w:pPr>
+      <w:proofErr w:type="gramStart"/>
+      <w:r>
+        <w:rPr>
+          <w:rFonts w:ascii="Cambria Math" w:eastAsia="仿宋" w:hAnsi="Cambria Math" w:hint="eastAsia"/>
+          <w:b/>
+        </w:rPr>
+        <w:t>去噪与</w:t>
+      </w:r>
+      <w:proofErr w:type="gramEnd"/>
+      <w:r>
+        <w:rPr>
+          <w:rFonts w:ascii="Cambria Math" w:eastAsia="仿宋" w:hAnsi="Cambria Math" w:hint="eastAsia"/>
+          <w:b/>
+        </w:rPr>
+        <w:t>反卷积</w:t>
+      </w:r>
+      <w:r>
+        <w:rPr>
+          <w:rFonts w:ascii="Cambria Math" w:eastAsia="仿宋" w:hAnsi="Cambria Math" w:hint="eastAsia"/>
+          <w:bCs/>
+        </w:rPr>
+        <w:t>:</w:t>
+      </w:r>
+    </w:p>
+    <w:p>
+      <w:pPr>
+        <w:widowControl/>
+        <w:jc w:val="left"/>
+        <w:rPr>
+          <w:rFonts w:ascii="Cambria Math" w:eastAsia="仿宋" w:hAnsi="Cambria Math"/>
+          <w:bCs/>
+        </w:rPr>
+      </w:pPr>
+      <w:r>
+        <w:rPr>
+          <w:rFonts w:ascii="Cambria Math" w:eastAsia="仿宋" w:hAnsi="Cambria Math" w:hint="eastAsia"/>
+          <w:bCs/>
+        </w:rPr>
+        <w:t>像素</w:t>
+      </w:r>
+      <m:oMath>
+        <m:r>
+          <w:rPr>
+            <w:rFonts w:ascii="Cambria Math" w:eastAsia="仿宋" w:hAnsi="Cambria Math" w:hint="eastAsia"/>
+          </w:rPr>
+          <m:t>p</m:t>
+        </m:r>
+      </m:oMath>
+      <w:r>
+        <w:rPr>
+          <w:rFonts w:ascii="Cambria Math" w:eastAsia="仿宋" w:hAnsi="Cambria Math" w:hint="eastAsia"/>
+          <w:bCs/>
+        </w:rPr>
+        <w:t>上总光电子数</w:t>
+      </w:r>
+      <m:oMath>
+        <m:sSub>
+          <m:sSubPr>
+            <m:ctrlPr>
+              <w:rPr>
+                <w:rFonts w:ascii="Cambria Math" w:eastAsia="仿宋" w:hAnsi="Cambria Math"/>
+                <w:bCs/>
+                <w:i/>
+              </w:rPr>
+            </m:ctrlPr>
+          </m:sSubPr>
+          <m:e>
+            <m:r>
+              <w:rPr>
+                <w:rFonts w:ascii="Cambria Math" w:eastAsia="仿宋" w:hAnsi="Cambria Math"/>
+              </w:rPr>
+              <m:t>Y</m:t>
+            </m:r>
+          </m:e>
+          <m:sub>
+            <m:r>
+              <w:rPr>
+                <w:rFonts w:ascii="Cambria Math" w:eastAsia="仿宋" w:hAnsi="Cambria Math"/>
+              </w:rPr>
+              <m:t>p</m:t>
+            </m:r>
+          </m:sub>
+        </m:sSub>
+        <m:r>
+          <w:rPr>
+            <w:rFonts w:ascii="Cambria Math" w:eastAsia="仿宋" w:hAnsi="Cambria Math"/>
+          </w:rPr>
+          <m:t>=</m:t>
+        </m:r>
+        <m:sSub>
+          <m:sSubPr>
+            <m:ctrlPr>
+              <w:rPr>
+                <w:rFonts w:ascii="Cambria Math" w:eastAsia="仿宋" w:hAnsi="Cambria Math"/>
+                <w:bCs/>
+                <w:i/>
+              </w:rPr>
+            </m:ctrlPr>
+          </m:sSubPr>
+          <m:e>
+            <m:r>
+              <w:rPr>
+                <w:rFonts w:ascii="Cambria Math" w:eastAsia="仿宋" w:hAnsi="Cambria Math"/>
+              </w:rPr>
+              <m:t>N</m:t>
+            </m:r>
+          </m:e>
+          <m:sub>
+            <m:r>
+              <w:rPr>
+                <w:rFonts w:ascii="Cambria Math" w:eastAsia="仿宋" w:hAnsi="Cambria Math"/>
+              </w:rPr>
+              <m:t>e,p</m:t>
+            </m:r>
+          </m:sub>
+        </m:sSub>
+        <m:r>
+          <w:rPr>
+            <w:rFonts w:ascii="Cambria Math" w:eastAsia="仿宋" w:hAnsi="Cambria Math"/>
+          </w:rPr>
+          <m:t>=</m:t>
+        </m:r>
+        <m:sSub>
+          <m:sSubPr>
+            <m:ctrlPr>
+              <w:rPr>
+                <w:rFonts w:ascii="Cambria Math" w:eastAsia="仿宋" w:hAnsi="Cambria Math"/>
+                <w:bCs/>
+                <w:i/>
+              </w:rPr>
+            </m:ctrlPr>
+          </m:sSubPr>
+          <m:e>
+            <m:r>
+              <w:rPr>
+                <w:rFonts w:ascii="Cambria Math" w:eastAsia="仿宋" w:hAnsi="Cambria Math"/>
+              </w:rPr>
+              <m:t>K</m:t>
+            </m:r>
+          </m:e>
+          <m:sub>
+            <m:r>
+              <w:rPr>
+                <w:rFonts w:ascii="Cambria Math" w:eastAsia="仿宋" w:hAnsi="Cambria Math"/>
+              </w:rPr>
+              <m:t>p</m:t>
+            </m:r>
+          </m:sub>
+        </m:sSub>
+        <m:r>
+          <w:rPr>
+            <w:rFonts w:ascii="Cambria Math" w:eastAsia="仿宋" w:hAnsi="Cambria Math"/>
+          </w:rPr>
+          <m:t>+</m:t>
+        </m:r>
+        <m:sSubSup>
+          <m:sSubSupPr>
+            <m:ctrlPr>
+              <w:rPr>
+                <w:rFonts w:ascii="Cambria Math" w:eastAsia="仿宋" w:hAnsi="Cambria Math"/>
+                <w:bCs/>
+                <w:i/>
+              </w:rPr>
+            </m:ctrlPr>
+          </m:sSubSupPr>
+          <m:e>
+            <m:r>
+              <w:rPr>
+                <w:rFonts w:ascii="Cambria Math" w:eastAsia="仿宋" w:hAnsi="Cambria Math"/>
+              </w:rPr>
+              <m:t>K</m:t>
+            </m:r>
+          </m:e>
+          <m:sub>
+            <m:r>
+              <w:rPr>
+                <w:rFonts w:ascii="Cambria Math" w:eastAsia="仿宋" w:hAnsi="Cambria Math"/>
+              </w:rPr>
+              <m:t>p</m:t>
+            </m:r>
+          </m:sub>
+          <m:sup>
+            <m:r>
+              <w:rPr>
+                <w:rFonts w:ascii="Cambria Math" w:eastAsia="仿宋" w:hAnsi="Cambria Math"/>
+              </w:rPr>
+              <m:t>dark</m:t>
+            </m:r>
+          </m:sup>
+        </m:sSubSup>
+        <m:r>
+          <w:rPr>
+            <w:rFonts w:ascii="Cambria Math" w:eastAsia="仿宋" w:hAnsi="Cambria Math"/>
+          </w:rPr>
+          <m:t>+</m:t>
+        </m:r>
+        <m:sSubSup>
+          <m:sSubSupPr>
+            <m:ctrlPr>
+              <w:rPr>
+                <w:rFonts w:ascii="Cambria Math" w:eastAsia="仿宋" w:hAnsi="Cambria Math"/>
+                <w:bCs/>
+                <w:i/>
+              </w:rPr>
+            </m:ctrlPr>
+          </m:sSubSupPr>
+          <m:e>
+            <m:r>
+              <w:rPr>
+                <w:rFonts w:ascii="Cambria Math" w:eastAsia="仿宋" w:hAnsi="Cambria Math"/>
+              </w:rPr>
+              <m:t>N</m:t>
+            </m:r>
+          </m:e>
+          <m:sub>
+            <m:r>
+              <w:rPr>
+                <w:rFonts w:ascii="Cambria Math" w:eastAsia="仿宋" w:hAnsi="Cambria Math"/>
+              </w:rPr>
+              <m:t>p</m:t>
+            </m:r>
+          </m:sub>
+          <m:sup>
+            <m:r>
+              <w:rPr>
+                <w:rFonts w:ascii="Cambria Math" w:eastAsia="仿宋" w:hAnsi="Cambria Math"/>
+              </w:rPr>
+              <m:t>read</m:t>
+            </m:r>
+          </m:sup>
+        </m:sSubSup>
+      </m:oMath>
+      <w:r>
+        <w:rPr>
+          <w:rFonts w:ascii="Cambria Math" w:eastAsia="仿宋" w:hAnsi="Cambria Math" w:hint="eastAsia"/>
+          <w:bCs/>
+        </w:rPr>
+        <w:t>;</w:t>
+      </w:r>
+    </w:p>
+    <w:p>
+      <w:pPr>
+        <w:widowControl/>
+        <w:jc w:val="left"/>
+        <w:rPr>
+          <w:rFonts w:ascii="Cambria Math" w:eastAsia="仿宋" w:hAnsi="Cambria Math"/>
+          <w:bCs/>
+        </w:rPr>
+      </w:pPr>
+      <w:r>
+        <w:rPr>
+          <w:rFonts w:ascii="Cambria Math" w:eastAsia="仿宋" w:hAnsi="Cambria Math" w:hint="eastAsia"/>
+          <w:bCs/>
+        </w:rPr>
+        <w:t>如上</w:t>
+      </w:r>
+      <w:r>
+        <w:rPr>
+          <w:rFonts w:ascii="Cambria Math" w:eastAsia="仿宋" w:hAnsi="Cambria Math" w:hint="eastAsia"/>
+          <w:bCs/>
+        </w:rPr>
+        <w:t>,</w:t>
+      </w:r>
+      <w:proofErr w:type="gramStart"/>
+      <w:r>
+        <w:rPr>
+          <w:rFonts w:ascii="Cambria Math" w:eastAsia="仿宋" w:hAnsi="Cambria Math" w:hint="eastAsia"/>
+          <w:bCs/>
+        </w:rPr>
+        <w:t>去噪为</w:t>
+      </w:r>
+      <w:proofErr w:type="gramEnd"/>
+      <w:r>
+        <w:rPr>
+          <w:rFonts w:ascii="Cambria Math" w:eastAsia="仿宋" w:hAnsi="Cambria Math" w:hint="eastAsia"/>
+          <w:bCs/>
+        </w:rPr>
+        <w:t>从</w:t>
+      </w:r>
+      <m:oMath>
+        <m:sSub>
+          <m:sSubPr>
+            <m:ctrlPr>
+              <w:rPr>
+                <w:rFonts w:ascii="Cambria Math" w:eastAsia="仿宋" w:hAnsi="Cambria Math"/>
+                <w:bCs/>
+                <w:i/>
+              </w:rPr>
+            </m:ctrlPr>
+          </m:sSubPr>
+          <m:e>
+            <m:r>
+              <w:rPr>
+                <w:rFonts w:ascii="Cambria Math" w:eastAsia="仿宋" w:hAnsi="Cambria Math"/>
+              </w:rPr>
+              <m:t>Y</m:t>
+            </m:r>
+          </m:e>
+          <m:sub>
+            <m:r>
+              <w:rPr>
+                <w:rFonts w:ascii="Cambria Math" w:eastAsia="仿宋" w:hAnsi="Cambria Math"/>
+              </w:rPr>
+              <m:t>p</m:t>
+            </m:r>
+          </m:sub>
+        </m:sSub>
+      </m:oMath>
+      <w:r>
+        <w:rPr>
+          <w:rFonts w:ascii="Cambria Math" w:eastAsia="仿宋" w:hAnsi="Cambria Math" w:hint="eastAsia"/>
+          <w:bCs/>
+        </w:rPr>
+        <w:t>估计</w:t>
+      </w:r>
+      <m:oMath>
+        <m:r>
+          <w:rPr>
+            <w:rFonts w:ascii="Cambria Math" w:eastAsia="仿宋" w:hAnsi="Cambria Math"/>
+          </w:rPr>
+          <m:t>E</m:t>
+        </m:r>
+        <m:d>
+          <m:dPr>
+            <m:begChr m:val="["/>
+            <m:endChr m:val="]"/>
+            <m:ctrlPr>
+              <w:rPr>
+                <w:rFonts w:ascii="Cambria Math" w:eastAsia="仿宋" w:hAnsi="Cambria Math"/>
+                <w:bCs/>
+                <w:i/>
+              </w:rPr>
+            </m:ctrlPr>
+          </m:dPr>
+          <m:e>
+            <m:sSub>
+              <m:sSubPr>
+                <m:ctrlPr>
+                  <w:rPr>
+                    <w:rFonts w:ascii="Cambria Math" w:eastAsia="仿宋" w:hAnsi="Cambria Math"/>
+                    <w:bCs/>
+                    <w:i/>
+                  </w:rPr>
+                </m:ctrlPr>
+              </m:sSubPr>
+              <m:e>
+                <m:r>
+                  <w:rPr>
+                    <w:rFonts w:ascii="Cambria Math" w:eastAsia="仿宋" w:hAnsi="Cambria Math"/>
+                  </w:rPr>
+                  <m:t>Y</m:t>
+                </m:r>
+              </m:e>
+              <m:sub>
+                <m:r>
+                  <w:rPr>
+                    <w:rFonts w:ascii="Cambria Math" w:eastAsia="仿宋" w:hAnsi="Cambria Math"/>
+                  </w:rPr>
+                  <m:t>p</m:t>
+                </m:r>
+              </m:sub>
+            </m:sSub>
+          </m:e>
+        </m:d>
+        <m:r>
+          <w:rPr>
+            <w:rFonts w:ascii="Cambria Math" w:eastAsia="仿宋" w:hAnsi="Cambria Math"/>
+          </w:rPr>
+          <m:t>=</m:t>
+        </m:r>
+        <m:r>
+          <w:rPr>
+            <w:rFonts w:ascii="Cambria Math" w:eastAsia="仿宋" w:hAnsi="Cambria Math"/>
+          </w:rPr>
+          <m:t>ηT∙</m:t>
+        </m:r>
+        <m:nary>
+          <m:naryPr>
+            <m:chr m:val="∬"/>
+            <m:supHide m:val="1"/>
+            <m:ctrlPr>
+              <w:rPr>
+                <w:rFonts w:ascii="Cambria Math" w:eastAsia="仿宋" w:hAnsi="Cambria Math"/>
+                <w:bCs/>
+                <w:i/>
+              </w:rPr>
+            </m:ctrlPr>
+          </m:naryPr>
+          <m:sub>
+            <m:sSub>
+              <m:sSubPr>
+                <m:ctrlPr>
+                  <w:rPr>
+                    <w:rFonts w:ascii="Cambria Math" w:eastAsia="仿宋" w:hAnsi="Cambria Math"/>
+                    <w:bCs/>
+                  </w:rPr>
+                </m:ctrlPr>
+              </m:sSubPr>
+              <m:e>
+                <m:r>
+                  <m:rPr>
+                    <m:sty m:val="p"/>
+                  </m:rPr>
+                  <w:rPr>
+                    <w:rFonts w:ascii="Cambria Math" w:eastAsia="仿宋" w:hAnsi="Cambria Math"/>
+                  </w:rPr>
+                  <m:t>Ω</m:t>
+                </m:r>
+              </m:e>
+              <m:sub>
+                <m:r>
+                  <m:rPr>
+                    <m:sty m:val="p"/>
+                  </m:rPr>
+                  <w:rPr>
+                    <w:rFonts w:ascii="Cambria Math" w:eastAsia="仿宋" w:hAnsi="Cambria Math"/>
+                  </w:rPr>
+                  <m:t>p</m:t>
+                </m:r>
+              </m:sub>
+            </m:sSub>
+          </m:sub>
+          <m:sup/>
+          <m:e>
+            <m:r>
+              <w:rPr>
+                <w:rFonts w:ascii="Cambria Math" w:eastAsia="仿宋" w:hAnsi="Cambria Math"/>
+              </w:rPr>
+              <m:t>w</m:t>
+            </m:r>
+            <m:d>
+              <m:dPr>
+                <m:ctrlPr>
+                  <w:rPr>
+                    <w:rFonts w:ascii="Cambria Math" w:eastAsia="仿宋" w:hAnsi="Cambria Math"/>
+                    <w:bCs/>
+                    <w:i/>
+                  </w:rPr>
+                </m:ctrlPr>
+              </m:dPr>
+              <m:e>
+                <m:r>
+                  <w:rPr>
+                    <w:rFonts w:ascii="Cambria Math" w:eastAsia="仿宋" w:hAnsi="Cambria Math"/>
+                  </w:rPr>
+                  <m:t>x,y</m:t>
+                </m:r>
+              </m:e>
+            </m:d>
+            <m:r>
+              <w:rPr>
+                <w:rFonts w:ascii="Cambria Math" w:eastAsia="仿宋" w:hAnsi="Cambria Math"/>
+              </w:rPr>
+              <m:t>dxdy</m:t>
+            </m:r>
+          </m:e>
+        </m:nary>
+        <m:r>
+          <w:rPr>
+            <w:rFonts w:ascii="Cambria Math" w:eastAsia="仿宋" w:hAnsi="Cambria Math"/>
+          </w:rPr>
+          <m:t>+const(=</m:t>
+        </m:r>
+        <m:sSubSup>
+          <m:sSubSupPr>
+            <m:ctrlPr>
+              <w:rPr>
+                <w:rFonts w:ascii="Cambria Math" w:eastAsia="仿宋" w:hAnsi="Cambria Math"/>
+                <w:bCs/>
+              </w:rPr>
+            </m:ctrlPr>
+          </m:sSubSupPr>
+          <m:e>
+            <m:r>
+              <m:rPr>
+                <m:sty m:val="p"/>
+              </m:rPr>
+              <w:rPr>
+                <w:rFonts w:ascii="Cambria Math" w:eastAsia="仿宋" w:hAnsi="Cambria Math"/>
+              </w:rPr>
+              <m:t>Λ</m:t>
+            </m:r>
+          </m:e>
+          <m:sub>
+            <m:r>
+              <m:rPr>
+                <m:sty m:val="p"/>
+              </m:rPr>
+              <w:rPr>
+                <w:rFonts w:ascii="Cambria Math" w:eastAsia="仿宋" w:hAnsi="Cambria Math"/>
+              </w:rPr>
+              <m:t>p</m:t>
+            </m:r>
+          </m:sub>
+          <m:sup>
+            <m:r>
+              <m:rPr>
+                <m:sty m:val="p"/>
+              </m:rPr>
+              <w:rPr>
+                <w:rFonts w:ascii="Cambria Math" w:eastAsia="仿宋" w:hAnsi="Cambria Math"/>
+              </w:rPr>
+              <m:t>dark</m:t>
+            </m:r>
+          </m:sup>
+        </m:sSubSup>
+        <m:r>
+          <w:rPr>
+            <w:rFonts w:ascii="Cambria Math" w:eastAsia="仿宋" w:hAnsi="Cambria Math"/>
+          </w:rPr>
+          <m:t>+</m:t>
+        </m:r>
+        <m:sSub>
+          <m:sSubPr>
+            <m:ctrlPr>
+              <w:rPr>
+                <w:rFonts w:ascii="Cambria Math" w:eastAsia="仿宋" w:hAnsi="Cambria Math"/>
+                <w:bCs/>
+                <w:i/>
+              </w:rPr>
+            </m:ctrlPr>
+          </m:sSubPr>
+          <m:e>
+            <m:r>
+              <w:rPr>
+                <w:rFonts w:ascii="Cambria Math" w:eastAsia="仿宋" w:hAnsi="Cambria Math"/>
+              </w:rPr>
+              <m:t>μ</m:t>
+            </m:r>
+          </m:e>
+          <m:sub>
+            <m:r>
+              <w:rPr>
+                <w:rFonts w:ascii="Cambria Math" w:eastAsia="仿宋" w:hAnsi="Cambria Math"/>
+              </w:rPr>
+              <m:t>read</m:t>
+            </m:r>
+          </m:sub>
+        </m:sSub>
+        <m:r>
+          <w:rPr>
+            <w:rFonts w:ascii="Cambria Math" w:eastAsia="仿宋" w:hAnsi="Cambria Math"/>
+          </w:rPr>
+          <m:t>)</m:t>
+        </m:r>
+      </m:oMath>
+      <w:r>
+        <w:rPr>
+          <w:rFonts w:ascii="Cambria Math" w:eastAsia="仿宋" w:hAnsi="Cambria Math" w:hint="eastAsia"/>
+          <w:bCs/>
+        </w:rPr>
+        <w:t>,</w:t>
+      </w:r>
+    </w:p>
+    <w:p>
+      <w:pPr>
+        <w:widowControl/>
+        <w:jc w:val="left"/>
+        <w:rPr>
+          <w:rFonts w:ascii="Cambria Math" w:eastAsia="仿宋" w:hAnsi="Cambria Math"/>
+          <w:iCs/>
+        </w:rPr>
+      </w:pPr>
+      <m:oMath>
+        <m:r>
+          <w:rPr>
+            <w:rFonts w:ascii="Cambria Math" w:eastAsia="仿宋" w:hAnsi="Cambria Math" w:hint="eastAsia"/>
+          </w:rPr>
+          <m:t>Nois</m:t>
+        </m:r>
+        <m:sSub>
+          <m:sSubPr>
+            <m:ctrlPr>
+              <w:rPr>
+                <w:rFonts w:ascii="Cambria Math" w:eastAsia="仿宋" w:hAnsi="Cambria Math"/>
+                <w:bCs/>
+                <w:i/>
+              </w:rPr>
+            </m:ctrlPr>
+          </m:sSubPr>
+          <m:e>
+            <m:r>
+              <w:rPr>
+                <w:rFonts w:ascii="Cambria Math" w:eastAsia="仿宋" w:hAnsi="Cambria Math" w:hint="eastAsia"/>
+              </w:rPr>
+              <m:t>e</m:t>
+            </m:r>
+            <m:ctrlPr>
+              <w:rPr>
+                <w:rFonts w:ascii="Cambria Math" w:eastAsia="仿宋" w:hAnsi="Cambria Math" w:hint="eastAsia"/>
+                <w:bCs/>
+                <w:i/>
+              </w:rPr>
+            </m:ctrlPr>
+          </m:e>
+          <m:sub>
+            <m:r>
+              <w:rPr>
+                <w:rFonts w:ascii="Cambria Math" w:eastAsia="仿宋" w:hAnsi="Cambria Math"/>
+              </w:rPr>
+              <m:t>p</m:t>
+            </m:r>
+          </m:sub>
+        </m:sSub>
+        <m:r>
+          <w:rPr>
+            <w:rFonts w:ascii="Cambria Math" w:eastAsia="仿宋" w:hAnsi="Cambria Math"/>
+          </w:rPr>
+          <m:t>=</m:t>
+        </m:r>
+        <m:sSub>
+          <m:sSubPr>
+            <m:ctrlPr>
+              <w:rPr>
+                <w:rFonts w:ascii="Cambria Math" w:eastAsia="仿宋" w:hAnsi="Cambria Math"/>
+                <w:bCs/>
+                <w:i/>
+              </w:rPr>
+            </m:ctrlPr>
+          </m:sSubPr>
+          <m:e>
+            <m:r>
+              <w:rPr>
+                <w:rFonts w:ascii="Cambria Math" w:eastAsia="仿宋" w:hAnsi="Cambria Math"/>
+              </w:rPr>
+              <m:t>Y</m:t>
+            </m:r>
+          </m:e>
+          <m:sub>
+            <m:r>
+              <w:rPr>
+                <w:rFonts w:ascii="Cambria Math" w:eastAsia="仿宋" w:hAnsi="Cambria Math"/>
+              </w:rPr>
+              <m:t>p</m:t>
+            </m:r>
+          </m:sub>
+        </m:sSub>
+        <m:r>
+          <w:rPr>
+            <w:rFonts w:ascii="Cambria Math" w:eastAsia="仿宋" w:hAnsi="Cambria Math"/>
+          </w:rPr>
+          <m:t>-E</m:t>
+        </m:r>
+        <m:d>
+          <m:dPr>
+            <m:ctrlPr>
+              <w:rPr>
+                <w:rFonts w:ascii="Cambria Math" w:eastAsia="仿宋" w:hAnsi="Cambria Math"/>
+                <w:bCs/>
+                <w:i/>
+              </w:rPr>
+            </m:ctrlPr>
+          </m:dPr>
+          <m:e>
+            <m:sSub>
+              <m:sSubPr>
+                <m:ctrlPr>
+                  <w:rPr>
+                    <w:rFonts w:ascii="Cambria Math" w:eastAsia="仿宋" w:hAnsi="Cambria Math"/>
+                    <w:bCs/>
+                    <w:i/>
+                  </w:rPr>
+                </m:ctrlPr>
+              </m:sSubPr>
+              <m:e>
+                <m:r>
+                  <w:rPr>
+                    <w:rFonts w:ascii="Cambria Math" w:eastAsia="仿宋" w:hAnsi="Cambria Math"/>
+                  </w:rPr>
+                  <m:t>Y</m:t>
+                </m:r>
+              </m:e>
+              <m:sub>
+                <m:r>
+                  <w:rPr>
+                    <w:rFonts w:ascii="Cambria Math" w:eastAsia="仿宋" w:hAnsi="Cambria Math"/>
+                  </w:rPr>
+                  <m:t>p</m:t>
+                </m:r>
+              </m:sub>
+            </m:sSub>
+          </m:e>
+        </m:d>
+      </m:oMath>
+      <w:r>
+        <w:rPr>
+          <w:rFonts w:ascii="Cambria Math" w:eastAsia="仿宋" w:hAnsi="Cambria Math" w:hint="eastAsia"/>
+          <w:bCs/>
+        </w:rPr>
+        <w:t>,</w:t>
+      </w:r>
+      <w:r>
+        <w:rPr>
+          <w:rFonts w:ascii="Cambria Math" w:eastAsia="仿宋" w:hAnsi="Cambria Math" w:hint="eastAsia"/>
+          <w:bCs/>
+        </w:rPr>
+        <w:t>可知噪声</w:t>
+      </w:r>
+      <w:r>
+        <w:rPr>
+          <w:rFonts w:ascii="Cambria Math" w:eastAsia="仿宋" w:hAnsi="Cambria Math" w:hint="eastAsia"/>
+          <w:bCs/>
+        </w:rPr>
+        <w:t>的</w:t>
+      </w:r>
+      <w:r>
+        <w:rPr>
+          <w:rFonts w:ascii="Cambria Math" w:eastAsia="仿宋" w:hAnsi="Cambria Math" w:hint="eastAsia"/>
+          <w:bCs/>
+        </w:rPr>
+        <w:t>期望为</w:t>
+      </w:r>
+      <w:r>
+        <w:rPr>
+          <w:rFonts w:ascii="Cambria Math" w:eastAsia="仿宋" w:hAnsi="Cambria Math" w:hint="eastAsia"/>
+          <w:bCs/>
+        </w:rPr>
+        <w:t>0</w:t>
+      </w:r>
+      <w:r>
+        <w:rPr>
+          <w:rFonts w:ascii="Cambria Math" w:eastAsia="仿宋" w:hAnsi="Cambria Math" w:hint="eastAsia"/>
+          <w:bCs/>
+        </w:rPr>
+        <w:t>;</w:t>
+      </w:r>
+    </w:p>
+    <w:p>
+      <w:pPr>
+        <w:widowControl/>
+        <w:jc w:val="left"/>
+        <w:rPr>
+          <w:rFonts w:ascii="Cambria Math" w:eastAsia="仿宋" w:hAnsi="Cambria Math"/>
+          <w:bCs/>
+        </w:rPr>
+      </w:pPr>
+      <m:oMath>
+        <m:r>
+          <w:rPr>
+            <w:rFonts w:ascii="Cambria Math" w:eastAsia="仿宋" w:hAnsi="Cambria Math" w:hint="eastAsia"/>
+          </w:rPr>
+          <m:t>Var</m:t>
+        </m:r>
+        <m:d>
+          <m:dPr>
+            <m:begChr m:val="["/>
+            <m:endChr m:val="]"/>
+            <m:ctrlPr>
+              <w:rPr>
+                <w:rFonts w:ascii="Cambria Math" w:eastAsia="仿宋" w:hAnsi="Cambria Math"/>
+                <w:bCs/>
+                <w:i/>
+              </w:rPr>
+            </m:ctrlPr>
+          </m:dPr>
+          <m:e>
+            <m:sSub>
+              <m:sSubPr>
+                <m:ctrlPr>
+                  <w:rPr>
+                    <w:rFonts w:ascii="Cambria Math" w:eastAsia="仿宋" w:hAnsi="Cambria Math"/>
+                    <w:bCs/>
+                    <w:i/>
+                  </w:rPr>
+                </m:ctrlPr>
+              </m:sSubPr>
+              <m:e>
+                <m:r>
+                  <w:rPr>
+                    <w:rFonts w:ascii="Cambria Math" w:eastAsia="仿宋" w:hAnsi="Cambria Math"/>
+                  </w:rPr>
+                  <m:t>Y</m:t>
+                </m:r>
+              </m:e>
+              <m:sub>
+                <m:r>
+                  <w:rPr>
+                    <w:rFonts w:ascii="Cambria Math" w:eastAsia="仿宋" w:hAnsi="Cambria Math"/>
+                  </w:rPr>
+                  <m:t>p</m:t>
+                </m:r>
+              </m:sub>
+            </m:sSub>
+          </m:e>
+        </m:d>
+        <m:r>
+          <w:rPr>
+            <w:rFonts w:ascii="Cambria Math" w:eastAsia="仿宋" w:hAnsi="Cambria Math"/>
+          </w:rPr>
+          <m:t>=</m:t>
+        </m:r>
+        <m:r>
+          <w:rPr>
+            <w:rFonts w:ascii="Cambria Math" w:eastAsia="仿宋" w:hAnsi="Cambria Math"/>
+          </w:rPr>
+          <m:t>E</m:t>
+        </m:r>
+        <m:d>
+          <m:dPr>
+            <m:begChr m:val="["/>
+            <m:endChr m:val="]"/>
+            <m:ctrlPr>
+              <w:rPr>
+                <w:rFonts w:ascii="Cambria Math" w:eastAsia="仿宋" w:hAnsi="Cambria Math"/>
+                <w:bCs/>
+                <w:i/>
+              </w:rPr>
+            </m:ctrlPr>
+          </m:dPr>
+          <m:e>
+            <m:sSup>
+              <m:sSupPr>
+                <m:ctrlPr>
+                  <w:rPr>
+                    <w:rFonts w:ascii="Cambria Math" w:eastAsia="仿宋" w:hAnsi="Cambria Math"/>
+                    <w:bCs/>
+                    <w:i/>
+                  </w:rPr>
+                </m:ctrlPr>
+              </m:sSupPr>
+              <m:e>
+                <m:d>
+                  <m:dPr>
+                    <m:ctrlPr>
+                      <w:rPr>
+                        <w:rFonts w:ascii="Cambria Math" w:eastAsia="仿宋" w:hAnsi="Cambria Math"/>
+                        <w:bCs/>
+                        <w:i/>
+                      </w:rPr>
+                    </m:ctrlPr>
+                  </m:dPr>
+                  <m:e>
+                    <m:sSub>
+                      <m:sSubPr>
+                        <m:ctrlPr>
+                          <w:rPr>
+                            <w:rFonts w:ascii="Cambria Math" w:eastAsia="仿宋" w:hAnsi="Cambria Math"/>
+                            <w:bCs/>
+                            <w:i/>
+                          </w:rPr>
+                        </m:ctrlPr>
+                      </m:sSubPr>
+                      <m:e>
+                        <m:r>
+                          <w:rPr>
+                            <w:rFonts w:ascii="Cambria Math" w:eastAsia="仿宋" w:hAnsi="Cambria Math"/>
+                          </w:rPr>
+                          <m:t>Y</m:t>
+                        </m:r>
+                      </m:e>
+                      <m:sub>
+                        <m:r>
+                          <w:rPr>
+                            <w:rFonts w:ascii="Cambria Math" w:eastAsia="仿宋" w:hAnsi="Cambria Math"/>
+                          </w:rPr>
+                          <m:t>p</m:t>
+                        </m:r>
+                      </m:sub>
+                    </m:sSub>
+                    <m:r>
+                      <w:rPr>
+                        <w:rFonts w:ascii="Cambria Math" w:eastAsia="仿宋" w:hAnsi="Cambria Math"/>
+                      </w:rPr>
+                      <m:t>-E</m:t>
+                    </m:r>
+                    <m:d>
+                      <m:dPr>
+                        <m:begChr m:val="["/>
+                        <m:endChr m:val="]"/>
+                        <m:ctrlPr>
+                          <w:rPr>
+                            <w:rFonts w:ascii="Cambria Math" w:eastAsia="仿宋" w:hAnsi="Cambria Math"/>
+                            <w:bCs/>
+                            <w:i/>
+                          </w:rPr>
+                        </m:ctrlPr>
+                      </m:dPr>
+                      <m:e>
+                        <m:sSub>
+                          <m:sSubPr>
+                            <m:ctrlPr>
+                              <w:rPr>
+                                <w:rFonts w:ascii="Cambria Math" w:eastAsia="仿宋" w:hAnsi="Cambria Math"/>
+                                <w:bCs/>
+                                <w:i/>
+                              </w:rPr>
+                            </m:ctrlPr>
+                          </m:sSubPr>
+                          <m:e>
+                            <m:r>
+                              <w:rPr>
+                                <w:rFonts w:ascii="Cambria Math" w:eastAsia="仿宋" w:hAnsi="Cambria Math"/>
+                              </w:rPr>
+                              <m:t>Y</m:t>
+                            </m:r>
+                          </m:e>
+                          <m:sub>
+                            <m:r>
+                              <w:rPr>
+                                <w:rFonts w:ascii="Cambria Math" w:eastAsia="仿宋" w:hAnsi="Cambria Math"/>
+                              </w:rPr>
+                              <m:t>p</m:t>
+                            </m:r>
+                          </m:sub>
+                        </m:sSub>
+                      </m:e>
+                    </m:d>
+                  </m:e>
+                </m:d>
+              </m:e>
+              <m:sup>
+                <m:r>
+                  <w:rPr>
+                    <w:rFonts w:ascii="Cambria Math" w:eastAsia="仿宋" w:hAnsi="Cambria Math"/>
+                  </w:rPr>
+                  <m:t>2</m:t>
+                </m:r>
+              </m:sup>
+            </m:sSup>
+          </m:e>
+        </m:d>
+        <m:r>
+          <w:rPr>
+            <w:rFonts w:ascii="Cambria Math" w:eastAsia="仿宋" w:hAnsi="Cambria Math"/>
+          </w:rPr>
+          <m:t>=</m:t>
+        </m:r>
+        <m:r>
+          <w:rPr>
+            <w:rFonts w:ascii="Cambria Math" w:eastAsia="仿宋" w:hAnsi="Cambria Math"/>
+          </w:rPr>
+          <m:t xml:space="preserve"> </m:t>
+        </m:r>
+        <m:r>
+          <w:rPr>
+            <w:rFonts w:ascii="Cambria Math" w:eastAsia="仿宋" w:hAnsi="Cambria Math"/>
+          </w:rPr>
+          <m:t>ηT∙</m:t>
+        </m:r>
+        <m:nary>
+          <m:naryPr>
+            <m:chr m:val="∬"/>
+            <m:supHide m:val="1"/>
+            <m:ctrlPr>
+              <w:rPr>
+                <w:rFonts w:ascii="Cambria Math" w:eastAsia="仿宋" w:hAnsi="Cambria Math"/>
+                <w:bCs/>
+                <w:i/>
+              </w:rPr>
+            </m:ctrlPr>
+          </m:naryPr>
+          <m:sub>
+            <m:sSub>
+              <m:sSubPr>
+                <m:ctrlPr>
+                  <w:rPr>
+                    <w:rFonts w:ascii="Cambria Math" w:eastAsia="仿宋" w:hAnsi="Cambria Math"/>
+                    <w:bCs/>
+                  </w:rPr>
+                </m:ctrlPr>
+              </m:sSubPr>
+              <m:e>
+                <m:r>
+                  <m:rPr>
+                    <m:sty m:val="p"/>
+                  </m:rPr>
+                  <w:rPr>
+                    <w:rFonts w:ascii="Cambria Math" w:eastAsia="仿宋" w:hAnsi="Cambria Math"/>
+                  </w:rPr>
+                  <m:t>Ω</m:t>
+                </m:r>
+              </m:e>
+              <m:sub>
+                <m:r>
+                  <m:rPr>
+                    <m:sty m:val="p"/>
+                  </m:rPr>
+                  <w:rPr>
+                    <w:rFonts w:ascii="Cambria Math" w:eastAsia="仿宋" w:hAnsi="Cambria Math"/>
+                  </w:rPr>
+                  <m:t>p</m:t>
+                </m:r>
+              </m:sub>
+            </m:sSub>
+          </m:sub>
+          <m:sup/>
+          <m:e>
+            <m:r>
+              <w:rPr>
+                <w:rFonts w:ascii="Cambria Math" w:eastAsia="仿宋" w:hAnsi="Cambria Math"/>
+              </w:rPr>
+              <m:t>w</m:t>
+            </m:r>
+            <m:d>
+              <m:dPr>
+                <m:ctrlPr>
+                  <w:rPr>
+                    <w:rFonts w:ascii="Cambria Math" w:eastAsia="仿宋" w:hAnsi="Cambria Math"/>
+                    <w:bCs/>
+                    <w:i/>
+                  </w:rPr>
+                </m:ctrlPr>
+              </m:dPr>
+              <m:e>
+                <m:r>
+                  <w:rPr>
+                    <w:rFonts w:ascii="Cambria Math" w:eastAsia="仿宋" w:hAnsi="Cambria Math"/>
+                  </w:rPr>
+                  <m:t>x,y</m:t>
+                </m:r>
+              </m:e>
+            </m:d>
+            <m:r>
+              <w:rPr>
+                <w:rFonts w:ascii="Cambria Math" w:eastAsia="仿宋" w:hAnsi="Cambria Math"/>
+              </w:rPr>
+              <m:t>dxdy</m:t>
+            </m:r>
+          </m:e>
+        </m:nary>
+        <m:r>
+          <w:rPr>
+            <w:rFonts w:ascii="Cambria Math" w:eastAsia="仿宋" w:hAnsi="Cambria Math"/>
+          </w:rPr>
+          <m:t>+const(=</m:t>
+        </m:r>
+        <m:sSubSup>
+          <m:sSubSupPr>
+            <m:ctrlPr>
+              <w:rPr>
+                <w:rFonts w:ascii="Cambria Math" w:eastAsia="仿宋" w:hAnsi="Cambria Math"/>
+                <w:bCs/>
+              </w:rPr>
+            </m:ctrlPr>
+          </m:sSubSupPr>
+          <m:e>
+            <m:r>
+              <m:rPr>
+                <m:sty m:val="p"/>
+              </m:rPr>
+              <w:rPr>
+                <w:rFonts w:ascii="Cambria Math" w:eastAsia="仿宋" w:hAnsi="Cambria Math"/>
+              </w:rPr>
+              <m:t>Λ</m:t>
+            </m:r>
+          </m:e>
+          <m:sub>
+            <m:r>
+              <m:rPr>
+                <m:sty m:val="p"/>
+              </m:rPr>
+              <w:rPr>
+                <w:rFonts w:ascii="Cambria Math" w:eastAsia="仿宋" w:hAnsi="Cambria Math"/>
+              </w:rPr>
+              <m:t>p</m:t>
+            </m:r>
+          </m:sub>
+          <m:sup>
+            <m:r>
+              <m:rPr>
+                <m:sty m:val="p"/>
+              </m:rPr>
+              <w:rPr>
+                <w:rFonts w:ascii="Cambria Math" w:eastAsia="仿宋" w:hAnsi="Cambria Math"/>
+              </w:rPr>
+              <m:t>dark</m:t>
+            </m:r>
+          </m:sup>
+        </m:sSubSup>
+        <m:r>
+          <w:rPr>
+            <w:rFonts w:ascii="Cambria Math" w:eastAsia="仿宋" w:hAnsi="Cambria Math"/>
+          </w:rPr>
+          <m:t>+</m:t>
+        </m:r>
+        <m:sSubSup>
+          <m:sSubSupPr>
+            <m:ctrlPr>
+              <w:rPr>
+                <w:rFonts w:ascii="Cambria Math" w:eastAsia="仿宋" w:hAnsi="Cambria Math"/>
+                <w:bCs/>
+                <w:i/>
+              </w:rPr>
+            </m:ctrlPr>
+          </m:sSubSupPr>
+          <m:e>
+            <m:r>
+              <w:rPr>
+                <w:rFonts w:ascii="Cambria Math" w:eastAsia="仿宋" w:hAnsi="Cambria Math"/>
+              </w:rPr>
+              <m:t>σ</m:t>
+            </m:r>
+          </m:e>
+          <m:sub>
+            <m:r>
+              <w:rPr>
+                <w:rFonts w:ascii="Cambria Math" w:eastAsia="仿宋" w:hAnsi="Cambria Math"/>
+              </w:rPr>
+              <m:t>read</m:t>
+            </m:r>
+          </m:sub>
+          <m:sup>
+            <m:r>
+              <w:rPr>
+                <w:rFonts w:ascii="Cambria Math" w:eastAsia="仿宋" w:hAnsi="Cambria Math"/>
+              </w:rPr>
+              <m:t>2</m:t>
+            </m:r>
+          </m:sup>
+        </m:sSubSup>
+        <m:r>
+          <w:rPr>
+            <w:rFonts w:ascii="Cambria Math" w:eastAsia="仿宋" w:hAnsi="Cambria Math"/>
+          </w:rPr>
+          <m:t>)</m:t>
+        </m:r>
+      </m:oMath>
+      <w:r>
+        <w:rPr>
+          <w:rFonts w:ascii="Cambria Math" w:eastAsia="仿宋" w:hAnsi="Cambria Math" w:hint="eastAsia"/>
+          <w:bCs/>
+        </w:rPr>
+        <w:t>,</w:t>
+      </w:r>
+    </w:p>
+    <w:p>
+      <w:pPr>
+        <w:widowControl/>
+        <w:jc w:val="left"/>
+        <w:rPr>
+          <w:rFonts w:ascii="Cambria Math" w:eastAsia="仿宋" w:hAnsi="Cambria Math"/>
+          <w:bCs/>
+        </w:rPr>
+      </w:pPr>
+      <w:r>
+        <w:rPr>
+          <w:rFonts w:ascii="Cambria Math" w:eastAsia="仿宋" w:hAnsi="Cambria Math" w:hint="eastAsia"/>
+          <w:iCs/>
+        </w:rPr>
+        <w:t>方差</w:t>
+      </w:r>
+      <m:oMath>
+        <m:r>
+          <w:rPr>
+            <w:rFonts w:ascii="Cambria Math" w:eastAsia="仿宋" w:hAnsi="Cambria Math" w:hint="eastAsia"/>
+          </w:rPr>
+          <m:t>Var</m:t>
+        </m:r>
+        <m:d>
+          <m:dPr>
+            <m:begChr m:val="["/>
+            <m:endChr m:val="]"/>
+            <m:ctrlPr>
+              <w:rPr>
+                <w:rFonts w:ascii="Cambria Math" w:eastAsia="仿宋" w:hAnsi="Cambria Math"/>
+                <w:bCs/>
+                <w:i/>
+              </w:rPr>
+            </m:ctrlPr>
+          </m:dPr>
+          <m:e>
+            <m:sSub>
+              <m:sSubPr>
+                <m:ctrlPr>
+                  <w:rPr>
+                    <w:rFonts w:ascii="Cambria Math" w:eastAsia="仿宋" w:hAnsi="Cambria Math"/>
+                    <w:bCs/>
+                    <w:i/>
+                  </w:rPr>
+                </m:ctrlPr>
+              </m:sSubPr>
+              <m:e>
+                <m:r>
+                  <w:rPr>
+                    <w:rFonts w:ascii="Cambria Math" w:eastAsia="仿宋" w:hAnsi="Cambria Math"/>
+                  </w:rPr>
+                  <m:t>Y</m:t>
+                </m:r>
+              </m:e>
+              <m:sub>
+                <m:r>
+                  <w:rPr>
+                    <w:rFonts w:ascii="Cambria Math" w:eastAsia="仿宋" w:hAnsi="Cambria Math"/>
+                  </w:rPr>
+                  <m:t>p</m:t>
+                </m:r>
+              </m:sub>
+            </m:sSub>
+          </m:e>
+        </m:d>
+        <m:r>
+          <w:rPr>
+            <w:rFonts w:ascii="Cambria Math" w:eastAsia="仿宋" w:hAnsi="Cambria Math"/>
+          </w:rPr>
+          <m:t>=E[</m:t>
+        </m:r>
+        <m:sSup>
+          <m:sSupPr>
+            <m:ctrlPr>
+              <w:rPr>
+                <w:rFonts w:ascii="Cambria Math" w:eastAsia="仿宋" w:hAnsi="Cambria Math"/>
+                <w:bCs/>
+                <w:i/>
+              </w:rPr>
+            </m:ctrlPr>
+          </m:sSupPr>
+          <m:e>
+            <m:d>
+              <m:dPr>
+                <m:ctrlPr>
+                  <w:rPr>
+                    <w:rFonts w:ascii="Cambria Math" w:eastAsia="仿宋" w:hAnsi="Cambria Math"/>
+                    <w:bCs/>
+                    <w:i/>
+                  </w:rPr>
+                </m:ctrlPr>
+              </m:dPr>
+              <m:e>
+                <m:r>
+                  <w:rPr>
+                    <w:rFonts w:ascii="Cambria Math" w:eastAsia="仿宋" w:hAnsi="Cambria Math" w:hint="eastAsia"/>
+                  </w:rPr>
+                  <m:t>Nois</m:t>
+                </m:r>
+                <m:sSub>
+                  <m:sSubPr>
+                    <m:ctrlPr>
+                      <w:rPr>
+                        <w:rFonts w:ascii="Cambria Math" w:eastAsia="仿宋" w:hAnsi="Cambria Math"/>
+                        <w:bCs/>
+                        <w:i/>
+                      </w:rPr>
+                    </m:ctrlPr>
+                  </m:sSubPr>
+                  <m:e>
+                    <m:r>
+                      <w:rPr>
+                        <w:rFonts w:ascii="Cambria Math" w:eastAsia="仿宋" w:hAnsi="Cambria Math" w:hint="eastAsia"/>
+                      </w:rPr>
+                      <m:t>e</m:t>
+                    </m:r>
+                    <m:ctrlPr>
+                      <w:rPr>
+                        <w:rFonts w:ascii="Cambria Math" w:eastAsia="仿宋" w:hAnsi="Cambria Math" w:hint="eastAsia"/>
+                        <w:bCs/>
+                        <w:i/>
+                      </w:rPr>
+                    </m:ctrlPr>
+                  </m:e>
+                  <m:sub>
+                    <m:r>
+                      <w:rPr>
+                        <w:rFonts w:ascii="Cambria Math" w:eastAsia="仿宋" w:hAnsi="Cambria Math"/>
+                      </w:rPr>
+                      <m:t>p</m:t>
+                    </m:r>
+                  </m:sub>
+                </m:sSub>
+              </m:e>
+            </m:d>
+          </m:e>
+          <m:sup>
+            <m:r>
+              <w:rPr>
+                <w:rFonts w:ascii="Cambria Math" w:eastAsia="仿宋" w:hAnsi="Cambria Math"/>
+              </w:rPr>
+              <m:t>2</m:t>
+            </m:r>
+          </m:sup>
+        </m:sSup>
+        <m:r>
+          <w:rPr>
+            <w:rFonts w:ascii="Cambria Math" w:eastAsia="仿宋" w:hAnsi="Cambria Math"/>
+          </w:rPr>
+          <m:t>]</m:t>
+        </m:r>
+      </m:oMath>
+      <w:r>
+        <w:rPr>
+          <w:rFonts w:ascii="Cambria Math" w:eastAsia="仿宋" w:hAnsi="Cambria Math" w:hint="eastAsia"/>
+          <w:bCs/>
+        </w:rPr>
+        <w:t>是噪声平方的期望</w:t>
+      </w:r>
+      <w:r>
+        <w:rPr>
+          <w:rFonts w:ascii="Cambria Math" w:eastAsia="仿宋" w:hAnsi="Cambria Math" w:hint="eastAsia"/>
+          <w:bCs/>
+        </w:rPr>
+        <w:t>,</w:t>
+      </w:r>
+      <w:r>
+        <w:rPr>
+          <w:rFonts w:ascii="Cambria Math" w:eastAsia="仿宋" w:hAnsi="Cambria Math" w:hint="eastAsia"/>
+          <w:bCs/>
+        </w:rPr>
+        <w:t>标准差</w:t>
+      </w:r>
+      <m:oMath>
+        <m:sSub>
+          <m:sSubPr>
+            <m:ctrlPr>
+              <w:rPr>
+                <w:rFonts w:ascii="Cambria Math" w:eastAsia="仿宋" w:hAnsi="Cambria Math"/>
+                <w:bCs/>
+                <w:i/>
+              </w:rPr>
+            </m:ctrlPr>
+          </m:sSubPr>
+          <m:e>
+            <m:r>
+              <w:rPr>
+                <w:rFonts w:ascii="Cambria Math" w:eastAsia="仿宋" w:hAnsi="Cambria Math"/>
+              </w:rPr>
+              <m:t>σ</m:t>
+            </m:r>
+          </m:e>
+          <m:sub>
+            <m:sSub>
+              <m:sSubPr>
+                <m:ctrlPr>
+                  <w:rPr>
+                    <w:rFonts w:ascii="Cambria Math" w:eastAsia="仿宋" w:hAnsi="Cambria Math"/>
+                    <w:bCs/>
+                    <w:i/>
+                  </w:rPr>
+                </m:ctrlPr>
+              </m:sSubPr>
+              <m:e>
+                <m:r>
+                  <w:rPr>
+                    <w:rFonts w:ascii="Cambria Math" w:eastAsia="仿宋" w:hAnsi="Cambria Math"/>
+                  </w:rPr>
+                  <m:t>Y</m:t>
+                </m:r>
+              </m:e>
+              <m:sub>
+                <m:r>
+                  <w:rPr>
+                    <w:rFonts w:ascii="Cambria Math" w:eastAsia="仿宋" w:hAnsi="Cambria Math"/>
+                  </w:rPr>
+                  <m:t>p</m:t>
+                </m:r>
+              </m:sub>
+            </m:sSub>
+          </m:sub>
+        </m:sSub>
+      </m:oMath>
+      <w:r>
+        <w:rPr>
+          <w:rFonts w:ascii="Cambria Math" w:eastAsia="仿宋" w:hAnsi="Cambria Math" w:hint="eastAsia"/>
+          <w:bCs/>
+        </w:rPr>
+        <w:t>=</w:t>
+      </w:r>
+      <m:oMath>
+        <m:rad>
+          <m:radPr>
+            <m:degHide m:val="1"/>
+            <m:ctrlPr>
+              <w:rPr>
+                <w:rFonts w:ascii="Cambria Math" w:eastAsia="仿宋" w:hAnsi="Cambria Math"/>
+                <w:bCs/>
+                <w:i/>
+              </w:rPr>
+            </m:ctrlPr>
+          </m:radPr>
+          <m:deg>
+            <m:ctrlPr>
+              <w:rPr>
+                <w:rFonts w:ascii="Cambria Math" w:eastAsia="仿宋" w:hAnsi="Cambria Math"/>
+                <w:i/>
+                <w:iCs/>
+              </w:rPr>
+            </m:ctrlPr>
+          </m:deg>
+          <m:e>
+            <m:r>
+              <w:rPr>
+                <w:rFonts w:ascii="Cambria Math" w:eastAsia="仿宋" w:hAnsi="Cambria Math" w:hint="eastAsia"/>
+              </w:rPr>
+              <m:t>Var</m:t>
+            </m:r>
+            <m:d>
+              <m:dPr>
+                <m:begChr m:val="["/>
+                <m:endChr m:val="]"/>
+                <m:ctrlPr>
+                  <w:rPr>
+                    <w:rFonts w:ascii="Cambria Math" w:eastAsia="仿宋" w:hAnsi="Cambria Math"/>
+                    <w:bCs/>
+                    <w:i/>
+                  </w:rPr>
+                </m:ctrlPr>
+              </m:dPr>
+              <m:e>
+                <m:sSub>
+                  <m:sSubPr>
+                    <m:ctrlPr>
+                      <w:rPr>
+                        <w:rFonts w:ascii="Cambria Math" w:eastAsia="仿宋" w:hAnsi="Cambria Math"/>
+                        <w:bCs/>
+                        <w:i/>
+                      </w:rPr>
+                    </m:ctrlPr>
+                  </m:sSubPr>
+                  <m:e>
+                    <m:r>
+                      <w:rPr>
+                        <w:rFonts w:ascii="Cambria Math" w:eastAsia="仿宋" w:hAnsi="Cambria Math"/>
+                      </w:rPr>
+                      <m:t>Y</m:t>
+                    </m:r>
+                  </m:e>
+                  <m:sub>
+                    <m:r>
+                      <w:rPr>
+                        <w:rFonts w:ascii="Cambria Math" w:eastAsia="仿宋" w:hAnsi="Cambria Math"/>
+                      </w:rPr>
+                      <m:t>p</m:t>
+                    </m:r>
+                  </m:sub>
+                </m:sSub>
+              </m:e>
+            </m:d>
+          </m:e>
+        </m:rad>
+      </m:oMath>
+      <w:r>
+        <w:rPr>
+          <w:rFonts w:ascii="Cambria Math" w:eastAsia="仿宋" w:hAnsi="Cambria Math" w:hint="eastAsia"/>
+          <w:bCs/>
+        </w:rPr>
+        <w:t>量纲与</w:t>
+      </w:r>
+      <m:oMath>
+        <m:sSub>
+          <m:sSubPr>
+            <m:ctrlPr>
+              <w:rPr>
+                <w:rFonts w:ascii="Cambria Math" w:eastAsia="仿宋" w:hAnsi="Cambria Math"/>
+                <w:bCs/>
+                <w:i/>
+              </w:rPr>
+            </m:ctrlPr>
+          </m:sSubPr>
+          <m:e>
+            <m:r>
+              <w:rPr>
+                <w:rFonts w:ascii="Cambria Math" w:eastAsia="仿宋" w:hAnsi="Cambria Math"/>
+              </w:rPr>
+              <m:t>Y</m:t>
+            </m:r>
+          </m:e>
+          <m:sub>
+            <m:r>
+              <w:rPr>
+                <w:rFonts w:ascii="Cambria Math" w:eastAsia="仿宋" w:hAnsi="Cambria Math"/>
+              </w:rPr>
+              <m:t>p</m:t>
+            </m:r>
+          </m:sub>
+        </m:sSub>
+      </m:oMath>
+      <w:r>
+        <w:rPr>
+          <w:rFonts w:ascii="Cambria Math" w:eastAsia="仿宋" w:hAnsi="Cambria Math" w:hint="eastAsia"/>
+          <w:bCs/>
+        </w:rPr>
+        <w:t>相同直接给出噪声的典型幅度</w:t>
+      </w:r>
+      <w:r>
+        <w:rPr>
+          <w:rFonts w:ascii="Cambria Math" w:eastAsia="仿宋" w:hAnsi="Cambria Math" w:hint="eastAsia"/>
+          <w:bCs/>
+        </w:rPr>
+        <w:t>,</w:t>
+      </w:r>
+    </w:p>
+    <w:p>
+      <w:pPr>
+        <w:widowControl/>
+        <w:jc w:val="left"/>
+        <w:rPr>
+          <w:rFonts w:ascii="Cambria Math" w:eastAsia="仿宋" w:hAnsi="Cambria Math" w:hint="eastAsia"/>
+          <w:iCs/>
+        </w:rPr>
+      </w:pPr>
+      <w:r>
+        <w:rPr>
+          <w:rFonts w:ascii="Cambria Math" w:eastAsia="仿宋" w:hAnsi="Cambria Math" w:hint="eastAsia"/>
+          <w:bCs/>
+        </w:rPr>
+        <w:t>但是标准差</w:t>
+      </w:r>
+      <m:oMath>
+        <m:r>
+          <w:rPr>
+            <w:rFonts w:ascii="Cambria Math" w:eastAsia="仿宋" w:hAnsi="Cambria Math"/>
+          </w:rPr>
+          <m:t>Std</m:t>
+        </m:r>
+        <m:d>
+          <m:dPr>
+            <m:begChr m:val="["/>
+            <m:endChr m:val="]"/>
+            <m:ctrlPr>
+              <w:rPr>
+                <w:rFonts w:ascii="Cambria Math" w:eastAsia="仿宋" w:hAnsi="Cambria Math"/>
+                <w:bCs/>
+                <w:i/>
+              </w:rPr>
+            </m:ctrlPr>
+          </m:dPr>
+          <m:e>
+            <m:sSub>
+              <m:sSubPr>
+                <m:ctrlPr>
+                  <w:rPr>
+                    <w:rFonts w:ascii="Cambria Math" w:eastAsia="仿宋" w:hAnsi="Cambria Math"/>
+                    <w:bCs/>
+                    <w:i/>
+                  </w:rPr>
+                </m:ctrlPr>
+              </m:sSubPr>
+              <m:e>
+                <m:r>
+                  <w:rPr>
+                    <w:rFonts w:ascii="Cambria Math" w:eastAsia="仿宋" w:hAnsi="Cambria Math"/>
+                  </w:rPr>
+                  <m:t>Y</m:t>
+                </m:r>
+              </m:e>
+              <m:sub>
+                <m:r>
+                  <w:rPr>
+                    <w:rFonts w:ascii="Cambria Math" w:eastAsia="仿宋" w:hAnsi="Cambria Math"/>
+                  </w:rPr>
+                  <m:t>p</m:t>
+                </m:r>
+              </m:sub>
+            </m:sSub>
+          </m:e>
+        </m:d>
+        <m:r>
+          <w:rPr>
+            <w:rFonts w:ascii="Cambria Math" w:eastAsia="仿宋" w:hAnsi="Cambria Math"/>
+          </w:rPr>
+          <m:t>=</m:t>
+        </m:r>
+      </m:oMath>
+      <w:r>
+        <w:rPr>
+          <w:rFonts w:ascii="Cambria Math" w:eastAsia="仿宋" w:hAnsi="Cambria Math" w:hint="eastAsia"/>
+          <w:bCs/>
+        </w:rPr>
+        <w:t>能准确衡量或者能以多大数值上的比例来衡量出真实的信号偏离均值的程度或者说噪声的幅度呢</w:t>
+      </w:r>
+    </w:p>
+    <w:p>
+      <w:pPr>
+        <w:widowControl/>
+        <w:jc w:val="left"/>
+        <w:rPr>
+          <w:rFonts w:ascii="Cambria Math" w:eastAsia="仿宋" w:hAnsi="Cambria Math"/>
+          <w:bCs/>
+        </w:rPr>
+      </w:pPr>
+    </w:p>
+    <w:p>
+      <w:pPr>
+        <w:rPr>
+          <w:rFonts w:ascii="Cambria Math" w:eastAsia="仿宋" w:hAnsi="Cambria Math"/>
+          <w:bCs/>
+        </w:rPr>
+      </w:pPr>
+      <w:r>
+        <w:rPr>
+          <w:rFonts w:ascii="Cambria Math" w:eastAsia="仿宋" w:hAnsi="Cambria Math" w:hint="eastAsia"/>
+          <w:bCs/>
+        </w:rPr>
+        <w:t>在暗区</w:t>
+      </w:r>
+      <w:r>
+        <w:rPr>
+          <w:rFonts w:ascii="Cambria Math" w:eastAsia="仿宋" w:hAnsi="Cambria Math" w:hint="eastAsia"/>
+          <w:bCs/>
+        </w:rPr>
+        <w:t>(</w:t>
+      </w:r>
+      <w:r>
+        <w:rPr>
+          <w:rFonts w:ascii="Cambria Math" w:eastAsia="仿宋" w:hAnsi="Cambria Math" w:hint="eastAsia"/>
+          <w:bCs/>
+        </w:rPr>
+        <w:t>低信号区</w:t>
+      </w:r>
+      <w:r>
+        <w:rPr>
+          <w:rFonts w:ascii="Cambria Math" w:eastAsia="仿宋" w:hAnsi="Cambria Math" w:hint="eastAsia"/>
+          <w:bCs/>
+        </w:rPr>
+        <w:t>)</w:t>
+      </w:r>
+      <w:r>
+        <w:rPr>
+          <w:rFonts w:ascii="Cambria Math" w:eastAsia="仿宋" w:hAnsi="Cambria Math" w:hint="eastAsia"/>
+          <w:bCs/>
+        </w:rPr>
+        <w:t>:</w:t>
+      </w:r>
+      <m:oMath>
+        <m:sSub>
+          <m:sSubPr>
+            <m:ctrlPr>
+              <w:rPr>
+                <w:rFonts w:ascii="Cambria Math" w:eastAsia="仿宋" w:hAnsi="Cambria Math"/>
+                <w:bCs/>
+                <w:i/>
+              </w:rPr>
+            </m:ctrlPr>
+          </m:sSubPr>
+          <m:e>
+            <m:r>
+              <w:rPr>
+                <w:rFonts w:ascii="Cambria Math" w:eastAsia="仿宋" w:hAnsi="Cambria Math"/>
+              </w:rPr>
+              <m:t>K</m:t>
+            </m:r>
+          </m:e>
+          <m:sub>
+            <m:r>
+              <w:rPr>
+                <w:rFonts w:ascii="Cambria Math" w:eastAsia="仿宋" w:hAnsi="Cambria Math"/>
+              </w:rPr>
+              <m:t>p</m:t>
+            </m:r>
+          </m:sub>
+        </m:sSub>
+        <m:r>
+          <m:rPr>
+            <m:sty m:val="p"/>
+          </m:rPr>
+          <w:rPr>
+            <w:rFonts w:ascii="Cambria Math" w:eastAsia="仿宋" w:hAnsi="Cambria Math" w:hint="eastAsia"/>
+          </w:rPr>
+          <m:t>和</m:t>
+        </m:r>
+        <m:sSubSup>
+          <m:sSubSupPr>
+            <m:ctrlPr>
+              <w:rPr>
+                <w:rFonts w:ascii="Cambria Math" w:eastAsia="仿宋" w:hAnsi="Cambria Math"/>
+                <w:bCs/>
+                <w:i/>
+              </w:rPr>
+            </m:ctrlPr>
+          </m:sSubSupPr>
+          <m:e>
+            <m:r>
+              <w:rPr>
+                <w:rFonts w:ascii="Cambria Math" w:eastAsia="仿宋" w:hAnsi="Cambria Math"/>
+              </w:rPr>
+              <m:t>K</m:t>
+            </m:r>
+          </m:e>
+          <m:sub>
+            <m:r>
+              <w:rPr>
+                <w:rFonts w:ascii="Cambria Math" w:eastAsia="仿宋" w:hAnsi="Cambria Math"/>
+              </w:rPr>
+              <m:t>p</m:t>
+            </m:r>
+          </m:sub>
+          <m:sup>
+            <m:r>
+              <w:rPr>
+                <w:rFonts w:ascii="Cambria Math" w:eastAsia="仿宋" w:hAnsi="Cambria Math"/>
+              </w:rPr>
+              <m:t>dark</m:t>
+            </m:r>
+          </m:sup>
+        </m:sSubSup>
+      </m:oMath>
+      <w:r>
+        <w:rPr>
+          <w:rFonts w:ascii="Cambria Math" w:eastAsia="仿宋" w:hAnsi="Cambria Math" w:hint="eastAsia"/>
+          <w:bCs/>
+          <w:iCs/>
+        </w:rPr>
+        <w:t>的均值</w:t>
+      </w:r>
+      <m:oMath>
+        <m:r>
+          <w:rPr>
+            <w:rFonts w:ascii="Cambria Math" w:eastAsia="仿宋" w:hAnsi="Cambria Math"/>
+          </w:rPr>
+          <m:t>E</m:t>
+        </m:r>
+        <m:d>
+          <m:dPr>
+            <m:begChr m:val="["/>
+            <m:endChr m:val="]"/>
+            <m:ctrlPr>
+              <w:rPr>
+                <w:rFonts w:ascii="Cambria Math" w:eastAsia="仿宋" w:hAnsi="Cambria Math"/>
+                <w:bCs/>
+                <w:i/>
+                <w:iCs/>
+              </w:rPr>
+            </m:ctrlPr>
+          </m:dPr>
+          <m:e>
+            <m:sSub>
+              <m:sSubPr>
+                <m:ctrlPr>
+                  <w:rPr>
+                    <w:rFonts w:ascii="Cambria Math" w:eastAsia="仿宋" w:hAnsi="Cambria Math"/>
+                    <w:bCs/>
+                    <w:i/>
+                  </w:rPr>
+                </m:ctrlPr>
+              </m:sSubPr>
+              <m:e>
+                <m:r>
+                  <w:rPr>
+                    <w:rFonts w:ascii="Cambria Math" w:eastAsia="仿宋" w:hAnsi="Cambria Math"/>
+                  </w:rPr>
+                  <m:t>K</m:t>
+                </m:r>
+              </m:e>
+              <m:sub>
+                <m:r>
+                  <w:rPr>
+                    <w:rFonts w:ascii="Cambria Math" w:eastAsia="仿宋" w:hAnsi="Cambria Math"/>
+                  </w:rPr>
+                  <m:t>p</m:t>
+                </m:r>
+              </m:sub>
+            </m:sSub>
+          </m:e>
+        </m:d>
+        <m:r>
+          <w:rPr>
+            <w:rFonts w:ascii="Cambria Math" w:eastAsia="仿宋" w:hAnsi="Cambria Math"/>
+          </w:rPr>
+          <m:t>,E[</m:t>
+        </m:r>
+        <m:sSubSup>
+          <m:sSubSupPr>
+            <m:ctrlPr>
+              <w:rPr>
+                <w:rFonts w:ascii="Cambria Math" w:eastAsia="仿宋" w:hAnsi="Cambria Math"/>
+                <w:bCs/>
+                <w:i/>
+                <w:iCs/>
+              </w:rPr>
+            </m:ctrlPr>
+          </m:sSubSupPr>
+          <m:e>
+            <m:r>
+              <w:rPr>
+                <w:rFonts w:ascii="Cambria Math" w:eastAsia="仿宋" w:hAnsi="Cambria Math"/>
+              </w:rPr>
+              <m:t>K</m:t>
+            </m:r>
+          </m:e>
+          <m:sub>
+            <m:r>
+              <w:rPr>
+                <w:rFonts w:ascii="Cambria Math" w:eastAsia="仿宋" w:hAnsi="Cambria Math"/>
+              </w:rPr>
+              <m:t>p</m:t>
+            </m:r>
+            <m:ctrlPr>
+              <w:rPr>
+                <w:rFonts w:ascii="Cambria Math" w:eastAsia="仿宋" w:hAnsi="Cambria Math"/>
+                <w:i/>
+              </w:rPr>
+            </m:ctrlPr>
+          </m:sub>
+          <m:sup>
+            <m:r>
+              <w:rPr>
+                <w:rFonts w:ascii="Cambria Math" w:eastAsia="仿宋" w:hAnsi="Cambria Math"/>
+              </w:rPr>
+              <m:t>dark</m:t>
+            </m:r>
+          </m:sup>
+        </m:sSubSup>
+        <m:r>
+          <w:rPr>
+            <w:rFonts w:ascii="Cambria Math" w:eastAsia="仿宋" w:hAnsi="Cambria Math"/>
+          </w:rPr>
+          <m:t>]</m:t>
+        </m:r>
+      </m:oMath>
+      <w:r>
+        <w:rPr>
+          <w:rFonts w:ascii="Cambria Math" w:eastAsia="仿宋" w:hAnsi="Cambria Math" w:hint="eastAsia"/>
+          <w:bCs/>
+          <w:iCs/>
+        </w:rPr>
+        <w:t>和方差</w:t>
+      </w:r>
+      <m:oMath>
+        <m:r>
+          <w:rPr>
+            <w:rFonts w:ascii="Cambria Math" w:eastAsia="仿宋" w:hAnsi="Cambria Math"/>
+          </w:rPr>
+          <m:t>Var</m:t>
+        </m:r>
+        <m:d>
+          <m:dPr>
+            <m:begChr m:val="["/>
+            <m:endChr m:val="]"/>
+            <m:ctrlPr>
+              <w:rPr>
+                <w:rFonts w:ascii="Cambria Math" w:eastAsia="仿宋" w:hAnsi="Cambria Math"/>
+                <w:bCs/>
+                <w:i/>
+                <w:iCs/>
+              </w:rPr>
+            </m:ctrlPr>
+          </m:dPr>
+          <m:e>
+            <m:sSub>
+              <m:sSubPr>
+                <m:ctrlPr>
+                  <w:rPr>
+                    <w:rFonts w:ascii="Cambria Math" w:eastAsia="仿宋" w:hAnsi="Cambria Math"/>
+                    <w:bCs/>
+                    <w:i/>
+                  </w:rPr>
+                </m:ctrlPr>
+              </m:sSubPr>
+              <m:e>
+                <m:r>
+                  <w:rPr>
+                    <w:rFonts w:ascii="Cambria Math" w:eastAsia="仿宋" w:hAnsi="Cambria Math"/>
+                  </w:rPr>
+                  <m:t>K</m:t>
+                </m:r>
+              </m:e>
+              <m:sub>
+                <m:r>
+                  <w:rPr>
+                    <w:rFonts w:ascii="Cambria Math" w:eastAsia="仿宋" w:hAnsi="Cambria Math"/>
+                  </w:rPr>
+                  <m:t>p</m:t>
+                </m:r>
+              </m:sub>
+            </m:sSub>
+          </m:e>
+        </m:d>
+        <m:r>
+          <w:rPr>
+            <w:rFonts w:ascii="Cambria Math" w:eastAsia="仿宋" w:hAnsi="Cambria Math"/>
+          </w:rPr>
+          <m:t>,</m:t>
+        </m:r>
+        <m:r>
+          <w:rPr>
+            <w:rFonts w:ascii="Cambria Math" w:eastAsia="仿宋" w:hAnsi="Cambria Math"/>
+          </w:rPr>
+          <m:t>Var</m:t>
+        </m:r>
+        <m:r>
+          <w:rPr>
+            <w:rFonts w:ascii="Cambria Math" w:eastAsia="仿宋" w:hAnsi="Cambria Math"/>
+          </w:rPr>
+          <m:t>[</m:t>
+        </m:r>
+        <m:sSubSup>
+          <m:sSubSupPr>
+            <m:ctrlPr>
+              <w:rPr>
+                <w:rFonts w:ascii="Cambria Math" w:eastAsia="仿宋" w:hAnsi="Cambria Math"/>
+                <w:bCs/>
+                <w:i/>
+                <w:iCs/>
+              </w:rPr>
+            </m:ctrlPr>
+          </m:sSubSupPr>
+          <m:e>
+            <m:r>
+              <w:rPr>
+                <w:rFonts w:ascii="Cambria Math" w:eastAsia="仿宋" w:hAnsi="Cambria Math"/>
+              </w:rPr>
+              <m:t>K</m:t>
+            </m:r>
+          </m:e>
+          <m:sub>
+            <m:r>
+              <w:rPr>
+                <w:rFonts w:ascii="Cambria Math" w:eastAsia="仿宋" w:hAnsi="Cambria Math"/>
+              </w:rPr>
+              <m:t>p</m:t>
+            </m:r>
+            <m:ctrlPr>
+              <w:rPr>
+                <w:rFonts w:ascii="Cambria Math" w:eastAsia="仿宋" w:hAnsi="Cambria Math"/>
+                <w:i/>
+              </w:rPr>
+            </m:ctrlPr>
+          </m:sub>
+          <m:sup>
+            <m:r>
+              <w:rPr>
+                <w:rFonts w:ascii="Cambria Math" w:eastAsia="仿宋" w:hAnsi="Cambria Math"/>
+              </w:rPr>
+              <m:t>dark</m:t>
+            </m:r>
+          </m:sup>
+        </m:sSubSup>
+        <m:r>
+          <w:rPr>
+            <w:rFonts w:ascii="Cambria Math" w:eastAsia="仿宋" w:hAnsi="Cambria Math"/>
+          </w:rPr>
+          <m:t>]</m:t>
+        </m:r>
+      </m:oMath>
+      <w:r>
+        <w:rPr>
+          <w:rFonts w:ascii="Cambria Math" w:eastAsia="仿宋" w:hAnsi="Cambria Math" w:hint="eastAsia"/>
+          <w:bCs/>
+          <w:iCs/>
+        </w:rPr>
+        <w:t>相对于</w:t>
+      </w:r>
+      <m:oMath>
+        <m:sSubSup>
+          <m:sSubSupPr>
+            <m:ctrlPr>
+              <w:rPr>
+                <w:rFonts w:ascii="Cambria Math" w:eastAsia="仿宋" w:hAnsi="Cambria Math"/>
+                <w:bCs/>
+                <w:i/>
+              </w:rPr>
+            </m:ctrlPr>
+          </m:sSubSupPr>
+          <m:e>
+            <m:r>
+              <w:rPr>
+                <w:rFonts w:ascii="Cambria Math" w:eastAsia="仿宋" w:hAnsi="Cambria Math"/>
+              </w:rPr>
+              <m:t>N</m:t>
+            </m:r>
+          </m:e>
+          <m:sub>
+            <m:r>
+              <w:rPr>
+                <w:rFonts w:ascii="Cambria Math" w:eastAsia="仿宋" w:hAnsi="Cambria Math"/>
+              </w:rPr>
+              <m:t>p</m:t>
+            </m:r>
+          </m:sub>
+          <m:sup>
+            <m:r>
+              <w:rPr>
+                <w:rFonts w:ascii="Cambria Math" w:eastAsia="仿宋" w:hAnsi="Cambria Math"/>
+              </w:rPr>
+              <m:t>read</m:t>
+            </m:r>
+          </m:sup>
+        </m:sSubSup>
+      </m:oMath>
+      <w:r>
+        <w:rPr>
+          <w:rFonts w:ascii="Cambria Math" w:eastAsia="仿宋" w:hAnsi="Cambria Math" w:hint="eastAsia"/>
+          <w:bCs/>
+        </w:rPr>
+        <w:t>来说</w:t>
+      </w:r>
+      <w:r>
+        <w:rPr>
+          <w:rFonts w:ascii="Cambria Math" w:eastAsia="仿宋" w:hAnsi="Cambria Math" w:hint="eastAsia"/>
+          <w:bCs/>
+          <w:iCs/>
+        </w:rPr>
+        <w:t>都很小</w:t>
+      </w:r>
+      <w:r>
+        <w:rPr>
+          <w:rFonts w:ascii="Cambria Math" w:eastAsia="仿宋" w:hAnsi="Cambria Math"/>
+          <w:bCs/>
+        </w:rPr>
+        <w:t>,</w:t>
+      </w:r>
+      <m:oMath>
+        <m:sSubSup>
+          <m:sSubSupPr>
+            <m:ctrlPr>
+              <w:rPr>
+                <w:rFonts w:ascii="Cambria Math" w:eastAsia="仿宋" w:hAnsi="Cambria Math"/>
+                <w:bCs/>
+                <w:i/>
+              </w:rPr>
+            </m:ctrlPr>
+          </m:sSubSupPr>
+          <m:e>
+            <m:r>
+              <w:rPr>
+                <w:rFonts w:ascii="Cambria Math" w:eastAsia="仿宋" w:hAnsi="Cambria Math"/>
+              </w:rPr>
+              <m:t>N</m:t>
+            </m:r>
+          </m:e>
+          <m:sub>
+            <m:r>
+              <w:rPr>
+                <w:rFonts w:ascii="Cambria Math" w:eastAsia="仿宋" w:hAnsi="Cambria Math"/>
+              </w:rPr>
+              <m:t>p</m:t>
+            </m:r>
+          </m:sub>
+          <m:sup>
+            <m:r>
+              <w:rPr>
+                <w:rFonts w:ascii="Cambria Math" w:eastAsia="仿宋" w:hAnsi="Cambria Math"/>
+              </w:rPr>
+              <m:t>read</m:t>
+            </m:r>
+          </m:sup>
+        </m:sSubSup>
+      </m:oMath>
+      <w:r>
+        <w:rPr>
+          <w:rFonts w:ascii="Cambria Math" w:eastAsia="仿宋" w:hAnsi="Cambria Math" w:hint="eastAsia"/>
+          <w:bCs/>
+          <w:iCs/>
+        </w:rPr>
+        <w:t>占主导</w:t>
+      </w:r>
+      <w:r>
+        <w:rPr>
+          <w:rFonts w:ascii="Cambria Math" w:eastAsia="仿宋" w:hAnsi="Cambria Math" w:hint="eastAsia"/>
+          <w:bCs/>
+          <w:iCs/>
+        </w:rPr>
+        <w:t>,</w:t>
+      </w:r>
+      <m:oMath>
+        <m:r>
+          <w:rPr>
+            <w:rFonts w:ascii="Cambria Math" w:eastAsia="仿宋" w:hAnsi="Cambria Math" w:hint="eastAsia"/>
+          </w:rPr>
+          <m:t>E</m:t>
+        </m:r>
+        <m:d>
+          <m:dPr>
+            <m:begChr m:val="["/>
+            <m:endChr m:val="]"/>
+            <m:ctrlPr>
+              <w:rPr>
+                <w:rFonts w:ascii="Cambria Math" w:eastAsia="仿宋" w:hAnsi="Cambria Math"/>
+                <w:bCs/>
+                <w:i/>
+                <w:iCs/>
+              </w:rPr>
+            </m:ctrlPr>
+          </m:dPr>
+          <m:e>
+            <m:sSubSup>
+              <m:sSubSupPr>
+                <m:ctrlPr>
+                  <w:rPr>
+                    <w:rFonts w:ascii="Cambria Math" w:eastAsia="仿宋" w:hAnsi="Cambria Math"/>
+                    <w:bCs/>
+                    <w:i/>
+                  </w:rPr>
+                </m:ctrlPr>
+              </m:sSubSupPr>
+              <m:e>
+                <m:r>
+                  <w:rPr>
+                    <w:rFonts w:ascii="Cambria Math" w:eastAsia="仿宋" w:hAnsi="Cambria Math"/>
+                  </w:rPr>
+                  <m:t>N</m:t>
+                </m:r>
+              </m:e>
+              <m:sub>
+                <m:r>
+                  <w:rPr>
+                    <w:rFonts w:ascii="Cambria Math" w:eastAsia="仿宋" w:hAnsi="Cambria Math"/>
+                  </w:rPr>
+                  <m:t>p</m:t>
+                </m:r>
+              </m:sub>
+              <m:sup>
+                <m:r>
+                  <w:rPr>
+                    <w:rFonts w:ascii="Cambria Math" w:eastAsia="仿宋" w:hAnsi="Cambria Math"/>
+                  </w:rPr>
+                  <m:t>read</m:t>
+                </m:r>
+              </m:sup>
+            </m:sSubSup>
+          </m:e>
+        </m:d>
+        <m:r>
+          <w:rPr>
+            <w:rFonts w:ascii="Cambria Math" w:eastAsia="仿宋" w:hAnsi="Cambria Math"/>
+          </w:rPr>
+          <m:t>=</m:t>
+        </m:r>
+        <m:sSub>
+          <m:sSubPr>
+            <m:ctrlPr>
+              <w:rPr>
+                <w:rFonts w:ascii="Cambria Math" w:eastAsia="仿宋" w:hAnsi="Cambria Math"/>
+                <w:bCs/>
+                <w:i/>
+                <w:iCs/>
+              </w:rPr>
+            </m:ctrlPr>
+          </m:sSubPr>
+          <m:e>
+            <m:r>
+              <w:rPr>
+                <w:rFonts w:ascii="Cambria Math" w:eastAsia="仿宋" w:hAnsi="Cambria Math"/>
+              </w:rPr>
+              <m:t>μ</m:t>
+            </m:r>
+          </m:e>
+          <m:sub>
+            <m:r>
+              <w:rPr>
+                <w:rFonts w:ascii="Cambria Math" w:eastAsia="仿宋" w:hAnsi="Cambria Math"/>
+              </w:rPr>
+              <m:t>read</m:t>
+            </m:r>
+          </m:sub>
+        </m:sSub>
+        <m:r>
+          <w:rPr>
+            <w:rFonts w:ascii="Cambria Math" w:eastAsia="仿宋" w:hAnsi="Cambria Math"/>
+          </w:rPr>
+          <m:t>=0</m:t>
+        </m:r>
+      </m:oMath>
+      <w:r>
+        <w:rPr>
+          <w:rFonts w:ascii="Cambria Math" w:eastAsia="仿宋" w:hAnsi="Cambria Math" w:hint="eastAsia"/>
+          <w:bCs/>
+          <w:iCs/>
+        </w:rPr>
+        <w:t>,</w:t>
+      </w:r>
+      <m:oMath>
+        <m:r>
+          <w:rPr>
+            <w:rFonts w:ascii="Cambria Math" w:eastAsia="仿宋" w:hAnsi="Cambria Math"/>
+          </w:rPr>
+          <m:t>Var</m:t>
+        </m:r>
+        <m:d>
+          <m:dPr>
+            <m:begChr m:val="["/>
+            <m:endChr m:val="]"/>
+            <m:ctrlPr>
+              <w:rPr>
+                <w:rFonts w:ascii="Cambria Math" w:eastAsia="仿宋" w:hAnsi="Cambria Math"/>
+                <w:bCs/>
+                <w:i/>
+                <w:iCs/>
+              </w:rPr>
+            </m:ctrlPr>
+          </m:dPr>
+          <m:e>
+            <m:sSubSup>
+              <m:sSubSupPr>
+                <m:ctrlPr>
+                  <w:rPr>
+                    <w:rFonts w:ascii="Cambria Math" w:eastAsia="仿宋" w:hAnsi="Cambria Math"/>
+                    <w:bCs/>
+                    <w:i/>
+                  </w:rPr>
+                </m:ctrlPr>
+              </m:sSubSupPr>
+              <m:e>
+                <m:r>
+                  <w:rPr>
+                    <w:rFonts w:ascii="Cambria Math" w:eastAsia="仿宋" w:hAnsi="Cambria Math"/>
+                  </w:rPr>
+                  <m:t>N</m:t>
+                </m:r>
+              </m:e>
+              <m:sub>
+                <m:r>
+                  <w:rPr>
+                    <w:rFonts w:ascii="Cambria Math" w:eastAsia="仿宋" w:hAnsi="Cambria Math"/>
+                  </w:rPr>
+                  <m:t>p</m:t>
+                </m:r>
+              </m:sub>
+              <m:sup>
+                <m:r>
+                  <w:rPr>
+                    <w:rFonts w:ascii="Cambria Math" w:eastAsia="仿宋" w:hAnsi="Cambria Math"/>
+                  </w:rPr>
+                  <m:t>read</m:t>
+                </m:r>
+              </m:sup>
+            </m:sSubSup>
+            <m:ctrlPr>
+              <w:rPr>
+                <w:rFonts w:ascii="Cambria Math" w:eastAsia="仿宋" w:hAnsi="Cambria Math"/>
+                <w:bCs/>
+                <w:i/>
+              </w:rPr>
+            </m:ctrlPr>
+          </m:e>
+        </m:d>
+        <m:r>
+          <w:rPr>
+            <w:rFonts w:ascii="Cambria Math" w:eastAsia="仿宋" w:hAnsi="Cambria Math"/>
+          </w:rPr>
+          <m:t>=</m:t>
+        </m:r>
+        <m:sSubSup>
+          <m:sSubSupPr>
+            <m:ctrlPr>
+              <w:rPr>
+                <w:rFonts w:ascii="Cambria Math" w:eastAsia="仿宋" w:hAnsi="Cambria Math"/>
+                <w:bCs/>
+                <w:i/>
+              </w:rPr>
+            </m:ctrlPr>
+          </m:sSubSupPr>
+          <m:e>
+            <m:r>
+              <w:rPr>
+                <w:rFonts w:ascii="Cambria Math" w:eastAsia="仿宋" w:hAnsi="Cambria Math"/>
+              </w:rPr>
+              <m:t>σ</m:t>
+            </m:r>
+          </m:e>
+          <m:sub>
+            <m:r>
+              <w:rPr>
+                <w:rFonts w:ascii="Cambria Math" w:eastAsia="仿宋" w:hAnsi="Cambria Math"/>
+              </w:rPr>
+              <m:t>read</m:t>
+            </m:r>
+          </m:sub>
+          <m:sup>
+            <m:r>
+              <w:rPr>
+                <w:rFonts w:ascii="Cambria Math" w:eastAsia="仿宋" w:hAnsi="Cambria Math"/>
+              </w:rPr>
+              <m:t>2</m:t>
+            </m:r>
+          </m:sup>
+        </m:sSubSup>
+      </m:oMath>
+      <w:r>
+        <w:rPr>
+          <w:rFonts w:ascii="Cambria Math" w:eastAsia="仿宋" w:hAnsi="Cambria Math" w:hint="eastAsia"/>
+          <w:bCs/>
+        </w:rPr>
+        <w:t>,</w:t>
+      </w:r>
+      <w:r>
+        <w:rPr>
+          <w:rFonts w:ascii="Cambria Math" w:eastAsia="仿宋" w:hAnsi="Cambria Math" w:hint="eastAsia"/>
+          <w:bCs/>
+        </w:rPr>
+        <w:t>因此暗区噪声体现为</w:t>
+      </w:r>
+      <w:r>
+        <w:rPr>
+          <w:rFonts w:ascii="Cambria Math" w:eastAsia="仿宋" w:hAnsi="Cambria Math" w:hint="eastAsia"/>
+          <w:bCs/>
+        </w:rPr>
+        <w:t>恒均值</w:t>
+      </w:r>
+      <w:proofErr w:type="gramStart"/>
+      <w:r>
+        <w:rPr>
+          <w:rFonts w:ascii="Cambria Math" w:eastAsia="仿宋" w:hAnsi="Cambria Math" w:hint="eastAsia"/>
+          <w:bCs/>
+        </w:rPr>
+        <w:t>恒</w:t>
+      </w:r>
+      <w:proofErr w:type="gramEnd"/>
+      <w:r>
+        <w:rPr>
+          <w:rFonts w:ascii="Cambria Math" w:eastAsia="仿宋" w:hAnsi="Cambria Math" w:hint="eastAsia"/>
+          <w:bCs/>
+        </w:rPr>
+        <w:t>方差的</w:t>
+      </w:r>
+      <w:r>
+        <w:rPr>
+          <w:rFonts w:ascii="Cambria Math" w:eastAsia="仿宋" w:hAnsi="Cambria Math" w:hint="eastAsia"/>
+          <w:bCs/>
+        </w:rPr>
+        <w:t>高斯型</w:t>
+      </w:r>
+      <w:r>
+        <w:rPr>
+          <w:rFonts w:ascii="Cambria Math" w:eastAsia="仿宋" w:hAnsi="Cambria Math" w:hint="eastAsia"/>
+          <w:bCs/>
+        </w:rPr>
+        <w:t>噪声</w:t>
+      </w:r>
+      <w:r>
+        <w:rPr>
+          <w:rFonts w:ascii="Cambria Math" w:eastAsia="仿宋" w:hAnsi="Cambria Math" w:hint="eastAsia"/>
+          <w:bCs/>
+        </w:rPr>
+        <w:t>.</w:t>
+      </w:r>
+      <w:r>
+        <w:rPr>
+          <w:rFonts w:ascii="Cambria Math" w:eastAsia="仿宋" w:hAnsi="Cambria Math" w:hint="eastAsia"/>
+          <w:bCs/>
+          <w:u w:val="single"/>
+        </w:rPr>
+        <w:t>问题</w:t>
+      </w:r>
+      <w:r>
+        <w:rPr>
+          <w:rFonts w:ascii="Cambria Math" w:eastAsia="仿宋" w:hAnsi="Cambria Math" w:hint="eastAsia"/>
+          <w:bCs/>
+        </w:rPr>
+        <w:t>2</w:t>
+      </w:r>
+      <w:r>
+        <w:rPr>
+          <w:rFonts w:ascii="Cambria Math" w:eastAsia="仿宋" w:hAnsi="Cambria Math" w:hint="eastAsia"/>
+          <w:bCs/>
+        </w:rPr>
+        <w:t>:</w:t>
+      </w:r>
+      <w:r>
+        <w:rPr>
+          <w:rFonts w:ascii="Cambria Math" w:eastAsia="仿宋" w:hAnsi="Cambria Math" w:hint="eastAsia"/>
+          <w:bCs/>
+        </w:rPr>
+        <w:t>我们不应该有负噪声</w:t>
+      </w:r>
+      <w:r>
+        <w:rPr>
+          <w:rFonts w:ascii="Cambria Math" w:eastAsia="仿宋" w:hAnsi="Cambria Math" w:hint="eastAsia"/>
+          <w:bCs/>
+        </w:rPr>
+        <w:t>,</w:t>
+      </w:r>
+      <w:r>
+        <w:rPr>
+          <w:rFonts w:ascii="Cambria Math" w:eastAsia="仿宋" w:hAnsi="Cambria Math" w:hint="eastAsia"/>
+          <w:bCs/>
+        </w:rPr>
+        <w:t>不应该有负</w:t>
+      </w:r>
+      <w:proofErr w:type="gramStart"/>
+      <w:r>
+        <w:rPr>
+          <w:rFonts w:ascii="Cambria Math" w:eastAsia="仿宋" w:hAnsi="Cambria Math" w:hint="eastAsia"/>
+          <w:bCs/>
+        </w:rPr>
+        <w:t>光子数啊</w:t>
+      </w:r>
+      <w:proofErr w:type="gramEnd"/>
+      <w:r>
+        <w:rPr>
+          <w:rFonts w:ascii="Cambria Math" w:eastAsia="仿宋" w:hAnsi="Cambria Math" w:hint="eastAsia"/>
+          <w:bCs/>
+        </w:rPr>
+        <w:t>,</w:t>
+      </w:r>
+      <w:r>
+        <w:rPr>
+          <w:rFonts w:ascii="Cambria Math" w:eastAsia="仿宋" w:hAnsi="Cambria Math" w:hint="eastAsia"/>
+          <w:bCs/>
+        </w:rPr>
+        <w:t>这里</w:t>
+      </w:r>
+      <m:oMath>
+        <m:sSub>
+          <m:sSubPr>
+            <m:ctrlPr>
+              <w:rPr>
+                <w:rFonts w:ascii="Cambria Math" w:eastAsia="仿宋" w:hAnsi="Cambria Math"/>
+                <w:bCs/>
+                <w:i/>
+                <w:iCs/>
+              </w:rPr>
+            </m:ctrlPr>
+          </m:sSubPr>
+          <m:e>
+            <m:r>
+              <w:rPr>
+                <w:rFonts w:ascii="Cambria Math" w:eastAsia="仿宋" w:hAnsi="Cambria Math"/>
+              </w:rPr>
+              <m:t>μ</m:t>
+            </m:r>
+          </m:e>
+          <m:sub>
+            <m:r>
+              <w:rPr>
+                <w:rFonts w:ascii="Cambria Math" w:eastAsia="仿宋" w:hAnsi="Cambria Math"/>
+              </w:rPr>
+              <m:t>read</m:t>
+            </m:r>
+          </m:sub>
+        </m:sSub>
+        <m:r>
+          <w:rPr>
+            <w:rFonts w:ascii="Cambria Math" w:eastAsia="仿宋" w:hAnsi="Cambria Math"/>
+          </w:rPr>
+          <m:t>=0</m:t>
+        </m:r>
+      </m:oMath>
+      <w:r>
+        <w:rPr>
+          <w:rFonts w:ascii="Cambria Math" w:eastAsia="仿宋" w:hAnsi="Cambria Math" w:hint="eastAsia"/>
+          <w:bCs/>
+          <w:iCs/>
+        </w:rPr>
+        <w:t>加上趋于</w:t>
+      </w:r>
+      <w:r>
+        <w:rPr>
+          <w:rFonts w:ascii="Cambria Math" w:eastAsia="仿宋" w:hAnsi="Cambria Math" w:hint="eastAsia"/>
+          <w:bCs/>
+          <w:iCs/>
+        </w:rPr>
+        <w:t>0</w:t>
+      </w:r>
+      <w:r>
+        <w:rPr>
+          <w:rFonts w:ascii="Cambria Math" w:eastAsia="仿宋" w:hAnsi="Cambria Math" w:hint="eastAsia"/>
+          <w:bCs/>
+          <w:iCs/>
+        </w:rPr>
+        <w:t>的</w:t>
+      </w:r>
+      <m:oMath>
+        <m:r>
+          <w:rPr>
+            <w:rFonts w:ascii="Cambria Math" w:eastAsia="仿宋" w:hAnsi="Cambria Math"/>
+          </w:rPr>
+          <m:t>E</m:t>
+        </m:r>
+        <m:d>
+          <m:dPr>
+            <m:begChr m:val="["/>
+            <m:endChr m:val="]"/>
+            <m:ctrlPr>
+              <w:rPr>
+                <w:rFonts w:ascii="Cambria Math" w:eastAsia="仿宋" w:hAnsi="Cambria Math"/>
+                <w:bCs/>
+                <w:i/>
+                <w:iCs/>
+              </w:rPr>
+            </m:ctrlPr>
+          </m:dPr>
+          <m:e>
+            <m:sSub>
+              <m:sSubPr>
+                <m:ctrlPr>
+                  <w:rPr>
+                    <w:rFonts w:ascii="Cambria Math" w:eastAsia="仿宋" w:hAnsi="Cambria Math"/>
+                    <w:bCs/>
+                    <w:i/>
+                  </w:rPr>
+                </m:ctrlPr>
+              </m:sSubPr>
+              <m:e>
+                <m:r>
+                  <w:rPr>
+                    <w:rFonts w:ascii="Cambria Math" w:eastAsia="仿宋" w:hAnsi="Cambria Math"/>
+                  </w:rPr>
+                  <m:t>K</m:t>
+                </m:r>
+              </m:e>
+              <m:sub>
+                <m:r>
+                  <w:rPr>
+                    <w:rFonts w:ascii="Cambria Math" w:eastAsia="仿宋" w:hAnsi="Cambria Math"/>
+                  </w:rPr>
+                  <m:t>p</m:t>
+                </m:r>
+              </m:sub>
+            </m:sSub>
+          </m:e>
+        </m:d>
+        <m:r>
+          <w:rPr>
+            <w:rFonts w:ascii="Cambria Math" w:eastAsia="仿宋" w:hAnsi="Cambria Math"/>
+          </w:rPr>
+          <m:t>,E[</m:t>
+        </m:r>
+        <m:sSubSup>
+          <m:sSubSupPr>
+            <m:ctrlPr>
+              <w:rPr>
+                <w:rFonts w:ascii="Cambria Math" w:eastAsia="仿宋" w:hAnsi="Cambria Math"/>
+                <w:bCs/>
+                <w:i/>
+                <w:iCs/>
+              </w:rPr>
+            </m:ctrlPr>
+          </m:sSubSupPr>
+          <m:e>
+            <m:r>
+              <w:rPr>
+                <w:rFonts w:ascii="Cambria Math" w:eastAsia="仿宋" w:hAnsi="Cambria Math"/>
+              </w:rPr>
+              <m:t>K</m:t>
+            </m:r>
+          </m:e>
+          <m:sub>
+            <m:r>
+              <w:rPr>
+                <w:rFonts w:ascii="Cambria Math" w:eastAsia="仿宋" w:hAnsi="Cambria Math"/>
+              </w:rPr>
+              <m:t>p</m:t>
+            </m:r>
+            <m:ctrlPr>
+              <w:rPr>
+                <w:rFonts w:ascii="Cambria Math" w:eastAsia="仿宋" w:hAnsi="Cambria Math"/>
+                <w:i/>
+              </w:rPr>
+            </m:ctrlPr>
+          </m:sub>
+          <m:sup>
+            <m:r>
+              <w:rPr>
+                <w:rFonts w:ascii="Cambria Math" w:eastAsia="仿宋" w:hAnsi="Cambria Math"/>
+              </w:rPr>
+              <m:t>dark</m:t>
+            </m:r>
+          </m:sup>
+        </m:sSubSup>
+        <m:r>
+          <w:rPr>
+            <w:rFonts w:ascii="Cambria Math" w:eastAsia="仿宋" w:hAnsi="Cambria Math"/>
+          </w:rPr>
+          <m:t>]</m:t>
+        </m:r>
+      </m:oMath>
+      <w:r>
+        <w:rPr>
+          <w:rFonts w:ascii="Cambria Math" w:eastAsia="仿宋" w:hAnsi="Cambria Math" w:hint="eastAsia"/>
+          <w:bCs/>
+          <w:iCs/>
+        </w:rPr>
+        <w:t>依旧趋于</w:t>
+      </w:r>
+      <w:r>
+        <w:rPr>
+          <w:rFonts w:ascii="Cambria Math" w:eastAsia="仿宋" w:hAnsi="Cambria Math" w:hint="eastAsia"/>
+          <w:bCs/>
+          <w:iCs/>
+        </w:rPr>
+        <w:t>0</w:t>
+      </w:r>
+      <w:r>
+        <w:rPr>
+          <w:rFonts w:ascii="Cambria Math" w:eastAsia="仿宋" w:hAnsi="Cambria Math" w:hint="eastAsia"/>
+          <w:bCs/>
+          <w:iCs/>
+        </w:rPr>
+        <w:t>的情况下</w:t>
+      </w:r>
+      <w:r>
+        <w:rPr>
+          <w:rFonts w:ascii="Cambria Math" w:eastAsia="仿宋" w:hAnsi="Cambria Math" w:hint="eastAsia"/>
+          <w:bCs/>
+          <w:iCs/>
+        </w:rPr>
+        <w:t>,</w:t>
+      </w:r>
+      <w:r>
+        <w:rPr>
+          <w:rFonts w:ascii="Cambria Math" w:eastAsia="仿宋" w:hAnsi="Cambria Math" w:hint="eastAsia"/>
+          <w:bCs/>
+          <w:iCs/>
+        </w:rPr>
+        <w:t>很容易因为</w:t>
+      </w:r>
+      <m:oMath>
+        <m:sSubSup>
+          <m:sSubSupPr>
+            <m:ctrlPr>
+              <w:rPr>
+                <w:rFonts w:ascii="Cambria Math" w:eastAsia="仿宋" w:hAnsi="Cambria Math"/>
+                <w:bCs/>
+                <w:i/>
+              </w:rPr>
+            </m:ctrlPr>
+          </m:sSubSupPr>
+          <m:e>
+            <m:r>
+              <w:rPr>
+                <w:rFonts w:ascii="Cambria Math" w:eastAsia="仿宋" w:hAnsi="Cambria Math"/>
+              </w:rPr>
+              <m:t>σ</m:t>
+            </m:r>
+          </m:e>
+          <m:sub>
+            <m:r>
+              <w:rPr>
+                <w:rFonts w:ascii="Cambria Math" w:eastAsia="仿宋" w:hAnsi="Cambria Math"/>
+              </w:rPr>
+              <m:t>read</m:t>
+            </m:r>
+          </m:sub>
+          <m:sup>
+            <m:r>
+              <w:rPr>
+                <w:rFonts w:ascii="Cambria Math" w:eastAsia="仿宋" w:hAnsi="Cambria Math"/>
+              </w:rPr>
+              <m:t>2</m:t>
+            </m:r>
+          </m:sup>
+        </m:sSubSup>
+      </m:oMath>
+      <w:r>
+        <w:rPr>
+          <w:rFonts w:ascii="Cambria Math" w:eastAsia="仿宋" w:hAnsi="Cambria Math" w:hint="eastAsia"/>
+          <w:bCs/>
+        </w:rPr>
+        <w:t>过大出现负值不是吗</w:t>
+      </w:r>
+      <w:r>
+        <w:rPr>
+          <w:rFonts w:ascii="Cambria Math" w:eastAsia="仿宋" w:hAnsi="Cambria Math" w:hint="eastAsia"/>
+          <w:bCs/>
+        </w:rPr>
+        <w:t>?</w:t>
+      </w:r>
+      <w:r>
+        <w:rPr>
+          <w:rFonts w:ascii="Cambria Math" w:eastAsia="仿宋" w:hAnsi="Cambria Math" w:hint="eastAsia"/>
+          <w:bCs/>
+        </w:rPr>
+        <w:t>这合理吗？真实情况是什么样子的</w:t>
+      </w:r>
+      <w:r>
+        <w:rPr>
+          <w:rFonts w:ascii="Cambria Math" w:eastAsia="仿宋" w:hAnsi="Cambria Math" w:hint="eastAsia"/>
+          <w:bCs/>
+        </w:rPr>
+        <w:t>?</w:t>
+      </w:r>
+      <w:r>
+        <w:rPr>
+          <w:rFonts w:ascii="Cambria Math" w:eastAsia="仿宋" w:hAnsi="Cambria Math" w:hint="eastAsia"/>
+          <w:bCs/>
+        </w:rPr>
+        <w:t>问题</w:t>
+      </w:r>
+      <w:r>
+        <w:rPr>
+          <w:rFonts w:ascii="Cambria Math" w:eastAsia="仿宋" w:hAnsi="Cambria Math" w:hint="eastAsia"/>
+          <w:bCs/>
+        </w:rPr>
+        <w:t>2</w:t>
+      </w:r>
+      <w:r>
+        <w:rPr>
+          <w:rFonts w:ascii="Cambria Math" w:eastAsia="仿宋" w:hAnsi="Cambria Math" w:hint="eastAsia"/>
+          <w:bCs/>
+        </w:rPr>
+        <w:t>结束</w:t>
+      </w:r>
+      <w:r>
+        <w:rPr>
+          <w:rFonts w:ascii="Cambria Math" w:eastAsia="仿宋" w:hAnsi="Cambria Math" w:hint="eastAsia"/>
+          <w:bCs/>
+        </w:rPr>
+        <w:t>.</w:t>
+      </w:r>
+    </w:p>
+    <w:p>
+      <w:pPr>
+        <w:rPr>
+          <w:rFonts w:ascii="Cambria Math" w:eastAsia="仿宋" w:hAnsi="Cambria Math"/>
+          <w:bCs/>
+          <w:iCs/>
+        </w:rPr>
+      </w:pPr>
+      <w:r>
+        <w:rPr>
+          <w:rFonts w:ascii="Cambria Math" w:eastAsia="仿宋" w:hAnsi="Cambria Math" w:hint="eastAsia"/>
+          <w:bCs/>
+        </w:rPr>
+        <w:t>在亮区</w:t>
+      </w:r>
+      <w:r>
+        <w:rPr>
+          <w:rFonts w:ascii="Cambria Math" w:eastAsia="仿宋" w:hAnsi="Cambria Math" w:hint="eastAsia"/>
+          <w:bCs/>
+        </w:rPr>
+        <w:t>(</w:t>
+      </w:r>
+      <w:r>
+        <w:rPr>
+          <w:rFonts w:ascii="Cambria Math" w:eastAsia="仿宋" w:hAnsi="Cambria Math" w:hint="eastAsia"/>
+          <w:bCs/>
+        </w:rPr>
+        <w:t>高信号区</w:t>
+      </w:r>
+      <w:r>
+        <w:rPr>
+          <w:rFonts w:ascii="Cambria Math" w:eastAsia="仿宋" w:hAnsi="Cambria Math" w:hint="eastAsia"/>
+          <w:bCs/>
+        </w:rPr>
+        <w:t>):</w:t>
+      </w:r>
+      <w:proofErr w:type="gramStart"/>
+      <w:r>
+        <w:rPr>
+          <w:rFonts w:ascii="Cambria Math" w:eastAsia="仿宋" w:hAnsi="Cambria Math" w:hint="eastAsia"/>
+          <w:bCs/>
+        </w:rPr>
+        <w:t>恒</w:t>
+      </w:r>
+      <w:proofErr w:type="gramEnd"/>
+      <w:r>
+        <w:rPr>
+          <w:rFonts w:ascii="Cambria Math" w:eastAsia="仿宋" w:hAnsi="Cambria Math" w:hint="eastAsia"/>
+          <w:bCs/>
+        </w:rPr>
+        <w:t>均值和</w:t>
+      </w:r>
+      <w:proofErr w:type="gramStart"/>
+      <w:r>
+        <w:rPr>
+          <w:rFonts w:ascii="Cambria Math" w:eastAsia="仿宋" w:hAnsi="Cambria Math" w:hint="eastAsia"/>
+          <w:bCs/>
+        </w:rPr>
+        <w:t>恒方差</w:t>
+      </w:r>
+      <w:proofErr w:type="gramEnd"/>
+      <w:r>
+        <w:rPr>
+          <w:rFonts w:ascii="Cambria Math" w:eastAsia="仿宋" w:hAnsi="Cambria Math" w:hint="eastAsia"/>
+          <w:bCs/>
+        </w:rPr>
+        <w:t>的</w:t>
+      </w:r>
+      <m:oMath>
+        <m:sSubSup>
+          <m:sSubSupPr>
+            <m:ctrlPr>
+              <w:rPr>
+                <w:rFonts w:ascii="Cambria Math" w:eastAsia="仿宋" w:hAnsi="Cambria Math"/>
+                <w:bCs/>
+                <w:i/>
+              </w:rPr>
+            </m:ctrlPr>
+          </m:sSubSupPr>
+          <m:e>
+            <m:r>
+              <w:rPr>
+                <w:rFonts w:ascii="Cambria Math" w:eastAsia="仿宋" w:hAnsi="Cambria Math"/>
+              </w:rPr>
+              <m:t>K</m:t>
+            </m:r>
+          </m:e>
+          <m:sub>
+            <m:r>
+              <w:rPr>
+                <w:rFonts w:ascii="Cambria Math" w:eastAsia="仿宋" w:hAnsi="Cambria Math"/>
+              </w:rPr>
+              <m:t>p</m:t>
+            </m:r>
+          </m:sub>
+          <m:sup>
+            <m:r>
+              <w:rPr>
+                <w:rFonts w:ascii="Cambria Math" w:eastAsia="仿宋" w:hAnsi="Cambria Math"/>
+              </w:rPr>
+              <m:t>dark</m:t>
+            </m:r>
+          </m:sup>
+        </m:sSubSup>
+      </m:oMath>
+      <w:r>
+        <w:rPr>
+          <w:rFonts w:ascii="Cambria Math" w:eastAsia="仿宋" w:hAnsi="Cambria Math" w:hint="eastAsia"/>
+          <w:bCs/>
+        </w:rPr>
+        <w:t>与</w:t>
+      </w:r>
+      <m:oMath>
+        <m:sSubSup>
+          <m:sSubSupPr>
+            <m:ctrlPr>
+              <w:rPr>
+                <w:rFonts w:ascii="Cambria Math" w:eastAsia="仿宋" w:hAnsi="Cambria Math"/>
+                <w:bCs/>
+                <w:i/>
+              </w:rPr>
+            </m:ctrlPr>
+          </m:sSubSupPr>
+          <m:e>
+            <m:r>
+              <w:rPr>
+                <w:rFonts w:ascii="Cambria Math" w:eastAsia="仿宋" w:hAnsi="Cambria Math"/>
+              </w:rPr>
+              <m:t>N</m:t>
+            </m:r>
+          </m:e>
+          <m:sub>
+            <m:r>
+              <w:rPr>
+                <w:rFonts w:ascii="Cambria Math" w:eastAsia="仿宋" w:hAnsi="Cambria Math"/>
+              </w:rPr>
+              <m:t>p</m:t>
+            </m:r>
+          </m:sub>
+          <m:sup>
+            <m:r>
+              <w:rPr>
+                <w:rFonts w:ascii="Cambria Math" w:eastAsia="仿宋" w:hAnsi="Cambria Math"/>
+              </w:rPr>
+              <m:t>read</m:t>
+            </m:r>
+          </m:sup>
+        </m:sSubSup>
+      </m:oMath>
+      <w:r>
+        <w:rPr>
+          <w:rFonts w:ascii="Cambria Math" w:eastAsia="仿宋" w:hAnsi="Cambria Math" w:hint="eastAsia"/>
+          <w:bCs/>
+        </w:rPr>
+        <w:t>的均值和方差相对于光电子</w:t>
+      </w:r>
+      <m:oMath>
+        <m:sSub>
+          <m:sSubPr>
+            <m:ctrlPr>
+              <w:rPr>
+                <w:rFonts w:ascii="Cambria Math" w:eastAsia="仿宋" w:hAnsi="Cambria Math"/>
+                <w:bCs/>
+                <w:i/>
+              </w:rPr>
+            </m:ctrlPr>
+          </m:sSubPr>
+          <m:e>
+            <m:r>
+              <w:rPr>
+                <w:rFonts w:ascii="Cambria Math" w:eastAsia="仿宋" w:hAnsi="Cambria Math"/>
+              </w:rPr>
+              <m:t>K</m:t>
+            </m:r>
+          </m:e>
+          <m:sub>
+            <m:r>
+              <w:rPr>
+                <w:rFonts w:ascii="Cambria Math" w:eastAsia="仿宋" w:hAnsi="Cambria Math"/>
+              </w:rPr>
+              <m:t>p</m:t>
+            </m:r>
+          </m:sub>
+        </m:sSub>
+      </m:oMath>
+      <w:r>
+        <w:rPr>
+          <w:rFonts w:ascii="Cambria Math" w:eastAsia="仿宋" w:hAnsi="Cambria Math" w:hint="eastAsia"/>
+          <w:bCs/>
+        </w:rPr>
+        <w:t>的均值和方差要小的多</w:t>
+      </w:r>
+      <w:r>
+        <w:rPr>
+          <w:rFonts w:ascii="Cambria Math" w:eastAsia="仿宋" w:hAnsi="Cambria Math" w:hint="eastAsia"/>
+          <w:bCs/>
+        </w:rPr>
+        <w:t>,</w:t>
+      </w:r>
+      <w:r>
+        <w:rPr>
+          <w:rFonts w:ascii="Cambria Math" w:eastAsia="仿宋" w:hAnsi="Cambria Math"/>
+          <w:bCs/>
+          <w:i/>
+          <w:iCs/>
+        </w:rPr>
+        <w:t xml:space="preserve"> </w:t>
+      </w:r>
+      <m:oMath>
+        <m:r>
+          <w:rPr>
+            <w:rFonts w:ascii="Cambria Math" w:eastAsia="仿宋" w:hAnsi="Cambria Math"/>
+          </w:rPr>
+          <m:t>E</m:t>
+        </m:r>
+        <m:d>
+          <m:dPr>
+            <m:begChr m:val="["/>
+            <m:endChr m:val="]"/>
+            <m:ctrlPr>
+              <w:rPr>
+                <w:rFonts w:ascii="Cambria Math" w:eastAsia="仿宋" w:hAnsi="Cambria Math"/>
+                <w:bCs/>
+                <w:i/>
+                <w:iCs/>
+              </w:rPr>
+            </m:ctrlPr>
+          </m:dPr>
+          <m:e>
+            <m:sSub>
+              <m:sSubPr>
+                <m:ctrlPr>
+                  <w:rPr>
+                    <w:rFonts w:ascii="Cambria Math" w:eastAsia="仿宋" w:hAnsi="Cambria Math"/>
+                    <w:bCs/>
+                    <w:i/>
+                  </w:rPr>
+                </m:ctrlPr>
+              </m:sSubPr>
+              <m:e>
+                <m:r>
+                  <w:rPr>
+                    <w:rFonts w:ascii="Cambria Math" w:eastAsia="仿宋" w:hAnsi="Cambria Math"/>
+                  </w:rPr>
+                  <m:t>K</m:t>
+                </m:r>
+              </m:e>
+              <m:sub>
+                <m:r>
+                  <w:rPr>
+                    <w:rFonts w:ascii="Cambria Math" w:eastAsia="仿宋" w:hAnsi="Cambria Math"/>
+                  </w:rPr>
+                  <m:t>p</m:t>
+                </m:r>
+              </m:sub>
+            </m:sSub>
+          </m:e>
+        </m:d>
+        <m:r>
+          <w:rPr>
+            <w:rFonts w:ascii="Cambria Math" w:eastAsia="仿宋" w:hAnsi="Cambria Math"/>
+          </w:rPr>
+          <m:t>=</m:t>
+        </m:r>
+        <m:r>
+          <w:rPr>
+            <w:rFonts w:ascii="Cambria Math" w:eastAsia="仿宋" w:hAnsi="Cambria Math"/>
+          </w:rPr>
+          <m:t>ηT∙</m:t>
+        </m:r>
+        <m:nary>
+          <m:naryPr>
+            <m:chr m:val="∬"/>
+            <m:supHide m:val="1"/>
+            <m:ctrlPr>
+              <w:rPr>
+                <w:rFonts w:ascii="Cambria Math" w:eastAsia="仿宋" w:hAnsi="Cambria Math"/>
+                <w:bCs/>
+                <w:i/>
+              </w:rPr>
+            </m:ctrlPr>
+          </m:naryPr>
+          <m:sub>
+            <m:sSub>
+              <m:sSubPr>
+                <m:ctrlPr>
+                  <w:rPr>
+                    <w:rFonts w:ascii="Cambria Math" w:eastAsia="仿宋" w:hAnsi="Cambria Math"/>
+                    <w:bCs/>
+                  </w:rPr>
+                </m:ctrlPr>
+              </m:sSubPr>
+              <m:e>
+                <m:r>
+                  <m:rPr>
+                    <m:sty m:val="p"/>
+                  </m:rPr>
+                  <w:rPr>
+                    <w:rFonts w:ascii="Cambria Math" w:eastAsia="仿宋" w:hAnsi="Cambria Math"/>
+                  </w:rPr>
+                  <m:t>Ω</m:t>
+                </m:r>
+              </m:e>
+              <m:sub>
+                <m:r>
+                  <m:rPr>
+                    <m:sty m:val="p"/>
+                  </m:rPr>
+                  <w:rPr>
+                    <w:rFonts w:ascii="Cambria Math" w:eastAsia="仿宋" w:hAnsi="Cambria Math"/>
+                  </w:rPr>
+                  <m:t>p</m:t>
+                </m:r>
+              </m:sub>
+            </m:sSub>
+          </m:sub>
+          <m:sup/>
+          <m:e>
+            <m:d>
+              <m:dPr>
+                <m:ctrlPr>
+                  <w:rPr>
+                    <w:rFonts w:ascii="Cambria Math" w:eastAsia="仿宋" w:hAnsi="Cambria Math"/>
+                    <w:i/>
+                  </w:rPr>
+                </m:ctrlPr>
+              </m:dPr>
+              <m:e>
+                <m:r>
+                  <w:rPr>
+                    <w:rFonts w:ascii="Cambria Math" w:eastAsia="仿宋" w:hAnsi="Cambria Math"/>
+                  </w:rPr>
+                  <m:t>u*h</m:t>
+                </m:r>
+              </m:e>
+            </m:d>
+            <m:d>
+              <m:dPr>
+                <m:ctrlPr>
+                  <w:rPr>
+                    <w:rFonts w:ascii="Cambria Math" w:eastAsia="仿宋" w:hAnsi="Cambria Math"/>
+                    <w:bCs/>
+                    <w:i/>
+                  </w:rPr>
+                </m:ctrlPr>
+              </m:dPr>
+              <m:e>
+                <m:r>
+                  <w:rPr>
+                    <w:rFonts w:ascii="Cambria Math" w:eastAsia="仿宋" w:hAnsi="Cambria Math"/>
+                  </w:rPr>
+                  <m:t>x,y</m:t>
+                </m:r>
+              </m:e>
+            </m:d>
+            <m:r>
+              <w:rPr>
+                <w:rFonts w:ascii="Cambria Math" w:eastAsia="仿宋" w:hAnsi="Cambria Math"/>
+              </w:rPr>
+              <m:t>dxdy</m:t>
+            </m:r>
+          </m:e>
+        </m:nary>
+        <m:r>
+          <w:rPr>
+            <w:rFonts w:ascii="Cambria Math" w:eastAsia="仿宋" w:hAnsi="Cambria Math"/>
+          </w:rPr>
+          <m:t>=Var[</m:t>
+        </m:r>
+        <m:sSub>
+          <m:sSubPr>
+            <m:ctrlPr>
+              <w:rPr>
+                <w:rFonts w:ascii="Cambria Math" w:eastAsia="仿宋" w:hAnsi="Cambria Math"/>
+                <w:bCs/>
+                <w:i/>
+                <w:iCs/>
+              </w:rPr>
+            </m:ctrlPr>
+          </m:sSubPr>
+          <m:e>
+            <m:r>
+              <w:rPr>
+                <w:rFonts w:ascii="Cambria Math" w:eastAsia="仿宋" w:hAnsi="Cambria Math"/>
+              </w:rPr>
+              <m:t>K</m:t>
+            </m:r>
+            <m:ctrlPr>
+              <w:rPr>
+                <w:rFonts w:ascii="Cambria Math" w:eastAsia="仿宋" w:hAnsi="Cambria Math"/>
+                <w:bCs/>
+                <w:i/>
+              </w:rPr>
+            </m:ctrlPr>
+          </m:e>
+          <m:sub>
+            <m:r>
+              <w:rPr>
+                <w:rFonts w:ascii="Cambria Math" w:eastAsia="仿宋" w:hAnsi="Cambria Math"/>
+              </w:rPr>
+              <m:t>p</m:t>
+            </m:r>
+          </m:sub>
+        </m:sSub>
+        <m:r>
+          <w:rPr>
+            <w:rFonts w:ascii="Cambria Math" w:eastAsia="仿宋" w:hAnsi="Cambria Math"/>
+          </w:rPr>
+          <m:t>]</m:t>
+        </m:r>
+      </m:oMath>
+      <w:r>
+        <w:rPr>
+          <w:rFonts w:ascii="Cambria Math" w:eastAsia="仿宋" w:hAnsi="Cambria Math" w:hint="eastAsia"/>
+          <w:bCs/>
+          <w:iCs/>
+        </w:rPr>
+        <w:t>占主导且随不同像素</w:t>
+      </w:r>
+      <m:oMath>
+        <m:r>
+          <w:rPr>
+            <w:rFonts w:ascii="Cambria Math" w:eastAsia="仿宋" w:hAnsi="Cambria Math"/>
+          </w:rPr>
+          <m:t>p</m:t>
+        </m:r>
+      </m:oMath>
+      <w:r>
+        <w:rPr>
+          <w:rFonts w:ascii="Cambria Math" w:eastAsia="仿宋" w:hAnsi="Cambria Math" w:hint="eastAsia"/>
+          <w:bCs/>
+          <w:iCs/>
+        </w:rPr>
+        <w:t>处信号强度</w:t>
+      </w:r>
+      <w:r>
+        <w:rPr>
+          <w:rFonts w:ascii="Cambria Math" w:eastAsia="仿宋" w:hAnsi="Cambria Math" w:hint="eastAsia"/>
+          <w:bCs/>
+          <w:iCs/>
+        </w:rPr>
+        <w:t>(</w:t>
+      </w:r>
+      <w:r>
+        <w:rPr>
+          <w:rFonts w:ascii="Cambria Math" w:eastAsia="仿宋" w:hAnsi="Cambria Math" w:hint="eastAsia"/>
+          <w:bCs/>
+          <w:iCs/>
+        </w:rPr>
+        <w:t>由于</w:t>
+      </w:r>
+      <m:oMath>
+        <m:r>
+          <w:rPr>
+            <w:rFonts w:ascii="Cambria Math" w:eastAsia="仿宋" w:hAnsi="Cambria Math"/>
+          </w:rPr>
+          <m:t>u</m:t>
+        </m:r>
+      </m:oMath>
+      <w:r>
+        <w:rPr>
+          <w:rFonts w:ascii="Cambria Math" w:eastAsia="仿宋" w:hAnsi="Cambria Math" w:hint="eastAsia"/>
+          <w:bCs/>
+          <w:iCs/>
+        </w:rPr>
+        <w:t>)</w:t>
+      </w:r>
+      <w:r>
+        <w:rPr>
+          <w:rFonts w:ascii="Cambria Math" w:eastAsia="仿宋" w:hAnsi="Cambria Math" w:hint="eastAsia"/>
+          <w:bCs/>
+          <w:iCs/>
+        </w:rPr>
+        <w:t>的不同而不同</w:t>
+      </w:r>
+      <w:r>
+        <w:rPr>
+          <w:rFonts w:ascii="Cambria Math" w:eastAsia="仿宋" w:hAnsi="Cambria Math" w:hint="eastAsia"/>
+          <w:bCs/>
+          <w:iCs/>
+        </w:rPr>
+        <w:t>,</w:t>
+      </w:r>
+      <w:r>
+        <w:rPr>
+          <w:rFonts w:ascii="Cambria Math" w:eastAsia="仿宋" w:hAnsi="Cambria Math" w:hint="eastAsia"/>
+          <w:bCs/>
+          <w:iCs/>
+        </w:rPr>
+        <w:t>并且亮区光子数期望</w:t>
+      </w:r>
+      <m:oMath>
+        <m:r>
+          <w:rPr>
+            <w:rFonts w:ascii="Cambria Math" w:eastAsia="仿宋" w:hAnsi="Cambria Math"/>
+          </w:rPr>
+          <m:t>E</m:t>
+        </m:r>
+        <m:d>
+          <m:dPr>
+            <m:begChr m:val="["/>
+            <m:endChr m:val="]"/>
+            <m:ctrlPr>
+              <w:rPr>
+                <w:rFonts w:ascii="Cambria Math" w:eastAsia="仿宋" w:hAnsi="Cambria Math"/>
+                <w:bCs/>
+                <w:i/>
+                <w:iCs/>
+              </w:rPr>
+            </m:ctrlPr>
+          </m:dPr>
+          <m:e>
+            <m:sSub>
+              <m:sSubPr>
+                <m:ctrlPr>
+                  <w:rPr>
+                    <w:rFonts w:ascii="Cambria Math" w:eastAsia="仿宋" w:hAnsi="Cambria Math"/>
+                    <w:bCs/>
+                    <w:i/>
+                  </w:rPr>
+                </m:ctrlPr>
+              </m:sSubPr>
+              <m:e>
+                <m:r>
+                  <w:rPr>
+                    <w:rFonts w:ascii="Cambria Math" w:eastAsia="仿宋" w:hAnsi="Cambria Math"/>
+                  </w:rPr>
+                  <m:t>K</m:t>
+                </m:r>
+              </m:e>
+              <m:sub>
+                <m:r>
+                  <w:rPr>
+                    <w:rFonts w:ascii="Cambria Math" w:eastAsia="仿宋" w:hAnsi="Cambria Math"/>
+                  </w:rPr>
+                  <m:t>p</m:t>
+                </m:r>
+              </m:sub>
+            </m:sSub>
+          </m:e>
+        </m:d>
+      </m:oMath>
+      <w:r>
+        <w:rPr>
+          <w:rFonts w:ascii="Cambria Math" w:eastAsia="仿宋" w:hAnsi="Cambria Math" w:hint="eastAsia"/>
+          <w:bCs/>
+          <w:iCs/>
+        </w:rPr>
+        <w:t>很大导致偏态的泊松分布近似高斯分布</w:t>
+      </w:r>
+      <w:r>
+        <w:rPr>
+          <w:rFonts w:ascii="Cambria Math" w:eastAsia="仿宋" w:hAnsi="Cambria Math" w:hint="eastAsia"/>
+          <w:bCs/>
+          <w:iCs/>
+        </w:rPr>
+        <w:t>,</w:t>
+      </w:r>
+      <w:r>
+        <w:rPr>
+          <w:rFonts w:ascii="Cambria Math" w:eastAsia="仿宋" w:hAnsi="Cambria Math" w:hint="eastAsia"/>
+          <w:bCs/>
+          <w:iCs/>
+        </w:rPr>
+        <w:t>也即</w:t>
+      </w:r>
+      <w:r>
+        <w:rPr>
+          <w:rFonts w:ascii="Cambria Math" w:eastAsia="仿宋" w:hAnsi="Cambria Math" w:hint="eastAsia"/>
+          <w:bCs/>
+          <w:iCs/>
+        </w:rPr>
+        <w:t>亮区噪声体现为</w:t>
+      </w:r>
+      <w:r>
+        <w:rPr>
+          <w:rFonts w:ascii="Cambria Math" w:eastAsia="仿宋" w:hAnsi="Cambria Math" w:hint="eastAsia"/>
+          <w:bCs/>
+          <w:iCs/>
+        </w:rPr>
+        <w:t>光电子噪声</w:t>
+      </w:r>
+      <w:r>
+        <w:rPr>
+          <w:rFonts w:ascii="Cambria Math" w:eastAsia="仿宋" w:hAnsi="Cambria Math" w:hint="eastAsia"/>
+          <w:bCs/>
+          <w:iCs/>
+        </w:rPr>
+        <w:t>的</w:t>
+      </w:r>
+      <w:r>
+        <w:rPr>
+          <w:rFonts w:ascii="Cambria Math" w:eastAsia="仿宋" w:hAnsi="Cambria Math" w:hint="eastAsia"/>
+          <w:bCs/>
+          <w:iCs/>
+        </w:rPr>
+        <w:t>异均值异方差</w:t>
+      </w:r>
+      <w:r>
+        <w:rPr>
+          <w:rFonts w:ascii="Cambria Math" w:eastAsia="仿宋" w:hAnsi="Cambria Math" w:hint="eastAsia"/>
+          <w:bCs/>
+          <w:iCs/>
+        </w:rPr>
+        <w:t>对称高斯型</w:t>
+      </w:r>
+      <w:r>
+        <w:rPr>
+          <w:rFonts w:ascii="Cambria Math" w:eastAsia="仿宋" w:hAnsi="Cambria Math" w:hint="eastAsia"/>
+          <w:bCs/>
+          <w:iCs/>
+        </w:rPr>
+        <w:t>噪声</w:t>
+      </w:r>
+      <w:r>
+        <w:rPr>
+          <w:rFonts w:ascii="Cambria Math" w:eastAsia="仿宋" w:hAnsi="Cambria Math" w:hint="eastAsia"/>
+          <w:bCs/>
+          <w:iCs/>
+        </w:rPr>
+        <w:t>.</w:t>
+      </w:r>
+    </w:p>
+    <w:p>
+      <w:pPr>
+        <w:rPr>
+          <w:rFonts w:ascii="Cambria Math" w:eastAsia="仿宋" w:hAnsi="Cambria Math"/>
+          <w:bCs/>
+        </w:rPr>
+      </w:pPr>
+      <w:r>
+        <w:rPr>
+          <w:rFonts w:ascii="Cambria Math" w:eastAsia="仿宋" w:hAnsi="Cambria Math" w:hint="eastAsia"/>
+          <w:bCs/>
+          <w:iCs/>
+          <w:u w:val="single"/>
+        </w:rPr>
+        <w:t>问题</w:t>
+      </w:r>
+      <w:r>
+        <w:rPr>
+          <w:rFonts w:ascii="Cambria Math" w:eastAsia="仿宋" w:hAnsi="Cambria Math" w:hint="eastAsia"/>
+          <w:bCs/>
+          <w:iCs/>
+        </w:rPr>
+        <w:t>3:</w:t>
+      </w:r>
+      <w:r>
+        <w:rPr>
+          <w:rFonts w:ascii="Cambria Math" w:eastAsia="仿宋" w:hAnsi="Cambria Math" w:hint="eastAsia"/>
+          <w:bCs/>
+          <w:iCs/>
+        </w:rPr>
+        <w:t>这里和问题</w:t>
+      </w:r>
+      <w:r>
+        <w:rPr>
+          <w:rFonts w:ascii="Cambria Math" w:eastAsia="仿宋" w:hAnsi="Cambria Math" w:hint="eastAsia"/>
+          <w:bCs/>
+          <w:iCs/>
+        </w:rPr>
+        <w:t>1</w:t>
+      </w:r>
+      <w:r>
+        <w:rPr>
+          <w:rFonts w:ascii="Cambria Math" w:eastAsia="仿宋" w:hAnsi="Cambria Math" w:hint="eastAsia"/>
+          <w:bCs/>
+          <w:iCs/>
+        </w:rPr>
+        <w:t>同样在问这样一个问题</w:t>
+      </w:r>
+      <w:r>
+        <w:rPr>
+          <w:rFonts w:ascii="Cambria Math" w:eastAsia="仿宋" w:hAnsi="Cambria Math" w:hint="eastAsia"/>
+          <w:bCs/>
+          <w:iCs/>
+        </w:rPr>
+        <w:t>,</w:t>
+      </w:r>
+      <w:r>
+        <w:rPr>
+          <w:rFonts w:ascii="Cambria Math" w:eastAsia="仿宋" w:hAnsi="Cambria Math" w:hint="eastAsia"/>
+          <w:bCs/>
+          <w:iCs/>
+        </w:rPr>
+        <w:t>现在</w:t>
+      </w:r>
+      <w:proofErr w:type="gramStart"/>
+      <w:r>
+        <w:rPr>
+          <w:rFonts w:ascii="Cambria Math" w:eastAsia="仿宋" w:hAnsi="Cambria Math" w:hint="eastAsia"/>
+          <w:bCs/>
+          <w:iCs/>
+        </w:rPr>
+        <w:t>在</w:t>
+      </w:r>
+      <w:proofErr w:type="gramEnd"/>
+      <w:r>
+        <w:rPr>
+          <w:rFonts w:ascii="Cambria Math" w:eastAsia="仿宋" w:hAnsi="Cambria Math" w:hint="eastAsia"/>
+          <w:bCs/>
+          <w:iCs/>
+        </w:rPr>
+        <w:t>亮区</w:t>
+      </w:r>
+      <w:r>
+        <w:rPr>
+          <w:rFonts w:ascii="Cambria Math" w:eastAsia="仿宋" w:hAnsi="Cambria Math" w:hint="eastAsia"/>
+          <w:bCs/>
+          <w:iCs/>
+        </w:rPr>
+        <w:t>我们有</w:t>
+      </w:r>
+      <m:oMath>
+        <m:sSub>
+          <m:sSubPr>
+            <m:ctrlPr>
+              <w:rPr>
+                <w:rFonts w:ascii="Cambria Math" w:eastAsia="仿宋" w:hAnsi="Cambria Math"/>
+                <w:bCs/>
+                <w:i/>
+                <w:iCs/>
+              </w:rPr>
+            </m:ctrlPr>
+          </m:sSubPr>
+          <m:e>
+            <m:r>
+              <w:rPr>
+                <w:rFonts w:ascii="Cambria Math" w:eastAsia="仿宋" w:hAnsi="Cambria Math"/>
+              </w:rPr>
+              <m:t>Y</m:t>
+            </m:r>
+          </m:e>
+          <m:sub>
+            <m:r>
+              <w:rPr>
+                <w:rFonts w:ascii="Cambria Math" w:eastAsia="仿宋" w:hAnsi="Cambria Math"/>
+              </w:rPr>
+              <m:t>p</m:t>
+            </m:r>
+          </m:sub>
+        </m:sSub>
+        <m:r>
+          <w:rPr>
+            <w:rFonts w:ascii="Cambria Math" w:eastAsia="仿宋" w:hAnsi="Cambria Math"/>
+          </w:rPr>
+          <m:t>→</m:t>
+        </m:r>
+        <m:sSub>
+          <m:sSubPr>
+            <m:ctrlPr>
+              <w:rPr>
+                <w:rFonts w:ascii="Cambria Math" w:eastAsia="仿宋" w:hAnsi="Cambria Math"/>
+                <w:bCs/>
+                <w:i/>
+                <w:iCs/>
+              </w:rPr>
+            </m:ctrlPr>
+          </m:sSubPr>
+          <m:e>
+            <m:r>
+              <w:rPr>
+                <w:rFonts w:ascii="Cambria Math" w:eastAsia="仿宋" w:hAnsi="Cambria Math"/>
+              </w:rPr>
+              <m:t>K</m:t>
+            </m:r>
+          </m:e>
+          <m:sub>
+            <m:r>
+              <w:rPr>
+                <w:rFonts w:ascii="Cambria Math" w:eastAsia="仿宋" w:hAnsi="Cambria Math"/>
+              </w:rPr>
+              <m:t>p</m:t>
+            </m:r>
+          </m:sub>
+        </m:sSub>
+      </m:oMath>
+      <w:r>
+        <w:rPr>
+          <w:rFonts w:ascii="Cambria Math" w:eastAsia="仿宋" w:hAnsi="Cambria Math" w:hint="eastAsia"/>
+          <w:bCs/>
+          <w:iCs/>
+        </w:rPr>
+        <w:t>,</w:t>
+      </w:r>
+      <w:r>
+        <w:rPr>
+          <w:rFonts w:ascii="Cambria Math" w:eastAsia="仿宋" w:hAnsi="Cambria Math" w:hint="eastAsia"/>
+          <w:bCs/>
+          <w:iCs/>
+        </w:rPr>
+        <w:t>假设</w:t>
+      </w:r>
+      <m:oMath>
+        <m:r>
+          <w:rPr>
+            <w:rFonts w:ascii="Cambria Math" w:eastAsia="仿宋" w:hAnsi="Cambria Math"/>
+          </w:rPr>
+          <m:t>E</m:t>
+        </m:r>
+        <m:d>
+          <m:dPr>
+            <m:begChr m:val="["/>
+            <m:endChr m:val="]"/>
+            <m:ctrlPr>
+              <w:rPr>
+                <w:rFonts w:ascii="Cambria Math" w:eastAsia="仿宋" w:hAnsi="Cambria Math"/>
+                <w:bCs/>
+                <w:i/>
+                <w:iCs/>
+              </w:rPr>
+            </m:ctrlPr>
+          </m:dPr>
+          <m:e>
+            <m:sSub>
+              <m:sSubPr>
+                <m:ctrlPr>
+                  <w:rPr>
+                    <w:rFonts w:ascii="Cambria Math" w:eastAsia="仿宋" w:hAnsi="Cambria Math"/>
+                    <w:bCs/>
+                    <w:i/>
+                  </w:rPr>
+                </m:ctrlPr>
+              </m:sSubPr>
+              <m:e>
+                <m:r>
+                  <w:rPr>
+                    <w:rFonts w:ascii="Cambria Math" w:eastAsia="仿宋" w:hAnsi="Cambria Math"/>
+                  </w:rPr>
+                  <m:t>K</m:t>
+                </m:r>
+              </m:e>
+              <m:sub>
+                <m:r>
+                  <w:rPr>
+                    <w:rFonts w:ascii="Cambria Math" w:eastAsia="仿宋" w:hAnsi="Cambria Math"/>
+                  </w:rPr>
+                  <m:t>p</m:t>
+                </m:r>
+              </m:sub>
+            </m:sSub>
+          </m:e>
+        </m:d>
+        <m:r>
+          <w:rPr>
+            <w:rFonts w:ascii="Cambria Math" w:eastAsia="仿宋" w:hAnsi="Cambria Math"/>
+          </w:rPr>
+          <m:t>=</m:t>
+        </m:r>
+        <m:r>
+          <w:rPr>
+            <w:rFonts w:ascii="Cambria Math" w:eastAsia="仿宋" w:hAnsi="Cambria Math"/>
+          </w:rPr>
+          <m:t>1</m:t>
+        </m:r>
+      </m:oMath>
+      <w:r>
+        <w:rPr>
+          <w:rFonts w:ascii="Cambria Math" w:eastAsia="仿宋" w:hAnsi="Cambria Math" w:hint="eastAsia"/>
+          <w:bCs/>
+          <w:iCs/>
+        </w:rPr>
+        <w:t>也即信号的期望强度我归一化到</w:t>
+      </w:r>
+      <w:r>
+        <w:rPr>
+          <w:rFonts w:ascii="Cambria Math" w:eastAsia="仿宋" w:hAnsi="Cambria Math" w:hint="eastAsia"/>
+          <w:bCs/>
+          <w:iCs/>
+        </w:rPr>
+        <w:t>1,</w:t>
+      </w:r>
+      <w:r>
+        <w:rPr>
+          <w:rFonts w:ascii="Cambria Math" w:eastAsia="仿宋" w:hAnsi="Cambria Math" w:hint="eastAsia"/>
+          <w:bCs/>
+          <w:iCs/>
+        </w:rPr>
+        <w:t>然后噪声就是</w:t>
+      </w:r>
+      <m:oMath>
+        <m:r>
+          <w:rPr>
+            <w:rFonts w:ascii="Cambria Math" w:eastAsia="仿宋" w:hAnsi="Cambria Math" w:hint="eastAsia"/>
+          </w:rPr>
+          <m:t>Nois</m:t>
+        </m:r>
+        <m:sSub>
+          <m:sSubPr>
+            <m:ctrlPr>
+              <w:rPr>
+                <w:rFonts w:ascii="Cambria Math" w:eastAsia="仿宋" w:hAnsi="Cambria Math"/>
+                <w:bCs/>
+                <w:i/>
+              </w:rPr>
+            </m:ctrlPr>
+          </m:sSubPr>
+          <m:e>
+            <m:r>
+              <w:rPr>
+                <w:rFonts w:ascii="Cambria Math" w:eastAsia="仿宋" w:hAnsi="Cambria Math" w:hint="eastAsia"/>
+              </w:rPr>
+              <m:t>e</m:t>
+            </m:r>
+            <m:ctrlPr>
+              <w:rPr>
+                <w:rFonts w:ascii="Cambria Math" w:eastAsia="仿宋" w:hAnsi="Cambria Math" w:hint="eastAsia"/>
+                <w:bCs/>
+                <w:i/>
+              </w:rPr>
+            </m:ctrlPr>
+          </m:e>
+          <m:sub>
+            <m:r>
+              <w:rPr>
+                <w:rFonts w:ascii="Cambria Math" w:eastAsia="仿宋" w:hAnsi="Cambria Math"/>
+              </w:rPr>
+              <m:t>p</m:t>
+            </m:r>
+          </m:sub>
+        </m:sSub>
+        <m:r>
+          <w:rPr>
+            <w:rFonts w:ascii="Cambria Math" w:eastAsia="仿宋" w:hAnsi="Cambria Math"/>
+          </w:rPr>
+          <m:t>=</m:t>
+        </m:r>
+        <m:sSub>
+          <m:sSubPr>
+            <m:ctrlPr>
+              <w:rPr>
+                <w:rFonts w:ascii="Cambria Math" w:eastAsia="仿宋" w:hAnsi="Cambria Math"/>
+                <w:bCs/>
+                <w:i/>
+              </w:rPr>
+            </m:ctrlPr>
+          </m:sSubPr>
+          <m:e>
+            <m:r>
+              <w:rPr>
+                <w:rFonts w:ascii="Cambria Math" w:eastAsia="仿宋" w:hAnsi="Cambria Math"/>
+              </w:rPr>
+              <m:t>Y</m:t>
+            </m:r>
+          </m:e>
+          <m:sub>
+            <m:r>
+              <w:rPr>
+                <w:rFonts w:ascii="Cambria Math" w:eastAsia="仿宋" w:hAnsi="Cambria Math"/>
+              </w:rPr>
+              <m:t>p</m:t>
+            </m:r>
+          </m:sub>
+        </m:sSub>
+        <m:r>
+          <w:rPr>
+            <w:rFonts w:ascii="Cambria Math" w:eastAsia="仿宋" w:hAnsi="Cambria Math"/>
+          </w:rPr>
+          <m:t>-E</m:t>
+        </m:r>
+        <m:d>
+          <m:dPr>
+            <m:ctrlPr>
+              <w:rPr>
+                <w:rFonts w:ascii="Cambria Math" w:eastAsia="仿宋" w:hAnsi="Cambria Math"/>
+                <w:bCs/>
+                <w:i/>
+              </w:rPr>
+            </m:ctrlPr>
+          </m:dPr>
+          <m:e>
+            <m:sSub>
+              <m:sSubPr>
+                <m:ctrlPr>
+                  <w:rPr>
+                    <w:rFonts w:ascii="Cambria Math" w:eastAsia="仿宋" w:hAnsi="Cambria Math"/>
+                    <w:bCs/>
+                    <w:i/>
+                  </w:rPr>
+                </m:ctrlPr>
+              </m:sSubPr>
+              <m:e>
+                <m:r>
+                  <w:rPr>
+                    <w:rFonts w:ascii="Cambria Math" w:eastAsia="仿宋" w:hAnsi="Cambria Math"/>
+                  </w:rPr>
+                  <m:t>Y</m:t>
+                </m:r>
+              </m:e>
+              <m:sub>
+                <m:r>
+                  <w:rPr>
+                    <w:rFonts w:ascii="Cambria Math" w:eastAsia="仿宋" w:hAnsi="Cambria Math"/>
+                  </w:rPr>
+                  <m:t>p</m:t>
+                </m:r>
+              </m:sub>
+            </m:sSub>
+          </m:e>
+        </m:d>
+        <m:r>
+          <w:rPr>
+            <w:rFonts w:ascii="Cambria Math" w:eastAsia="仿宋" w:hAnsi="Cambria Math"/>
+          </w:rPr>
+          <m:t>→</m:t>
+        </m:r>
+        <m:sSub>
+          <m:sSubPr>
+            <m:ctrlPr>
+              <w:rPr>
+                <w:rFonts w:ascii="Cambria Math" w:eastAsia="仿宋" w:hAnsi="Cambria Math"/>
+                <w:bCs/>
+                <w:i/>
+                <w:iCs/>
+              </w:rPr>
+            </m:ctrlPr>
+          </m:sSubPr>
+          <m:e>
+            <m:r>
+              <w:rPr>
+                <w:rFonts w:ascii="Cambria Math" w:eastAsia="仿宋" w:hAnsi="Cambria Math"/>
+              </w:rPr>
+              <m:t>K</m:t>
+            </m:r>
+          </m:e>
+          <m:sub>
+            <m:r>
+              <w:rPr>
+                <w:rFonts w:ascii="Cambria Math" w:eastAsia="仿宋" w:hAnsi="Cambria Math"/>
+              </w:rPr>
+              <m:t>p</m:t>
+            </m:r>
+          </m:sub>
+        </m:sSub>
+        <m:r>
+          <w:rPr>
+            <w:rFonts w:ascii="Cambria Math" w:eastAsia="仿宋" w:hAnsi="Cambria Math"/>
+          </w:rPr>
+          <m:t>-E</m:t>
+        </m:r>
+        <m:d>
+          <m:dPr>
+            <m:begChr m:val="["/>
+            <m:endChr m:val="]"/>
+            <m:ctrlPr>
+              <w:rPr>
+                <w:rFonts w:ascii="Cambria Math" w:eastAsia="仿宋" w:hAnsi="Cambria Math"/>
+                <w:bCs/>
+                <w:i/>
+                <w:iCs/>
+              </w:rPr>
+            </m:ctrlPr>
+          </m:dPr>
+          <m:e>
+            <m:sSub>
+              <m:sSubPr>
+                <m:ctrlPr>
+                  <w:rPr>
+                    <w:rFonts w:ascii="Cambria Math" w:eastAsia="仿宋" w:hAnsi="Cambria Math"/>
+                    <w:bCs/>
+                    <w:i/>
+                    <w:iCs/>
+                  </w:rPr>
+                </m:ctrlPr>
+              </m:sSubPr>
+              <m:e>
+                <m:r>
+                  <w:rPr>
+                    <w:rFonts w:ascii="Cambria Math" w:eastAsia="仿宋" w:hAnsi="Cambria Math"/>
+                  </w:rPr>
+                  <m:t>K</m:t>
+                </m:r>
+              </m:e>
+              <m:sub>
+                <m:r>
+                  <w:rPr>
+                    <w:rFonts w:ascii="Cambria Math" w:eastAsia="仿宋" w:hAnsi="Cambria Math"/>
+                  </w:rPr>
+                  <m:t>p</m:t>
+                </m:r>
+              </m:sub>
+            </m:sSub>
+          </m:e>
+        </m:d>
+      </m:oMath>
+      <w:r>
+        <w:rPr>
+          <w:rFonts w:ascii="Cambria Math" w:eastAsia="仿宋" w:hAnsi="Cambria Math" w:hint="eastAsia"/>
+          <w:bCs/>
+          <w:iCs/>
+        </w:rPr>
+        <w:t>,</w:t>
+      </w:r>
+      <w:r>
+        <w:rPr>
+          <w:rFonts w:ascii="Cambria Math" w:eastAsia="仿宋" w:hAnsi="Cambria Math" w:hint="eastAsia"/>
+          <w:bCs/>
+          <w:iCs/>
+        </w:rPr>
+        <w:t>而此时</w:t>
+      </w:r>
+      <m:oMath>
+        <m:r>
+          <w:rPr>
+            <w:rFonts w:ascii="Cambria Math" w:eastAsia="仿宋" w:hAnsi="Cambria Math"/>
+          </w:rPr>
+          <m:t>Var</m:t>
+        </m:r>
+        <m:d>
+          <m:dPr>
+            <m:begChr m:val="["/>
+            <m:endChr m:val="]"/>
+            <m:ctrlPr>
+              <w:rPr>
+                <w:rFonts w:ascii="Cambria Math" w:eastAsia="仿宋" w:hAnsi="Cambria Math"/>
+                <w:bCs/>
+                <w:i/>
+              </w:rPr>
+            </m:ctrlPr>
+          </m:dPr>
+          <m:e>
+            <m:sSub>
+              <m:sSubPr>
+                <m:ctrlPr>
+                  <w:rPr>
+                    <w:rFonts w:ascii="Cambria Math" w:eastAsia="仿宋" w:hAnsi="Cambria Math"/>
+                    <w:bCs/>
+                    <w:i/>
+                    <w:iCs/>
+                  </w:rPr>
+                </m:ctrlPr>
+              </m:sSubPr>
+              <m:e>
+                <m:r>
+                  <w:rPr>
+                    <w:rFonts w:ascii="Cambria Math" w:eastAsia="仿宋" w:hAnsi="Cambria Math"/>
+                  </w:rPr>
+                  <m:t>K</m:t>
+                </m:r>
+                <m:ctrlPr>
+                  <w:rPr>
+                    <w:rFonts w:ascii="Cambria Math" w:eastAsia="仿宋" w:hAnsi="Cambria Math"/>
+                    <w:bCs/>
+                    <w:i/>
+                  </w:rPr>
+                </m:ctrlPr>
+              </m:e>
+              <m:sub>
+                <m:r>
+                  <w:rPr>
+                    <w:rFonts w:ascii="Cambria Math" w:eastAsia="仿宋" w:hAnsi="Cambria Math"/>
+                  </w:rPr>
+                  <m:t>p</m:t>
+                </m:r>
+              </m:sub>
+            </m:sSub>
+            <m:ctrlPr>
+              <w:rPr>
+                <w:rFonts w:ascii="Cambria Math" w:eastAsia="仿宋" w:hAnsi="Cambria Math"/>
+                <w:bCs/>
+                <w:i/>
+                <w:iCs/>
+              </w:rPr>
+            </m:ctrlPr>
+          </m:e>
+        </m:d>
+        <m:r>
+          <w:rPr>
+            <w:rFonts w:ascii="Cambria Math" w:eastAsia="仿宋" w:hAnsi="Cambria Math"/>
+          </w:rPr>
+          <m:t>=</m:t>
+        </m:r>
+        <m:r>
+          <w:rPr>
+            <w:rFonts w:ascii="Cambria Math" w:eastAsia="仿宋" w:hAnsi="Cambria Math"/>
+          </w:rPr>
+          <m:t xml:space="preserve"> </m:t>
+        </m:r>
+        <m:r>
+          <w:rPr>
+            <w:rFonts w:ascii="Cambria Math" w:eastAsia="仿宋" w:hAnsi="Cambria Math"/>
+          </w:rPr>
+          <m:t>E</m:t>
+        </m:r>
+        <m:d>
+          <m:dPr>
+            <m:begChr m:val="["/>
+            <m:endChr m:val="]"/>
+            <m:ctrlPr>
+              <w:rPr>
+                <w:rFonts w:ascii="Cambria Math" w:eastAsia="仿宋" w:hAnsi="Cambria Math"/>
+                <w:bCs/>
+                <w:i/>
+              </w:rPr>
+            </m:ctrlPr>
+          </m:dPr>
+          <m:e>
+            <m:sSup>
+              <m:sSupPr>
+                <m:ctrlPr>
+                  <w:rPr>
+                    <w:rFonts w:ascii="Cambria Math" w:eastAsia="仿宋" w:hAnsi="Cambria Math"/>
+                    <w:bCs/>
+                    <w:i/>
+                  </w:rPr>
+                </m:ctrlPr>
+              </m:sSupPr>
+              <m:e>
+                <m:d>
+                  <m:dPr>
+                    <m:ctrlPr>
+                      <w:rPr>
+                        <w:rFonts w:ascii="Cambria Math" w:eastAsia="仿宋" w:hAnsi="Cambria Math"/>
+                        <w:bCs/>
+                        <w:i/>
+                      </w:rPr>
+                    </m:ctrlPr>
+                  </m:dPr>
+                  <m:e>
+                    <m:sSub>
+                      <m:sSubPr>
+                        <m:ctrlPr>
+                          <w:rPr>
+                            <w:rFonts w:ascii="Cambria Math" w:eastAsia="仿宋" w:hAnsi="Cambria Math"/>
+                            <w:bCs/>
+                            <w:i/>
+                            <w:iCs/>
+                          </w:rPr>
+                        </m:ctrlPr>
+                      </m:sSubPr>
+                      <m:e>
+                        <m:r>
+                          <w:rPr>
+                            <w:rFonts w:ascii="Cambria Math" w:eastAsia="仿宋" w:hAnsi="Cambria Math"/>
+                          </w:rPr>
+                          <m:t>K</m:t>
+                        </m:r>
+                        <m:ctrlPr>
+                          <w:rPr>
+                            <w:rFonts w:ascii="Cambria Math" w:eastAsia="仿宋" w:hAnsi="Cambria Math"/>
+                            <w:bCs/>
+                            <w:i/>
+                          </w:rPr>
+                        </m:ctrlPr>
+                      </m:e>
+                      <m:sub>
+                        <m:r>
+                          <w:rPr>
+                            <w:rFonts w:ascii="Cambria Math" w:eastAsia="仿宋" w:hAnsi="Cambria Math"/>
+                          </w:rPr>
+                          <m:t>p</m:t>
+                        </m:r>
+                      </m:sub>
+                    </m:sSub>
+                    <m:r>
+                      <w:rPr>
+                        <w:rFonts w:ascii="Cambria Math" w:eastAsia="仿宋" w:hAnsi="Cambria Math"/>
+                      </w:rPr>
+                      <m:t>-E</m:t>
+                    </m:r>
+                    <m:d>
+                      <m:dPr>
+                        <m:begChr m:val="["/>
+                        <m:endChr m:val="]"/>
+                        <m:ctrlPr>
+                          <w:rPr>
+                            <w:rFonts w:ascii="Cambria Math" w:eastAsia="仿宋" w:hAnsi="Cambria Math"/>
+                            <w:bCs/>
+                            <w:i/>
+                          </w:rPr>
+                        </m:ctrlPr>
+                      </m:dPr>
+                      <m:e>
+                        <m:sSub>
+                          <m:sSubPr>
+                            <m:ctrlPr>
+                              <w:rPr>
+                                <w:rFonts w:ascii="Cambria Math" w:eastAsia="仿宋" w:hAnsi="Cambria Math"/>
+                                <w:bCs/>
+                                <w:i/>
+                                <w:iCs/>
+                              </w:rPr>
+                            </m:ctrlPr>
+                          </m:sSubPr>
+                          <m:e>
+                            <m:r>
+                              <w:rPr>
+                                <w:rFonts w:ascii="Cambria Math" w:eastAsia="仿宋" w:hAnsi="Cambria Math"/>
+                              </w:rPr>
+                              <m:t>K</m:t>
+                            </m:r>
+                            <m:ctrlPr>
+                              <w:rPr>
+                                <w:rFonts w:ascii="Cambria Math" w:eastAsia="仿宋" w:hAnsi="Cambria Math"/>
+                                <w:bCs/>
+                                <w:i/>
+                              </w:rPr>
+                            </m:ctrlPr>
+                          </m:e>
+                          <m:sub>
+                            <m:r>
+                              <w:rPr>
+                                <w:rFonts w:ascii="Cambria Math" w:eastAsia="仿宋" w:hAnsi="Cambria Math"/>
+                              </w:rPr>
+                              <m:t>p</m:t>
+                            </m:r>
+                          </m:sub>
+                        </m:sSub>
+                      </m:e>
+                    </m:d>
+                  </m:e>
+                </m:d>
+              </m:e>
+              <m:sup>
+                <m:r>
+                  <w:rPr>
+                    <w:rFonts w:ascii="Cambria Math" w:eastAsia="仿宋" w:hAnsi="Cambria Math"/>
+                  </w:rPr>
+                  <m:t>2</m:t>
+                </m:r>
+              </m:sup>
+            </m:sSup>
+          </m:e>
+        </m:d>
+        <m:r>
+          <w:rPr>
+            <w:rFonts w:ascii="Cambria Math" w:eastAsia="仿宋" w:hAnsi="Cambria Math"/>
+          </w:rPr>
+          <m:t>=</m:t>
+        </m:r>
+        <m:r>
+          <w:rPr>
+            <w:rFonts w:ascii="Cambria Math" w:eastAsia="仿宋" w:hAnsi="Cambria Math"/>
+          </w:rPr>
+          <m:t>E[</m:t>
+        </m:r>
+        <m:sSup>
+          <m:sSupPr>
+            <m:ctrlPr>
+              <w:rPr>
+                <w:rFonts w:ascii="Cambria Math" w:eastAsia="仿宋" w:hAnsi="Cambria Math"/>
+                <w:bCs/>
+                <w:i/>
+              </w:rPr>
+            </m:ctrlPr>
+          </m:sSupPr>
+          <m:e>
+            <m:d>
+              <m:dPr>
+                <m:ctrlPr>
+                  <w:rPr>
+                    <w:rFonts w:ascii="Cambria Math" w:eastAsia="仿宋" w:hAnsi="Cambria Math"/>
+                    <w:bCs/>
+                    <w:i/>
+                  </w:rPr>
+                </m:ctrlPr>
+              </m:dPr>
+              <m:e>
+                <m:r>
+                  <w:rPr>
+                    <w:rFonts w:ascii="Cambria Math" w:eastAsia="仿宋" w:hAnsi="Cambria Math" w:hint="eastAsia"/>
+                  </w:rPr>
+                  <m:t>Nois</m:t>
+                </m:r>
+                <m:sSub>
+                  <m:sSubPr>
+                    <m:ctrlPr>
+                      <w:rPr>
+                        <w:rFonts w:ascii="Cambria Math" w:eastAsia="仿宋" w:hAnsi="Cambria Math"/>
+                        <w:bCs/>
+                        <w:i/>
+                      </w:rPr>
+                    </m:ctrlPr>
+                  </m:sSubPr>
+                  <m:e>
+                    <m:r>
+                      <w:rPr>
+                        <w:rFonts w:ascii="Cambria Math" w:eastAsia="仿宋" w:hAnsi="Cambria Math" w:hint="eastAsia"/>
+                      </w:rPr>
+                      <m:t>e</m:t>
+                    </m:r>
+                    <m:ctrlPr>
+                      <w:rPr>
+                        <w:rFonts w:ascii="Cambria Math" w:eastAsia="仿宋" w:hAnsi="Cambria Math" w:hint="eastAsia"/>
+                        <w:bCs/>
+                        <w:i/>
+                      </w:rPr>
+                    </m:ctrlPr>
+                  </m:e>
+                  <m:sub>
+                    <m:r>
+                      <w:rPr>
+                        <w:rFonts w:ascii="Cambria Math" w:eastAsia="仿宋" w:hAnsi="Cambria Math"/>
+                      </w:rPr>
+                      <m:t>p</m:t>
+                    </m:r>
+                  </m:sub>
+                </m:sSub>
+              </m:e>
+            </m:d>
+          </m:e>
+          <m:sup>
+            <m:r>
+              <w:rPr>
+                <w:rFonts w:ascii="Cambria Math" w:eastAsia="仿宋" w:hAnsi="Cambria Math"/>
+              </w:rPr>
+              <m:t>2</m:t>
+            </m:r>
+          </m:sup>
+        </m:sSup>
+        <m:r>
+          <w:rPr>
+            <w:rFonts w:ascii="Cambria Math" w:eastAsia="仿宋" w:hAnsi="Cambria Math"/>
+          </w:rPr>
+          <m:t>]</m:t>
+        </m:r>
+      </m:oMath>
+      <w:r>
+        <w:rPr>
+          <w:rFonts w:ascii="Cambria Math" w:eastAsia="仿宋" w:hAnsi="Cambria Math" w:hint="eastAsia"/>
+          <w:bCs/>
+        </w:rPr>
+        <w:t>,</w:t>
+      </w:r>
+      <w:r>
+        <w:rPr>
+          <w:rFonts w:ascii="Cambria Math" w:eastAsia="仿宋" w:hAnsi="Cambria Math" w:hint="eastAsia"/>
+          <w:bCs/>
+        </w:rPr>
+        <w:t>(i)</w:t>
+      </w:r>
+      <w:r>
+        <w:rPr>
+          <w:rFonts w:ascii="Cambria Math" w:eastAsia="仿宋" w:hAnsi="Cambria Math" w:hint="eastAsia"/>
+          <w:bCs/>
+        </w:rPr>
+        <w:t>我这里如果直接使用方差来作为实际像素</w:t>
+      </w:r>
+      <m:oMath>
+        <m:r>
+          <w:rPr>
+            <w:rFonts w:ascii="Cambria Math" w:eastAsia="仿宋" w:hAnsi="Cambria Math"/>
+          </w:rPr>
+          <m:t>p</m:t>
+        </m:r>
+      </m:oMath>
+      <w:r>
+        <w:rPr>
+          <w:rFonts w:ascii="Cambria Math" w:eastAsia="仿宋" w:hAnsi="Cambria Math" w:hint="eastAsia"/>
+          <w:bCs/>
+        </w:rPr>
+        <w:t>处的随机变量</w:t>
+      </w:r>
+      <m:oMath>
+        <m:sSub>
+          <m:sSubPr>
+            <m:ctrlPr>
+              <w:rPr>
+                <w:rFonts w:ascii="Cambria Math" w:eastAsia="仿宋" w:hAnsi="Cambria Math"/>
+                <w:bCs/>
+                <w:i/>
+              </w:rPr>
+            </m:ctrlPr>
+          </m:sSubPr>
+          <m:e>
+            <m:r>
+              <w:rPr>
+                <w:rFonts w:ascii="Cambria Math" w:eastAsia="仿宋" w:hAnsi="Cambria Math"/>
+              </w:rPr>
+              <m:t>K</m:t>
+            </m:r>
+          </m:e>
+          <m:sub>
+            <m:r>
+              <w:rPr>
+                <w:rFonts w:ascii="Cambria Math" w:eastAsia="仿宋" w:hAnsi="Cambria Math"/>
+              </w:rPr>
+              <m:t>p</m:t>
+            </m:r>
+          </m:sub>
+        </m:sSub>
+      </m:oMath>
+      <w:r>
+        <w:rPr>
+          <w:rFonts w:ascii="Cambria Math" w:eastAsia="仿宋" w:hAnsi="Cambria Math" w:hint="eastAsia"/>
+          <w:bCs/>
+        </w:rPr>
+        <w:t>的一个具体实现</w:t>
+      </w:r>
+      <m:oMath>
+        <m:sSub>
+          <m:sSubPr>
+            <m:ctrlPr>
+              <w:rPr>
+                <w:rFonts w:ascii="Cambria Math" w:eastAsia="仿宋" w:hAnsi="Cambria Math"/>
+                <w:bCs/>
+                <w:i/>
+              </w:rPr>
+            </m:ctrlPr>
+          </m:sSubPr>
+          <m:e>
+            <m:r>
+              <w:rPr>
+                <w:rFonts w:ascii="Cambria Math" w:eastAsia="仿宋" w:hAnsi="Cambria Math" w:hint="eastAsia"/>
+              </w:rPr>
+              <m:t>N</m:t>
+            </m:r>
+            <m:ctrlPr>
+              <w:rPr>
+                <w:rFonts w:ascii="Cambria Math" w:eastAsia="仿宋" w:hAnsi="Cambria Math" w:hint="eastAsia"/>
+                <w:bCs/>
+                <w:i/>
+              </w:rPr>
+            </m:ctrlPr>
+          </m:e>
+          <m:sub>
+            <m:sSub>
+              <m:sSubPr>
+                <m:ctrlPr>
+                  <w:rPr>
+                    <w:rFonts w:ascii="Cambria Math" w:eastAsia="仿宋" w:hAnsi="Cambria Math"/>
+                    <w:bCs/>
+                    <w:i/>
+                  </w:rPr>
+                </m:ctrlPr>
+              </m:sSubPr>
+              <m:e>
+                <m:r>
+                  <w:rPr>
+                    <w:rFonts w:ascii="Cambria Math" w:eastAsia="仿宋" w:hAnsi="Cambria Math"/>
+                  </w:rPr>
+                  <m:t>K</m:t>
+                </m:r>
+              </m:e>
+              <m:sub>
+                <m:r>
+                  <w:rPr>
+                    <w:rFonts w:ascii="Cambria Math" w:eastAsia="仿宋" w:hAnsi="Cambria Math"/>
+                  </w:rPr>
+                  <m:t>p</m:t>
+                </m:r>
+              </m:sub>
+            </m:sSub>
+          </m:sub>
+        </m:sSub>
+      </m:oMath>
+      <w:r>
+        <w:rPr>
+          <w:rFonts w:ascii="Cambria Math" w:eastAsia="仿宋" w:hAnsi="Cambria Math" w:hint="eastAsia"/>
+          <w:bCs/>
+        </w:rPr>
+        <w:t>的话</w:t>
+      </w:r>
+      <w:r>
+        <w:rPr>
+          <w:rFonts w:ascii="Cambria Math" w:eastAsia="仿宋" w:hAnsi="Cambria Math" w:hint="eastAsia"/>
+          <w:bCs/>
+        </w:rPr>
+        <w:t>,</w:t>
+      </w:r>
+      <w:r>
+        <w:rPr>
+          <w:rFonts w:ascii="Cambria Math" w:eastAsia="仿宋" w:hAnsi="Cambria Math" w:hint="eastAsia"/>
+          <w:bCs/>
+        </w:rPr>
+        <w:t>如果我直接使用方差的话因为对于泊松分布</w:t>
+      </w:r>
+      <m:oMath>
+        <m:r>
+          <w:rPr>
+            <w:rFonts w:ascii="Cambria Math" w:eastAsia="仿宋" w:hAnsi="Cambria Math"/>
+          </w:rPr>
+          <m:t>Var</m:t>
+        </m:r>
+        <m:d>
+          <m:dPr>
+            <m:begChr m:val="["/>
+            <m:endChr m:val="]"/>
+            <m:ctrlPr>
+              <w:rPr>
+                <w:rFonts w:ascii="Cambria Math" w:eastAsia="仿宋" w:hAnsi="Cambria Math"/>
+                <w:bCs/>
+                <w:i/>
+              </w:rPr>
+            </m:ctrlPr>
+          </m:dPr>
+          <m:e>
+            <m:sSub>
+              <m:sSubPr>
+                <m:ctrlPr>
+                  <w:rPr>
+                    <w:rFonts w:ascii="Cambria Math" w:eastAsia="仿宋" w:hAnsi="Cambria Math"/>
+                    <w:bCs/>
+                    <w:i/>
+                    <w:iCs/>
+                  </w:rPr>
+                </m:ctrlPr>
+              </m:sSubPr>
+              <m:e>
+                <m:r>
+                  <w:rPr>
+                    <w:rFonts w:ascii="Cambria Math" w:eastAsia="仿宋" w:hAnsi="Cambria Math"/>
+                  </w:rPr>
+                  <m:t>K</m:t>
+                </m:r>
+                <m:ctrlPr>
+                  <w:rPr>
+                    <w:rFonts w:ascii="Cambria Math" w:eastAsia="仿宋" w:hAnsi="Cambria Math"/>
+                    <w:bCs/>
+                    <w:i/>
+                  </w:rPr>
+                </m:ctrlPr>
+              </m:e>
+              <m:sub>
+                <m:r>
+                  <w:rPr>
+                    <w:rFonts w:ascii="Cambria Math" w:eastAsia="仿宋" w:hAnsi="Cambria Math"/>
+                  </w:rPr>
+                  <m:t>p</m:t>
+                </m:r>
+              </m:sub>
+            </m:sSub>
+            <m:ctrlPr>
+              <w:rPr>
+                <w:rFonts w:ascii="Cambria Math" w:eastAsia="仿宋" w:hAnsi="Cambria Math"/>
+                <w:bCs/>
+                <w:i/>
+                <w:iCs/>
+              </w:rPr>
+            </m:ctrlPr>
+          </m:e>
+        </m:d>
+        <m:r>
+          <w:rPr>
+            <w:rFonts w:ascii="Cambria Math" w:eastAsia="仿宋" w:hAnsi="Cambria Math"/>
+          </w:rPr>
+          <m:t>=</m:t>
+        </m:r>
+        <m:r>
+          <w:rPr>
+            <w:rFonts w:ascii="Cambria Math" w:eastAsia="仿宋" w:hAnsi="Cambria Math" w:hint="eastAsia"/>
+          </w:rPr>
+          <m:t>E</m:t>
+        </m:r>
+        <m:d>
+          <m:dPr>
+            <m:begChr m:val="["/>
+            <m:endChr m:val="]"/>
+            <m:ctrlPr>
+              <w:rPr>
+                <w:rFonts w:ascii="Cambria Math" w:eastAsia="仿宋" w:hAnsi="Cambria Math"/>
+                <w:bCs/>
+                <w:i/>
+                <w:iCs/>
+              </w:rPr>
+            </m:ctrlPr>
+          </m:dPr>
+          <m:e>
+            <m:sSub>
+              <m:sSubPr>
+                <m:ctrlPr>
+                  <w:rPr>
+                    <w:rFonts w:ascii="Cambria Math" w:eastAsia="仿宋" w:hAnsi="Cambria Math"/>
+                    <w:bCs/>
+                    <w:i/>
+                    <w:iCs/>
+                  </w:rPr>
+                </m:ctrlPr>
+              </m:sSubPr>
+              <m:e>
+                <m:r>
+                  <w:rPr>
+                    <w:rFonts w:ascii="Cambria Math" w:eastAsia="仿宋" w:hAnsi="Cambria Math"/>
+                  </w:rPr>
+                  <m:t>K</m:t>
+                </m:r>
+              </m:e>
+              <m:sub>
+                <m:r>
+                  <w:rPr>
+                    <w:rFonts w:ascii="Cambria Math" w:eastAsia="仿宋" w:hAnsi="Cambria Math"/>
+                  </w:rPr>
+                  <m:t>p</m:t>
+                </m:r>
+              </m:sub>
+            </m:sSub>
+          </m:e>
+        </m:d>
+        <m:r>
+          <w:rPr>
+            <w:rFonts w:ascii="Cambria Math" w:eastAsia="仿宋" w:hAnsi="Cambria Math"/>
+          </w:rPr>
+          <m:t>=1</m:t>
+        </m:r>
+      </m:oMath>
+      <w:r>
+        <w:rPr>
+          <w:rFonts w:ascii="Cambria Math" w:eastAsia="仿宋" w:hAnsi="Cambria Math" w:hint="eastAsia"/>
+          <w:bCs/>
+          <w:iCs/>
+        </w:rPr>
+        <w:t>因此我的具体实现</w:t>
+      </w:r>
+      <m:oMath>
+        <m:sSub>
+          <m:sSubPr>
+            <m:ctrlPr>
+              <w:rPr>
+                <w:rFonts w:ascii="Cambria Math" w:eastAsia="仿宋" w:hAnsi="Cambria Math"/>
+                <w:bCs/>
+                <w:i/>
+              </w:rPr>
+            </m:ctrlPr>
+          </m:sSubPr>
+          <m:e>
+            <m:r>
+              <w:rPr>
+                <w:rFonts w:ascii="Cambria Math" w:eastAsia="仿宋" w:hAnsi="Cambria Math" w:hint="eastAsia"/>
+              </w:rPr>
+              <m:t>N</m:t>
+            </m:r>
+            <m:ctrlPr>
+              <w:rPr>
+                <w:rFonts w:ascii="Cambria Math" w:eastAsia="仿宋" w:hAnsi="Cambria Math" w:hint="eastAsia"/>
+                <w:bCs/>
+                <w:i/>
+              </w:rPr>
+            </m:ctrlPr>
+          </m:e>
+          <m:sub>
+            <m:sSub>
+              <m:sSubPr>
+                <m:ctrlPr>
+                  <w:rPr>
+                    <w:rFonts w:ascii="Cambria Math" w:eastAsia="仿宋" w:hAnsi="Cambria Math"/>
+                    <w:bCs/>
+                    <w:i/>
+                  </w:rPr>
+                </m:ctrlPr>
+              </m:sSubPr>
+              <m:e>
+                <m:r>
+                  <w:rPr>
+                    <w:rFonts w:ascii="Cambria Math" w:eastAsia="仿宋" w:hAnsi="Cambria Math"/>
+                  </w:rPr>
+                  <m:t>K</m:t>
+                </m:r>
+              </m:e>
+              <m:sub>
+                <m:r>
+                  <w:rPr>
+                    <w:rFonts w:ascii="Cambria Math" w:eastAsia="仿宋" w:hAnsi="Cambria Math"/>
+                  </w:rPr>
+                  <m:t>p</m:t>
+                </m:r>
+              </m:sub>
+            </m:sSub>
+          </m:sub>
+        </m:sSub>
+        <m:r>
+          <w:rPr>
+            <w:rFonts w:ascii="Cambria Math" w:eastAsia="仿宋" w:hAnsi="Cambria Math"/>
+          </w:rPr>
+          <m:t>=1+1=2</m:t>
+        </m:r>
+      </m:oMath>
+      <w:r>
+        <w:rPr>
+          <w:rFonts w:ascii="Cambria Math" w:eastAsia="仿宋" w:hAnsi="Cambria Math" w:hint="eastAsia"/>
+          <w:bCs/>
+        </w:rPr>
+        <w:t>或</w:t>
+      </w:r>
+      <m:oMath>
+        <m:sSub>
+          <m:sSubPr>
+            <m:ctrlPr>
+              <w:rPr>
+                <w:rFonts w:ascii="Cambria Math" w:eastAsia="仿宋" w:hAnsi="Cambria Math"/>
+                <w:bCs/>
+                <w:i/>
+              </w:rPr>
+            </m:ctrlPr>
+          </m:sSubPr>
+          <m:e>
+            <m:r>
+              <w:rPr>
+                <w:rFonts w:ascii="Cambria Math" w:eastAsia="仿宋" w:hAnsi="Cambria Math" w:hint="eastAsia"/>
+              </w:rPr>
+              <m:t>N</m:t>
+            </m:r>
+            <m:ctrlPr>
+              <w:rPr>
+                <w:rFonts w:ascii="Cambria Math" w:eastAsia="仿宋" w:hAnsi="Cambria Math" w:hint="eastAsia"/>
+                <w:bCs/>
+                <w:i/>
+              </w:rPr>
+            </m:ctrlPr>
+          </m:e>
+          <m:sub>
+            <m:sSub>
+              <m:sSubPr>
+                <m:ctrlPr>
+                  <w:rPr>
+                    <w:rFonts w:ascii="Cambria Math" w:eastAsia="仿宋" w:hAnsi="Cambria Math"/>
+                    <w:bCs/>
+                    <w:i/>
+                  </w:rPr>
+                </m:ctrlPr>
+              </m:sSubPr>
+              <m:e>
+                <m:r>
+                  <w:rPr>
+                    <w:rFonts w:ascii="Cambria Math" w:eastAsia="仿宋" w:hAnsi="Cambria Math"/>
+                  </w:rPr>
+                  <m:t>K</m:t>
+                </m:r>
+              </m:e>
+              <m:sub>
+                <m:r>
+                  <w:rPr>
+                    <w:rFonts w:ascii="Cambria Math" w:eastAsia="仿宋" w:hAnsi="Cambria Math"/>
+                  </w:rPr>
+                  <m:t>p</m:t>
+                </m:r>
+              </m:sub>
+            </m:sSub>
+          </m:sub>
+        </m:sSub>
+        <m:r>
+          <w:rPr>
+            <w:rFonts w:ascii="Cambria Math" w:eastAsia="仿宋" w:hAnsi="Cambria Math"/>
+          </w:rPr>
+          <m:t>=1-1=0</m:t>
+        </m:r>
+      </m:oMath>
+      <w:r>
+        <w:rPr>
+          <w:rFonts w:ascii="Cambria Math" w:eastAsia="仿宋" w:hAnsi="Cambria Math" w:hint="eastAsia"/>
+          <w:bCs/>
+        </w:rPr>
+        <w:t>这样来看的话我的连续的信号结构</w:t>
+      </w:r>
+      <w:r>
+        <w:rPr>
+          <w:rFonts w:ascii="Cambria Math" w:eastAsia="仿宋" w:hAnsi="Cambria Math" w:hint="eastAsia"/>
+          <w:bCs/>
+        </w:rPr>
+        <w:t>(</w:t>
+      </w:r>
+      <w:r>
+        <w:rPr>
+          <w:rFonts w:ascii="Cambria Math" w:eastAsia="仿宋" w:hAnsi="Cambria Math" w:hint="eastAsia"/>
+          <w:bCs/>
+        </w:rPr>
+        <w:t>连续的</w:t>
+      </w:r>
+      <w:r>
+        <w:rPr>
+          <w:rFonts w:ascii="Cambria Math" w:eastAsia="仿宋" w:hAnsi="Cambria Math" w:hint="eastAsia"/>
+          <w:bCs/>
+        </w:rPr>
+        <w:t>1)</w:t>
+      </w:r>
+      <w:r>
+        <w:rPr>
+          <w:rFonts w:ascii="Cambria Math" w:eastAsia="仿宋" w:hAnsi="Cambria Math" w:hint="eastAsia"/>
+          <w:bCs/>
+        </w:rPr>
+        <w:t>一定会出现断裂</w:t>
+      </w:r>
+      <w:r>
+        <w:rPr>
+          <w:rFonts w:ascii="Cambria Math" w:eastAsia="仿宋" w:hAnsi="Cambria Math" w:hint="eastAsia"/>
+          <w:bCs/>
+        </w:rPr>
+        <w:t>(</w:t>
+      </w:r>
+      <w:r>
+        <w:rPr>
+          <w:rFonts w:ascii="Cambria Math" w:eastAsia="仿宋" w:hAnsi="Cambria Math" w:hint="eastAsia"/>
+          <w:bCs/>
+        </w:rPr>
+        <w:t>因为有</w:t>
+      </w:r>
+      <w:r>
+        <w:rPr>
+          <w:rFonts w:ascii="Cambria Math" w:eastAsia="仿宋" w:hAnsi="Cambria Math" w:hint="eastAsia"/>
+          <w:bCs/>
+        </w:rPr>
+        <w:t>0</w:t>
+      </w:r>
+      <w:r>
+        <w:rPr>
+          <w:rFonts w:ascii="Cambria Math" w:eastAsia="仿宋" w:hAnsi="Cambria Math" w:hint="eastAsia"/>
+          <w:bCs/>
+        </w:rPr>
+        <w:t>出现在连续的非零值之间</w:t>
+      </w:r>
+      <w:r>
+        <w:rPr>
+          <w:rFonts w:ascii="Cambria Math" w:eastAsia="仿宋" w:hAnsi="Cambria Math" w:hint="eastAsia"/>
+          <w:bCs/>
+        </w:rPr>
+        <w:t>);</w:t>
+      </w:r>
+    </w:p>
+    <w:p>
+      <w:pPr>
+        <w:rPr>
+          <w:rFonts w:ascii="Cambria Math" w:eastAsia="仿宋" w:hAnsi="Cambria Math"/>
+          <w:bCs/>
+        </w:rPr>
+      </w:pPr>
+      <w:r>
+        <w:rPr>
+          <w:rFonts w:ascii="Cambria Math" w:eastAsia="仿宋" w:hAnsi="Cambria Math" w:hint="eastAsia"/>
+          <w:bCs/>
+        </w:rPr>
+        <w:t>(ii)</w:t>
+      </w:r>
+      <w:r>
+        <w:rPr>
+          <w:rFonts w:ascii="Cambria Math" w:eastAsia="仿宋" w:hAnsi="Cambria Math" w:hint="eastAsia"/>
+          <w:bCs/>
+        </w:rPr>
+        <w:t>而如果我需要计算标准差</w:t>
+      </w:r>
+      <m:oMath>
+        <m:rad>
+          <m:radPr>
+            <m:degHide m:val="1"/>
+            <m:ctrlPr>
+              <w:rPr>
+                <w:rFonts w:ascii="Cambria Math" w:eastAsia="仿宋" w:hAnsi="Cambria Math"/>
+                <w:bCs/>
+                <w:i/>
+              </w:rPr>
+            </m:ctrlPr>
+          </m:radPr>
+          <m:deg>
+            <m:ctrlPr>
+              <w:rPr>
+                <w:rFonts w:ascii="Cambria Math" w:eastAsia="仿宋" w:hAnsi="Cambria Math"/>
+                <w:bCs/>
+                <w:i/>
+                <w:iCs/>
+              </w:rPr>
+            </m:ctrlPr>
+          </m:deg>
+          <m:e>
+            <m:r>
+              <w:rPr>
+                <w:rFonts w:ascii="Cambria Math" w:eastAsia="仿宋" w:hAnsi="Cambria Math"/>
+              </w:rPr>
+              <m:t>Var</m:t>
+            </m:r>
+            <m:d>
+              <m:dPr>
+                <m:begChr m:val="["/>
+                <m:endChr m:val="]"/>
+                <m:ctrlPr>
+                  <w:rPr>
+                    <w:rFonts w:ascii="Cambria Math" w:eastAsia="仿宋" w:hAnsi="Cambria Math"/>
+                    <w:bCs/>
+                    <w:i/>
+                  </w:rPr>
+                </m:ctrlPr>
+              </m:dPr>
+              <m:e>
+                <m:sSub>
+                  <m:sSubPr>
+                    <m:ctrlPr>
+                      <w:rPr>
+                        <w:rFonts w:ascii="Cambria Math" w:eastAsia="仿宋" w:hAnsi="Cambria Math"/>
+                        <w:bCs/>
+                        <w:i/>
+                        <w:iCs/>
+                      </w:rPr>
+                    </m:ctrlPr>
+                  </m:sSubPr>
+                  <m:e>
+                    <m:r>
+                      <w:rPr>
+                        <w:rFonts w:ascii="Cambria Math" w:eastAsia="仿宋" w:hAnsi="Cambria Math"/>
+                      </w:rPr>
+                      <m:t>K</m:t>
+                    </m:r>
+                    <m:ctrlPr>
+                      <w:rPr>
+                        <w:rFonts w:ascii="Cambria Math" w:eastAsia="仿宋" w:hAnsi="Cambria Math"/>
+                        <w:bCs/>
+                        <w:i/>
+                      </w:rPr>
+                    </m:ctrlPr>
+                  </m:e>
+                  <m:sub>
+                    <m:r>
+                      <w:rPr>
+                        <w:rFonts w:ascii="Cambria Math" w:eastAsia="仿宋" w:hAnsi="Cambria Math"/>
+                      </w:rPr>
+                      <m:t>p</m:t>
+                    </m:r>
+                  </m:sub>
+                </m:sSub>
+                <m:ctrlPr>
+                  <w:rPr>
+                    <w:rFonts w:ascii="Cambria Math" w:eastAsia="仿宋" w:hAnsi="Cambria Math"/>
+                    <w:bCs/>
+                    <w:i/>
+                    <w:iCs/>
+                  </w:rPr>
+                </m:ctrlPr>
+              </m:e>
+            </m:d>
+          </m:e>
+        </m:rad>
+        <m:r>
+          <w:rPr>
+            <w:rFonts w:ascii="Cambria Math" w:eastAsia="仿宋" w:hAnsi="Cambria Math"/>
+          </w:rPr>
+          <m:t>=</m:t>
+        </m:r>
+        <m:rad>
+          <m:radPr>
+            <m:degHide m:val="1"/>
+            <m:ctrlPr>
+              <w:rPr>
+                <w:rFonts w:ascii="Cambria Math" w:eastAsia="仿宋" w:hAnsi="Cambria Math"/>
+                <w:bCs/>
+                <w:i/>
+              </w:rPr>
+            </m:ctrlPr>
+          </m:radPr>
+          <m:deg>
+            <m:ctrlPr>
+              <w:rPr>
+                <w:rFonts w:ascii="Cambria Math" w:eastAsia="仿宋" w:hAnsi="Cambria Math"/>
+                <w:bCs/>
+                <w:i/>
+                <w:iCs/>
+              </w:rPr>
+            </m:ctrlPr>
+          </m:deg>
+          <m:e>
+            <m:r>
+              <w:rPr>
+                <w:rFonts w:ascii="Cambria Math" w:eastAsia="仿宋" w:hAnsi="Cambria Math"/>
+              </w:rPr>
+              <m:t>1</m:t>
+            </m:r>
+          </m:e>
+        </m:rad>
+        <m:r>
+          <w:rPr>
+            <w:rFonts w:ascii="Cambria Math" w:eastAsia="仿宋" w:hAnsi="Cambria Math"/>
+          </w:rPr>
+          <m:t>=1</m:t>
+        </m:r>
+      </m:oMath>
+      <w:r>
+        <w:rPr>
+          <w:rFonts w:ascii="Cambria Math" w:eastAsia="仿宋" w:hAnsi="Cambria Math" w:hint="eastAsia"/>
+          <w:bCs/>
+        </w:rPr>
+        <w:t>同样和</w:t>
+      </w:r>
+      <w:r>
+        <w:rPr>
+          <w:rFonts w:ascii="Cambria Math" w:eastAsia="仿宋" w:hAnsi="Cambria Math" w:hint="eastAsia"/>
+          <w:bCs/>
+        </w:rPr>
+        <w:t>(i)</w:t>
+      </w:r>
+      <w:r>
+        <w:rPr>
+          <w:rFonts w:ascii="Cambria Math" w:eastAsia="仿宋" w:hAnsi="Cambria Math" w:hint="eastAsia"/>
+          <w:bCs/>
+        </w:rPr>
+        <w:t>结论一致</w:t>
+      </w:r>
+      <w:r>
+        <w:rPr>
+          <w:rFonts w:ascii="Cambria Math" w:eastAsia="仿宋" w:hAnsi="Cambria Math" w:hint="eastAsia"/>
+          <w:bCs/>
+        </w:rPr>
+        <w:t>;</w:t>
+      </w:r>
+    </w:p>
+    <w:p>
+      <w:pPr>
+        <w:rPr>
+          <w:rFonts w:ascii="Cambria Math" w:eastAsia="仿宋" w:hAnsi="Cambria Math"/>
+          <w:bCs/>
+        </w:rPr>
+      </w:pPr>
+      <w:r>
+        <w:rPr>
+          <w:rFonts w:ascii="Cambria Math" w:eastAsia="仿宋" w:hAnsi="Cambria Math" w:hint="eastAsia"/>
+          <w:bCs/>
+        </w:rPr>
+        <w:lastRenderedPageBreak/>
+        <w:t>再换个方向假设</w:t>
+      </w:r>
+      <m:oMath>
+        <m:r>
+          <w:rPr>
+            <w:rFonts w:ascii="Cambria Math" w:eastAsia="仿宋" w:hAnsi="Cambria Math"/>
+          </w:rPr>
+          <m:t>E</m:t>
+        </m:r>
+        <m:d>
+          <m:dPr>
+            <m:begChr m:val="["/>
+            <m:endChr m:val="]"/>
+            <m:ctrlPr>
+              <w:rPr>
+                <w:rFonts w:ascii="Cambria Math" w:eastAsia="仿宋" w:hAnsi="Cambria Math"/>
+                <w:bCs/>
+                <w:i/>
+                <w:iCs/>
+              </w:rPr>
+            </m:ctrlPr>
+          </m:dPr>
+          <m:e>
+            <m:sSub>
+              <m:sSubPr>
+                <m:ctrlPr>
+                  <w:rPr>
+                    <w:rFonts w:ascii="Cambria Math" w:eastAsia="仿宋" w:hAnsi="Cambria Math"/>
+                    <w:bCs/>
+                    <w:i/>
+                  </w:rPr>
+                </m:ctrlPr>
+              </m:sSubPr>
+              <m:e>
+                <m:r>
+                  <w:rPr>
+                    <w:rFonts w:ascii="Cambria Math" w:eastAsia="仿宋" w:hAnsi="Cambria Math"/>
+                  </w:rPr>
+                  <m:t>K</m:t>
+                </m:r>
+              </m:e>
+              <m:sub>
+                <m:r>
+                  <w:rPr>
+                    <w:rFonts w:ascii="Cambria Math" w:eastAsia="仿宋" w:hAnsi="Cambria Math"/>
+                  </w:rPr>
+                  <m:t>p</m:t>
+                </m:r>
+              </m:sub>
+            </m:sSub>
+          </m:e>
+        </m:d>
+        <m:r>
+          <w:rPr>
+            <w:rFonts w:ascii="Cambria Math" w:eastAsia="仿宋" w:hAnsi="Cambria Math"/>
+          </w:rPr>
+          <m:t>=</m:t>
+        </m:r>
+        <m:r>
+          <w:rPr>
+            <w:rFonts w:ascii="Cambria Math" w:eastAsia="仿宋" w:hAnsi="Cambria Math"/>
+          </w:rPr>
+          <m:t>2</m:t>
+        </m:r>
+      </m:oMath>
+      <w:r>
+        <w:rPr>
+          <w:rFonts w:ascii="Cambria Math" w:eastAsia="仿宋" w:hAnsi="Cambria Math" w:hint="eastAsia"/>
+          <w:bCs/>
+          <w:iCs/>
+        </w:rPr>
+        <w:t>则如果</w:t>
+      </w:r>
+      <w:r>
+        <w:rPr>
+          <w:rFonts w:ascii="Cambria Math" w:eastAsia="仿宋" w:hAnsi="Cambria Math" w:hint="eastAsia"/>
+          <w:bCs/>
+          <w:iCs/>
+        </w:rPr>
+        <w:t>(i)</w:t>
+      </w:r>
+      <w:r>
+        <w:rPr>
+          <w:rFonts w:ascii="Cambria Math" w:eastAsia="仿宋" w:hAnsi="Cambria Math" w:hint="eastAsia"/>
+          <w:bCs/>
+          <w:iCs/>
+        </w:rPr>
+        <w:t>使用方差</w:t>
+      </w:r>
+      <w:r>
+        <w:rPr>
+          <w:rFonts w:ascii="Cambria Math" w:eastAsia="仿宋" w:hAnsi="Cambria Math" w:hint="eastAsia"/>
+          <w:bCs/>
+          <w:iCs/>
+        </w:rPr>
+        <w:t>,</w:t>
+      </w:r>
+      <w:r>
+        <w:rPr>
+          <w:rFonts w:ascii="Cambria Math" w:eastAsia="仿宋" w:hAnsi="Cambria Math" w:hint="eastAsia"/>
+          <w:bCs/>
+          <w:iCs/>
+        </w:rPr>
+        <w:t xml:space="preserve"> </w:t>
+      </w:r>
+      <w:r>
+        <w:rPr>
+          <w:rFonts w:ascii="Cambria Math" w:eastAsia="仿宋" w:hAnsi="Cambria Math" w:hint="eastAsia"/>
+          <w:bCs/>
+          <w:iCs/>
+        </w:rPr>
+        <w:t>具体实现</w:t>
+      </w:r>
+      <m:oMath>
+        <m:sSub>
+          <m:sSubPr>
+            <m:ctrlPr>
+              <w:rPr>
+                <w:rFonts w:ascii="Cambria Math" w:eastAsia="仿宋" w:hAnsi="Cambria Math"/>
+                <w:bCs/>
+                <w:i/>
+              </w:rPr>
+            </m:ctrlPr>
+          </m:sSubPr>
+          <m:e>
+            <m:r>
+              <w:rPr>
+                <w:rFonts w:ascii="Cambria Math" w:eastAsia="仿宋" w:hAnsi="Cambria Math" w:hint="eastAsia"/>
+              </w:rPr>
+              <m:t>N</m:t>
+            </m:r>
+            <m:ctrlPr>
+              <w:rPr>
+                <w:rFonts w:ascii="Cambria Math" w:eastAsia="仿宋" w:hAnsi="Cambria Math" w:hint="eastAsia"/>
+                <w:bCs/>
+                <w:i/>
+              </w:rPr>
+            </m:ctrlPr>
+          </m:e>
+          <m:sub>
+            <m:sSub>
+              <m:sSubPr>
+                <m:ctrlPr>
+                  <w:rPr>
+                    <w:rFonts w:ascii="Cambria Math" w:eastAsia="仿宋" w:hAnsi="Cambria Math"/>
+                    <w:bCs/>
+                    <w:i/>
+                  </w:rPr>
+                </m:ctrlPr>
+              </m:sSubPr>
+              <m:e>
+                <m:r>
+                  <w:rPr>
+                    <w:rFonts w:ascii="Cambria Math" w:eastAsia="仿宋" w:hAnsi="Cambria Math"/>
+                  </w:rPr>
+                  <m:t>K</m:t>
+                </m:r>
+              </m:e>
+              <m:sub>
+                <m:r>
+                  <w:rPr>
+                    <w:rFonts w:ascii="Cambria Math" w:eastAsia="仿宋" w:hAnsi="Cambria Math"/>
+                  </w:rPr>
+                  <m:t>p</m:t>
+                </m:r>
+              </m:sub>
+            </m:sSub>
+          </m:sub>
+        </m:sSub>
+        <m:r>
+          <w:rPr>
+            <w:rFonts w:ascii="Cambria Math" w:eastAsia="仿宋" w:hAnsi="Cambria Math"/>
+          </w:rPr>
+          <m:t>=</m:t>
+        </m:r>
+        <m:r>
+          <w:rPr>
+            <w:rFonts w:ascii="Cambria Math" w:eastAsia="仿宋" w:hAnsi="Cambria Math"/>
+          </w:rPr>
+          <m:t>2</m:t>
+        </m:r>
+        <m:r>
+          <w:rPr>
+            <w:rFonts w:ascii="Cambria Math" w:eastAsia="仿宋" w:hAnsi="Cambria Math"/>
+          </w:rPr>
+          <m:t>+</m:t>
+        </m:r>
+        <m:r>
+          <w:rPr>
+            <w:rFonts w:ascii="Cambria Math" w:eastAsia="仿宋" w:hAnsi="Cambria Math"/>
+          </w:rPr>
+          <m:t>2</m:t>
+        </m:r>
+        <m:r>
+          <w:rPr>
+            <w:rFonts w:ascii="Cambria Math" w:eastAsia="仿宋" w:hAnsi="Cambria Math"/>
+          </w:rPr>
+          <m:t>=</m:t>
+        </m:r>
+        <m:r>
+          <w:rPr>
+            <w:rFonts w:ascii="Cambria Math" w:eastAsia="仿宋" w:hAnsi="Cambria Math"/>
+          </w:rPr>
+          <m:t>4</m:t>
+        </m:r>
+      </m:oMath>
+      <w:r>
+        <w:rPr>
+          <w:rFonts w:ascii="Cambria Math" w:eastAsia="仿宋" w:hAnsi="Cambria Math" w:hint="eastAsia"/>
+          <w:bCs/>
+        </w:rPr>
+        <w:t>或</w:t>
+      </w:r>
+      <m:oMath>
+        <m:sSub>
+          <m:sSubPr>
+            <m:ctrlPr>
+              <w:rPr>
+                <w:rFonts w:ascii="Cambria Math" w:eastAsia="仿宋" w:hAnsi="Cambria Math"/>
+                <w:bCs/>
+                <w:i/>
+              </w:rPr>
+            </m:ctrlPr>
+          </m:sSubPr>
+          <m:e>
+            <m:r>
+              <w:rPr>
+                <w:rFonts w:ascii="Cambria Math" w:eastAsia="仿宋" w:hAnsi="Cambria Math" w:hint="eastAsia"/>
+              </w:rPr>
+              <m:t>N</m:t>
+            </m:r>
+            <m:ctrlPr>
+              <w:rPr>
+                <w:rFonts w:ascii="Cambria Math" w:eastAsia="仿宋" w:hAnsi="Cambria Math" w:hint="eastAsia"/>
+                <w:bCs/>
+                <w:i/>
+              </w:rPr>
+            </m:ctrlPr>
+          </m:e>
+          <m:sub>
+            <m:sSub>
+              <m:sSubPr>
+                <m:ctrlPr>
+                  <w:rPr>
+                    <w:rFonts w:ascii="Cambria Math" w:eastAsia="仿宋" w:hAnsi="Cambria Math"/>
+                    <w:bCs/>
+                    <w:i/>
+                  </w:rPr>
+                </m:ctrlPr>
+              </m:sSubPr>
+              <m:e>
+                <m:r>
+                  <w:rPr>
+                    <w:rFonts w:ascii="Cambria Math" w:eastAsia="仿宋" w:hAnsi="Cambria Math"/>
+                  </w:rPr>
+                  <m:t>K</m:t>
+                </m:r>
+              </m:e>
+              <m:sub>
+                <m:r>
+                  <w:rPr>
+                    <w:rFonts w:ascii="Cambria Math" w:eastAsia="仿宋" w:hAnsi="Cambria Math"/>
+                  </w:rPr>
+                  <m:t>p</m:t>
+                </m:r>
+              </m:sub>
+            </m:sSub>
+          </m:sub>
+        </m:sSub>
+        <m:r>
+          <w:rPr>
+            <w:rFonts w:ascii="Cambria Math" w:eastAsia="仿宋" w:hAnsi="Cambria Math"/>
+          </w:rPr>
+          <m:t>=</m:t>
+        </m:r>
+        <m:r>
+          <w:rPr>
+            <w:rFonts w:ascii="Cambria Math" w:eastAsia="仿宋" w:hAnsi="Cambria Math"/>
+          </w:rPr>
+          <m:t>2</m:t>
+        </m:r>
+        <m:r>
+          <w:rPr>
+            <w:rFonts w:ascii="Cambria Math" w:eastAsia="仿宋" w:hAnsi="Cambria Math"/>
+          </w:rPr>
+          <m:t>-</m:t>
+        </m:r>
+        <m:r>
+          <w:rPr>
+            <w:rFonts w:ascii="Cambria Math" w:eastAsia="仿宋" w:hAnsi="Cambria Math"/>
+          </w:rPr>
+          <m:t>2</m:t>
+        </m:r>
+        <m:r>
+          <w:rPr>
+            <w:rFonts w:ascii="Cambria Math" w:eastAsia="仿宋" w:hAnsi="Cambria Math"/>
+          </w:rPr>
+          <m:t>=0</m:t>
+        </m:r>
+      </m:oMath>
+      <w:r>
+        <w:rPr>
+          <w:rFonts w:ascii="Cambria Math" w:eastAsia="仿宋" w:hAnsi="Cambria Math" w:hint="eastAsia"/>
+          <w:bCs/>
+        </w:rPr>
+        <w:t>会导致</w:t>
+      </w:r>
+      <w:r>
+        <w:rPr>
+          <w:rFonts w:ascii="Cambria Math" w:eastAsia="仿宋" w:hAnsi="Cambria Math" w:hint="eastAsia"/>
+          <w:bCs/>
+        </w:rPr>
+        <w:t>连续的信号结构出现断裂</w:t>
+      </w:r>
+      <w:r>
+        <w:rPr>
+          <w:rFonts w:ascii="Cambria Math" w:eastAsia="仿宋" w:hAnsi="Cambria Math" w:hint="eastAsia"/>
+          <w:bCs/>
+        </w:rPr>
+        <w:t>(</w:t>
+      </w:r>
+      <w:r>
+        <w:rPr>
+          <w:rFonts w:ascii="Cambria Math" w:eastAsia="仿宋" w:hAnsi="Cambria Math" w:hint="eastAsia"/>
+          <w:bCs/>
+        </w:rPr>
+        <w:t>因为有</w:t>
+      </w:r>
+      <w:r>
+        <w:rPr>
+          <w:rFonts w:ascii="Cambria Math" w:eastAsia="仿宋" w:hAnsi="Cambria Math" w:hint="eastAsia"/>
+          <w:bCs/>
+        </w:rPr>
+        <w:t>0</w:t>
+      </w:r>
+      <w:r>
+        <w:rPr>
+          <w:rFonts w:ascii="Cambria Math" w:eastAsia="仿宋" w:hAnsi="Cambria Math" w:hint="eastAsia"/>
+          <w:bCs/>
+        </w:rPr>
+        <w:t>),</w:t>
+      </w:r>
+      <w:r>
+        <w:rPr>
+          <w:rFonts w:ascii="Cambria Math" w:eastAsia="仿宋" w:hAnsi="Cambria Math" w:hint="eastAsia"/>
+          <w:bCs/>
+        </w:rPr>
+        <w:t>如果使用</w:t>
+      </w:r>
+      <w:proofErr w:type="gramStart"/>
+      <w:r>
+        <w:rPr>
+          <w:rFonts w:ascii="Cambria Math" w:eastAsia="仿宋" w:hAnsi="Cambria Math" w:hint="eastAsia"/>
+          <w:bCs/>
+        </w:rPr>
+        <w:t>标准差</w:t>
+      </w:r>
+      <w:r>
+        <w:rPr>
+          <w:rFonts w:ascii="Cambria Math" w:eastAsia="仿宋" w:hAnsi="Cambria Math" w:hint="eastAsia"/>
+          <w:bCs/>
+        </w:rPr>
+        <w:t>标准差</w:t>
+      </w:r>
+      <w:proofErr w:type="gramEnd"/>
+      <m:oMath>
+        <m:rad>
+          <m:radPr>
+            <m:degHide m:val="1"/>
+            <m:ctrlPr>
+              <w:rPr>
+                <w:rFonts w:ascii="Cambria Math" w:eastAsia="仿宋" w:hAnsi="Cambria Math"/>
+                <w:bCs/>
+                <w:i/>
+              </w:rPr>
+            </m:ctrlPr>
+          </m:radPr>
+          <m:deg>
+            <m:ctrlPr>
+              <w:rPr>
+                <w:rFonts w:ascii="Cambria Math" w:eastAsia="仿宋" w:hAnsi="Cambria Math"/>
+                <w:bCs/>
+                <w:i/>
+                <w:iCs/>
+              </w:rPr>
+            </m:ctrlPr>
+          </m:deg>
+          <m:e>
+            <m:r>
+              <w:rPr>
+                <w:rFonts w:ascii="Cambria Math" w:eastAsia="仿宋" w:hAnsi="Cambria Math"/>
+              </w:rPr>
+              <m:t>Var</m:t>
+            </m:r>
+            <m:d>
+              <m:dPr>
+                <m:begChr m:val="["/>
+                <m:endChr m:val="]"/>
+                <m:ctrlPr>
+                  <w:rPr>
+                    <w:rFonts w:ascii="Cambria Math" w:eastAsia="仿宋" w:hAnsi="Cambria Math"/>
+                    <w:bCs/>
+                    <w:i/>
+                  </w:rPr>
+                </m:ctrlPr>
+              </m:dPr>
+              <m:e>
+                <m:sSub>
+                  <m:sSubPr>
+                    <m:ctrlPr>
+                      <w:rPr>
+                        <w:rFonts w:ascii="Cambria Math" w:eastAsia="仿宋" w:hAnsi="Cambria Math"/>
+                        <w:bCs/>
+                        <w:i/>
+                        <w:iCs/>
+                      </w:rPr>
+                    </m:ctrlPr>
+                  </m:sSubPr>
+                  <m:e>
+                    <m:r>
+                      <w:rPr>
+                        <w:rFonts w:ascii="Cambria Math" w:eastAsia="仿宋" w:hAnsi="Cambria Math"/>
+                      </w:rPr>
+                      <m:t>K</m:t>
+                    </m:r>
+                    <m:ctrlPr>
+                      <w:rPr>
+                        <w:rFonts w:ascii="Cambria Math" w:eastAsia="仿宋" w:hAnsi="Cambria Math"/>
+                        <w:bCs/>
+                        <w:i/>
+                      </w:rPr>
+                    </m:ctrlPr>
+                  </m:e>
+                  <m:sub>
+                    <m:r>
+                      <w:rPr>
+                        <w:rFonts w:ascii="Cambria Math" w:eastAsia="仿宋" w:hAnsi="Cambria Math"/>
+                      </w:rPr>
+                      <m:t>p</m:t>
+                    </m:r>
+                  </m:sub>
+                </m:sSub>
+                <m:ctrlPr>
+                  <w:rPr>
+                    <w:rFonts w:ascii="Cambria Math" w:eastAsia="仿宋" w:hAnsi="Cambria Math"/>
+                    <w:bCs/>
+                    <w:i/>
+                    <w:iCs/>
+                  </w:rPr>
+                </m:ctrlPr>
+              </m:e>
+            </m:d>
+          </m:e>
+        </m:rad>
+        <m:r>
+          <w:rPr>
+            <w:rFonts w:ascii="Cambria Math" w:eastAsia="仿宋" w:hAnsi="Cambria Math"/>
+          </w:rPr>
+          <m:t>=</m:t>
+        </m:r>
+        <m:rad>
+          <m:radPr>
+            <m:degHide m:val="1"/>
+            <m:ctrlPr>
+              <w:rPr>
+                <w:rFonts w:ascii="Cambria Math" w:eastAsia="仿宋" w:hAnsi="Cambria Math"/>
+                <w:bCs/>
+                <w:i/>
+              </w:rPr>
+            </m:ctrlPr>
+          </m:radPr>
+          <m:deg>
+            <m:ctrlPr>
+              <w:rPr>
+                <w:rFonts w:ascii="Cambria Math" w:eastAsia="仿宋" w:hAnsi="Cambria Math"/>
+                <w:bCs/>
+                <w:i/>
+                <w:iCs/>
+              </w:rPr>
+            </m:ctrlPr>
+          </m:deg>
+          <m:e>
+            <m:r>
+              <w:rPr>
+                <w:rFonts w:ascii="Cambria Math" w:eastAsia="仿宋" w:hAnsi="Cambria Math"/>
+              </w:rPr>
+              <m:t>2</m:t>
+            </m:r>
+          </m:e>
+        </m:rad>
+        <m:r>
+          <w:rPr>
+            <w:rFonts w:ascii="Cambria Math" w:eastAsia="仿宋" w:hAnsi="Cambria Math"/>
+          </w:rPr>
+          <m:t>=1</m:t>
+        </m:r>
+        <m:r>
+          <w:rPr>
+            <w:rFonts w:ascii="Cambria Math" w:eastAsia="仿宋" w:hAnsi="Cambria Math"/>
+          </w:rPr>
+          <m:t>.414</m:t>
+        </m:r>
+      </m:oMath>
+      <w:r>
+        <w:rPr>
+          <w:rFonts w:ascii="Cambria Math" w:eastAsia="仿宋" w:hAnsi="Cambria Math" w:hint="eastAsia"/>
+          <w:bCs/>
+        </w:rPr>
+        <w:t>,</w:t>
+      </w:r>
+      <w:r>
+        <w:rPr>
+          <w:rFonts w:ascii="Cambria Math" w:eastAsia="仿宋" w:hAnsi="Cambria Math" w:hint="eastAsia"/>
+          <w:bCs/>
+        </w:rPr>
+        <w:t>则</w:t>
+      </w:r>
+      <w:r>
+        <w:rPr>
+          <w:rFonts w:ascii="Cambria Math" w:eastAsia="仿宋" w:hAnsi="Cambria Math" w:hint="eastAsia"/>
+          <w:bCs/>
+          <w:iCs/>
+        </w:rPr>
+        <w:t>具体实现</w:t>
+      </w:r>
+      <m:oMath>
+        <m:sSub>
+          <m:sSubPr>
+            <m:ctrlPr>
+              <w:rPr>
+                <w:rFonts w:ascii="Cambria Math" w:eastAsia="仿宋" w:hAnsi="Cambria Math"/>
+                <w:bCs/>
+                <w:i/>
+              </w:rPr>
+            </m:ctrlPr>
+          </m:sSubPr>
+          <m:e>
+            <m:r>
+              <w:rPr>
+                <w:rFonts w:ascii="Cambria Math" w:eastAsia="仿宋" w:hAnsi="Cambria Math" w:hint="eastAsia"/>
+              </w:rPr>
+              <m:t>N</m:t>
+            </m:r>
+            <m:ctrlPr>
+              <w:rPr>
+                <w:rFonts w:ascii="Cambria Math" w:eastAsia="仿宋" w:hAnsi="Cambria Math" w:hint="eastAsia"/>
+                <w:bCs/>
+                <w:i/>
+              </w:rPr>
+            </m:ctrlPr>
+          </m:e>
+          <m:sub>
+            <m:sSub>
+              <m:sSubPr>
+                <m:ctrlPr>
+                  <w:rPr>
+                    <w:rFonts w:ascii="Cambria Math" w:eastAsia="仿宋" w:hAnsi="Cambria Math"/>
+                    <w:bCs/>
+                    <w:i/>
+                  </w:rPr>
+                </m:ctrlPr>
+              </m:sSubPr>
+              <m:e>
+                <m:r>
+                  <w:rPr>
+                    <w:rFonts w:ascii="Cambria Math" w:eastAsia="仿宋" w:hAnsi="Cambria Math"/>
+                  </w:rPr>
+                  <m:t>K</m:t>
+                </m:r>
+              </m:e>
+              <m:sub>
+                <m:r>
+                  <w:rPr>
+                    <w:rFonts w:ascii="Cambria Math" w:eastAsia="仿宋" w:hAnsi="Cambria Math"/>
+                  </w:rPr>
+                  <m:t>p</m:t>
+                </m:r>
+              </m:sub>
+            </m:sSub>
+          </m:sub>
+        </m:sSub>
+        <m:r>
+          <w:rPr>
+            <w:rFonts w:ascii="Cambria Math" w:eastAsia="仿宋" w:hAnsi="Cambria Math"/>
+          </w:rPr>
+          <m:t>=2+1.414=3.414</m:t>
+        </m:r>
+      </m:oMath>
+      <w:r>
+        <w:rPr>
+          <w:rFonts w:ascii="Cambria Math" w:eastAsia="仿宋" w:hAnsi="Cambria Math" w:hint="eastAsia"/>
+          <w:bCs/>
+        </w:rPr>
+        <w:t>或</w:t>
+      </w:r>
+      <m:oMath>
+        <m:sSub>
+          <m:sSubPr>
+            <m:ctrlPr>
+              <w:rPr>
+                <w:rFonts w:ascii="Cambria Math" w:eastAsia="仿宋" w:hAnsi="Cambria Math"/>
+                <w:bCs/>
+                <w:i/>
+              </w:rPr>
+            </m:ctrlPr>
+          </m:sSubPr>
+          <m:e>
+            <m:r>
+              <w:rPr>
+                <w:rFonts w:ascii="Cambria Math" w:eastAsia="仿宋" w:hAnsi="Cambria Math" w:hint="eastAsia"/>
+              </w:rPr>
+              <m:t>N</m:t>
+            </m:r>
+            <m:ctrlPr>
+              <w:rPr>
+                <w:rFonts w:ascii="Cambria Math" w:eastAsia="仿宋" w:hAnsi="Cambria Math" w:hint="eastAsia"/>
+                <w:bCs/>
+                <w:i/>
+              </w:rPr>
+            </m:ctrlPr>
+          </m:e>
+          <m:sub>
+            <m:sSub>
+              <m:sSubPr>
+                <m:ctrlPr>
+                  <w:rPr>
+                    <w:rFonts w:ascii="Cambria Math" w:eastAsia="仿宋" w:hAnsi="Cambria Math"/>
+                    <w:bCs/>
+                    <w:i/>
+                  </w:rPr>
+                </m:ctrlPr>
+              </m:sSubPr>
+              <m:e>
+                <m:r>
+                  <w:rPr>
+                    <w:rFonts w:ascii="Cambria Math" w:eastAsia="仿宋" w:hAnsi="Cambria Math"/>
+                  </w:rPr>
+                  <m:t>K</m:t>
+                </m:r>
+              </m:e>
+              <m:sub>
+                <m:r>
+                  <w:rPr>
+                    <w:rFonts w:ascii="Cambria Math" w:eastAsia="仿宋" w:hAnsi="Cambria Math"/>
+                  </w:rPr>
+                  <m:t>p</m:t>
+                </m:r>
+              </m:sub>
+            </m:sSub>
+          </m:sub>
+        </m:sSub>
+        <m:r>
+          <w:rPr>
+            <w:rFonts w:ascii="Cambria Math" w:eastAsia="仿宋" w:hAnsi="Cambria Math"/>
+          </w:rPr>
+          <m:t>=2-1.414=</m:t>
+        </m:r>
+        <m:r>
+          <w:rPr>
+            <w:rFonts w:ascii="Cambria Math" w:eastAsia="仿宋" w:hAnsi="Cambria Math"/>
+          </w:rPr>
+          <m:t>0.586</m:t>
+        </m:r>
+      </m:oMath>
+      <w:r>
+        <w:rPr>
+          <w:rFonts w:ascii="Cambria Math" w:eastAsia="仿宋" w:hAnsi="Cambria Math" w:hint="eastAsia"/>
+          <w:bCs/>
+        </w:rPr>
+        <w:t>,</w:t>
+      </w:r>
+      <w:r>
+        <w:rPr>
+          <w:rFonts w:ascii="Cambria Math" w:eastAsia="仿宋" w:hAnsi="Cambria Math"/>
+          <w:bCs/>
+        </w:rPr>
+        <w:t>这样看来连续的信号结构还不至于断裂</w:t>
+      </w:r>
+      <w:r>
+        <w:rPr>
+          <w:rFonts w:ascii="Cambria Math" w:eastAsia="仿宋" w:hAnsi="Cambria Math" w:hint="eastAsia"/>
+          <w:bCs/>
+        </w:rPr>
+        <w:t>.</w:t>
+      </w:r>
+      <w:r>
+        <w:rPr>
+          <w:rFonts w:ascii="Cambria Math" w:eastAsia="仿宋" w:hAnsi="Cambria Math"/>
+          <w:bCs/>
+        </w:rPr>
+        <w:t>所以问题</w:t>
+      </w:r>
+      <w:r>
+        <w:rPr>
+          <w:rFonts w:ascii="Cambria Math" w:eastAsia="仿宋" w:hAnsi="Cambria Math" w:hint="eastAsia"/>
+          <w:bCs/>
+        </w:rPr>
+        <w:t>3</w:t>
+      </w:r>
+      <w:r>
+        <w:rPr>
+          <w:rFonts w:ascii="Cambria Math" w:eastAsia="仿宋" w:hAnsi="Cambria Math"/>
+          <w:bCs/>
+        </w:rPr>
+        <w:t>的核心是</w:t>
+      </w:r>
+      <w:r>
+        <w:rPr>
+          <w:rFonts w:ascii="Cambria Math" w:eastAsia="仿宋" w:hAnsi="Cambria Math" w:hint="eastAsia"/>
+          <w:bCs/>
+        </w:rPr>
+        <w:t>,</w:t>
+      </w:r>
+      <w:r>
+        <w:rPr>
+          <w:rFonts w:ascii="Cambria Math" w:eastAsia="仿宋" w:hAnsi="Cambria Math"/>
+          <w:bCs/>
+        </w:rPr>
+        <w:t>真实的成像中</w:t>
+      </w:r>
+      <w:r>
+        <w:rPr>
+          <w:rFonts w:ascii="Cambria Math" w:eastAsia="仿宋" w:hAnsi="Cambria Math" w:hint="eastAsia"/>
+          <w:bCs/>
+        </w:rPr>
+        <w:t>,</w:t>
+      </w:r>
+      <w:r>
+        <w:rPr>
+          <w:rFonts w:ascii="Cambria Math" w:eastAsia="仿宋" w:hAnsi="Cambria Math"/>
+          <w:bCs/>
+        </w:rPr>
+        <w:t>随机变量</w:t>
+      </w:r>
+      <m:oMath>
+        <m:sSub>
+          <m:sSubPr>
+            <m:ctrlPr>
+              <w:rPr>
+                <w:rFonts w:ascii="Cambria Math" w:eastAsia="仿宋" w:hAnsi="Cambria Math"/>
+                <w:bCs/>
+                <w:i/>
+              </w:rPr>
+            </m:ctrlPr>
+          </m:sSubPr>
+          <m:e>
+            <m:r>
+              <w:rPr>
+                <w:rFonts w:ascii="Cambria Math" w:eastAsia="仿宋" w:hAnsi="Cambria Math"/>
+              </w:rPr>
+              <m:t>K</m:t>
+            </m:r>
+          </m:e>
+          <m:sub>
+            <m:r>
+              <w:rPr>
+                <w:rFonts w:ascii="Cambria Math" w:eastAsia="仿宋" w:hAnsi="Cambria Math"/>
+              </w:rPr>
+              <m:t>p</m:t>
+            </m:r>
+          </m:sub>
+        </m:sSub>
+      </m:oMath>
+      <w:r>
+        <w:rPr>
+          <w:rFonts w:ascii="Cambria Math" w:eastAsia="仿宋" w:hAnsi="Cambria Math"/>
+          <w:bCs/>
+        </w:rPr>
+        <w:t>或信号到底是以</w:t>
+      </w:r>
+      <w:r>
+        <w:rPr>
+          <w:rFonts w:ascii="Cambria Math" w:eastAsia="仿宋" w:hAnsi="Cambria Math" w:hint="eastAsia"/>
+          <w:bCs/>
+        </w:rPr>
+        <w:t>标准差还是方差</w:t>
+      </w:r>
+      <w:proofErr w:type="gramStart"/>
+      <w:r>
+        <w:rPr>
+          <w:rFonts w:ascii="Cambria Math" w:eastAsia="仿宋" w:hAnsi="Cambria Math" w:hint="eastAsia"/>
+          <w:bCs/>
+        </w:rPr>
+        <w:t>来作</w:t>
+      </w:r>
+      <w:proofErr w:type="gramEnd"/>
+      <w:r>
+        <w:rPr>
+          <w:rFonts w:ascii="Cambria Math" w:eastAsia="仿宋" w:hAnsi="Cambria Math" w:hint="eastAsia"/>
+          <w:bCs/>
+        </w:rPr>
+        <w:t>为其波动程度的直观视觉上匹配的标准呢</w:t>
+      </w:r>
+      <w:r>
+        <w:rPr>
+          <w:rFonts w:ascii="Cambria Math" w:eastAsia="仿宋" w:hAnsi="Cambria Math" w:hint="eastAsia"/>
+          <w:bCs/>
+        </w:rPr>
+        <w:t>?</w:t>
+      </w:r>
+      <w:r>
+        <w:rPr>
+          <w:rFonts w:ascii="Cambria Math" w:eastAsia="仿宋" w:hAnsi="Cambria Math" w:hint="eastAsia"/>
+          <w:bCs/>
+        </w:rPr>
+        <w:t>也即真实信号的数值到底更容易落于信号期望加减标准差的范围内还是容易表现出信号期望加减方差的形式</w:t>
+      </w:r>
+      <w:r>
+        <w:rPr>
+          <w:rFonts w:ascii="Cambria Math" w:eastAsia="仿宋" w:hAnsi="Cambria Math" w:hint="eastAsia"/>
+          <w:bCs/>
+        </w:rPr>
+        <w:t>?</w:t>
+      </w:r>
+      <w:r>
+        <w:rPr>
+          <w:rFonts w:ascii="Cambria Math" w:eastAsia="仿宋" w:hAnsi="Cambria Math" w:hint="eastAsia"/>
+          <w:bCs/>
+        </w:rPr>
+        <w:t>这里我貌似只考虑了一倍标准差</w:t>
+      </w:r>
+      <m:oMath>
+        <m:r>
+          <w:rPr>
+            <w:rFonts w:ascii="Cambria Math" w:eastAsia="仿宋" w:hAnsi="Cambria Math"/>
+          </w:rPr>
+          <m:t>σ</m:t>
+        </m:r>
+      </m:oMath>
+      <w:r>
+        <w:rPr>
+          <w:rFonts w:ascii="Cambria Math" w:eastAsia="仿宋" w:hAnsi="Cambria Math" w:hint="eastAsia"/>
+          <w:bCs/>
+        </w:rPr>
+        <w:t>,</w:t>
+      </w:r>
+      <w:r>
+        <w:rPr>
+          <w:rFonts w:ascii="Cambria Math" w:eastAsia="仿宋" w:hAnsi="Cambria Math" w:hint="eastAsia"/>
+          <w:bCs/>
+        </w:rPr>
+        <w:t>而且我这里貌似认为</w:t>
+      </w:r>
+      <w:proofErr w:type="gramStart"/>
+      <w:r>
+        <w:rPr>
+          <w:rFonts w:ascii="Cambria Math" w:eastAsia="仿宋" w:hAnsi="Cambria Math" w:hint="eastAsia"/>
+          <w:bCs/>
+        </w:rPr>
+        <w:t>标准观差的</w:t>
+      </w:r>
+      <w:proofErr w:type="gramEnd"/>
+      <w:r>
+        <w:rPr>
+          <w:rFonts w:ascii="Cambria Math" w:eastAsia="仿宋" w:hAnsi="Cambria Math" w:hint="eastAsia"/>
+          <w:bCs/>
+        </w:rPr>
+        <w:t>幅度值小于方差</w:t>
+      </w:r>
+      <w:r>
+        <w:rPr>
+          <w:rFonts w:ascii="Cambria Math" w:eastAsia="仿宋" w:hAnsi="Cambria Math" w:hint="eastAsia"/>
+          <w:bCs/>
+        </w:rPr>
+        <w:t>(</w:t>
+      </w:r>
+      <w:r>
+        <w:rPr>
+          <w:rFonts w:ascii="Cambria Math" w:eastAsia="仿宋" w:hAnsi="Cambria Math" w:hint="eastAsia"/>
+          <w:bCs/>
+        </w:rPr>
+        <w:t>在计数严格大于</w:t>
+      </w:r>
+      <w:r>
+        <w:rPr>
+          <w:rFonts w:ascii="Cambria Math" w:eastAsia="仿宋" w:hAnsi="Cambria Math" w:hint="eastAsia"/>
+          <w:bCs/>
+        </w:rPr>
+        <w:t>1</w:t>
+      </w:r>
+      <w:r>
+        <w:rPr>
+          <w:rFonts w:ascii="Cambria Math" w:eastAsia="仿宋" w:hAnsi="Cambria Math" w:hint="eastAsia"/>
+          <w:bCs/>
+        </w:rPr>
+        <w:t>的情况下</w:t>
+      </w:r>
+      <w:r>
+        <w:rPr>
+          <w:rFonts w:ascii="Cambria Math" w:eastAsia="仿宋" w:hAnsi="Cambria Math" w:hint="eastAsia"/>
+          <w:bCs/>
+        </w:rPr>
+        <w:t>),</w:t>
+      </w:r>
+      <w:r>
+        <w:rPr>
+          <w:rFonts w:ascii="Cambria Math" w:eastAsia="仿宋" w:hAnsi="Cambria Math" w:hint="eastAsia"/>
+          <w:bCs/>
+        </w:rPr>
+        <w:t>这里忍不住引出问题</w:t>
+      </w:r>
+      <w:r>
+        <w:rPr>
+          <w:rFonts w:ascii="Cambria Math" w:eastAsia="仿宋" w:hAnsi="Cambria Math" w:hint="eastAsia"/>
+          <w:bCs/>
+        </w:rPr>
+        <w:t>4</w:t>
+      </w:r>
+      <w:r>
+        <w:rPr>
+          <w:rFonts w:ascii="Cambria Math" w:eastAsia="仿宋" w:hAnsi="Cambria Math" w:hint="eastAsia"/>
+          <w:bCs/>
+        </w:rPr>
+        <w:t>也即当我们的图像归一化到</w:t>
+      </w:r>
+      <w:r>
+        <w:rPr>
+          <w:rFonts w:ascii="Cambria Math" w:eastAsia="仿宋" w:hAnsi="Cambria Math" w:hint="eastAsia"/>
+          <w:bCs/>
+        </w:rPr>
+        <w:t>0</w:t>
+      </w:r>
+      <w:r>
+        <w:rPr>
+          <w:rFonts w:ascii="Cambria Math" w:eastAsia="仿宋" w:hAnsi="Cambria Math" w:hint="eastAsia"/>
+          <w:bCs/>
+        </w:rPr>
+        <w:t>到</w:t>
+      </w:r>
+      <w:r>
+        <w:rPr>
+          <w:rFonts w:ascii="Cambria Math" w:eastAsia="仿宋" w:hAnsi="Cambria Math" w:hint="eastAsia"/>
+          <w:bCs/>
+        </w:rPr>
+        <w:t>1</w:t>
+      </w:r>
+      <w:r>
+        <w:rPr>
+          <w:rFonts w:ascii="Cambria Math" w:eastAsia="仿宋" w:hAnsi="Cambria Math" w:hint="eastAsia"/>
+          <w:bCs/>
+        </w:rPr>
+        <w:t>的范围后</w:t>
+      </w:r>
+      <w:r>
+        <w:rPr>
+          <w:rFonts w:ascii="Cambria Math" w:eastAsia="仿宋" w:hAnsi="Cambria Math" w:hint="eastAsia"/>
+          <w:bCs/>
+        </w:rPr>
+        <w:t>,</w:t>
+      </w:r>
+      <m:oMath>
+        <m:rad>
+          <m:radPr>
+            <m:degHide m:val="1"/>
+            <m:ctrlPr>
+              <w:rPr>
+                <w:rFonts w:ascii="Cambria Math" w:eastAsia="仿宋" w:hAnsi="Cambria Math"/>
+                <w:bCs/>
+                <w:i/>
+              </w:rPr>
+            </m:ctrlPr>
+          </m:radPr>
+          <m:deg>
+            <m:ctrlPr>
+              <w:rPr>
+                <w:rFonts w:ascii="Cambria Math" w:eastAsia="仿宋" w:hAnsi="Cambria Math"/>
+                <w:bCs/>
+                <w:i/>
+                <w:iCs/>
+              </w:rPr>
+            </m:ctrlPr>
+          </m:deg>
+          <m:e>
+            <m:r>
+              <w:rPr>
+                <w:rFonts w:ascii="Cambria Math" w:eastAsia="仿宋" w:hAnsi="Cambria Math"/>
+              </w:rPr>
+              <m:t>0.25</m:t>
+            </m:r>
+          </m:e>
+        </m:rad>
+        <m:r>
+          <w:rPr>
+            <w:rFonts w:ascii="Cambria Math" w:eastAsia="仿宋" w:hAnsi="Cambria Math"/>
+          </w:rPr>
+          <m:t>=0.5</m:t>
+        </m:r>
+      </m:oMath>
+      <w:r>
+        <w:rPr>
+          <w:rFonts w:ascii="Cambria Math" w:eastAsia="仿宋" w:hAnsi="Cambria Math" w:hint="eastAsia"/>
+          <w:bCs/>
+        </w:rPr>
+        <w:t>发生了标准差大于方差的情况</w:t>
+      </w:r>
+      <w:r>
+        <w:rPr>
+          <w:rFonts w:ascii="Cambria Math" w:eastAsia="仿宋" w:hAnsi="Cambria Math" w:hint="eastAsia"/>
+          <w:bCs/>
+        </w:rPr>
+        <w:t>,</w:t>
+      </w:r>
+      <w:r>
+        <w:rPr>
+          <w:rFonts w:ascii="Cambria Math" w:eastAsia="仿宋" w:hAnsi="Cambria Math" w:hint="eastAsia"/>
+          <w:bCs/>
+        </w:rPr>
+        <w:t>在图片归一化到</w:t>
+      </w:r>
+      <w:r>
+        <w:rPr>
+          <w:rFonts w:ascii="Cambria Math" w:eastAsia="仿宋" w:hAnsi="Cambria Math" w:hint="eastAsia"/>
+          <w:bCs/>
+        </w:rPr>
+        <w:t>0</w:t>
+      </w:r>
+      <w:r>
+        <w:rPr>
+          <w:rFonts w:ascii="Cambria Math" w:eastAsia="仿宋" w:hAnsi="Cambria Math" w:hint="eastAsia"/>
+          <w:bCs/>
+        </w:rPr>
+        <w:t>到</w:t>
+      </w:r>
+      <w:r>
+        <w:rPr>
+          <w:rFonts w:ascii="Cambria Math" w:eastAsia="仿宋" w:hAnsi="Cambria Math" w:hint="eastAsia"/>
+          <w:bCs/>
+        </w:rPr>
+        <w:t>1</w:t>
+      </w:r>
+      <w:r>
+        <w:rPr>
+          <w:rFonts w:ascii="Cambria Math" w:eastAsia="仿宋" w:hAnsi="Cambria Math" w:hint="eastAsia"/>
+          <w:bCs/>
+        </w:rPr>
+        <w:t>的范围后我们还有方差和标准差的定义以及这个定义还能使用么</w:t>
+      </w:r>
+      <w:r>
+        <w:rPr>
+          <w:rFonts w:ascii="Cambria Math" w:eastAsia="仿宋" w:hAnsi="Cambria Math" w:hint="eastAsia"/>
+          <w:bCs/>
+        </w:rPr>
+        <w:t>?</w:t>
+      </w:r>
+      <w:r>
+        <w:rPr>
+          <w:rFonts w:ascii="Cambria Math" w:eastAsia="仿宋" w:hAnsi="Cambria Math" w:hint="eastAsia"/>
+          <w:bCs/>
+        </w:rPr>
+        <w:t>很不理解</w:t>
+      </w:r>
+      <w:r>
+        <w:rPr>
+          <w:rFonts w:ascii="Cambria Math" w:eastAsia="仿宋" w:hAnsi="Cambria Math" w:hint="eastAsia"/>
+          <w:bCs/>
+        </w:rPr>
+        <w:t>.</w:t>
+      </w:r>
+      <w:r>
+        <w:rPr>
+          <w:rFonts w:ascii="Cambria Math" w:eastAsia="仿宋" w:hAnsi="Cambria Math" w:hint="eastAsia"/>
+          <w:bCs/>
+        </w:rPr>
+        <w:t>问题</w:t>
+      </w:r>
+      <w:r>
+        <w:rPr>
+          <w:rFonts w:ascii="Cambria Math" w:eastAsia="仿宋" w:hAnsi="Cambria Math" w:hint="eastAsia"/>
+          <w:bCs/>
+        </w:rPr>
+        <w:t>3</w:t>
+      </w:r>
+      <w:r>
+        <w:rPr>
+          <w:rFonts w:ascii="Cambria Math" w:eastAsia="仿宋" w:hAnsi="Cambria Math" w:hint="eastAsia"/>
+          <w:bCs/>
+        </w:rPr>
+        <w:t>和</w:t>
+      </w:r>
+      <w:r>
+        <w:rPr>
+          <w:rFonts w:ascii="Cambria Math" w:eastAsia="仿宋" w:hAnsi="Cambria Math" w:hint="eastAsia"/>
+          <w:bCs/>
+        </w:rPr>
+        <w:t>4</w:t>
+      </w:r>
+      <w:r>
+        <w:rPr>
+          <w:rFonts w:ascii="Cambria Math" w:eastAsia="仿宋" w:hAnsi="Cambria Math" w:hint="eastAsia"/>
+          <w:bCs/>
+        </w:rPr>
+        <w:t>结束</w:t>
+      </w:r>
+      <w:r>
+        <w:rPr>
+          <w:rFonts w:ascii="Cambria Math" w:eastAsia="仿宋" w:hAnsi="Cambria Math" w:hint="eastAsia"/>
+          <w:bCs/>
+        </w:rPr>
+        <w:t>.</w:t>
+      </w:r>
+    </w:p>
+    <w:p>
+      <w:pPr>
+        <w:rPr>
+          <w:rFonts w:ascii="Cambria Math" w:eastAsia="仿宋" w:hAnsi="Cambria Math" w:hint="eastAsia"/>
+          <w:bCs/>
+          <w:i/>
+          <w:iCs/>
+        </w:rPr>
+      </w:pPr>
+    </w:p>
+    <w:p>
+      <w:pPr>
+        <w:rPr>
+          <w:rFonts w:ascii="Cambria Math" w:eastAsia="仿宋" w:hAnsi="Cambria Math" w:hint="eastAsia"/>
+          <w:bCs/>
+          <w:iCs/>
+        </w:rPr>
+      </w:pPr>
+      <w:r>
+        <w:rPr>
+          <w:rFonts w:ascii="Cambria Math" w:eastAsia="仿宋" w:hAnsi="Cambria Math" w:hint="eastAsia"/>
+          <w:bCs/>
+        </w:rPr>
+        <w:t>这样最终暗区是恒定方差的高斯分布</w:t>
+      </w:r>
+      <w:r>
+        <w:rPr>
+          <w:rFonts w:ascii="Cambria Math" w:eastAsia="仿宋" w:hAnsi="Cambria Math" w:hint="eastAsia"/>
+          <w:bCs/>
+        </w:rPr>
+        <w:t>,</w:t>
+      </w:r>
+      <w:r>
+        <w:rPr>
+          <w:rFonts w:ascii="Cambria Math" w:eastAsia="仿宋" w:hAnsi="Cambria Math" w:hint="eastAsia"/>
+          <w:bCs/>
+        </w:rPr>
+        <w:t>亮区是异方差的高斯分布</w:t>
+      </w:r>
+      <w:r>
+        <w:rPr>
+          <w:rFonts w:ascii="Cambria Math" w:eastAsia="仿宋" w:hAnsi="Cambria Math" w:hint="eastAsia"/>
+          <w:bCs/>
+        </w:rPr>
+        <w:t>,</w:t>
+      </w:r>
+      <w:r>
+        <w:rPr>
+          <w:rFonts w:ascii="Cambria Math" w:eastAsia="仿宋" w:hAnsi="Cambria Math" w:hint="eastAsia"/>
+          <w:bCs/>
+        </w:rPr>
+        <w:t>从暗区到亮区的过度区域</w:t>
+      </w:r>
+      <w:r>
+        <w:rPr>
+          <w:rFonts w:ascii="Cambria Math" w:eastAsia="仿宋" w:hAnsi="Cambria Math" w:hint="eastAsia"/>
+          <w:bCs/>
+        </w:rPr>
+        <w:t>(5-20</w:t>
+      </w:r>
+      <w:r>
+        <w:rPr>
+          <w:rFonts w:ascii="Cambria Math" w:eastAsia="仿宋" w:hAnsi="Cambria Math" w:hint="eastAsia"/>
+          <w:bCs/>
+        </w:rPr>
+        <w:t>?</w:t>
+      </w:r>
+      <w:r>
+        <w:rPr>
+          <w:rFonts w:ascii="Cambria Math" w:eastAsia="仿宋" w:hAnsi="Cambria Math" w:hint="eastAsia"/>
+          <w:bCs/>
+        </w:rPr>
+        <w:t>)</w:t>
+      </w:r>
+      <w:r>
+        <w:rPr>
+          <w:rFonts w:ascii="Cambria Math" w:eastAsia="仿宋" w:hAnsi="Cambria Math" w:hint="eastAsia"/>
+          <w:bCs/>
+        </w:rPr>
+        <w:t>是泊松分布和高斯分布的混合型</w:t>
+      </w:r>
+      <w:r>
+        <w:rPr>
+          <w:rFonts w:ascii="Cambria Math" w:eastAsia="仿宋" w:hAnsi="Cambria Math" w:hint="eastAsia"/>
+          <w:bCs/>
+        </w:rPr>
+        <w:t>(</w:t>
+      </w:r>
+      <w:r>
+        <w:rPr>
+          <w:rFonts w:ascii="Cambria Math" w:eastAsia="仿宋" w:hAnsi="Cambria Math" w:hint="eastAsia"/>
+          <w:bCs/>
+        </w:rPr>
+        <w:t>也即具有一定</w:t>
+      </w:r>
+      <w:proofErr w:type="gramStart"/>
+      <w:r>
+        <w:rPr>
+          <w:rFonts w:ascii="Cambria Math" w:eastAsia="仿宋" w:hAnsi="Cambria Math" w:hint="eastAsia"/>
+          <w:bCs/>
+        </w:rPr>
+        <w:t>偏态性</w:t>
+      </w:r>
+      <w:proofErr w:type="gramEnd"/>
+      <w:r>
+        <w:rPr>
+          <w:rFonts w:ascii="Cambria Math" w:eastAsia="仿宋" w:hAnsi="Cambria Math" w:hint="eastAsia"/>
+          <w:bCs/>
+        </w:rPr>
+        <w:t>)</w:t>
+      </w:r>
+      <w:r>
+        <w:rPr>
+          <w:rFonts w:ascii="Cambria Math" w:eastAsia="仿宋" w:hAnsi="Cambria Math" w:hint="eastAsia"/>
+          <w:bCs/>
+        </w:rPr>
+        <w:t>且小幅度异方差的分布</w:t>
+      </w:r>
+      <w:r>
+        <w:rPr>
+          <w:rFonts w:ascii="Cambria Math" w:eastAsia="仿宋" w:hAnsi="Cambria Math" w:hint="eastAsia"/>
+          <w:bCs/>
+        </w:rPr>
+        <w:t>.</w:t>
+      </w:r>
+    </w:p>
+    <w:p>
+      <w:pPr>
+        <w:widowControl/>
+        <w:jc w:val="left"/>
+        <w:rPr>
+          <w:rFonts w:ascii="Cambria Math" w:eastAsia="仿宋" w:hAnsi="Cambria Math"/>
+          <w:bCs/>
+        </w:rPr>
+      </w:pPr>
+    </w:p>
+    <w:p>
+      <w:pPr>
+        <w:widowControl/>
+        <w:jc w:val="left"/>
+        <w:rPr>
+          <w:rFonts w:ascii="Cambria Math" w:eastAsia="仿宋" w:hAnsi="Cambria Math"/>
+          <w:bCs/>
+        </w:rPr>
+      </w:pPr>
+    </w:p>
+    <w:p>
+      <w:pPr>
+        <w:widowControl/>
+        <w:jc w:val="left"/>
+        <w:rPr>
+          <w:rFonts w:ascii="Cambria Math" w:eastAsia="仿宋" w:hAnsi="Cambria Math" w:hint="eastAsia"/>
+          <w:bCs/>
+        </w:rPr>
+      </w:pPr>
     </w:p>
     <w:p>
       <w:pPr>
@@ -42155,6 +48887,7 @@
           <w:bCs/>
         </w:rPr>
       </w:pPr>
+      <w:proofErr w:type="gramStart"/>
       <w:r>
         <w:rPr>
           <w:rFonts w:ascii="Cambria Math" w:eastAsia="仿宋" w:hAnsi="Cambria Math" w:hint="eastAsia"/>
@@ -42167,7 +48900,15 @@
           <w:rFonts w:ascii="Cambria Math" w:eastAsia="仿宋" w:hAnsi="Cambria Math" w:hint="eastAsia"/>
           <w:bCs/>
         </w:rPr>
-        <w:t>物场图像向量</w:t>
+        <w:t>物场图像</w:t>
+      </w:r>
+      <w:proofErr w:type="gramEnd"/>
+      <w:r>
+        <w:rPr>
+          <w:rFonts w:ascii="Cambria Math" w:eastAsia="仿宋" w:hAnsi="Cambria Math" w:hint="eastAsia"/>
+          <w:bCs/>
+        </w:rPr>
+        <w:t>向量</w:t>
       </w:r>
       <m:oMath>
         <m:acc>
@@ -42224,7 +48965,23 @@
           <w:rFonts w:ascii="Cambria Math" w:eastAsia="仿宋" w:hAnsi="Cambria Math" w:hint="eastAsia"/>
           <w:bCs/>
         </w:rPr>
-        <w:t>也即每个像平面像素点</w:t>
+        <w:t>也即</w:t>
+      </w:r>
+      <w:proofErr w:type="gramStart"/>
+      <w:r>
+        <w:rPr>
+          <w:rFonts w:ascii="Cambria Math" w:eastAsia="仿宋" w:hAnsi="Cambria Math" w:hint="eastAsia"/>
+          <w:bCs/>
+        </w:rPr>
+        <w:t>每个像</w:t>
+      </w:r>
+      <w:proofErr w:type="gramEnd"/>
+      <w:r>
+        <w:rPr>
+          <w:rFonts w:ascii="Cambria Math" w:eastAsia="仿宋" w:hAnsi="Cambria Math" w:hint="eastAsia"/>
+          <w:bCs/>
+        </w:rPr>
+        <w:t>平面像素点</w:t>
       </w:r>
       <m:oMath>
         <m:r>
@@ -42239,7 +48996,23 @@
           <w:rFonts w:ascii="Cambria Math" w:eastAsia="仿宋" w:hAnsi="Cambria Math" w:hint="eastAsia"/>
           <w:bCs/>
         </w:rPr>
-        <w:t>都理论上被物场图像向量所有的像素点施加贡献</w:t>
+        <w:t>都理论上</w:t>
+      </w:r>
+      <w:proofErr w:type="gramStart"/>
+      <w:r>
+        <w:rPr>
+          <w:rFonts w:ascii="Cambria Math" w:eastAsia="仿宋" w:hAnsi="Cambria Math" w:hint="eastAsia"/>
+          <w:bCs/>
+        </w:rPr>
+        <w:t>被物场图像</w:t>
+      </w:r>
+      <w:proofErr w:type="gramEnd"/>
+      <w:r>
+        <w:rPr>
+          <w:rFonts w:ascii="Cambria Math" w:eastAsia="仿宋" w:hAnsi="Cambria Math" w:hint="eastAsia"/>
+          <w:bCs/>
+        </w:rPr>
+        <w:t>向量所有的像素点施加贡献</w:t>
       </w:r>
       <w:r>
         <w:rPr>
@@ -42253,7 +49026,23 @@
           <w:rFonts w:ascii="Cambria Math" w:eastAsia="仿宋" w:hAnsi="Cambria Math" w:hint="eastAsia"/>
           <w:bCs/>
         </w:rPr>
-        <w:t>或者说物场像素点以总概率为</w:t>
+        <w:t>或者</w:t>
+      </w:r>
+      <w:proofErr w:type="gramStart"/>
+      <w:r>
+        <w:rPr>
+          <w:rFonts w:ascii="Cambria Math" w:eastAsia="仿宋" w:hAnsi="Cambria Math" w:hint="eastAsia"/>
+          <w:bCs/>
+        </w:rPr>
+        <w:t>说物场像素</w:t>
+      </w:r>
+      <w:proofErr w:type="gramEnd"/>
+      <w:r>
+        <w:rPr>
+          <w:rFonts w:ascii="Cambria Math" w:eastAsia="仿宋" w:hAnsi="Cambria Math" w:hint="eastAsia"/>
+          <w:bCs/>
+        </w:rPr>
+        <w:t>点以总概率为</w:t>
       </w:r>
       <w:r>
         <w:rPr>
@@ -42367,7 +49156,39 @@
           <w:rFonts w:ascii="Cambria Math" w:eastAsia="仿宋" w:hAnsi="Cambria Math" w:hint="eastAsia"/>
           <w:bCs/>
         </w:rPr>
-        <w:t>的每一列只对应一个物场平面像素点所以该像素点无论被使用多少次</w:t>
+        <w:t>的每一列只对应</w:t>
+      </w:r>
+      <w:proofErr w:type="gramStart"/>
+      <w:r>
+        <w:rPr>
+          <w:rFonts w:ascii="Cambria Math" w:eastAsia="仿宋" w:hAnsi="Cambria Math" w:hint="eastAsia"/>
+          <w:bCs/>
+        </w:rPr>
+        <w:t>一个物场平面</w:t>
+      </w:r>
+      <w:proofErr w:type="gramEnd"/>
+      <w:r>
+        <w:rPr>
+          <w:rFonts w:ascii="Cambria Math" w:eastAsia="仿宋" w:hAnsi="Cambria Math" w:hint="eastAsia"/>
+          <w:bCs/>
+        </w:rPr>
+        <w:t>像素</w:t>
+      </w:r>
+      <w:proofErr w:type="gramStart"/>
+      <w:r>
+        <w:rPr>
+          <w:rFonts w:ascii="Cambria Math" w:eastAsia="仿宋" w:hAnsi="Cambria Math" w:hint="eastAsia"/>
+          <w:bCs/>
+        </w:rPr>
+        <w:t>点所以</w:t>
+      </w:r>
+      <w:proofErr w:type="gramEnd"/>
+      <w:r>
+        <w:rPr>
+          <w:rFonts w:ascii="Cambria Math" w:eastAsia="仿宋" w:hAnsi="Cambria Math" w:hint="eastAsia"/>
+          <w:bCs/>
+        </w:rPr>
+        <w:t>该像素点无论被使用多少次</w:t>
       </w:r>
       <m:oMath>
         <m:r>

--- a/supplementary/Denoise.docx
+++ b/supplementary/Denoise.docx
@@ -2408,17 +2408,8 @@
           <w:rFonts w:ascii="Cambria Math" w:eastAsia="仿宋" w:hAnsi="Cambria Math" w:hint="eastAsia"/>
           <w:bCs/>
         </w:rPr>
-        <w:t>可数事件</w:t>
-      </w:r>
-      <w:proofErr w:type="gramStart"/>
-      <w:r>
-        <w:rPr>
-          <w:rFonts w:ascii="Cambria Math" w:eastAsia="仿宋" w:hAnsi="Cambria Math" w:hint="eastAsia"/>
-          <w:bCs/>
-        </w:rPr>
-        <w:t>簇</w:t>
-      </w:r>
-      <w:proofErr w:type="gramEnd"/>
+        <w:t>可数事件簇</w:t>
+      </w:r>
       <m:oMath>
         <m:sSubSup>
           <m:sSubSupPr>
@@ -2682,7 +2673,6 @@
           <w:bCs/>
         </w:rPr>
       </w:pPr>
-      <w:proofErr w:type="gramStart"/>
       <w:r>
         <w:rPr>
           <w:rFonts w:ascii="Cambria Math" w:eastAsia="仿宋" w:hAnsi="Cambria Math" w:hint="eastAsia"/>
@@ -2690,7 +2680,6 @@
         </w:rPr>
         <w:t>容斥</w:t>
       </w:r>
-      <w:proofErr w:type="gramEnd"/>
       <w:r>
         <w:rPr>
           <w:rFonts w:ascii="Cambria Math" w:eastAsia="仿宋" w:hAnsi="Cambria Math" w:hint="eastAsia"/>
@@ -2703,17 +2692,8 @@
           <w:rFonts w:ascii="Cambria Math" w:eastAsia="仿宋" w:hAnsi="Cambria Math" w:hint="eastAsia"/>
           <w:bCs/>
         </w:rPr>
-        <w:t>有限事件</w:t>
-      </w:r>
-      <w:proofErr w:type="gramStart"/>
-      <w:r>
-        <w:rPr>
-          <w:rFonts w:ascii="Cambria Math" w:eastAsia="仿宋" w:hAnsi="Cambria Math" w:hint="eastAsia"/>
-          <w:bCs/>
-        </w:rPr>
-        <w:t>簇</w:t>
-      </w:r>
-      <w:proofErr w:type="gramEnd"/>
+        <w:t>有限事件簇</w:t>
+      </w:r>
       <m:oMath>
         <m:d>
           <m:dPr>
@@ -4951,7 +4931,6 @@
           <m:t>)</m:t>
         </m:r>
       </m:oMath>
-      <w:proofErr w:type="gramStart"/>
       <w:r>
         <w:rPr>
           <w:rFonts w:ascii="Cambria Math" w:eastAsia="仿宋" w:hAnsi="Cambria Math" w:hint="eastAsia"/>
@@ -4973,7 +4952,6 @@
         </w:rPr>
         <w:t>注</w:t>
       </w:r>
-      <w:proofErr w:type="gramEnd"/>
       <w:r>
         <w:rPr>
           <w:rFonts w:ascii="Cambria Math" w:eastAsia="仿宋" w:hAnsi="Cambria Math" w:hint="eastAsia"/>
@@ -4981,7 +4959,6 @@
         </w:rPr>
         <w:t>:</w:t>
       </w:r>
-      <w:proofErr w:type="gramStart"/>
       <w:r>
         <w:rPr>
           <w:rFonts w:ascii="Cambria Math" w:eastAsia="仿宋" w:hAnsi="Cambria Math" w:hint="eastAsia"/>
@@ -5003,7 +4980,6 @@
         </w:rPr>
         <w:t>是对称的</w:t>
       </w:r>
-      <w:proofErr w:type="gramEnd"/>
       <w:r>
         <w:rPr>
           <w:rFonts w:ascii="Cambria Math" w:eastAsia="仿宋" w:hAnsi="Cambria Math" w:hint="eastAsia"/>
@@ -9218,25 +9194,7 @@
           <w:bCs/>
           <w:iCs/>
         </w:rPr>
-        <w:t>若</w:t>
-      </w:r>
-      <w:proofErr w:type="gramStart"/>
-      <w:r>
-        <w:rPr>
-          <w:rFonts w:ascii="Cambria Math" w:eastAsia="仿宋" w:hAnsi="Cambria Math" w:hint="eastAsia"/>
-          <w:bCs/>
-          <w:iCs/>
-        </w:rPr>
-        <w:t>实验分</w:t>
-      </w:r>
-      <w:proofErr w:type="gramEnd"/>
-      <w:r>
-        <w:rPr>
-          <w:rFonts w:ascii="Cambria Math" w:eastAsia="仿宋" w:hAnsi="Cambria Math" w:hint="eastAsia"/>
-          <w:bCs/>
-          <w:iCs/>
-        </w:rPr>
-        <w:t>两步</w:t>
+        <w:t>若实验分两步</w:t>
       </w:r>
       <w:r>
         <w:rPr>
@@ -9262,7 +9220,6 @@
         </w:rPr>
         <w:t>观测原因特征、观测结果特征</w:t>
       </w:r>
-      <w:proofErr w:type="gramStart"/>
       <w:r>
         <w:rPr>
           <w:rFonts w:ascii="Cambria Math" w:eastAsia="仿宋" w:hAnsi="Cambria Math"/>
@@ -9271,7 +9228,6 @@
         </w:rPr>
         <w:t>”</w:t>
       </w:r>
-      <w:proofErr w:type="gramEnd"/>
       <w:r>
         <w:rPr>
           <w:rFonts w:ascii="Cambria Math" w:eastAsia="仿宋" w:hAnsi="Cambria Math" w:hint="eastAsia"/>
@@ -9344,7 +9300,6 @@
         </w:rPr>
         <w:t>,</w:t>
       </w:r>
-      <w:proofErr w:type="gramStart"/>
       <w:r>
         <w:rPr>
           <w:rFonts w:ascii="Cambria Math" w:eastAsia="仿宋" w:hAnsi="Cambria Math" w:hint="eastAsia"/>
@@ -9353,7 +9308,6 @@
         </w:rPr>
         <w:t>则事件</w:t>
       </w:r>
-      <w:proofErr w:type="gramEnd"/>
       <m:oMath>
         <m:sSub>
           <m:sSubPr>
@@ -9398,25 +9352,7 @@
           <w:bCs/>
           <w:iCs/>
         </w:rPr>
-        <w:t>对应</w:t>
-      </w:r>
-      <w:proofErr w:type="gramStart"/>
-      <w:r>
-        <w:rPr>
-          <w:rFonts w:ascii="Cambria Math" w:eastAsia="仿宋" w:hAnsi="Cambria Math" w:hint="eastAsia"/>
-          <w:bCs/>
-          <w:iCs/>
-        </w:rPr>
-        <w:t>于原因</w:t>
-      </w:r>
-      <w:proofErr w:type="gramEnd"/>
-      <w:r>
-        <w:rPr>
-          <w:rFonts w:ascii="Cambria Math" w:eastAsia="仿宋" w:hAnsi="Cambria Math" w:hint="eastAsia"/>
-          <w:bCs/>
-          <w:iCs/>
-        </w:rPr>
-        <w:t>状态为</w:t>
+        <w:t>对应于原因状态为</w:t>
       </w:r>
       <m:oMath>
         <m:r>
@@ -10161,18 +10097,8 @@
           <w:bCs/>
           <w:iCs/>
         </w:rPr>
-        <w:t>事件</w:t>
-      </w:r>
-      <w:proofErr w:type="gramStart"/>
-      <w:r>
-        <w:rPr>
-          <w:rFonts w:ascii="Cambria Math" w:eastAsia="仿宋" w:hAnsi="Cambria Math" w:hint="eastAsia"/>
-          <w:bCs/>
-          <w:iCs/>
-        </w:rPr>
-        <w:t>簇</w:t>
-      </w:r>
-      <w:proofErr w:type="gramEnd"/>
+        <w:t>事件簇</w:t>
+      </w:r>
       <m:oMath>
         <m:sSub>
           <m:sSubPr>
@@ -10582,7 +10508,6 @@
           <w:iCs/>
         </w:rPr>
       </w:pPr>
-      <w:proofErr w:type="gramStart"/>
       <w:r>
         <w:rPr>
           <w:rFonts w:ascii="Cambria Math" w:eastAsia="仿宋" w:hAnsi="Cambria Math" w:hint="eastAsia"/>
@@ -10591,7 +10516,6 @@
         </w:rPr>
         <w:t>真实物场</w:t>
       </w:r>
-      <w:proofErr w:type="gramEnd"/>
       <m:oMath>
         <m:r>
           <w:rPr>
@@ -10684,23 +10608,13 @@
           <m:t>(x,y)</m:t>
         </m:r>
       </m:oMath>
-      <w:proofErr w:type="gramStart"/>
-      <w:r>
-        <w:rPr>
-          <w:rFonts w:ascii="Cambria Math" w:eastAsia="仿宋" w:hAnsi="Cambria Math" w:hint="eastAsia"/>
-          <w:bCs/>
-          <w:iCs/>
-        </w:rPr>
-        <w:t>处单位</w:t>
-      </w:r>
-      <w:proofErr w:type="gramEnd"/>
-      <w:r>
-        <w:rPr>
-          <w:rFonts w:ascii="Cambria Math" w:eastAsia="仿宋" w:hAnsi="Cambria Math" w:hint="eastAsia"/>
-          <w:bCs/>
-          <w:iCs/>
-        </w:rPr>
-        <w:t>时间、单位面积内发射的平均光子数</w:t>
+      <w:r>
+        <w:rPr>
+          <w:rFonts w:ascii="Cambria Math" w:eastAsia="仿宋" w:hAnsi="Cambria Math" w:hint="eastAsia"/>
+          <w:bCs/>
+          <w:iCs/>
+        </w:rPr>
+        <w:t>处单位时间、单位面积内发射的平均光子数</w:t>
       </w:r>
       <w:r>
         <w:rPr>
@@ -12334,7 +12248,6 @@
         </w:rPr>
         <w:t>:</w:t>
       </w:r>
-      <w:proofErr w:type="gramStart"/>
       <w:r>
         <w:rPr>
           <w:rFonts w:ascii="Cambria Math" w:eastAsia="仿宋" w:hAnsi="Cambria Math" w:hint="eastAsia"/>
@@ -12342,7 +12255,6 @@
         </w:rPr>
         <w:t>真实物场</w:t>
       </w:r>
-      <w:proofErr w:type="gramEnd"/>
       <m:oMath>
         <m:r>
           <w:rPr>
@@ -12911,7 +12823,6 @@
           <m:t>(x,y)</m:t>
         </m:r>
       </m:oMath>
-      <w:proofErr w:type="gramStart"/>
       <w:r>
         <w:rPr>
           <w:rFonts w:ascii="Cambria Math" w:eastAsia="仿宋" w:hAnsi="Cambria Math" w:hint="eastAsia"/>
@@ -12925,16 +12836,7 @@
           <w:bCs/>
           <w:iCs/>
         </w:rPr>
-        <w:t>单位</w:t>
-      </w:r>
-      <w:proofErr w:type="gramEnd"/>
-      <w:r>
-        <w:rPr>
-          <w:rFonts w:ascii="Cambria Math" w:eastAsia="仿宋" w:hAnsi="Cambria Math" w:hint="eastAsia"/>
-          <w:bCs/>
-          <w:iCs/>
-        </w:rPr>
-        <w:t>时间、单位面积内到达探测器的期望光子数</w:t>
+        <w:t>单位时间、单位面积内到达探测器的期望光子数</w:t>
       </w:r>
       <w:r>
         <w:rPr>
@@ -13078,25 +12980,7 @@
           <w:bCs/>
           <w:iCs/>
         </w:rPr>
-        <w:t>荧光</w:t>
-      </w:r>
-      <w:proofErr w:type="gramStart"/>
-      <w:r>
-        <w:rPr>
-          <w:rFonts w:ascii="Cambria Math" w:eastAsia="仿宋" w:hAnsi="Cambria Math" w:hint="eastAsia"/>
-          <w:bCs/>
-          <w:iCs/>
-        </w:rPr>
-        <w:t>发射非</w:t>
-      </w:r>
-      <w:proofErr w:type="gramEnd"/>
-      <w:r>
-        <w:rPr>
-          <w:rFonts w:ascii="Cambria Math" w:eastAsia="仿宋" w:hAnsi="Cambria Math" w:hint="eastAsia"/>
-          <w:bCs/>
-          <w:iCs/>
-        </w:rPr>
-        <w:t>相干</w:t>
+        <w:t>荧光发射非相干</w:t>
       </w:r>
       <w:r>
         <w:rPr>
@@ -15222,7 +15106,6 @@
         </w:rPr>
         <w:t>,</w:t>
       </w:r>
-      <w:proofErr w:type="gramStart"/>
       <w:r>
         <w:rPr>
           <w:rFonts w:ascii="Cambria Math" w:eastAsia="仿宋" w:hAnsi="Cambria Math" w:hint="eastAsia"/>
@@ -15230,7 +15113,6 @@
         </w:rPr>
         <w:t>物场分布</w:t>
       </w:r>
-      <w:proofErr w:type="gramEnd"/>
       <m:oMath>
         <m:r>
           <w:rPr>
@@ -16430,21 +16312,12 @@
           <m:t>p</m:t>
         </m:r>
       </m:oMath>
-      <w:proofErr w:type="gramStart"/>
-      <w:r>
-        <w:rPr>
-          <w:rFonts w:ascii="Cambria Math" w:eastAsia="仿宋" w:hAnsi="Cambria Math" w:hint="eastAsia"/>
-          <w:bCs/>
-        </w:rPr>
-        <w:t>处最终</w:t>
-      </w:r>
-      <w:proofErr w:type="gramEnd"/>
-      <w:r>
-        <w:rPr>
-          <w:rFonts w:ascii="Cambria Math" w:eastAsia="仿宋" w:hAnsi="Cambria Math" w:hint="eastAsia"/>
-          <w:bCs/>
-        </w:rPr>
-        <w:t>期望光电子数</w:t>
+      <w:r>
+        <w:rPr>
+          <w:rFonts w:ascii="Cambria Math" w:eastAsia="仿宋" w:hAnsi="Cambria Math" w:hint="eastAsia"/>
+          <w:bCs/>
+        </w:rPr>
+        <w:t>处最终期望光电子数</w:t>
       </w:r>
       <w:r>
         <w:rPr>
@@ -17842,14 +17715,12 @@
         </w:rPr>
         <w:t>:</w:t>
       </w:r>
-      <w:proofErr w:type="gramStart"/>
       <w:r>
         <w:rPr>
           <w:rFonts w:ascii="Cambria Math" w:eastAsia="仿宋" w:hAnsi="Cambria Math" w:hint="eastAsia"/>
         </w:rPr>
         <w:t>可测函数陪域包含</w:t>
       </w:r>
-      <w:proofErr w:type="gramEnd"/>
       <m:oMath>
         <m:r>
           <w:rPr>
@@ -18927,18 +18798,8 @@
           <w:bCs/>
           <w:iCs/>
         </w:rPr>
-        <w:t>物平面上</w:t>
-      </w:r>
-      <w:proofErr w:type="gramStart"/>
-      <w:r>
-        <w:rPr>
-          <w:rFonts w:ascii="Cambria Math" w:eastAsia="仿宋" w:hAnsi="Cambria Math" w:hint="eastAsia"/>
-          <w:bCs/>
-          <w:iCs/>
-        </w:rPr>
-        <w:t>的物场</w:t>
-      </w:r>
-      <w:proofErr w:type="gramEnd"/>
+        <w:t>物平面上的物场</w:t>
+      </w:r>
       <w:r>
         <w:rPr>
           <w:rFonts w:ascii="Cambria Math" w:eastAsia="仿宋" w:hAnsi="Cambria Math" w:hint="eastAsia"/>
@@ -19027,23 +18888,13 @@
         </w:rPr>
         <w:t>;</w:t>
       </w:r>
-      <w:proofErr w:type="gramStart"/>
-      <w:r>
-        <w:rPr>
-          <w:rFonts w:ascii="Cambria Math" w:eastAsia="仿宋" w:hAnsi="Cambria Math" w:hint="eastAsia"/>
-          <w:bCs/>
-          <w:iCs/>
-        </w:rPr>
-        <w:t>所有点</w:t>
-      </w:r>
-      <w:proofErr w:type="gramEnd"/>
-      <w:r>
-        <w:rPr>
-          <w:rFonts w:ascii="Cambria Math" w:eastAsia="仿宋" w:hAnsi="Cambria Math" w:hint="eastAsia"/>
-          <w:bCs/>
-          <w:iCs/>
-        </w:rPr>
-        <w:t>光源</w:t>
+      <w:r>
+        <w:rPr>
+          <w:rFonts w:ascii="Cambria Math" w:eastAsia="仿宋" w:hAnsi="Cambria Math" w:hint="eastAsia"/>
+          <w:bCs/>
+          <w:iCs/>
+        </w:rPr>
+        <w:t>所有点光源</w:t>
       </w:r>
       <w:r>
         <w:rPr>
@@ -20104,21 +19955,12 @@
           <m:t>i</m:t>
         </m:r>
       </m:oMath>
-      <w:proofErr w:type="gramStart"/>
-      <w:r>
-        <w:rPr>
-          <w:rFonts w:ascii="Cambria Math" w:eastAsia="仿宋" w:hAnsi="Cambria Math" w:hint="eastAsia"/>
-          <w:bCs/>
-        </w:rPr>
-        <w:t>个</w:t>
-      </w:r>
-      <w:proofErr w:type="gramEnd"/>
-      <w:r>
-        <w:rPr>
-          <w:rFonts w:ascii="Cambria Math" w:eastAsia="仿宋" w:hAnsi="Cambria Math" w:hint="eastAsia"/>
-          <w:bCs/>
-        </w:rPr>
-        <w:t>光子转变为光电子为伯努利变量</w:t>
+      <w:r>
+        <w:rPr>
+          <w:rFonts w:ascii="Cambria Math" w:eastAsia="仿宋" w:hAnsi="Cambria Math" w:hint="eastAsia"/>
+          <w:bCs/>
+        </w:rPr>
+        <w:t>个光子转变为光电子为伯努利变量</w:t>
       </w:r>
       <m:oMath>
         <m:sSub>
@@ -23522,23 +23364,13 @@
           <m:t>n</m:t>
         </m:r>
       </m:oMath>
-      <w:proofErr w:type="gramStart"/>
-      <w:r>
-        <w:rPr>
-          <w:rFonts w:ascii="Cambria Math" w:eastAsia="仿宋" w:hAnsi="Cambria Math" w:hint="eastAsia"/>
-          <w:bCs/>
-          <w:iCs/>
-        </w:rPr>
-        <w:t>次独立</w:t>
-      </w:r>
-      <w:proofErr w:type="gramEnd"/>
-      <w:r>
-        <w:rPr>
-          <w:rFonts w:ascii="Cambria Math" w:eastAsia="仿宋" w:hAnsi="Cambria Math" w:hint="eastAsia"/>
-          <w:bCs/>
-          <w:iCs/>
-        </w:rPr>
-        <w:t>重复</w:t>
+      <w:r>
+        <w:rPr>
+          <w:rFonts w:ascii="Cambria Math" w:eastAsia="仿宋" w:hAnsi="Cambria Math" w:hint="eastAsia"/>
+          <w:bCs/>
+          <w:iCs/>
+        </w:rPr>
+        <w:t>次独立重复</w:t>
       </w:r>
       <w:r>
         <w:rPr>
@@ -25634,23 +25466,13 @@
           <m:t>m</m:t>
         </m:r>
       </m:oMath>
-      <w:proofErr w:type="gramStart"/>
-      <w:r>
-        <w:rPr>
-          <w:rFonts w:ascii="Cambria Math" w:eastAsia="仿宋" w:hAnsi="Cambria Math" w:hint="eastAsia"/>
-          <w:bCs/>
-          <w:iCs/>
-        </w:rPr>
-        <w:t>个</w:t>
-      </w:r>
-      <w:proofErr w:type="gramEnd"/>
-      <w:r>
-        <w:rPr>
-          <w:rFonts w:ascii="Cambria Math" w:eastAsia="仿宋" w:hAnsi="Cambria Math" w:hint="eastAsia"/>
-          <w:bCs/>
-          <w:iCs/>
-        </w:rPr>
-        <w:t>微面元</w:t>
+      <w:r>
+        <w:rPr>
+          <w:rFonts w:ascii="Cambria Math" w:eastAsia="仿宋" w:hAnsi="Cambria Math" w:hint="eastAsia"/>
+          <w:bCs/>
+          <w:iCs/>
+        </w:rPr>
+        <w:t>个微面元</w:t>
       </w:r>
       <w:r>
         <w:rPr>
@@ -26780,7 +26602,6 @@
         </w:rPr>
         <w:t>)</w:t>
       </w:r>
-      <w:proofErr w:type="gramStart"/>
       <w:r>
         <w:rPr>
           <w:rFonts w:ascii="Cambria Math" w:eastAsia="仿宋" w:hAnsi="Cambria Math" w:hint="eastAsia"/>
@@ -26789,7 +26610,6 @@
         </w:rPr>
         <w:t>呈现偏态</w:t>
       </w:r>
-      <w:proofErr w:type="gramEnd"/>
       <w:r>
         <w:rPr>
           <w:rFonts w:ascii="Cambria Math" w:eastAsia="仿宋" w:hAnsi="Cambria Math" w:hint="eastAsia"/>
@@ -26928,16 +26748,7 @@
           <w:bCs/>
           <w:iCs/>
         </w:rPr>
-        <w:t>也无法直接使用正态</w:t>
-      </w:r>
-      <w:proofErr w:type="gramStart"/>
-      <w:r>
-        <w:rPr>
-          <w:rFonts w:ascii="Cambria Math" w:eastAsia="仿宋" w:hAnsi="Cambria Math" w:hint="eastAsia"/>
-          <w:bCs/>
-          <w:iCs/>
-        </w:rPr>
-        <w:t>近似</w:t>
+        <w:t>也无法直接使用正态近似</w:t>
       </w:r>
       <w:r>
         <w:rPr>
@@ -26947,7 +26758,6 @@
         </w:rPr>
         <w:t>(</w:t>
       </w:r>
-      <w:proofErr w:type="gramEnd"/>
       <w:r>
         <w:rPr>
           <w:rFonts w:ascii="Cambria Math" w:eastAsia="仿宋" w:hAnsi="Cambria Math" w:hint="eastAsia"/>
@@ -27828,21 +27638,12 @@
           <m:t>N</m:t>
         </m:r>
       </m:oMath>
-      <w:proofErr w:type="gramStart"/>
-      <w:r>
-        <w:rPr>
-          <w:rFonts w:ascii="Cambria Math" w:eastAsia="仿宋" w:hAnsi="Cambria Math" w:hint="eastAsia"/>
-          <w:bCs/>
-        </w:rPr>
-        <w:t>个</w:t>
-      </w:r>
-      <w:proofErr w:type="gramEnd"/>
-      <w:r>
-        <w:rPr>
-          <w:rFonts w:ascii="Cambria Math" w:eastAsia="仿宋" w:hAnsi="Cambria Math" w:hint="eastAsia"/>
-          <w:bCs/>
-        </w:rPr>
-        <w:t>光子到达</w:t>
+      <w:r>
+        <w:rPr>
+          <w:rFonts w:ascii="Cambria Math" w:eastAsia="仿宋" w:hAnsi="Cambria Math" w:hint="eastAsia"/>
+          <w:bCs/>
+        </w:rPr>
+        <w:t>个光子到达</w:t>
       </w:r>
       <w:r>
         <w:rPr>
@@ -29891,23 +29692,7 @@
           <w:rFonts w:ascii="Cambria Math" w:eastAsia="仿宋" w:hAnsi="Cambria Math" w:hint="eastAsia"/>
           <w:bCs/>
         </w:rPr>
-        <w:t>作为每像素期望</w:t>
-      </w:r>
-      <w:proofErr w:type="gramStart"/>
-      <w:r>
-        <w:rPr>
-          <w:rFonts w:ascii="Cambria Math" w:eastAsia="仿宋" w:hAnsi="Cambria Math" w:hint="eastAsia"/>
-          <w:bCs/>
-        </w:rPr>
-        <w:t>暗电子</w:t>
-      </w:r>
-      <w:proofErr w:type="gramEnd"/>
-      <w:r>
-        <w:rPr>
-          <w:rFonts w:ascii="Cambria Math" w:eastAsia="仿宋" w:hAnsi="Cambria Math" w:hint="eastAsia"/>
-          <w:bCs/>
-        </w:rPr>
-        <w:t>数是</w:t>
+        <w:t>作为每像素期望暗电子数是</w:t>
       </w:r>
       <w:r>
         <w:rPr>
@@ -30716,23 +30501,7 @@
           <w:rFonts w:ascii="Cambria Math" w:eastAsia="仿宋" w:hAnsi="Cambria Math" w:hint="eastAsia"/>
           <w:bCs/>
         </w:rPr>
-        <w:t>关闭快门拍摄</w:t>
-      </w:r>
-      <w:proofErr w:type="gramStart"/>
-      <w:r>
-        <w:rPr>
-          <w:rFonts w:ascii="Cambria Math" w:eastAsia="仿宋" w:hAnsi="Cambria Math" w:hint="eastAsia"/>
-          <w:bCs/>
-        </w:rPr>
-        <w:t>暗帧估计</w:t>
-      </w:r>
-      <w:proofErr w:type="gramEnd"/>
-      <w:r>
-        <w:rPr>
-          <w:rFonts w:ascii="Cambria Math" w:eastAsia="仿宋" w:hAnsi="Cambria Math" w:hint="eastAsia"/>
-          <w:bCs/>
-        </w:rPr>
-        <w:t>均值并扣除</w:t>
+        <w:t>关闭快门拍摄暗帧估计均值并扣除</w:t>
       </w:r>
       <w:r>
         <w:rPr>
@@ -30746,23 +30515,7 @@
           <w:rFonts w:ascii="Cambria Math" w:eastAsia="仿宋" w:hAnsi="Cambria Math" w:hint="eastAsia"/>
           <w:bCs/>
         </w:rPr>
-        <w:t>方差</w:t>
-      </w:r>
-      <w:proofErr w:type="gramStart"/>
-      <w:r>
-        <w:rPr>
-          <w:rFonts w:ascii="Cambria Math" w:eastAsia="仿宋" w:hAnsi="Cambria Math" w:hint="eastAsia"/>
-          <w:bCs/>
-        </w:rPr>
-        <w:t>玻</w:t>
-      </w:r>
-      <w:proofErr w:type="gramEnd"/>
-      <w:r>
-        <w:rPr>
-          <w:rFonts w:ascii="Cambria Math" w:eastAsia="仿宋" w:hAnsi="Cambria Math" w:hint="eastAsia"/>
-          <w:bCs/>
-        </w:rPr>
-        <w:t>底残留无法去除</w:t>
+        <w:t>方差玻底残留无法去除</w:t>
       </w:r>
       <w:r>
         <w:rPr>
@@ -30882,23 +30635,7 @@
           <w:rFonts w:ascii="Cambria Math" w:eastAsia="仿宋" w:hAnsi="Cambria Math" w:hint="eastAsia"/>
           <w:bCs/>
         </w:rPr>
-        <w:t>但暗电流</w:t>
-      </w:r>
-      <w:proofErr w:type="gramStart"/>
-      <w:r>
-        <w:rPr>
-          <w:rFonts w:ascii="Cambria Math" w:eastAsia="仿宋" w:hAnsi="Cambria Math" w:hint="eastAsia"/>
-          <w:bCs/>
-        </w:rPr>
-        <w:t>方差仍贡献到</w:t>
-      </w:r>
-      <w:proofErr w:type="gramEnd"/>
-      <w:r>
-        <w:rPr>
-          <w:rFonts w:ascii="Cambria Math" w:eastAsia="仿宋" w:hAnsi="Cambria Math" w:hint="eastAsia"/>
-          <w:bCs/>
-        </w:rPr>
-        <w:t>总噪声中</w:t>
+        <w:t>但暗电流方差仍贡献到总噪声中</w:t>
       </w:r>
       <w:r>
         <w:rPr>
@@ -31274,23 +31011,7 @@
           <w:rFonts w:ascii="Cambria Math" w:eastAsia="仿宋" w:hAnsi="Cambria Math" w:hint="eastAsia"/>
           <w:bCs/>
         </w:rPr>
-        <w:t>泊</w:t>
-      </w:r>
-      <w:proofErr w:type="gramStart"/>
-      <w:r>
-        <w:rPr>
-          <w:rFonts w:ascii="Cambria Math" w:eastAsia="仿宋" w:hAnsi="Cambria Math" w:hint="eastAsia"/>
-          <w:bCs/>
-        </w:rPr>
-        <w:t>松部分</w:t>
-      </w:r>
-      <w:proofErr w:type="gramEnd"/>
-      <w:r>
-        <w:rPr>
-          <w:rFonts w:ascii="Cambria Math" w:eastAsia="仿宋" w:hAnsi="Cambria Math" w:hint="eastAsia"/>
-          <w:bCs/>
-        </w:rPr>
-        <w:t>可近似为高斯</w:t>
+        <w:t>泊松部分可近似为高斯</w:t>
       </w:r>
       <w:r>
         <w:rPr>
@@ -31511,23 +31232,7 @@
           <w:rFonts w:ascii="Cambria Math" w:eastAsia="仿宋" w:hAnsi="Cambria Math" w:hint="eastAsia"/>
           <w:bCs/>
         </w:rPr>
-        <w:t>处的</w:t>
-      </w:r>
-      <w:proofErr w:type="gramStart"/>
-      <w:r>
-        <w:rPr>
-          <w:rFonts w:ascii="Cambria Math" w:eastAsia="仿宋" w:hAnsi="Cambria Math" w:hint="eastAsia"/>
-          <w:bCs/>
-        </w:rPr>
-        <w:t>总泊松</w:t>
-      </w:r>
-      <w:proofErr w:type="gramEnd"/>
-      <w:r>
-        <w:rPr>
-          <w:rFonts w:ascii="Cambria Math" w:eastAsia="仿宋" w:hAnsi="Cambria Math" w:hint="eastAsia"/>
-          <w:bCs/>
-        </w:rPr>
-        <w:t>期望光电子数</w:t>
+        <w:t>处的总泊松期望光电子数</w:t>
       </w:r>
       <m:oMath>
         <m:r>
@@ -31636,21 +31341,12 @@
         </w:rPr>
         <w:t>,</w:t>
       </w:r>
-      <w:proofErr w:type="gramStart"/>
-      <w:r>
-        <w:rPr>
-          <w:rFonts w:ascii="Cambria Math" w:eastAsia="仿宋" w:hAnsi="Cambria Math" w:hint="eastAsia"/>
-          <w:bCs/>
-        </w:rPr>
-        <w:t>总泊松</w:t>
-      </w:r>
-      <w:proofErr w:type="gramEnd"/>
-      <w:r>
-        <w:rPr>
-          <w:rFonts w:ascii="Cambria Math" w:eastAsia="仿宋" w:hAnsi="Cambria Math" w:hint="eastAsia"/>
-          <w:bCs/>
-        </w:rPr>
-        <w:t>光电子数</w:t>
+      <w:r>
+        <w:rPr>
+          <w:rFonts w:ascii="Cambria Math" w:eastAsia="仿宋" w:hAnsi="Cambria Math" w:hint="eastAsia"/>
+          <w:bCs/>
+        </w:rPr>
+        <w:t>总泊松光电子数</w:t>
       </w:r>
       <m:oMath>
         <m:r>
@@ -32529,15 +32225,7 @@
           <w:rFonts w:ascii="Cambria Math" w:eastAsia="仿宋" w:hAnsi="Cambria Math" w:hint="eastAsia"/>
           <w:bCs/>
         </w:rPr>
-        <w:t>不同</w:t>
-      </w:r>
-      <w:proofErr w:type="gramStart"/>
-      <w:r>
-        <w:rPr>
-          <w:rFonts w:ascii="Cambria Math" w:eastAsia="仿宋" w:hAnsi="Cambria Math" w:hint="eastAsia"/>
-          <w:bCs/>
-        </w:rPr>
-        <w:t>像素处该</w:t>
+        <w:t>不同像素处该</w:t>
       </w:r>
       <w:r>
         <w:rPr>
@@ -32545,15 +32233,7 @@
           <w:bCs/>
         </w:rPr>
         <w:lastRenderedPageBreak/>
-        <w:t>光电子</w:t>
-      </w:r>
-      <w:proofErr w:type="gramEnd"/>
-      <w:r>
-        <w:rPr>
-          <w:rFonts w:ascii="Cambria Math" w:eastAsia="仿宋" w:hAnsi="Cambria Math" w:hint="eastAsia"/>
-          <w:bCs/>
-        </w:rPr>
-        <w:t>的均值和方差随着该位置</w:t>
+        <w:t>光电子的均值和方差随着该位置</w:t>
       </w:r>
       <w:r>
         <w:rPr>
@@ -32623,23 +32303,7 @@
           <w:rFonts w:ascii="Cambria Math" w:eastAsia="仿宋" w:hAnsi="Cambria Math" w:hint="eastAsia"/>
           <w:bCs/>
         </w:rPr>
-        <w:t>这导致稀疏</w:t>
-      </w:r>
-      <w:proofErr w:type="gramStart"/>
-      <w:r>
-        <w:rPr>
-          <w:rFonts w:ascii="Cambria Math" w:eastAsia="仿宋" w:hAnsi="Cambria Math" w:hint="eastAsia"/>
-          <w:bCs/>
-        </w:rPr>
-        <w:t>曲率去噪的</w:t>
-      </w:r>
-      <w:proofErr w:type="gramEnd"/>
-      <w:r>
-        <w:rPr>
-          <w:rFonts w:ascii="Cambria Math" w:eastAsia="仿宋" w:hAnsi="Cambria Math" w:hint="eastAsia"/>
-          <w:bCs/>
-        </w:rPr>
-        <w:t>默认全局恒定方差的变分模型会将暗信号平滑消失</w:t>
+        <w:t>这导致稀疏曲率去噪的默认全局恒定方差的变分模型会将暗信号平滑消失</w:t>
       </w:r>
       <w:r>
         <w:rPr>
@@ -32734,25 +32398,7 @@
           <w:bCs/>
           <w:iCs/>
         </w:rPr>
-        <w:t>的</w:t>
-      </w:r>
-      <w:proofErr w:type="gramStart"/>
-      <w:r>
-        <w:rPr>
-          <w:rFonts w:ascii="Cambria Math" w:eastAsia="仿宋" w:hAnsi="Cambria Math" w:hint="eastAsia"/>
-          <w:bCs/>
-          <w:iCs/>
-        </w:rPr>
-        <w:t>偏态显著</w:t>
-      </w:r>
-      <w:proofErr w:type="gramEnd"/>
-      <w:r>
-        <w:rPr>
-          <w:rFonts w:ascii="Cambria Math" w:eastAsia="仿宋" w:hAnsi="Cambria Math" w:hint="eastAsia"/>
-          <w:bCs/>
-          <w:iCs/>
-        </w:rPr>
-        <w:t>且</w:t>
+        <w:t>的偏态显著且</w:t>
       </w:r>
       <w:r>
         <w:rPr>
@@ -32949,30 +32595,14 @@
           <w:rFonts w:ascii="Cambria Math" w:eastAsia="仿宋" w:hAnsi="Cambria Math" w:hint="eastAsia"/>
           <w:bCs/>
         </w:rPr>
-        <w:t>方差恒定的高斯</w:t>
-      </w:r>
-      <w:proofErr w:type="gramStart"/>
-      <w:r>
-        <w:rPr>
-          <w:rFonts w:ascii="Cambria Math" w:eastAsia="仿宋" w:hAnsi="Cambria Math" w:hint="eastAsia"/>
-          <w:bCs/>
-        </w:rPr>
-        <w:t>方差</w:t>
-      </w:r>
-      <w:r>
-        <w:rPr>
-          <w:rFonts w:ascii="Cambria Math" w:eastAsia="仿宋" w:hAnsi="Cambria Math" w:hint="eastAsia"/>
-          <w:bCs/>
-        </w:rPr>
-        <w:t>且</w:t>
-      </w:r>
-      <w:proofErr w:type="gramEnd"/>
-      <w:r>
-        <w:rPr>
-          <w:rFonts w:ascii="Cambria Math" w:eastAsia="仿宋" w:hAnsi="Cambria Math" w:hint="eastAsia"/>
-          <w:bCs/>
-        </w:rPr>
-        <w:t>分布形状总体上是对称的高斯型的</w:t>
+        <w:t>方差恒定的高斯方差</w:t>
+      </w:r>
+      <w:r>
+        <w:rPr>
+          <w:rFonts w:ascii="Cambria Math" w:eastAsia="仿宋" w:hAnsi="Cambria Math" w:hint="eastAsia"/>
+          <w:bCs/>
+        </w:rPr>
+        <w:t>且分布形状总体上是对称的高斯型的</w:t>
       </w:r>
       <w:r>
         <w:rPr>
@@ -33053,33 +32683,15 @@
           <w:bCs/>
           <w:iCs/>
         </w:rPr>
-        <w:t>趋于对称的</w:t>
-      </w:r>
-      <w:proofErr w:type="gramStart"/>
-      <w:r>
-        <w:rPr>
-          <w:rFonts w:ascii="Cambria Math" w:eastAsia="仿宋" w:hAnsi="Cambria Math" w:hint="eastAsia"/>
-          <w:bCs/>
-          <w:iCs/>
-        </w:rPr>
-        <w:t>高斯型</w:t>
-      </w:r>
-      <w:r>
-        <w:rPr>
-          <w:rFonts w:ascii="Cambria Math" w:eastAsia="仿宋" w:hAnsi="Cambria Math" w:hint="eastAsia"/>
-          <w:bCs/>
-          <w:iCs/>
-        </w:rPr>
-        <w:t>其均值</w:t>
-      </w:r>
-      <w:proofErr w:type="gramEnd"/>
-      <w:r>
-        <w:rPr>
-          <w:rFonts w:ascii="Cambria Math" w:eastAsia="仿宋" w:hAnsi="Cambria Math" w:hint="eastAsia"/>
-          <w:bCs/>
-          <w:iCs/>
-        </w:rPr>
-        <w:t>和方差都</w:t>
+        <w:t>趋于对称的高斯型</w:t>
+      </w:r>
+      <w:r>
+        <w:rPr>
+          <w:rFonts w:ascii="Cambria Math" w:eastAsia="仿宋" w:hAnsi="Cambria Math" w:hint="eastAsia"/>
+          <w:bCs/>
+          <w:iCs/>
+        </w:rPr>
+        <w:t>其均值和方差都</w:t>
       </w:r>
       <w:r>
         <w:rPr>
@@ -33381,17 +32993,8 @@
           <w:rFonts w:ascii="Cambria Math" w:eastAsia="仿宋" w:hAnsi="Cambria Math" w:hint="eastAsia"/>
           <w:bCs/>
         </w:rPr>
-        <w:t>也即具有一定</w:t>
-      </w:r>
-      <w:proofErr w:type="gramStart"/>
-      <w:r>
-        <w:rPr>
-          <w:rFonts w:ascii="Cambria Math" w:eastAsia="仿宋" w:hAnsi="Cambria Math" w:hint="eastAsia"/>
-          <w:bCs/>
-        </w:rPr>
-        <w:t>偏态性</w:t>
-      </w:r>
-      <w:proofErr w:type="gramEnd"/>
+        <w:t>也即具有一定偏态性</w:t>
+      </w:r>
       <w:r>
         <w:rPr>
           <w:rFonts w:ascii="Cambria Math" w:eastAsia="仿宋" w:hAnsi="Cambria Math" w:hint="eastAsia"/>
@@ -33643,25 +33246,7 @@
           <w:b/>
           <w:iCs/>
         </w:rPr>
-        <w:t>全局</w:t>
-      </w:r>
-      <w:proofErr w:type="gramStart"/>
-      <w:r>
-        <w:rPr>
-          <w:rFonts w:ascii="Cambria Math" w:eastAsia="仿宋" w:hAnsi="Cambria Math" w:hint="eastAsia"/>
-          <w:b/>
-          <w:iCs/>
-        </w:rPr>
-        <w:t>恒</w:t>
-      </w:r>
-      <w:proofErr w:type="gramEnd"/>
-      <w:r>
-        <w:rPr>
-          <w:rFonts w:ascii="Cambria Math" w:eastAsia="仿宋" w:hAnsi="Cambria Math" w:hint="eastAsia"/>
-          <w:b/>
-          <w:iCs/>
-        </w:rPr>
-        <w:t>方差的</w:t>
+        <w:t>全局恒方差的</w:t>
       </w:r>
       <w:r>
         <w:rPr>
@@ -33844,17 +33429,8 @@
           <w:rFonts w:ascii="Cambria Math" w:eastAsia="仿宋" w:hAnsi="Cambria Math" w:hint="eastAsia"/>
           <w:bCs/>
         </w:rPr>
-        <w:t>也即原始</w:t>
-      </w:r>
-      <w:proofErr w:type="gramStart"/>
-      <w:r>
-        <w:rPr>
-          <w:rFonts w:ascii="Cambria Math" w:eastAsia="仿宋" w:hAnsi="Cambria Math" w:hint="eastAsia"/>
-          <w:bCs/>
-        </w:rPr>
-        <w:t>像素值</w:t>
-      </w:r>
-      <w:proofErr w:type="gramEnd"/>
+        <w:t>也即原始像素值</w:t>
+      </w:r>
       <w:r>
         <w:rPr>
           <w:rFonts w:ascii="Cambria Math" w:eastAsia="仿宋" w:hAnsi="Cambria Math" w:hint="eastAsia"/>
@@ -34933,17 +34509,8 @@
           <w:rFonts w:ascii="Cambria Math" w:eastAsia="仿宋" w:hAnsi="Cambria Math" w:hint="eastAsia"/>
           <w:bCs/>
         </w:rPr>
-        <w:t>后续围绕光电子数来</w:t>
-      </w:r>
-      <w:proofErr w:type="gramStart"/>
-      <w:r>
-        <w:rPr>
-          <w:rFonts w:ascii="Cambria Math" w:eastAsia="仿宋" w:hAnsi="Cambria Math" w:hint="eastAsia"/>
-          <w:bCs/>
-        </w:rPr>
-        <w:t>讨论去噪</w:t>
-      </w:r>
-      <w:proofErr w:type="gramEnd"/>
+        <w:t>后续围绕光电子数来讨论去噪</w:t>
+      </w:r>
       <w:r>
         <w:rPr>
           <w:rFonts w:ascii="Cambria Math" w:eastAsia="仿宋" w:hAnsi="Cambria Math" w:hint="eastAsia"/>
@@ -34967,7 +34534,6 @@
           <w:bCs/>
         </w:rPr>
       </w:pPr>
-      <w:proofErr w:type="gramStart"/>
       <w:r>
         <w:rPr>
           <w:rFonts w:ascii="Cambria Math" w:eastAsia="仿宋" w:hAnsi="Cambria Math" w:hint="eastAsia"/>
@@ -34975,7 +34541,6 @@
         </w:rPr>
         <w:t>去噪</w:t>
       </w:r>
-      <w:proofErr w:type="gramEnd"/>
       <w:r>
         <w:rPr>
           <w:rFonts w:ascii="Cambria Math" w:eastAsia="仿宋" w:hAnsi="Cambria Math" w:hint="eastAsia"/>
@@ -36584,7 +36149,6 @@
           <w:bCs/>
         </w:rPr>
       </w:pPr>
-      <w:proofErr w:type="gramStart"/>
       <w:r>
         <w:rPr>
           <w:rFonts w:ascii="Cambria Math" w:eastAsia="仿宋" w:hAnsi="Cambria Math" w:hint="eastAsia"/>
@@ -36592,7 +36156,6 @@
         </w:rPr>
         <w:t>去噪</w:t>
       </w:r>
-      <w:proofErr w:type="gramEnd"/>
       <m:oMath>
         <m:r>
           <w:rPr>
@@ -36776,17 +36339,8 @@
           <w:rFonts w:ascii="Cambria Math" w:eastAsia="仿宋" w:hAnsi="Cambria Math" w:hint="eastAsia"/>
           <w:bCs/>
         </w:rPr>
-        <w:t>反卷积</w:t>
-      </w:r>
-      <w:proofErr w:type="gramStart"/>
-      <w:r>
-        <w:rPr>
-          <w:rFonts w:ascii="Cambria Math" w:eastAsia="仿宋" w:hAnsi="Cambria Math" w:hint="eastAsia"/>
-          <w:bCs/>
-        </w:rPr>
-        <w:t>恢复物场函数</w:t>
-      </w:r>
-      <w:proofErr w:type="gramEnd"/>
+        <w:t>反卷积恢复物场函数</w:t>
+      </w:r>
       <m:oMath>
         <m:r>
           <w:rPr>
@@ -37011,23 +36565,7 @@
           <w:rFonts w:ascii="Cambria Math" w:eastAsia="仿宋" w:hAnsi="Cambria Math" w:hint="eastAsia"/>
           <w:bCs/>
         </w:rPr>
-        <w:t>的一次随机</w:t>
-      </w:r>
-      <w:proofErr w:type="gramStart"/>
-      <w:r>
-        <w:rPr>
-          <w:rFonts w:ascii="Cambria Math" w:eastAsia="仿宋" w:hAnsi="Cambria Math" w:hint="eastAsia"/>
-          <w:bCs/>
-        </w:rPr>
-        <w:t>实现因</w:t>
-      </w:r>
-      <w:proofErr w:type="gramEnd"/>
-      <w:r>
-        <w:rPr>
-          <w:rFonts w:ascii="Cambria Math" w:eastAsia="仿宋" w:hAnsi="Cambria Math" w:hint="eastAsia"/>
-          <w:bCs/>
-        </w:rPr>
-        <w:t>光子的发射和探测是量子化从而必然带有散粒噪声</w:t>
+        <w:t>的一次随机实现因光子的发射和探测是量子化从而必然带有散粒噪声</w:t>
       </w:r>
       <w:r>
         <w:rPr>
@@ -37049,23 +36587,7 @@
           <w:bCs/>
         </w:rPr>
         <w:lastRenderedPageBreak/>
-        <w:t>的像素间</w:t>
-      </w:r>
-      <w:proofErr w:type="gramStart"/>
-      <w:r>
-        <w:rPr>
-          <w:rFonts w:ascii="Cambria Math" w:eastAsia="仿宋" w:hAnsi="Cambria Math" w:hint="eastAsia"/>
-          <w:bCs/>
-        </w:rPr>
-        <w:t>不</w:t>
-      </w:r>
-      <w:proofErr w:type="gramEnd"/>
-      <w:r>
-        <w:rPr>
-          <w:rFonts w:ascii="Cambria Math" w:eastAsia="仿宋" w:hAnsi="Cambria Math" w:hint="eastAsia"/>
-          <w:bCs/>
-        </w:rPr>
-        <w:t>连贯性会破坏真实信号连续结构</w:t>
+        <w:t>的像素间不连贯性会破坏真实信号连续结构</w:t>
       </w:r>
       <w:r>
         <w:rPr>
@@ -37206,21 +36728,12 @@
           <w:bCs/>
         </w:rPr>
       </w:pPr>
-      <w:proofErr w:type="gramStart"/>
-      <w:r>
-        <w:rPr>
-          <w:rFonts w:ascii="Cambria Math" w:eastAsia="仿宋" w:hAnsi="Cambria Math" w:hint="eastAsia"/>
-          <w:bCs/>
-        </w:rPr>
-        <w:t>去噪过程</w:t>
-      </w:r>
-      <w:proofErr w:type="gramEnd"/>
-      <w:r>
-        <w:rPr>
-          <w:rFonts w:ascii="Cambria Math" w:eastAsia="仿宋" w:hAnsi="Cambria Math" w:hint="eastAsia"/>
-          <w:bCs/>
-        </w:rPr>
-        <w:t>中去除了光子散粒噪声</w:t>
+      <w:r>
+        <w:rPr>
+          <w:rFonts w:ascii="Cambria Math" w:eastAsia="仿宋" w:hAnsi="Cambria Math" w:hint="eastAsia"/>
+          <w:bCs/>
+        </w:rPr>
+        <w:t>去噪过程中去除了光子散粒噪声</w:t>
       </w:r>
       <m:oMath>
         <m:r>
@@ -37720,21 +37233,12 @@
           <w:bCs/>
         </w:rPr>
       </w:pPr>
-      <w:proofErr w:type="gramStart"/>
       <w:r>
         <w:rPr>
           <w:rFonts w:ascii="Cambria Math" w:eastAsia="仿宋" w:hAnsi="Cambria Math" w:hint="eastAsia"/>
           <w:b/>
         </w:rPr>
-        <w:t>去噪与</w:t>
-      </w:r>
-      <w:proofErr w:type="gramEnd"/>
-      <w:r>
-        <w:rPr>
-          <w:rFonts w:ascii="Cambria Math" w:eastAsia="仿宋" w:hAnsi="Cambria Math" w:hint="eastAsia"/>
-          <w:b/>
-        </w:rPr>
-        <w:t>反卷积</w:t>
+        <w:t>去噪与反卷积</w:t>
       </w:r>
       <w:r>
         <w:rPr>
@@ -37983,21 +37487,12 @@
         </w:rPr>
         <w:t>,</w:t>
       </w:r>
-      <w:proofErr w:type="gramStart"/>
-      <w:r>
-        <w:rPr>
-          <w:rFonts w:ascii="Cambria Math" w:eastAsia="仿宋" w:hAnsi="Cambria Math" w:hint="eastAsia"/>
-          <w:bCs/>
-        </w:rPr>
-        <w:t>去噪为</w:t>
-      </w:r>
-      <w:proofErr w:type="gramEnd"/>
-      <w:r>
-        <w:rPr>
-          <w:rFonts w:ascii="Cambria Math" w:eastAsia="仿宋" w:hAnsi="Cambria Math" w:hint="eastAsia"/>
-          <w:bCs/>
-        </w:rPr>
-        <w:t>从</w:t>
+      <w:r>
+        <w:rPr>
+          <w:rFonts w:ascii="Cambria Math" w:eastAsia="仿宋" w:hAnsi="Cambria Math" w:hint="eastAsia"/>
+          <w:bCs/>
+        </w:rPr>
+        <w:t>去噪为从</w:t>
       </w:r>
       <m:oMath>
         <m:sSub>
@@ -39196,7 +38691,143 @@
           <w:rFonts w:ascii="Cambria Math" w:eastAsia="仿宋" w:hAnsi="Cambria Math" w:hint="eastAsia"/>
           <w:bCs/>
         </w:rPr>
+        <w:t>:</w:t>
+      </w:r>
+      <w:r>
+        <w:rPr>
+          <w:rFonts w:ascii="Cambria Math" w:eastAsia="仿宋" w:hAnsi="Cambria Math" w:hint="eastAsia"/>
+          <w:bCs/>
+        </w:rPr>
+        <w:t>对于高斯分布约</w:t>
+      </w:r>
+      <m:oMath>
+        <m:r>
+          <w:rPr>
+            <w:rFonts w:ascii="Cambria Math" w:eastAsia="仿宋" w:hAnsi="Cambria Math"/>
+          </w:rPr>
+          <m:t>68.3%</m:t>
+        </m:r>
+      </m:oMath>
+      <w:r>
+        <w:rPr>
+          <w:rFonts w:ascii="Cambria Math" w:eastAsia="仿宋" w:hAnsi="Cambria Math" w:hint="eastAsia"/>
+          <w:bCs/>
+        </w:rPr>
+        <w:t>的样本落在</w:t>
+      </w:r>
+      <m:oMath>
+        <m:r>
+          <w:rPr>
+            <w:rFonts w:ascii="Cambria Math" w:eastAsia="仿宋" w:hAnsi="Cambria Math"/>
+          </w:rPr>
+          <m:t>E</m:t>
+        </m:r>
+        <m:d>
+          <m:dPr>
+            <m:begChr m:val="["/>
+            <m:endChr m:val="]"/>
+            <m:ctrlPr>
+              <w:rPr>
+                <w:rFonts w:ascii="Cambria Math" w:eastAsia="仿宋" w:hAnsi="Cambria Math"/>
+                <w:bCs/>
+                <w:i/>
+              </w:rPr>
+            </m:ctrlPr>
+          </m:dPr>
+          <m:e>
+            <m:sSub>
+              <m:sSubPr>
+                <m:ctrlPr>
+                  <w:rPr>
+                    <w:rFonts w:ascii="Cambria Math" w:eastAsia="仿宋" w:hAnsi="Cambria Math"/>
+                    <w:bCs/>
+                    <w:i/>
+                  </w:rPr>
+                </m:ctrlPr>
+              </m:sSubPr>
+              <m:e>
+                <m:r>
+                  <w:rPr>
+                    <w:rFonts w:ascii="Cambria Math" w:eastAsia="仿宋" w:hAnsi="Cambria Math"/>
+                  </w:rPr>
+                  <m:t>Y</m:t>
+                </m:r>
+              </m:e>
+              <m:sub>
+                <m:r>
+                  <w:rPr>
+                    <w:rFonts w:ascii="Cambria Math" w:eastAsia="仿宋" w:hAnsi="Cambria Math"/>
+                  </w:rPr>
+                  <m:t>p</m:t>
+                </m:r>
+              </m:sub>
+            </m:sSub>
+          </m:e>
+        </m:d>
+        <m:r>
+          <w:rPr>
+            <w:rFonts w:ascii="Cambria Math" w:eastAsia="仿宋" w:hAnsi="Cambria Math"/>
+          </w:rPr>
+          <m:t>±σ</m:t>
+        </m:r>
+      </m:oMath>
+      <w:r>
+        <w:rPr>
+          <w:rFonts w:ascii="Cambria Math" w:eastAsia="仿宋" w:hAnsi="Cambria Math" w:hint="eastAsia"/>
+          <w:bCs/>
+        </w:rPr>
+        <w:t>内</w:t>
+      </w:r>
+      <w:r>
+        <w:rPr>
+          <w:rFonts w:ascii="Cambria Math" w:eastAsia="仿宋" w:hAnsi="Cambria Math" w:hint="eastAsia"/>
+          <w:bCs/>
+        </w:rPr>
         <w:t>,</w:t>
+      </w:r>
+      <w:r>
+        <w:rPr>
+          <w:rFonts w:ascii="Cambria Math" w:eastAsia="仿宋" w:hAnsi="Cambria Math" w:hint="eastAsia"/>
+          <w:bCs/>
+        </w:rPr>
+        <w:t>约</w:t>
+      </w:r>
+      <m:oMath>
+        <m:r>
+          <w:rPr>
+            <w:rFonts w:ascii="Cambria Math" w:eastAsia="仿宋" w:hAnsi="Cambria Math"/>
+          </w:rPr>
+          <m:t>95.4%</m:t>
+        </m:r>
+      </m:oMath>
+      <w:r>
+        <w:rPr>
+          <w:rFonts w:ascii="Cambria Math" w:eastAsia="仿宋" w:hAnsi="Cambria Math" w:hint="eastAsia"/>
+          <w:bCs/>
+        </w:rPr>
+        <w:t>落在</w:t>
+      </w:r>
+      <m:oMath>
+        <m:r>
+          <w:rPr>
+            <w:rFonts w:ascii="Cambria Math" w:eastAsia="仿宋" w:hAnsi="Cambria Math"/>
+          </w:rPr>
+          <m:t>±2σ</m:t>
+        </m:r>
+      </m:oMath>
+      <w:r>
+        <w:rPr>
+          <w:rFonts w:ascii="Cambria Math" w:eastAsia="仿宋" w:hAnsi="Cambria Math" w:hint="eastAsia"/>
+          <w:bCs/>
+        </w:rPr>
+        <w:t>内</w:t>
+      </w:r>
+      <w:r>
+        <w:rPr>
+          <w:rFonts w:ascii="Cambria Math" w:eastAsia="仿宋" w:hAnsi="Cambria Math" w:hint="eastAsia"/>
+          <w:bCs/>
+        </w:rPr>
+        <w:t>;</w:t>
       </w:r>
     </w:p>
     <w:p>
@@ -39205,7 +38836,7 @@
         <w:jc w:val="left"/>
         <w:rPr>
           <w:rFonts w:ascii="Cambria Math" w:eastAsia="仿宋" w:hAnsi="Cambria Math" w:hint="eastAsia"/>
-          <w:iCs/>
+          <w:bCs/>
         </w:rPr>
       </w:pPr>
       <w:r>
@@ -39213,14 +38844,28 @@
           <w:rFonts w:ascii="Cambria Math" w:eastAsia="仿宋" w:hAnsi="Cambria Math" w:hint="eastAsia"/>
           <w:bCs/>
         </w:rPr>
-        <w:t>但是标准差</w:t>
+        <w:t>对于泊松分布</w:t>
+      </w:r>
+      <w:r>
+        <w:rPr>
+          <w:rFonts w:ascii="Cambria Math" w:eastAsia="仿宋" w:hAnsi="Cambria Math" w:hint="eastAsia"/>
+          <w:bCs/>
+        </w:rPr>
+        <w:t>,</w:t>
+      </w:r>
+      <w:r>
+        <w:rPr>
+          <w:rFonts w:ascii="Cambria Math" w:eastAsia="仿宋" w:hAnsi="Cambria Math" w:hint="eastAsia"/>
+          <w:bCs/>
+        </w:rPr>
+        <w:t>随着期望值的不断上升样本落在</w:t>
       </w:r>
       <m:oMath>
         <m:r>
           <w:rPr>
             <w:rFonts w:ascii="Cambria Math" w:eastAsia="仿宋" w:hAnsi="Cambria Math"/>
           </w:rPr>
-          <m:t>Std</m:t>
+          <m:t>E</m:t>
         </m:r>
         <m:d>
           <m:dPr>
@@ -39268,7 +38913,7 @@
           <w:rPr>
             <w:rFonts w:ascii="Cambria Math" w:eastAsia="仿宋" w:hAnsi="Cambria Math"/>
           </w:rPr>
-          <m:t>=</m:t>
+          <m:t>±σ</m:t>
         </m:r>
       </m:oMath>
       <w:r>
@@ -39276,7 +38921,22 @@
           <w:rFonts w:ascii="Cambria Math" w:eastAsia="仿宋" w:hAnsi="Cambria Math" w:hint="eastAsia"/>
           <w:bCs/>
         </w:rPr>
-        <w:t>能准确衡量或者能以多大数值上的比例来衡量出真实的信号偏离均值的程度或者说噪声的幅度呢</w:t>
+        <w:t>内的概率单调递减的趋近于</w:t>
+      </w:r>
+      <m:oMath>
+        <m:r>
+          <w:rPr>
+            <w:rFonts w:ascii="Cambria Math" w:eastAsia="仿宋" w:hAnsi="Cambria Math"/>
+          </w:rPr>
+          <m:t>68.3%</m:t>
+        </m:r>
+      </m:oMath>
+      <w:r>
+        <w:rPr>
+          <w:rFonts w:ascii="Cambria Math" w:eastAsia="仿宋" w:hAnsi="Cambria Math" w:hint="eastAsia"/>
+          <w:bCs/>
+        </w:rPr>
+        <w:t>.</w:t>
       </w:r>
     </w:p>
     <w:p>
@@ -39288,6 +38948,318 @@
           <w:bCs/>
         </w:rPr>
       </w:pPr>
+      <w:r>
+        <w:rPr>
+          <w:rFonts w:ascii="Cambria Math" w:eastAsia="仿宋" w:hAnsi="Cambria Math" w:hint="eastAsia"/>
+          <w:bCs/>
+        </w:rPr>
+        <w:t>对于任意分布</w:t>
+      </w:r>
+      <w:r>
+        <w:rPr>
+          <w:rFonts w:ascii="Cambria Math" w:eastAsia="仿宋" w:hAnsi="Cambria Math" w:hint="eastAsia"/>
+          <w:bCs/>
+        </w:rPr>
+        <w:t>,</w:t>
+      </w:r>
+      <w:r>
+        <w:rPr>
+          <w:rFonts w:ascii="Cambria Math" w:eastAsia="仿宋" w:hAnsi="Cambria Math" w:hint="eastAsia"/>
+          <w:bCs/>
+        </w:rPr>
+        <w:t>切比雪夫不等式给出</w:t>
+      </w:r>
+      <w:r>
+        <w:rPr>
+          <w:rFonts w:ascii="Cambria Math" w:eastAsia="仿宋" w:hAnsi="Cambria Math" w:hint="eastAsia"/>
+          <w:bCs/>
+        </w:rPr>
+        <w:t>样本</w:t>
+      </w:r>
+      <w:r>
+        <w:rPr>
+          <w:rFonts w:ascii="Cambria Math" w:eastAsia="仿宋" w:hAnsi="Cambria Math" w:hint="eastAsia"/>
+          <w:bCs/>
+        </w:rPr>
+        <w:t>至少</w:t>
+      </w:r>
+      <m:oMath>
+        <m:r>
+          <w:rPr>
+            <w:rFonts w:ascii="Cambria Math" w:eastAsia="仿宋" w:hAnsi="Cambria Math"/>
+          </w:rPr>
+          <m:t>75%</m:t>
+        </m:r>
+      </m:oMath>
+      <w:r>
+        <w:rPr>
+          <w:rFonts w:ascii="Cambria Math" w:eastAsia="仿宋" w:hAnsi="Cambria Math" w:hint="eastAsia"/>
+          <w:bCs/>
+        </w:rPr>
+        <w:t>的概率</w:t>
+      </w:r>
+      <w:r>
+        <w:rPr>
+          <w:rFonts w:ascii="Cambria Math" w:eastAsia="仿宋" w:hAnsi="Cambria Math" w:hint="eastAsia"/>
+          <w:bCs/>
+        </w:rPr>
+        <w:t>落在</w:t>
+      </w:r>
+      <m:oMath>
+        <m:r>
+          <w:rPr>
+            <w:rFonts w:ascii="Cambria Math" w:eastAsia="仿宋" w:hAnsi="Cambria Math"/>
+          </w:rPr>
+          <m:t>E</m:t>
+        </m:r>
+        <m:d>
+          <m:dPr>
+            <m:begChr m:val="["/>
+            <m:endChr m:val="]"/>
+            <m:ctrlPr>
+              <w:rPr>
+                <w:rFonts w:ascii="Cambria Math" w:eastAsia="仿宋" w:hAnsi="Cambria Math"/>
+                <w:bCs/>
+                <w:i/>
+              </w:rPr>
+            </m:ctrlPr>
+          </m:dPr>
+          <m:e>
+            <m:sSub>
+              <m:sSubPr>
+                <m:ctrlPr>
+                  <w:rPr>
+                    <w:rFonts w:ascii="Cambria Math" w:eastAsia="仿宋" w:hAnsi="Cambria Math"/>
+                    <w:bCs/>
+                    <w:i/>
+                  </w:rPr>
+                </m:ctrlPr>
+              </m:sSubPr>
+              <m:e>
+                <m:r>
+                  <w:rPr>
+                    <w:rFonts w:ascii="Cambria Math" w:eastAsia="仿宋" w:hAnsi="Cambria Math"/>
+                  </w:rPr>
+                  <m:t>Y</m:t>
+                </m:r>
+              </m:e>
+              <m:sub>
+                <m:r>
+                  <w:rPr>
+                    <w:rFonts w:ascii="Cambria Math" w:eastAsia="仿宋" w:hAnsi="Cambria Math"/>
+                  </w:rPr>
+                  <m:t>p</m:t>
+                </m:r>
+              </m:sub>
+            </m:sSub>
+          </m:e>
+        </m:d>
+        <m:r>
+          <w:rPr>
+            <w:rFonts w:ascii="Cambria Math" w:eastAsia="仿宋" w:hAnsi="Cambria Math"/>
+          </w:rPr>
+          <m:t>±</m:t>
+        </m:r>
+        <m:r>
+          <w:rPr>
+            <w:rFonts w:ascii="Cambria Math" w:eastAsia="仿宋" w:hAnsi="Cambria Math"/>
+          </w:rPr>
+          <m:t>2</m:t>
+        </m:r>
+        <m:r>
+          <w:rPr>
+            <w:rFonts w:ascii="Cambria Math" w:eastAsia="仿宋" w:hAnsi="Cambria Math"/>
+          </w:rPr>
+          <m:t>σ</m:t>
+        </m:r>
+      </m:oMath>
+      <w:r>
+        <w:rPr>
+          <w:rFonts w:ascii="Cambria Math" w:eastAsia="仿宋" w:hAnsi="Cambria Math" w:hint="eastAsia"/>
+          <w:bCs/>
+        </w:rPr>
+        <w:t>内</w:t>
+      </w:r>
+      <w:r>
+        <w:rPr>
+          <w:rFonts w:ascii="Cambria Math" w:eastAsia="仿宋" w:hAnsi="Cambria Math" w:hint="eastAsia"/>
+          <w:bCs/>
+        </w:rPr>
+        <w:t>.</w:t>
+      </w:r>
+    </w:p>
+    <w:p>
+      <w:pPr>
+        <w:widowControl/>
+        <w:jc w:val="left"/>
+        <w:rPr>
+          <w:rFonts w:ascii="Cambria Math" w:eastAsia="仿宋" w:hAnsi="Cambria Math" w:hint="eastAsia"/>
+          <w:bCs/>
+        </w:rPr>
+      </w:pPr>
+      <w:r>
+        <w:rPr>
+          <w:rFonts w:ascii="Cambria Math" w:eastAsia="仿宋" w:hAnsi="Cambria Math" w:hint="eastAsia"/>
+          <w:bCs/>
+        </w:rPr>
+        <w:t>标准差作为衡量信号偏离均值的标尺</w:t>
+      </w:r>
+      <w:r>
+        <w:rPr>
+          <w:rFonts w:ascii="Cambria Math" w:eastAsia="仿宋" w:hAnsi="Cambria Math" w:hint="eastAsia"/>
+          <w:bCs/>
+        </w:rPr>
+        <w:t>,</w:t>
+      </w:r>
+      <w:r>
+        <w:rPr>
+          <w:rFonts w:ascii="Cambria Math" w:eastAsia="仿宋" w:hAnsi="Cambria Math" w:hint="eastAsia"/>
+          <w:bCs/>
+        </w:rPr>
+        <w:t>定义</w:t>
+      </w:r>
+      <w:r>
+        <w:rPr>
+          <w:rFonts w:ascii="Cambria Math" w:eastAsia="仿宋" w:hAnsi="Cambria Math" w:hint="eastAsia"/>
+          <w:b/>
+        </w:rPr>
+        <w:t>信噪比</w:t>
+      </w:r>
+      <m:oMath>
+        <m:r>
+          <m:rPr>
+            <m:sty m:val="bi"/>
+          </m:rPr>
+          <w:rPr>
+            <w:rFonts w:ascii="Cambria Math" w:eastAsia="仿宋" w:hAnsi="Cambria Math"/>
+          </w:rPr>
+          <m:t>SNR</m:t>
+        </m:r>
+        <m:r>
+          <w:rPr>
+            <w:rFonts w:ascii="Cambria Math" w:eastAsia="仿宋" w:hAnsi="Cambria Math"/>
+          </w:rPr>
+          <m:t>≔</m:t>
+        </m:r>
+        <m:f>
+          <m:fPr>
+            <m:ctrlPr>
+              <w:rPr>
+                <w:rFonts w:ascii="Cambria Math" w:eastAsia="仿宋" w:hAnsi="Cambria Math"/>
+                <w:bCs/>
+                <w:i/>
+              </w:rPr>
+            </m:ctrlPr>
+          </m:fPr>
+          <m:num>
+            <m:r>
+              <w:rPr>
+                <w:rFonts w:ascii="Cambria Math" w:eastAsia="仿宋" w:hAnsi="Cambria Math"/>
+              </w:rPr>
+              <m:t>E</m:t>
+            </m:r>
+            <m:d>
+              <m:dPr>
+                <m:begChr m:val="["/>
+                <m:endChr m:val="]"/>
+                <m:ctrlPr>
+                  <w:rPr>
+                    <w:rFonts w:ascii="Cambria Math" w:eastAsia="仿宋" w:hAnsi="Cambria Math"/>
+                    <w:bCs/>
+                    <w:i/>
+                  </w:rPr>
+                </m:ctrlPr>
+              </m:dPr>
+              <m:e>
+                <m:sSub>
+                  <m:sSubPr>
+                    <m:ctrlPr>
+                      <w:rPr>
+                        <w:rFonts w:ascii="Cambria Math" w:eastAsia="仿宋" w:hAnsi="Cambria Math"/>
+                        <w:bCs/>
+                        <w:i/>
+                      </w:rPr>
+                    </m:ctrlPr>
+                  </m:sSubPr>
+                  <m:e>
+                    <m:r>
+                      <w:rPr>
+                        <w:rFonts w:ascii="Cambria Math" w:eastAsia="仿宋" w:hAnsi="Cambria Math"/>
+                      </w:rPr>
+                      <m:t>Y</m:t>
+                    </m:r>
+                  </m:e>
+                  <m:sub>
+                    <m:r>
+                      <w:rPr>
+                        <w:rFonts w:ascii="Cambria Math" w:eastAsia="仿宋" w:hAnsi="Cambria Math"/>
+                      </w:rPr>
+                      <m:t>p</m:t>
+                    </m:r>
+                  </m:sub>
+                </m:sSub>
+              </m:e>
+            </m:d>
+          </m:num>
+          <m:den>
+            <m:sSub>
+              <m:sSubPr>
+                <m:ctrlPr>
+                  <w:rPr>
+                    <w:rFonts w:ascii="Cambria Math" w:eastAsia="仿宋" w:hAnsi="Cambria Math"/>
+                    <w:bCs/>
+                    <w:i/>
+                  </w:rPr>
+                </m:ctrlPr>
+              </m:sSubPr>
+              <m:e>
+                <m:r>
+                  <w:rPr>
+                    <w:rFonts w:ascii="Cambria Math" w:eastAsia="仿宋" w:hAnsi="Cambria Math"/>
+                  </w:rPr>
+                  <m:t>σ</m:t>
+                </m:r>
+              </m:e>
+              <m:sub>
+                <m:sSub>
+                  <m:sSubPr>
+                    <m:ctrlPr>
+                      <w:rPr>
+                        <w:rFonts w:ascii="Cambria Math" w:eastAsia="仿宋" w:hAnsi="Cambria Math"/>
+                        <w:bCs/>
+                        <w:i/>
+                      </w:rPr>
+                    </m:ctrlPr>
+                  </m:sSubPr>
+                  <m:e>
+                    <m:r>
+                      <w:rPr>
+                        <w:rFonts w:ascii="Cambria Math" w:eastAsia="仿宋" w:hAnsi="Cambria Math"/>
+                      </w:rPr>
+                      <m:t>Y</m:t>
+                    </m:r>
+                  </m:e>
+                  <m:sub>
+                    <m:r>
+                      <w:rPr>
+                        <w:rFonts w:ascii="Cambria Math" w:eastAsia="仿宋" w:hAnsi="Cambria Math"/>
+                      </w:rPr>
+                      <m:t>p</m:t>
+                    </m:r>
+                  </m:sub>
+                </m:sSub>
+              </m:sub>
+            </m:sSub>
+          </m:den>
+        </m:f>
+      </m:oMath>
+      <w:r>
+        <w:rPr>
+          <w:rFonts w:ascii="Cambria Math" w:eastAsia="仿宋" w:hAnsi="Cambria Math" w:hint="eastAsia"/>
+          <w:bCs/>
+        </w:rPr>
+        <w:t>.</w:t>
+      </w:r>
     </w:p>
     <w:p>
       <w:pPr>
@@ -39995,23 +39967,7 @@
           <w:rFonts w:ascii="Cambria Math" w:eastAsia="仿宋" w:hAnsi="Cambria Math" w:hint="eastAsia"/>
           <w:bCs/>
         </w:rPr>
-        <w:t>恒均值</w:t>
-      </w:r>
-      <w:proofErr w:type="gramStart"/>
-      <w:r>
-        <w:rPr>
-          <w:rFonts w:ascii="Cambria Math" w:eastAsia="仿宋" w:hAnsi="Cambria Math" w:hint="eastAsia"/>
-          <w:bCs/>
-        </w:rPr>
-        <w:t>恒</w:t>
-      </w:r>
-      <w:proofErr w:type="gramEnd"/>
-      <w:r>
-        <w:rPr>
-          <w:rFonts w:ascii="Cambria Math" w:eastAsia="仿宋" w:hAnsi="Cambria Math" w:hint="eastAsia"/>
-          <w:bCs/>
-        </w:rPr>
-        <w:t>方差的</w:t>
+        <w:t>恒均值恒方差的</w:t>
       </w:r>
       <w:r>
         <w:rPr>
@@ -40037,17 +39993,9 @@
       <w:r>
         <w:rPr>
           <w:rFonts w:ascii="Cambria Math" w:eastAsia="仿宋" w:hAnsi="Cambria Math" w:hint="eastAsia"/>
-          <w:bCs/>
-          <w:u w:val="single"/>
-        </w:rPr>
-        <w:t>问题</w:t>
-      </w:r>
-      <w:r>
-        <w:rPr>
-          <w:rFonts w:ascii="Cambria Math" w:eastAsia="仿宋" w:hAnsi="Cambria Math" w:hint="eastAsia"/>
-          <w:bCs/>
-        </w:rPr>
-        <w:t>2</w:t>
+          <w:b/>
+        </w:rPr>
+        <w:t>注</w:t>
       </w:r>
       <w:r>
         <w:rPr>
@@ -40058,47 +40006,12 @@
       </w:r>
       <w:r>
         <w:rPr>
-          <w:rFonts w:ascii="Cambria Math" w:eastAsia="仿宋" w:hAnsi="Cambria Math" w:hint="eastAsia"/>
-          <w:bCs/>
-        </w:rPr>
-        <w:t>我们不应该有负噪声</w:t>
-      </w:r>
-      <w:r>
-        <w:rPr>
-          <w:rFonts w:ascii="Cambria Math" w:eastAsia="仿宋" w:hAnsi="Cambria Math" w:hint="eastAsia"/>
-          <w:bCs/>
-        </w:rPr>
-        <w:t>,</w:t>
-      </w:r>
-      <w:r>
-        <w:rPr>
-          <w:rFonts w:ascii="Cambria Math" w:eastAsia="仿宋" w:hAnsi="Cambria Math" w:hint="eastAsia"/>
-          <w:bCs/>
-        </w:rPr>
-        <w:t>不应该有负</w:t>
-      </w:r>
-      <w:proofErr w:type="gramStart"/>
-      <w:r>
-        <w:rPr>
-          <w:rFonts w:ascii="Cambria Math" w:eastAsia="仿宋" w:hAnsi="Cambria Math" w:hint="eastAsia"/>
-          <w:bCs/>
-        </w:rPr>
-        <w:t>光子数啊</w:t>
-      </w:r>
-      <w:proofErr w:type="gramEnd"/>
-      <w:r>
-        <w:rPr>
-          <w:rFonts w:ascii="Cambria Math" w:eastAsia="仿宋" w:hAnsi="Cambria Math" w:hint="eastAsia"/>
-          <w:bCs/>
-        </w:rPr>
-        <w:t>,</w:t>
-      </w:r>
-      <w:r>
-        <w:rPr>
-          <w:rFonts w:ascii="Cambria Math" w:eastAsia="仿宋" w:hAnsi="Cambria Math" w:hint="eastAsia"/>
-          <w:bCs/>
-        </w:rPr>
-        <w:t>这里</w:t>
+          <w:rFonts w:ascii="Cambria Math" w:eastAsia="仿宋" w:hAnsi="Cambria Math"/>
+          <w:bCs/>
+          <w:i/>
+          <w:iCs/>
+        </w:rPr>
+        <w:t xml:space="preserve"> </w:t>
       </w:r>
       <m:oMath>
         <m:sSub>
@@ -40347,49 +40260,128 @@
           <w:rFonts w:ascii="Cambria Math" w:eastAsia="仿宋" w:hAnsi="Cambria Math" w:hint="eastAsia"/>
           <w:bCs/>
         </w:rPr>
-        <w:t>过大出现负值不是吗</w:t>
-      </w:r>
-      <w:r>
-        <w:rPr>
-          <w:rFonts w:ascii="Cambria Math" w:eastAsia="仿宋" w:hAnsi="Cambria Math" w:hint="eastAsia"/>
-          <w:bCs/>
-        </w:rPr>
-        <w:t>?</w:t>
-      </w:r>
-      <w:r>
-        <w:rPr>
-          <w:rFonts w:ascii="Cambria Math" w:eastAsia="仿宋" w:hAnsi="Cambria Math" w:hint="eastAsia"/>
-          <w:bCs/>
-        </w:rPr>
-        <w:t>这合理吗？真实情况是什么样子的</w:t>
-      </w:r>
-      <w:r>
-        <w:rPr>
-          <w:rFonts w:ascii="Cambria Math" w:eastAsia="仿宋" w:hAnsi="Cambria Math" w:hint="eastAsia"/>
-          <w:bCs/>
-        </w:rPr>
-        <w:t>?</w:t>
-      </w:r>
-      <w:r>
-        <w:rPr>
-          <w:rFonts w:ascii="Cambria Math" w:eastAsia="仿宋" w:hAnsi="Cambria Math" w:hint="eastAsia"/>
-          <w:bCs/>
-        </w:rPr>
-        <w:t>问题</w:t>
-      </w:r>
-      <w:r>
-        <w:rPr>
-          <w:rFonts w:ascii="Cambria Math" w:eastAsia="仿宋" w:hAnsi="Cambria Math" w:hint="eastAsia"/>
-          <w:bCs/>
-        </w:rPr>
-        <w:t>2</w:t>
-      </w:r>
-      <w:r>
-        <w:rPr>
-          <w:rFonts w:ascii="Cambria Math" w:eastAsia="仿宋" w:hAnsi="Cambria Math" w:hint="eastAsia"/>
-          <w:bCs/>
-        </w:rPr>
-        <w:t>结束</w:t>
+        <w:t>过大出现负值</w:t>
+      </w:r>
+      <w:r>
+        <w:rPr>
+          <w:rFonts w:ascii="Cambria Math" w:eastAsia="仿宋" w:hAnsi="Cambria Math" w:hint="eastAsia"/>
+          <w:bCs/>
+        </w:rPr>
+        <w:t>,</w:t>
+      </w:r>
+      <w:r>
+        <w:rPr>
+          <w:rFonts w:ascii="Cambria Math" w:eastAsia="仿宋" w:hAnsi="Cambria Math" w:hint="eastAsia"/>
+          <w:bCs/>
+        </w:rPr>
+        <w:t>为读出噪声特征</w:t>
+      </w:r>
+      <w:r>
+        <w:rPr>
+          <w:rFonts w:ascii="Cambria Math" w:eastAsia="仿宋" w:hAnsi="Cambria Math" w:hint="eastAsia"/>
+          <w:bCs/>
+        </w:rPr>
+        <w:t>.</w:t>
+      </w:r>
+      <w:r>
+        <w:rPr>
+          <w:rFonts w:ascii="Cambria Math" w:eastAsia="仿宋" w:hAnsi="Cambria Math" w:hint="eastAsia"/>
+          <w:bCs/>
+        </w:rPr>
+        <w:t>物理上</w:t>
+      </w:r>
+      <w:r>
+        <w:rPr>
+          <w:rFonts w:ascii="Cambria Math" w:eastAsia="仿宋" w:hAnsi="Cambria Math" w:hint="eastAsia"/>
+          <w:bCs/>
+        </w:rPr>
+        <w:t>不应该有负光</w:t>
+      </w:r>
+      <w:r>
+        <w:rPr>
+          <w:rFonts w:ascii="Cambria Math" w:eastAsia="仿宋" w:hAnsi="Cambria Math" w:hint="eastAsia"/>
+          <w:bCs/>
+        </w:rPr>
+        <w:t>电</w:t>
+      </w:r>
+      <w:r>
+        <w:rPr>
+          <w:rFonts w:ascii="Cambria Math" w:eastAsia="仿宋" w:hAnsi="Cambria Math" w:hint="eastAsia"/>
+          <w:bCs/>
+        </w:rPr>
+        <w:t>子数</w:t>
+      </w:r>
+      <w:r>
+        <w:rPr>
+          <w:rFonts w:ascii="Cambria Math" w:eastAsia="仿宋" w:hAnsi="Cambria Math" w:hint="eastAsia"/>
+          <w:bCs/>
+        </w:rPr>
+        <w:t>,</w:t>
+      </w:r>
+      <w:r>
+        <w:rPr>
+          <w:rFonts w:ascii="Cambria Math" w:eastAsia="仿宋" w:hAnsi="Cambria Math" w:hint="eastAsia"/>
+          <w:bCs/>
+        </w:rPr>
+        <w:t>但统计模型上允许</w:t>
+      </w:r>
+      <w:r>
+        <w:rPr>
+          <w:rFonts w:ascii="Cambria Math" w:eastAsia="仿宋" w:hAnsi="Cambria Math" w:hint="eastAsia"/>
+          <w:bCs/>
+        </w:rPr>
+        <w:t>,</w:t>
+      </w:r>
+      <w:r>
+        <w:rPr>
+          <w:rFonts w:ascii="Cambria Math" w:eastAsia="仿宋" w:hAnsi="Cambria Math" w:hint="eastAsia"/>
+          <w:bCs/>
+        </w:rPr>
+        <w:t>且实际上探测器</w:t>
+      </w:r>
+      <m:oMath>
+        <m:r>
+          <w:rPr>
+            <w:rFonts w:ascii="Cambria Math" w:eastAsia="仿宋" w:hAnsi="Cambria Math"/>
+          </w:rPr>
+          <m:t>CCD/CMOS</m:t>
+        </m:r>
+      </m:oMath>
+      <w:r>
+        <w:rPr>
+          <w:rFonts w:ascii="Cambria Math" w:eastAsia="仿宋" w:hAnsi="Cambria Math" w:hint="eastAsia"/>
+          <w:bCs/>
+        </w:rPr>
+        <w:t>的模数转换器</w:t>
+      </w:r>
+      <w:r>
+        <w:rPr>
+          <w:rFonts w:ascii="Cambria Math" w:eastAsia="仿宋" w:hAnsi="Cambria Math" w:hint="eastAsia"/>
+          <w:bCs/>
+        </w:rPr>
+        <w:t>AD</w:t>
+      </w:r>
+      <w:r>
+        <w:rPr>
+          <w:rFonts w:ascii="Cambria Math" w:eastAsia="仿宋" w:hAnsi="Cambria Math" w:hint="eastAsia"/>
+          <w:bCs/>
+        </w:rPr>
+        <w:t>会给灰度值一个正的偏置</w:t>
+      </w:r>
+      <m:oMath>
+        <m:r>
+          <w:rPr>
+            <w:rFonts w:ascii="Cambria Math" w:eastAsia="仿宋" w:hAnsi="Cambria Math"/>
+          </w:rPr>
+          <m:t>offset</m:t>
+        </m:r>
+      </m:oMath>
+      <w:r>
+        <w:rPr>
+          <w:rFonts w:ascii="Cambria Math" w:eastAsia="仿宋" w:hAnsi="Cambria Math" w:hint="eastAsia"/>
+          <w:bCs/>
+        </w:rPr>
+        <w:t>从而输出的数据中不存在负值</w:t>
       </w:r>
       <w:r>
         <w:rPr>
@@ -40404,9 +40396,17 @@
         <w:rPr>
           <w:rFonts w:ascii="Cambria Math" w:eastAsia="仿宋" w:hAnsi="Cambria Math"/>
           <w:bCs/>
-          <w:iCs/>
         </w:rPr>
       </w:pPr>
+    </w:p>
+    <w:p>
+      <w:pPr>
+        <w:rPr>
+          <w:rFonts w:ascii="Cambria Math" w:eastAsia="仿宋" w:hAnsi="Cambria Math"/>
+          <w:bCs/>
+          <w:iCs/>
+        </w:rPr>
+      </w:pPr>
       <w:r>
         <w:rPr>
           <w:rFonts w:ascii="Cambria Math" w:eastAsia="仿宋" w:hAnsi="Cambria Math" w:hint="eastAsia"/>
@@ -40435,37 +40435,12 @@
         </w:rPr>
         <w:t>):</w:t>
       </w:r>
-      <w:proofErr w:type="gramStart"/>
-      <w:r>
-        <w:rPr>
-          <w:rFonts w:ascii="Cambria Math" w:eastAsia="仿宋" w:hAnsi="Cambria Math" w:hint="eastAsia"/>
-          <w:bCs/>
-        </w:rPr>
-        <w:t>恒</w:t>
-      </w:r>
-      <w:proofErr w:type="gramEnd"/>
-      <w:r>
-        <w:rPr>
-          <w:rFonts w:ascii="Cambria Math" w:eastAsia="仿宋" w:hAnsi="Cambria Math" w:hint="eastAsia"/>
-          <w:bCs/>
-        </w:rPr>
-        <w:t>均值和</w:t>
-      </w:r>
-      <w:proofErr w:type="gramStart"/>
-      <w:r>
-        <w:rPr>
-          <w:rFonts w:ascii="Cambria Math" w:eastAsia="仿宋" w:hAnsi="Cambria Math" w:hint="eastAsia"/>
-          <w:bCs/>
-        </w:rPr>
-        <w:t>恒方差</w:t>
-      </w:r>
-      <w:proofErr w:type="gramEnd"/>
-      <w:r>
-        <w:rPr>
-          <w:rFonts w:ascii="Cambria Math" w:eastAsia="仿宋" w:hAnsi="Cambria Math" w:hint="eastAsia"/>
-          <w:bCs/>
-        </w:rPr>
-        <w:t>的</w:t>
+      <w:r>
+        <w:rPr>
+          <w:rFonts w:ascii="Cambria Math" w:eastAsia="仿宋" w:hAnsi="Cambria Math" w:hint="eastAsia"/>
+          <w:bCs/>
+        </w:rPr>
+        <w:t>恒均值和恒方差的</w:t>
       </w:r>
       <m:oMath>
         <m:sSubSup>
@@ -41034,75 +41009,24 @@
           <w:rFonts w:ascii="Cambria Math" w:eastAsia="仿宋" w:hAnsi="Cambria Math" w:hint="eastAsia"/>
           <w:bCs/>
           <w:iCs/>
-          <w:u w:val="single"/>
-        </w:rPr>
-        <w:t>问题</w:t>
-      </w:r>
-      <w:r>
-        <w:rPr>
-          <w:rFonts w:ascii="Cambria Math" w:eastAsia="仿宋" w:hAnsi="Cambria Math" w:hint="eastAsia"/>
-          <w:bCs/>
-          <w:iCs/>
-        </w:rPr>
-        <w:t>3:</w:t>
-      </w:r>
-      <w:r>
-        <w:rPr>
-          <w:rFonts w:ascii="Cambria Math" w:eastAsia="仿宋" w:hAnsi="Cambria Math" w:hint="eastAsia"/>
-          <w:bCs/>
-          <w:iCs/>
-        </w:rPr>
-        <w:t>这里和问题</w:t>
-      </w:r>
-      <w:r>
-        <w:rPr>
-          <w:rFonts w:ascii="Cambria Math" w:eastAsia="仿宋" w:hAnsi="Cambria Math" w:hint="eastAsia"/>
-          <w:bCs/>
-          <w:iCs/>
-        </w:rPr>
-        <w:t>1</w:t>
-      </w:r>
-      <w:r>
-        <w:rPr>
-          <w:rFonts w:ascii="Cambria Math" w:eastAsia="仿宋" w:hAnsi="Cambria Math" w:hint="eastAsia"/>
-          <w:bCs/>
-          <w:iCs/>
-        </w:rPr>
-        <w:t>同样在问这样一个问题</w:t>
-      </w:r>
-      <w:r>
-        <w:rPr>
-          <w:rFonts w:ascii="Cambria Math" w:eastAsia="仿宋" w:hAnsi="Cambria Math" w:hint="eastAsia"/>
-          <w:bCs/>
-          <w:iCs/>
-        </w:rPr>
-        <w:t>,</w:t>
-      </w:r>
-      <w:r>
-        <w:rPr>
-          <w:rFonts w:ascii="Cambria Math" w:eastAsia="仿宋" w:hAnsi="Cambria Math" w:hint="eastAsia"/>
-          <w:bCs/>
-          <w:iCs/>
-        </w:rPr>
-        <w:t>现在</w:t>
-      </w:r>
-      <w:proofErr w:type="gramStart"/>
-      <w:r>
-        <w:rPr>
-          <w:rFonts w:ascii="Cambria Math" w:eastAsia="仿宋" w:hAnsi="Cambria Math" w:hint="eastAsia"/>
-          <w:bCs/>
-          <w:iCs/>
-        </w:rPr>
-        <w:t>在</w:t>
-      </w:r>
-      <w:proofErr w:type="gramEnd"/>
-      <w:r>
-        <w:rPr>
-          <w:rFonts w:ascii="Cambria Math" w:eastAsia="仿宋" w:hAnsi="Cambria Math" w:hint="eastAsia"/>
-          <w:bCs/>
-          <w:iCs/>
-        </w:rPr>
-        <w:t>亮区</w:t>
+        </w:rPr>
+        <w:t>例</w:t>
+      </w:r>
+      <w:r>
+        <w:rPr>
+          <w:rFonts w:ascii="Cambria Math" w:eastAsia="仿宋" w:hAnsi="Cambria Math" w:hint="eastAsia"/>
+          <w:bCs/>
+          <w:iCs/>
+        </w:rPr>
+        <w:t>:</w:t>
+      </w:r>
+      <w:r>
+        <w:rPr>
+          <w:rFonts w:ascii="Cambria Math" w:eastAsia="仿宋" w:hAnsi="Cambria Math" w:hint="eastAsia"/>
+          <w:bCs/>
+          <w:iCs/>
+        </w:rPr>
+        <w:t>在亮区</w:t>
       </w:r>
       <w:r>
         <w:rPr>
@@ -41261,7 +41185,7 @@
           <w:bCs/>
           <w:iCs/>
         </w:rPr>
-        <w:t>也即信号的期望强度我归一化到</w:t>
+        <w:t>即信号的期望强度归一化到</w:t>
       </w:r>
       <w:r>
         <w:rPr>
@@ -41277,7 +41201,7 @@
           <w:bCs/>
           <w:iCs/>
         </w:rPr>
-        <w:t>然后噪声就是</w:t>
+        <w:t>噪声</w:t>
       </w:r>
       <m:oMath>
         <m:r>
@@ -41498,7 +41422,7 @@
           <w:bCs/>
           <w:iCs/>
         </w:rPr>
-        <w:t>而此时</w:t>
+        <w:t>此时</w:t>
       </w:r>
       <m:oMath>
         <m:r>
@@ -41828,483 +41752,23 @@
           <w:rFonts w:ascii="Cambria Math" w:eastAsia="仿宋" w:hAnsi="Cambria Math" w:hint="eastAsia"/>
           <w:bCs/>
         </w:rPr>
-        <w:t>(i)</w:t>
-      </w:r>
-      <w:r>
-        <w:rPr>
-          <w:rFonts w:ascii="Cambria Math" w:eastAsia="仿宋" w:hAnsi="Cambria Math" w:hint="eastAsia"/>
-          <w:bCs/>
-        </w:rPr>
-        <w:t>我这里如果直接使用方差来作为实际像素</w:t>
+        <w:t xml:space="preserve"> </w:t>
+      </w:r>
+      <w:r>
+        <w:rPr>
+          <w:rFonts w:ascii="Cambria Math" w:eastAsia="仿宋" w:hAnsi="Cambria Math" w:hint="eastAsia"/>
+          <w:bCs/>
+        </w:rPr>
+        <w:t>标准差</w:t>
       </w:r>
       <m:oMath>
         <m:r>
           <w:rPr>
             <w:rFonts w:ascii="Cambria Math" w:eastAsia="仿宋" w:hAnsi="Cambria Math"/>
           </w:rPr>
-          <m:t>p</m:t>
+          <m:t>σ=</m:t>
         </m:r>
       </m:oMath>
-      <w:r>
-        <w:rPr>
-          <w:rFonts w:ascii="Cambria Math" w:eastAsia="仿宋" w:hAnsi="Cambria Math" w:hint="eastAsia"/>
-          <w:bCs/>
-        </w:rPr>
-        <w:t>处的随机变量</w:t>
-      </w:r>
-      <m:oMath>
-        <m:sSub>
-          <m:sSubPr>
-            <m:ctrlPr>
-              <w:rPr>
-                <w:rFonts w:ascii="Cambria Math" w:eastAsia="仿宋" w:hAnsi="Cambria Math"/>
-                <w:bCs/>
-                <w:i/>
-              </w:rPr>
-            </m:ctrlPr>
-          </m:sSubPr>
-          <m:e>
-            <m:r>
-              <w:rPr>
-                <w:rFonts w:ascii="Cambria Math" w:eastAsia="仿宋" w:hAnsi="Cambria Math"/>
-              </w:rPr>
-              <m:t>K</m:t>
-            </m:r>
-          </m:e>
-          <m:sub>
-            <m:r>
-              <w:rPr>
-                <w:rFonts w:ascii="Cambria Math" w:eastAsia="仿宋" w:hAnsi="Cambria Math"/>
-              </w:rPr>
-              <m:t>p</m:t>
-            </m:r>
-          </m:sub>
-        </m:sSub>
-      </m:oMath>
-      <w:r>
-        <w:rPr>
-          <w:rFonts w:ascii="Cambria Math" w:eastAsia="仿宋" w:hAnsi="Cambria Math" w:hint="eastAsia"/>
-          <w:bCs/>
-        </w:rPr>
-        <w:t>的一个具体实现</w:t>
-      </w:r>
-      <m:oMath>
-        <m:sSub>
-          <m:sSubPr>
-            <m:ctrlPr>
-              <w:rPr>
-                <w:rFonts w:ascii="Cambria Math" w:eastAsia="仿宋" w:hAnsi="Cambria Math"/>
-                <w:bCs/>
-                <w:i/>
-              </w:rPr>
-            </m:ctrlPr>
-          </m:sSubPr>
-          <m:e>
-            <m:r>
-              <w:rPr>
-                <w:rFonts w:ascii="Cambria Math" w:eastAsia="仿宋" w:hAnsi="Cambria Math" w:hint="eastAsia"/>
-              </w:rPr>
-              <m:t>N</m:t>
-            </m:r>
-            <m:ctrlPr>
-              <w:rPr>
-                <w:rFonts w:ascii="Cambria Math" w:eastAsia="仿宋" w:hAnsi="Cambria Math" w:hint="eastAsia"/>
-                <w:bCs/>
-                <w:i/>
-              </w:rPr>
-            </m:ctrlPr>
-          </m:e>
-          <m:sub>
-            <m:sSub>
-              <m:sSubPr>
-                <m:ctrlPr>
-                  <w:rPr>
-                    <w:rFonts w:ascii="Cambria Math" w:eastAsia="仿宋" w:hAnsi="Cambria Math"/>
-                    <w:bCs/>
-                    <w:i/>
-                  </w:rPr>
-                </m:ctrlPr>
-              </m:sSubPr>
-              <m:e>
-                <m:r>
-                  <w:rPr>
-                    <w:rFonts w:ascii="Cambria Math" w:eastAsia="仿宋" w:hAnsi="Cambria Math"/>
-                  </w:rPr>
-                  <m:t>K</m:t>
-                </m:r>
-              </m:e>
-              <m:sub>
-                <m:r>
-                  <w:rPr>
-                    <w:rFonts w:ascii="Cambria Math" w:eastAsia="仿宋" w:hAnsi="Cambria Math"/>
-                  </w:rPr>
-                  <m:t>p</m:t>
-                </m:r>
-              </m:sub>
-            </m:sSub>
-          </m:sub>
-        </m:sSub>
-      </m:oMath>
-      <w:r>
-        <w:rPr>
-          <w:rFonts w:ascii="Cambria Math" w:eastAsia="仿宋" w:hAnsi="Cambria Math" w:hint="eastAsia"/>
-          <w:bCs/>
-        </w:rPr>
-        <w:t>的话</w:t>
-      </w:r>
-      <w:r>
-        <w:rPr>
-          <w:rFonts w:ascii="Cambria Math" w:eastAsia="仿宋" w:hAnsi="Cambria Math" w:hint="eastAsia"/>
-          <w:bCs/>
-        </w:rPr>
-        <w:t>,</w:t>
-      </w:r>
-      <w:r>
-        <w:rPr>
-          <w:rFonts w:ascii="Cambria Math" w:eastAsia="仿宋" w:hAnsi="Cambria Math" w:hint="eastAsia"/>
-          <w:bCs/>
-        </w:rPr>
-        <w:t>如果我直接使用方差的话因为对于泊松分布</w:t>
-      </w:r>
-      <m:oMath>
-        <m:r>
-          <w:rPr>
-            <w:rFonts w:ascii="Cambria Math" w:eastAsia="仿宋" w:hAnsi="Cambria Math"/>
-          </w:rPr>
-          <m:t>Var</m:t>
-        </m:r>
-        <m:d>
-          <m:dPr>
-            <m:begChr m:val="["/>
-            <m:endChr m:val="]"/>
-            <m:ctrlPr>
-              <w:rPr>
-                <w:rFonts w:ascii="Cambria Math" w:eastAsia="仿宋" w:hAnsi="Cambria Math"/>
-                <w:bCs/>
-                <w:i/>
-              </w:rPr>
-            </m:ctrlPr>
-          </m:dPr>
-          <m:e>
-            <m:sSub>
-              <m:sSubPr>
-                <m:ctrlPr>
-                  <w:rPr>
-                    <w:rFonts w:ascii="Cambria Math" w:eastAsia="仿宋" w:hAnsi="Cambria Math"/>
-                    <w:bCs/>
-                    <w:i/>
-                    <w:iCs/>
-                  </w:rPr>
-                </m:ctrlPr>
-              </m:sSubPr>
-              <m:e>
-                <m:r>
-                  <w:rPr>
-                    <w:rFonts w:ascii="Cambria Math" w:eastAsia="仿宋" w:hAnsi="Cambria Math"/>
-                  </w:rPr>
-                  <m:t>K</m:t>
-                </m:r>
-                <m:ctrlPr>
-                  <w:rPr>
-                    <w:rFonts w:ascii="Cambria Math" w:eastAsia="仿宋" w:hAnsi="Cambria Math"/>
-                    <w:bCs/>
-                    <w:i/>
-                  </w:rPr>
-                </m:ctrlPr>
-              </m:e>
-              <m:sub>
-                <m:r>
-                  <w:rPr>
-                    <w:rFonts w:ascii="Cambria Math" w:eastAsia="仿宋" w:hAnsi="Cambria Math"/>
-                  </w:rPr>
-                  <m:t>p</m:t>
-                </m:r>
-              </m:sub>
-            </m:sSub>
-            <m:ctrlPr>
-              <w:rPr>
-                <w:rFonts w:ascii="Cambria Math" w:eastAsia="仿宋" w:hAnsi="Cambria Math"/>
-                <w:bCs/>
-                <w:i/>
-                <w:iCs/>
-              </w:rPr>
-            </m:ctrlPr>
-          </m:e>
-        </m:d>
-        <m:r>
-          <w:rPr>
-            <w:rFonts w:ascii="Cambria Math" w:eastAsia="仿宋" w:hAnsi="Cambria Math"/>
-          </w:rPr>
-          <m:t>=</m:t>
-        </m:r>
-        <m:r>
-          <w:rPr>
-            <w:rFonts w:ascii="Cambria Math" w:eastAsia="仿宋" w:hAnsi="Cambria Math" w:hint="eastAsia"/>
-          </w:rPr>
-          <m:t>E</m:t>
-        </m:r>
-        <m:d>
-          <m:dPr>
-            <m:begChr m:val="["/>
-            <m:endChr m:val="]"/>
-            <m:ctrlPr>
-              <w:rPr>
-                <w:rFonts w:ascii="Cambria Math" w:eastAsia="仿宋" w:hAnsi="Cambria Math"/>
-                <w:bCs/>
-                <w:i/>
-                <w:iCs/>
-              </w:rPr>
-            </m:ctrlPr>
-          </m:dPr>
-          <m:e>
-            <m:sSub>
-              <m:sSubPr>
-                <m:ctrlPr>
-                  <w:rPr>
-                    <w:rFonts w:ascii="Cambria Math" w:eastAsia="仿宋" w:hAnsi="Cambria Math"/>
-                    <w:bCs/>
-                    <w:i/>
-                    <w:iCs/>
-                  </w:rPr>
-                </m:ctrlPr>
-              </m:sSubPr>
-              <m:e>
-                <m:r>
-                  <w:rPr>
-                    <w:rFonts w:ascii="Cambria Math" w:eastAsia="仿宋" w:hAnsi="Cambria Math"/>
-                  </w:rPr>
-                  <m:t>K</m:t>
-                </m:r>
-              </m:e>
-              <m:sub>
-                <m:r>
-                  <w:rPr>
-                    <w:rFonts w:ascii="Cambria Math" w:eastAsia="仿宋" w:hAnsi="Cambria Math"/>
-                  </w:rPr>
-                  <m:t>p</m:t>
-                </m:r>
-              </m:sub>
-            </m:sSub>
-          </m:e>
-        </m:d>
-        <m:r>
-          <w:rPr>
-            <w:rFonts w:ascii="Cambria Math" w:eastAsia="仿宋" w:hAnsi="Cambria Math"/>
-          </w:rPr>
-          <m:t>=1</m:t>
-        </m:r>
-      </m:oMath>
-      <w:r>
-        <w:rPr>
-          <w:rFonts w:ascii="Cambria Math" w:eastAsia="仿宋" w:hAnsi="Cambria Math" w:hint="eastAsia"/>
-          <w:bCs/>
-          <w:iCs/>
-        </w:rPr>
-        <w:t>因此我的具体实现</w:t>
-      </w:r>
-      <m:oMath>
-        <m:sSub>
-          <m:sSubPr>
-            <m:ctrlPr>
-              <w:rPr>
-                <w:rFonts w:ascii="Cambria Math" w:eastAsia="仿宋" w:hAnsi="Cambria Math"/>
-                <w:bCs/>
-                <w:i/>
-              </w:rPr>
-            </m:ctrlPr>
-          </m:sSubPr>
-          <m:e>
-            <m:r>
-              <w:rPr>
-                <w:rFonts w:ascii="Cambria Math" w:eastAsia="仿宋" w:hAnsi="Cambria Math" w:hint="eastAsia"/>
-              </w:rPr>
-              <m:t>N</m:t>
-            </m:r>
-            <m:ctrlPr>
-              <w:rPr>
-                <w:rFonts w:ascii="Cambria Math" w:eastAsia="仿宋" w:hAnsi="Cambria Math" w:hint="eastAsia"/>
-                <w:bCs/>
-                <w:i/>
-              </w:rPr>
-            </m:ctrlPr>
-          </m:e>
-          <m:sub>
-            <m:sSub>
-              <m:sSubPr>
-                <m:ctrlPr>
-                  <w:rPr>
-                    <w:rFonts w:ascii="Cambria Math" w:eastAsia="仿宋" w:hAnsi="Cambria Math"/>
-                    <w:bCs/>
-                    <w:i/>
-                  </w:rPr>
-                </m:ctrlPr>
-              </m:sSubPr>
-              <m:e>
-                <m:r>
-                  <w:rPr>
-                    <w:rFonts w:ascii="Cambria Math" w:eastAsia="仿宋" w:hAnsi="Cambria Math"/>
-                  </w:rPr>
-                  <m:t>K</m:t>
-                </m:r>
-              </m:e>
-              <m:sub>
-                <m:r>
-                  <w:rPr>
-                    <w:rFonts w:ascii="Cambria Math" w:eastAsia="仿宋" w:hAnsi="Cambria Math"/>
-                  </w:rPr>
-                  <m:t>p</m:t>
-                </m:r>
-              </m:sub>
-            </m:sSub>
-          </m:sub>
-        </m:sSub>
-        <m:r>
-          <w:rPr>
-            <w:rFonts w:ascii="Cambria Math" w:eastAsia="仿宋" w:hAnsi="Cambria Math"/>
-          </w:rPr>
-          <m:t>=1+1=2</m:t>
-        </m:r>
-      </m:oMath>
-      <w:r>
-        <w:rPr>
-          <w:rFonts w:ascii="Cambria Math" w:eastAsia="仿宋" w:hAnsi="Cambria Math" w:hint="eastAsia"/>
-          <w:bCs/>
-        </w:rPr>
-        <w:t>或</w:t>
-      </w:r>
-      <m:oMath>
-        <m:sSub>
-          <m:sSubPr>
-            <m:ctrlPr>
-              <w:rPr>
-                <w:rFonts w:ascii="Cambria Math" w:eastAsia="仿宋" w:hAnsi="Cambria Math"/>
-                <w:bCs/>
-                <w:i/>
-              </w:rPr>
-            </m:ctrlPr>
-          </m:sSubPr>
-          <m:e>
-            <m:r>
-              <w:rPr>
-                <w:rFonts w:ascii="Cambria Math" w:eastAsia="仿宋" w:hAnsi="Cambria Math" w:hint="eastAsia"/>
-              </w:rPr>
-              <m:t>N</m:t>
-            </m:r>
-            <m:ctrlPr>
-              <w:rPr>
-                <w:rFonts w:ascii="Cambria Math" w:eastAsia="仿宋" w:hAnsi="Cambria Math" w:hint="eastAsia"/>
-                <w:bCs/>
-                <w:i/>
-              </w:rPr>
-            </m:ctrlPr>
-          </m:e>
-          <m:sub>
-            <m:sSub>
-              <m:sSubPr>
-                <m:ctrlPr>
-                  <w:rPr>
-                    <w:rFonts w:ascii="Cambria Math" w:eastAsia="仿宋" w:hAnsi="Cambria Math"/>
-                    <w:bCs/>
-                    <w:i/>
-                  </w:rPr>
-                </m:ctrlPr>
-              </m:sSubPr>
-              <m:e>
-                <m:r>
-                  <w:rPr>
-                    <w:rFonts w:ascii="Cambria Math" w:eastAsia="仿宋" w:hAnsi="Cambria Math"/>
-                  </w:rPr>
-                  <m:t>K</m:t>
-                </m:r>
-              </m:e>
-              <m:sub>
-                <m:r>
-                  <w:rPr>
-                    <w:rFonts w:ascii="Cambria Math" w:eastAsia="仿宋" w:hAnsi="Cambria Math"/>
-                  </w:rPr>
-                  <m:t>p</m:t>
-                </m:r>
-              </m:sub>
-            </m:sSub>
-          </m:sub>
-        </m:sSub>
-        <m:r>
-          <w:rPr>
-            <w:rFonts w:ascii="Cambria Math" w:eastAsia="仿宋" w:hAnsi="Cambria Math"/>
-          </w:rPr>
-          <m:t>=1-1=0</m:t>
-        </m:r>
-      </m:oMath>
-      <w:r>
-        <w:rPr>
-          <w:rFonts w:ascii="Cambria Math" w:eastAsia="仿宋" w:hAnsi="Cambria Math" w:hint="eastAsia"/>
-          <w:bCs/>
-        </w:rPr>
-        <w:t>这样来看的话我的连续的信号结构</w:t>
-      </w:r>
-      <w:r>
-        <w:rPr>
-          <w:rFonts w:ascii="Cambria Math" w:eastAsia="仿宋" w:hAnsi="Cambria Math" w:hint="eastAsia"/>
-          <w:bCs/>
-        </w:rPr>
-        <w:t>(</w:t>
-      </w:r>
-      <w:r>
-        <w:rPr>
-          <w:rFonts w:ascii="Cambria Math" w:eastAsia="仿宋" w:hAnsi="Cambria Math" w:hint="eastAsia"/>
-          <w:bCs/>
-        </w:rPr>
-        <w:t>连续的</w:t>
-      </w:r>
-      <w:r>
-        <w:rPr>
-          <w:rFonts w:ascii="Cambria Math" w:eastAsia="仿宋" w:hAnsi="Cambria Math" w:hint="eastAsia"/>
-          <w:bCs/>
-        </w:rPr>
-        <w:t>1)</w:t>
-      </w:r>
-      <w:r>
-        <w:rPr>
-          <w:rFonts w:ascii="Cambria Math" w:eastAsia="仿宋" w:hAnsi="Cambria Math" w:hint="eastAsia"/>
-          <w:bCs/>
-        </w:rPr>
-        <w:t>一定会出现断裂</w:t>
-      </w:r>
-      <w:r>
-        <w:rPr>
-          <w:rFonts w:ascii="Cambria Math" w:eastAsia="仿宋" w:hAnsi="Cambria Math" w:hint="eastAsia"/>
-          <w:bCs/>
-        </w:rPr>
-        <w:t>(</w:t>
-      </w:r>
-      <w:r>
-        <w:rPr>
-          <w:rFonts w:ascii="Cambria Math" w:eastAsia="仿宋" w:hAnsi="Cambria Math" w:hint="eastAsia"/>
-          <w:bCs/>
-        </w:rPr>
-        <w:t>因为有</w:t>
-      </w:r>
-      <w:r>
-        <w:rPr>
-          <w:rFonts w:ascii="Cambria Math" w:eastAsia="仿宋" w:hAnsi="Cambria Math" w:hint="eastAsia"/>
-          <w:bCs/>
-        </w:rPr>
-        <w:t>0</w:t>
-      </w:r>
-      <w:r>
-        <w:rPr>
-          <w:rFonts w:ascii="Cambria Math" w:eastAsia="仿宋" w:hAnsi="Cambria Math" w:hint="eastAsia"/>
-          <w:bCs/>
-        </w:rPr>
-        <w:t>出现在连续的非零值之间</w:t>
-      </w:r>
-      <w:r>
-        <w:rPr>
-          <w:rFonts w:ascii="Cambria Math" w:eastAsia="仿宋" w:hAnsi="Cambria Math" w:hint="eastAsia"/>
-          <w:bCs/>
-        </w:rPr>
-        <w:t>);</w:t>
-      </w:r>
     </w:p>
     <w:p>
       <w:pPr>
@@ -42313,20 +41777,6 @@
           <w:bCs/>
         </w:rPr>
       </w:pPr>
-      <w:r>
-        <w:rPr>
-          <w:rFonts w:ascii="Cambria Math" w:eastAsia="仿宋" w:hAnsi="Cambria Math" w:hint="eastAsia"/>
-          <w:bCs/>
-        </w:rPr>
-        <w:t>(ii)</w:t>
-      </w:r>
-      <w:r>
-        <w:rPr>
-          <w:rFonts w:ascii="Cambria Math" w:eastAsia="仿宋" w:hAnsi="Cambria Math" w:hint="eastAsia"/>
-          <w:bCs/>
-        </w:rPr>
-        <w:t>而如果我需要计算标准差</w:t>
-      </w:r>
       <m:oMath>
         <m:rad>
           <m:radPr>
@@ -42464,137 +41914,27 @@
           <w:rFonts w:ascii="Cambria Math" w:eastAsia="仿宋" w:hAnsi="Cambria Math" w:hint="eastAsia"/>
           <w:bCs/>
         </w:rPr>
-        <w:t>同样和</w:t>
-      </w:r>
-      <w:r>
-        <w:rPr>
-          <w:rFonts w:ascii="Cambria Math" w:eastAsia="仿宋" w:hAnsi="Cambria Math" w:hint="eastAsia"/>
-          <w:bCs/>
-        </w:rPr>
-        <w:t>(i)</w:t>
-      </w:r>
-      <w:r>
-        <w:rPr>
-          <w:rFonts w:ascii="Cambria Math" w:eastAsia="仿宋" w:hAnsi="Cambria Math" w:hint="eastAsia"/>
-          <w:bCs/>
-        </w:rPr>
-        <w:t>结论一致</w:t>
-      </w:r>
-      <w:r>
-        <w:rPr>
-          <w:rFonts w:ascii="Cambria Math" w:eastAsia="仿宋" w:hAnsi="Cambria Math" w:hint="eastAsia"/>
-          <w:bCs/>
-        </w:rPr>
-        <w:t>;</w:t>
-      </w:r>
-    </w:p>
-    <w:p>
-      <w:pPr>
-        <w:rPr>
-          <w:rFonts w:ascii="Cambria Math" w:eastAsia="仿宋" w:hAnsi="Cambria Math"/>
-          <w:bCs/>
-        </w:rPr>
-      </w:pPr>
-      <w:r>
-        <w:rPr>
-          <w:rFonts w:ascii="Cambria Math" w:eastAsia="仿宋" w:hAnsi="Cambria Math" w:hint="eastAsia"/>
-          <w:bCs/>
-        </w:rPr>
-        <w:lastRenderedPageBreak/>
-        <w:t>再换个方向假设</w:t>
+        <w:t>,</w:t>
+      </w:r>
+      <w:r>
+        <w:rPr>
+          <w:rFonts w:ascii="Cambria Math" w:eastAsia="仿宋" w:hAnsi="Cambria Math" w:hint="eastAsia"/>
+          <w:bCs/>
+        </w:rPr>
+        <w:t>信噪比</w:t>
       </w:r>
       <m:oMath>
         <m:r>
           <w:rPr>
             <w:rFonts w:ascii="Cambria Math" w:eastAsia="仿宋" w:hAnsi="Cambria Math"/>
           </w:rPr>
-          <m:t>E</m:t>
-        </m:r>
-        <m:d>
-          <m:dPr>
-            <m:begChr m:val="["/>
-            <m:endChr m:val="]"/>
-            <m:ctrlPr>
-              <w:rPr>
-                <w:rFonts w:ascii="Cambria Math" w:eastAsia="仿宋" w:hAnsi="Cambria Math"/>
-                <w:bCs/>
-                <w:i/>
-                <w:iCs/>
-              </w:rPr>
-            </m:ctrlPr>
-          </m:dPr>
-          <m:e>
-            <m:sSub>
-              <m:sSubPr>
-                <m:ctrlPr>
-                  <w:rPr>
-                    <w:rFonts w:ascii="Cambria Math" w:eastAsia="仿宋" w:hAnsi="Cambria Math"/>
-                    <w:bCs/>
-                    <w:i/>
-                  </w:rPr>
-                </m:ctrlPr>
-              </m:sSubPr>
-              <m:e>
-                <m:r>
-                  <w:rPr>
-                    <w:rFonts w:ascii="Cambria Math" w:eastAsia="仿宋" w:hAnsi="Cambria Math"/>
-                  </w:rPr>
-                  <m:t>K</m:t>
-                </m:r>
-              </m:e>
-              <m:sub>
-                <m:r>
-                  <w:rPr>
-                    <w:rFonts w:ascii="Cambria Math" w:eastAsia="仿宋" w:hAnsi="Cambria Math"/>
-                  </w:rPr>
-                  <m:t>p</m:t>
-                </m:r>
-              </m:sub>
-            </m:sSub>
-          </m:e>
-        </m:d>
-        <m:r>
-          <w:rPr>
-            <w:rFonts w:ascii="Cambria Math" w:eastAsia="仿宋" w:hAnsi="Cambria Math"/>
-          </w:rPr>
-          <m:t>=</m:t>
-        </m:r>
-        <m:r>
-          <w:rPr>
-            <w:rFonts w:ascii="Cambria Math" w:eastAsia="仿宋" w:hAnsi="Cambria Math"/>
-          </w:rPr>
-          <m:t>2</m:t>
+          <m:t>SNR=1</m:t>
         </m:r>
       </m:oMath>
       <w:r>
         <w:rPr>
           <w:rFonts w:ascii="Cambria Math" w:eastAsia="仿宋" w:hAnsi="Cambria Math" w:hint="eastAsia"/>
           <w:bCs/>
-          <w:iCs/>
-        </w:rPr>
-        <w:t>则如果</w:t>
-      </w:r>
-      <w:r>
-        <w:rPr>
-          <w:rFonts w:ascii="Cambria Math" w:eastAsia="仿宋" w:hAnsi="Cambria Math" w:hint="eastAsia"/>
-          <w:bCs/>
-          <w:iCs/>
-        </w:rPr>
-        <w:t>(i)</w:t>
-      </w:r>
-      <w:r>
-        <w:rPr>
-          <w:rFonts w:ascii="Cambria Math" w:eastAsia="仿宋" w:hAnsi="Cambria Math" w:hint="eastAsia"/>
-          <w:bCs/>
-          <w:iCs/>
-        </w:rPr>
-        <w:t>使用方差</w:t>
-      </w:r>
-      <w:r>
-        <w:rPr>
-          <w:rFonts w:ascii="Cambria Math" w:eastAsia="仿宋" w:hAnsi="Cambria Math" w:hint="eastAsia"/>
-          <w:bCs/>
-          <w:iCs/>
         </w:rPr>
         <w:t>,</w:t>
       </w:r>
@@ -42602,17 +41942,59 @@
         <w:rPr>
           <w:rFonts w:ascii="Cambria Math" w:eastAsia="仿宋" w:hAnsi="Cambria Math" w:hint="eastAsia"/>
           <w:bCs/>
-          <w:iCs/>
-        </w:rPr>
-        <w:t xml:space="preserve"> </w:t>
-      </w:r>
-      <w:r>
-        <w:rPr>
-          <w:rFonts w:ascii="Cambria Math" w:eastAsia="仿宋" w:hAnsi="Cambria Math" w:hint="eastAsia"/>
-          <w:bCs/>
-          <w:iCs/>
-        </w:rPr>
-        <w:t>具体实现</w:t>
+        </w:rPr>
+        <w:t>像素</w:t>
+      </w:r>
+      <m:oMath>
+        <m:r>
+          <w:rPr>
+            <w:rFonts w:ascii="Cambria Math" w:eastAsia="仿宋" w:hAnsi="Cambria Math"/>
+          </w:rPr>
+          <m:t>p</m:t>
+        </m:r>
+      </m:oMath>
+      <w:r>
+        <w:rPr>
+          <w:rFonts w:ascii="Cambria Math" w:eastAsia="仿宋" w:hAnsi="Cambria Math" w:hint="eastAsia"/>
+          <w:bCs/>
+        </w:rPr>
+        <w:t>处的随机变量</w:t>
+      </w:r>
+      <m:oMath>
+        <m:sSub>
+          <m:sSubPr>
+            <m:ctrlPr>
+              <w:rPr>
+                <w:rFonts w:ascii="Cambria Math" w:eastAsia="仿宋" w:hAnsi="Cambria Math"/>
+                <w:bCs/>
+                <w:i/>
+              </w:rPr>
+            </m:ctrlPr>
+          </m:sSubPr>
+          <m:e>
+            <m:r>
+              <w:rPr>
+                <w:rFonts w:ascii="Cambria Math" w:eastAsia="仿宋" w:hAnsi="Cambria Math"/>
+              </w:rPr>
+              <m:t>K</m:t>
+            </m:r>
+          </m:e>
+          <m:sub>
+            <m:r>
+              <w:rPr>
+                <w:rFonts w:ascii="Cambria Math" w:eastAsia="仿宋" w:hAnsi="Cambria Math"/>
+              </w:rPr>
+              <m:t>p</m:t>
+            </m:r>
+          </m:sub>
+        </m:sSub>
+      </m:oMath>
+      <w:r>
+        <w:rPr>
+          <w:rFonts w:ascii="Cambria Math" w:eastAsia="仿宋" w:hAnsi="Cambria Math" w:hint="eastAsia"/>
+          <w:bCs/>
+        </w:rPr>
+        <w:t>的一个具体实现</w:t>
       </w:r>
       <m:oMath>
         <m:sSub>
@@ -42670,49 +42052,99 @@
             </m:sSub>
           </m:sub>
         </m:sSub>
-        <m:r>
-          <w:rPr>
-            <w:rFonts w:ascii="Cambria Math" w:eastAsia="仿宋" w:hAnsi="Cambria Math"/>
-          </w:rPr>
-          <m:t>=</m:t>
-        </m:r>
-        <m:r>
-          <w:rPr>
-            <w:rFonts w:ascii="Cambria Math" w:eastAsia="仿宋" w:hAnsi="Cambria Math"/>
-          </w:rPr>
-          <m:t>2</m:t>
-        </m:r>
-        <m:r>
-          <w:rPr>
-            <w:rFonts w:ascii="Cambria Math" w:eastAsia="仿宋" w:hAnsi="Cambria Math"/>
-          </w:rPr>
-          <m:t>+</m:t>
-        </m:r>
-        <m:r>
-          <w:rPr>
-            <w:rFonts w:ascii="Cambria Math" w:eastAsia="仿宋" w:hAnsi="Cambria Math"/>
-          </w:rPr>
-          <m:t>2</m:t>
-        </m:r>
-        <m:r>
-          <w:rPr>
-            <w:rFonts w:ascii="Cambria Math" w:eastAsia="仿宋" w:hAnsi="Cambria Math"/>
-          </w:rPr>
-          <m:t>=</m:t>
-        </m:r>
-        <m:r>
-          <w:rPr>
-            <w:rFonts w:ascii="Cambria Math" w:eastAsia="仿宋" w:hAnsi="Cambria Math"/>
-          </w:rPr>
-          <m:t>4</m:t>
-        </m:r>
       </m:oMath>
       <w:r>
         <w:rPr>
           <w:rFonts w:ascii="Cambria Math" w:eastAsia="仿宋" w:hAnsi="Cambria Math" w:hint="eastAsia"/>
           <w:bCs/>
         </w:rPr>
-        <w:t>或</w:t>
+        <w:t>大概率落</w:t>
+      </w:r>
+      <m:oMath>
+        <m:r>
+          <w:rPr>
+            <w:rFonts w:ascii="Cambria Math" w:eastAsia="仿宋" w:hAnsi="Cambria Math" w:hint="eastAsia"/>
+          </w:rPr>
+          <m:t>E</m:t>
+        </m:r>
+        <m:d>
+          <m:dPr>
+            <m:begChr m:val="["/>
+            <m:endChr m:val="]"/>
+            <m:ctrlPr>
+              <w:rPr>
+                <w:rFonts w:ascii="Cambria Math" w:eastAsia="仿宋" w:hAnsi="Cambria Math"/>
+                <w:bCs/>
+                <w:i/>
+                <w:iCs/>
+              </w:rPr>
+            </m:ctrlPr>
+          </m:dPr>
+          <m:e>
+            <m:sSub>
+              <m:sSubPr>
+                <m:ctrlPr>
+                  <w:rPr>
+                    <w:rFonts w:ascii="Cambria Math" w:eastAsia="仿宋" w:hAnsi="Cambria Math"/>
+                    <w:bCs/>
+                    <w:i/>
+                    <w:iCs/>
+                  </w:rPr>
+                </m:ctrlPr>
+              </m:sSubPr>
+              <m:e>
+                <m:r>
+                  <w:rPr>
+                    <w:rFonts w:ascii="Cambria Math" w:eastAsia="仿宋" w:hAnsi="Cambria Math"/>
+                  </w:rPr>
+                  <m:t>K</m:t>
+                </m:r>
+              </m:e>
+              <m:sub>
+                <m:r>
+                  <w:rPr>
+                    <w:rFonts w:ascii="Cambria Math" w:eastAsia="仿宋" w:hAnsi="Cambria Math"/>
+                  </w:rPr>
+                  <m:t>p</m:t>
+                </m:r>
+              </m:sub>
+            </m:sSub>
+          </m:e>
+        </m:d>
+        <m:r>
+          <w:rPr>
+            <w:rFonts w:ascii="Cambria Math" w:eastAsia="仿宋" w:hAnsi="Cambria Math"/>
+          </w:rPr>
+          <m:t>±σ=1±</m:t>
+        </m:r>
+        <m:r>
+          <w:rPr>
+            <w:rFonts w:ascii="Cambria Math" w:eastAsia="仿宋" w:hAnsi="Cambria Math"/>
+          </w:rPr>
+          <m:t>1</m:t>
+        </m:r>
+        <m:r>
+          <w:rPr>
+            <w:rFonts w:ascii="Cambria Math" w:eastAsia="仿宋" w:hAnsi="Cambria Math"/>
+          </w:rPr>
+          <m:t>=[0,2]</m:t>
+        </m:r>
+      </m:oMath>
+      <w:r>
+        <w:rPr>
+          <w:rFonts w:ascii="Cambria Math" w:eastAsia="仿宋" w:hAnsi="Cambria Math" w:hint="eastAsia"/>
+          <w:bCs/>
+          <w:iCs/>
+        </w:rPr>
+        <w:t>,</w:t>
+      </w:r>
+      <w:r>
+        <w:rPr>
+          <w:rFonts w:ascii="Cambria Math" w:eastAsia="仿宋" w:hAnsi="Cambria Math" w:hint="eastAsia"/>
+          <w:bCs/>
+          <w:iCs/>
+        </w:rPr>
+        <w:t>其中</w:t>
       </w:r>
       <m:oMath>
         <m:sSub>
@@ -42770,64 +42202,13 @@
             </m:sSub>
           </m:sub>
         </m:sSub>
-        <m:r>
-          <w:rPr>
-            <w:rFonts w:ascii="Cambria Math" w:eastAsia="仿宋" w:hAnsi="Cambria Math"/>
-          </w:rPr>
-          <m:t>=</m:t>
-        </m:r>
-        <m:r>
-          <w:rPr>
-            <w:rFonts w:ascii="Cambria Math" w:eastAsia="仿宋" w:hAnsi="Cambria Math"/>
-          </w:rPr>
-          <m:t>2</m:t>
-        </m:r>
-        <m:r>
-          <w:rPr>
-            <w:rFonts w:ascii="Cambria Math" w:eastAsia="仿宋" w:hAnsi="Cambria Math"/>
-          </w:rPr>
-          <m:t>-</m:t>
-        </m:r>
-        <m:r>
-          <w:rPr>
-            <w:rFonts w:ascii="Cambria Math" w:eastAsia="仿宋" w:hAnsi="Cambria Math"/>
-          </w:rPr>
-          <m:t>2</m:t>
-        </m:r>
-        <m:r>
-          <w:rPr>
-            <w:rFonts w:ascii="Cambria Math" w:eastAsia="仿宋" w:hAnsi="Cambria Math"/>
-          </w:rPr>
-          <m:t>=0</m:t>
-        </m:r>
       </m:oMath>
       <w:r>
         <w:rPr>
           <w:rFonts w:ascii="Cambria Math" w:eastAsia="仿宋" w:hAnsi="Cambria Math" w:hint="eastAsia"/>
           <w:bCs/>
         </w:rPr>
-        <w:t>会导致</w:t>
-      </w:r>
-      <w:r>
-        <w:rPr>
-          <w:rFonts w:ascii="Cambria Math" w:eastAsia="仿宋" w:hAnsi="Cambria Math" w:hint="eastAsia"/>
-          <w:bCs/>
-        </w:rPr>
-        <w:t>连续的信号结构出现断裂</w:t>
-      </w:r>
-      <w:r>
-        <w:rPr>
-          <w:rFonts w:ascii="Cambria Math" w:eastAsia="仿宋" w:hAnsi="Cambria Math" w:hint="eastAsia"/>
-          <w:bCs/>
-        </w:rPr>
-        <w:t>(</w:t>
-      </w:r>
-      <w:r>
-        <w:rPr>
-          <w:rFonts w:ascii="Cambria Math" w:eastAsia="仿宋" w:hAnsi="Cambria Math" w:hint="eastAsia"/>
-          <w:bCs/>
-        </w:rPr>
-        <w:t>因为有</w:t>
+        <w:t>为</w:t>
       </w:r>
       <w:r>
         <w:rPr>
@@ -42841,173 +42222,52 @@
           <w:rFonts w:ascii="Cambria Math" w:eastAsia="仿宋" w:hAnsi="Cambria Math" w:hint="eastAsia"/>
           <w:bCs/>
         </w:rPr>
-        <w:t>),</w:t>
-      </w:r>
-      <w:r>
-        <w:rPr>
-          <w:rFonts w:ascii="Cambria Math" w:eastAsia="仿宋" w:hAnsi="Cambria Math" w:hint="eastAsia"/>
-          <w:bCs/>
-        </w:rPr>
-        <w:t>如果使用</w:t>
-      </w:r>
-      <w:proofErr w:type="gramStart"/>
-      <w:r>
-        <w:rPr>
-          <w:rFonts w:ascii="Cambria Math" w:eastAsia="仿宋" w:hAnsi="Cambria Math" w:hint="eastAsia"/>
-          <w:bCs/>
-        </w:rPr>
-        <w:t>标准差</w:t>
-      </w:r>
-      <w:r>
-        <w:rPr>
-          <w:rFonts w:ascii="Cambria Math" w:eastAsia="仿宋" w:hAnsi="Cambria Math" w:hint="eastAsia"/>
-          <w:bCs/>
-        </w:rPr>
-        <w:t>标准差</w:t>
-      </w:r>
-      <w:proofErr w:type="gramEnd"/>
+        <w:t>的那些像素点处信号完全消失因此会导致连续的信</w:t>
+      </w:r>
+      <w:r>
+        <w:rPr>
+          <w:rFonts w:ascii="Cambria Math" w:eastAsia="仿宋" w:hAnsi="Cambria Math" w:hint="eastAsia"/>
+          <w:bCs/>
+        </w:rPr>
+        <w:lastRenderedPageBreak/>
+        <w:t>号结构出现断裂</w:t>
+      </w:r>
+      <w:r>
+        <w:rPr>
+          <w:rFonts w:ascii="Cambria Math" w:eastAsia="仿宋" w:hAnsi="Cambria Math" w:hint="eastAsia"/>
+          <w:bCs/>
+        </w:rPr>
+        <w:t>,</w:t>
+      </w:r>
+      <w:r>
+        <w:rPr>
+          <w:rFonts w:ascii="Cambria Math" w:eastAsia="仿宋" w:hAnsi="Cambria Math" w:hint="eastAsia"/>
+          <w:bCs/>
+          <w:iCs/>
+        </w:rPr>
+        <w:t>也即视觉上噪声的颗粒大小与信噪比</w:t>
+      </w:r>
       <m:oMath>
-        <m:rad>
-          <m:radPr>
-            <m:degHide m:val="1"/>
-            <m:ctrlPr>
-              <w:rPr>
-                <w:rFonts w:ascii="Cambria Math" w:eastAsia="仿宋" w:hAnsi="Cambria Math"/>
-                <w:bCs/>
-                <w:i/>
-              </w:rPr>
-            </m:ctrlPr>
-          </m:radPr>
-          <m:deg>
-            <m:ctrlPr>
-              <w:rPr>
-                <w:rFonts w:ascii="Cambria Math" w:eastAsia="仿宋" w:hAnsi="Cambria Math"/>
-                <w:bCs/>
-                <w:i/>
-                <w:iCs/>
-              </w:rPr>
-            </m:ctrlPr>
-          </m:deg>
-          <m:e>
-            <m:r>
-              <w:rPr>
-                <w:rFonts w:ascii="Cambria Math" w:eastAsia="仿宋" w:hAnsi="Cambria Math"/>
-              </w:rPr>
-              <m:t>Var</m:t>
-            </m:r>
-            <m:d>
-              <m:dPr>
-                <m:begChr m:val="["/>
-                <m:endChr m:val="]"/>
-                <m:ctrlPr>
-                  <w:rPr>
-                    <w:rFonts w:ascii="Cambria Math" w:eastAsia="仿宋" w:hAnsi="Cambria Math"/>
-                    <w:bCs/>
-                    <w:i/>
-                  </w:rPr>
-                </m:ctrlPr>
-              </m:dPr>
-              <m:e>
-                <m:sSub>
-                  <m:sSubPr>
-                    <m:ctrlPr>
-                      <w:rPr>
-                        <w:rFonts w:ascii="Cambria Math" w:eastAsia="仿宋" w:hAnsi="Cambria Math"/>
-                        <w:bCs/>
-                        <w:i/>
-                        <w:iCs/>
-                      </w:rPr>
-                    </m:ctrlPr>
-                  </m:sSubPr>
-                  <m:e>
-                    <m:r>
-                      <w:rPr>
-                        <w:rFonts w:ascii="Cambria Math" w:eastAsia="仿宋" w:hAnsi="Cambria Math"/>
-                      </w:rPr>
-                      <m:t>K</m:t>
-                    </m:r>
-                    <m:ctrlPr>
-                      <w:rPr>
-                        <w:rFonts w:ascii="Cambria Math" w:eastAsia="仿宋" w:hAnsi="Cambria Math"/>
-                        <w:bCs/>
-                        <w:i/>
-                      </w:rPr>
-                    </m:ctrlPr>
-                  </m:e>
-                  <m:sub>
-                    <m:r>
-                      <w:rPr>
-                        <w:rFonts w:ascii="Cambria Math" w:eastAsia="仿宋" w:hAnsi="Cambria Math"/>
-                      </w:rPr>
-                      <m:t>p</m:t>
-                    </m:r>
-                  </m:sub>
-                </m:sSub>
-                <m:ctrlPr>
-                  <w:rPr>
-                    <w:rFonts w:ascii="Cambria Math" w:eastAsia="仿宋" w:hAnsi="Cambria Math"/>
-                    <w:bCs/>
-                    <w:i/>
-                    <w:iCs/>
-                  </w:rPr>
-                </m:ctrlPr>
-              </m:e>
-            </m:d>
-          </m:e>
-        </m:rad>
-        <m:r>
-          <w:rPr>
-            <w:rFonts w:ascii="Cambria Math" w:eastAsia="仿宋" w:hAnsi="Cambria Math"/>
-          </w:rPr>
-          <m:t>=</m:t>
-        </m:r>
-        <m:rad>
-          <m:radPr>
-            <m:degHide m:val="1"/>
-            <m:ctrlPr>
-              <w:rPr>
-                <w:rFonts w:ascii="Cambria Math" w:eastAsia="仿宋" w:hAnsi="Cambria Math"/>
-                <w:bCs/>
-                <w:i/>
-              </w:rPr>
-            </m:ctrlPr>
-          </m:radPr>
-          <m:deg>
-            <m:ctrlPr>
-              <w:rPr>
-                <w:rFonts w:ascii="Cambria Math" w:eastAsia="仿宋" w:hAnsi="Cambria Math"/>
-                <w:bCs/>
-                <w:i/>
-                <w:iCs/>
-              </w:rPr>
-            </m:ctrlPr>
-          </m:deg>
-          <m:e>
-            <m:r>
-              <w:rPr>
-                <w:rFonts w:ascii="Cambria Math" w:eastAsia="仿宋" w:hAnsi="Cambria Math"/>
-              </w:rPr>
-              <m:t>2</m:t>
-            </m:r>
-          </m:e>
-        </m:rad>
-        <m:r>
-          <w:rPr>
-            <w:rFonts w:ascii="Cambria Math" w:eastAsia="仿宋" w:hAnsi="Cambria Math"/>
-          </w:rPr>
-          <m:t>=1</m:t>
-        </m:r>
-        <m:r>
-          <w:rPr>
-            <w:rFonts w:ascii="Cambria Math" w:eastAsia="仿宋" w:hAnsi="Cambria Math"/>
-          </w:rPr>
-          <m:t>.414</m:t>
+        <m:r>
+          <w:rPr>
+            <w:rFonts w:ascii="Cambria Math" w:eastAsia="仿宋" w:hAnsi="Cambria Math"/>
+          </w:rPr>
+          <m:t>SNR</m:t>
         </m:r>
       </m:oMath>
       <w:r>
         <w:rPr>
           <w:rFonts w:ascii="Cambria Math" w:eastAsia="仿宋" w:hAnsi="Cambria Math" w:hint="eastAsia"/>
           <w:bCs/>
+          <w:iCs/>
+        </w:rPr>
+        <w:t>直接相关</w:t>
+      </w:r>
+      <w:r>
+        <w:rPr>
+          <w:rFonts w:ascii="Cambria Math" w:eastAsia="仿宋" w:hAnsi="Cambria Math" w:hint="eastAsia"/>
+          <w:bCs/>
+          <w:iCs/>
         </w:rPr>
         <w:t>,</w:t>
       </w:r>
@@ -43015,591 +42275,39 @@
         <w:rPr>
           <w:rFonts w:ascii="Cambria Math" w:eastAsia="仿宋" w:hAnsi="Cambria Math" w:hint="eastAsia"/>
           <w:bCs/>
-        </w:rPr>
-        <w:t>则</w:t>
-      </w:r>
-      <w:r>
-        <w:rPr>
-          <w:rFonts w:ascii="Cambria Math" w:eastAsia="仿宋" w:hAnsi="Cambria Math" w:hint="eastAsia"/>
-          <w:bCs/>
-          <w:iCs/>
-        </w:rPr>
-        <w:t>具体实现</w:t>
-      </w:r>
-      <m:oMath>
-        <m:sSub>
-          <m:sSubPr>
-            <m:ctrlPr>
-              <w:rPr>
-                <w:rFonts w:ascii="Cambria Math" w:eastAsia="仿宋" w:hAnsi="Cambria Math"/>
-                <w:bCs/>
-                <w:i/>
-              </w:rPr>
-            </m:ctrlPr>
-          </m:sSubPr>
-          <m:e>
-            <m:r>
-              <w:rPr>
-                <w:rFonts w:ascii="Cambria Math" w:eastAsia="仿宋" w:hAnsi="Cambria Math" w:hint="eastAsia"/>
-              </w:rPr>
-              <m:t>N</m:t>
-            </m:r>
-            <m:ctrlPr>
-              <w:rPr>
-                <w:rFonts w:ascii="Cambria Math" w:eastAsia="仿宋" w:hAnsi="Cambria Math" w:hint="eastAsia"/>
-                <w:bCs/>
-                <w:i/>
-              </w:rPr>
-            </m:ctrlPr>
-          </m:e>
-          <m:sub>
-            <m:sSub>
-              <m:sSubPr>
-                <m:ctrlPr>
-                  <w:rPr>
-                    <w:rFonts w:ascii="Cambria Math" w:eastAsia="仿宋" w:hAnsi="Cambria Math"/>
-                    <w:bCs/>
-                    <w:i/>
-                  </w:rPr>
-                </m:ctrlPr>
-              </m:sSubPr>
-              <m:e>
-                <m:r>
-                  <w:rPr>
-                    <w:rFonts w:ascii="Cambria Math" w:eastAsia="仿宋" w:hAnsi="Cambria Math"/>
-                  </w:rPr>
-                  <m:t>K</m:t>
-                </m:r>
-              </m:e>
-              <m:sub>
-                <m:r>
-                  <w:rPr>
-                    <w:rFonts w:ascii="Cambria Math" w:eastAsia="仿宋" w:hAnsi="Cambria Math"/>
-                  </w:rPr>
-                  <m:t>p</m:t>
-                </m:r>
-              </m:sub>
-            </m:sSub>
-          </m:sub>
-        </m:sSub>
-        <m:r>
-          <w:rPr>
-            <w:rFonts w:ascii="Cambria Math" w:eastAsia="仿宋" w:hAnsi="Cambria Math"/>
-          </w:rPr>
-          <m:t>=2+1.414=3.414</m:t>
-        </m:r>
-      </m:oMath>
-      <w:r>
-        <w:rPr>
-          <w:rFonts w:ascii="Cambria Math" w:eastAsia="仿宋" w:hAnsi="Cambria Math" w:hint="eastAsia"/>
-          <w:bCs/>
-        </w:rPr>
-        <w:t>或</w:t>
-      </w:r>
-      <m:oMath>
-        <m:sSub>
-          <m:sSubPr>
-            <m:ctrlPr>
-              <w:rPr>
-                <w:rFonts w:ascii="Cambria Math" w:eastAsia="仿宋" w:hAnsi="Cambria Math"/>
-                <w:bCs/>
-                <w:i/>
-              </w:rPr>
-            </m:ctrlPr>
-          </m:sSubPr>
-          <m:e>
-            <m:r>
-              <w:rPr>
-                <w:rFonts w:ascii="Cambria Math" w:eastAsia="仿宋" w:hAnsi="Cambria Math" w:hint="eastAsia"/>
-              </w:rPr>
-              <m:t>N</m:t>
-            </m:r>
-            <m:ctrlPr>
-              <w:rPr>
-                <w:rFonts w:ascii="Cambria Math" w:eastAsia="仿宋" w:hAnsi="Cambria Math" w:hint="eastAsia"/>
-                <w:bCs/>
-                <w:i/>
-              </w:rPr>
-            </m:ctrlPr>
-          </m:e>
-          <m:sub>
-            <m:sSub>
-              <m:sSubPr>
-                <m:ctrlPr>
-                  <w:rPr>
-                    <w:rFonts w:ascii="Cambria Math" w:eastAsia="仿宋" w:hAnsi="Cambria Math"/>
-                    <w:bCs/>
-                    <w:i/>
-                  </w:rPr>
-                </m:ctrlPr>
-              </m:sSubPr>
-              <m:e>
-                <m:r>
-                  <w:rPr>
-                    <w:rFonts w:ascii="Cambria Math" w:eastAsia="仿宋" w:hAnsi="Cambria Math"/>
-                  </w:rPr>
-                  <m:t>K</m:t>
-                </m:r>
-              </m:e>
-              <m:sub>
-                <m:r>
-                  <w:rPr>
-                    <w:rFonts w:ascii="Cambria Math" w:eastAsia="仿宋" w:hAnsi="Cambria Math"/>
-                  </w:rPr>
-                  <m:t>p</m:t>
-                </m:r>
-              </m:sub>
-            </m:sSub>
-          </m:sub>
-        </m:sSub>
-        <m:r>
-          <w:rPr>
-            <w:rFonts w:ascii="Cambria Math" w:eastAsia="仿宋" w:hAnsi="Cambria Math"/>
-          </w:rPr>
-          <m:t>=2-1.414=</m:t>
-        </m:r>
-        <m:r>
-          <w:rPr>
-            <w:rFonts w:ascii="Cambria Math" w:eastAsia="仿宋" w:hAnsi="Cambria Math"/>
-          </w:rPr>
-          <m:t>0.586</m:t>
-        </m:r>
-      </m:oMath>
-      <w:r>
-        <w:rPr>
-          <w:rFonts w:ascii="Cambria Math" w:eastAsia="仿宋" w:hAnsi="Cambria Math" w:hint="eastAsia"/>
-          <w:bCs/>
-        </w:rPr>
-        <w:t>,</w:t>
-      </w:r>
-      <w:r>
-        <w:rPr>
-          <w:rFonts w:ascii="Cambria Math" w:eastAsia="仿宋" w:hAnsi="Cambria Math"/>
-          <w:bCs/>
-        </w:rPr>
-        <w:t>这样看来连续的信号结构还不至于断裂</w:t>
-      </w:r>
-      <w:r>
-        <w:rPr>
-          <w:rFonts w:ascii="Cambria Math" w:eastAsia="仿宋" w:hAnsi="Cambria Math" w:hint="eastAsia"/>
-          <w:bCs/>
+          <w:iCs/>
+        </w:rPr>
+        <w:t>均值接近或小于标准差时大量像素因噪声变为零导致结构断裂</w:t>
+      </w:r>
+      <w:r>
+        <w:rPr>
+          <w:rFonts w:ascii="Cambria Math" w:eastAsia="仿宋" w:hAnsi="Cambria Math" w:hint="eastAsia"/>
+          <w:bCs/>
+          <w:iCs/>
         </w:rPr>
         <w:t>.</w:t>
       </w:r>
-      <w:r>
-        <w:rPr>
-          <w:rFonts w:ascii="Cambria Math" w:eastAsia="仿宋" w:hAnsi="Cambria Math"/>
-          <w:bCs/>
-        </w:rPr>
-        <w:t>所以问题</w:t>
-      </w:r>
-      <w:r>
-        <w:rPr>
-          <w:rFonts w:ascii="Cambria Math" w:eastAsia="仿宋" w:hAnsi="Cambria Math" w:hint="eastAsia"/>
-          <w:bCs/>
-        </w:rPr>
-        <w:t>3</w:t>
-      </w:r>
-      <w:r>
-        <w:rPr>
-          <w:rFonts w:ascii="Cambria Math" w:eastAsia="仿宋" w:hAnsi="Cambria Math"/>
-          <w:bCs/>
-        </w:rPr>
-        <w:t>的核心是</w:t>
-      </w:r>
-      <w:r>
-        <w:rPr>
-          <w:rFonts w:ascii="Cambria Math" w:eastAsia="仿宋" w:hAnsi="Cambria Math" w:hint="eastAsia"/>
-          <w:bCs/>
-        </w:rPr>
-        <w:t>,</w:t>
-      </w:r>
-      <w:r>
-        <w:rPr>
-          <w:rFonts w:ascii="Cambria Math" w:eastAsia="仿宋" w:hAnsi="Cambria Math"/>
-          <w:bCs/>
-        </w:rPr>
-        <w:t>真实的成像中</w:t>
-      </w:r>
-      <w:r>
-        <w:rPr>
-          <w:rFonts w:ascii="Cambria Math" w:eastAsia="仿宋" w:hAnsi="Cambria Math" w:hint="eastAsia"/>
-          <w:bCs/>
-        </w:rPr>
-        <w:t>,</w:t>
-      </w:r>
-      <w:r>
-        <w:rPr>
-          <w:rFonts w:ascii="Cambria Math" w:eastAsia="仿宋" w:hAnsi="Cambria Math"/>
-          <w:bCs/>
-        </w:rPr>
-        <w:t>随机变量</w:t>
-      </w:r>
-      <m:oMath>
-        <m:sSub>
-          <m:sSubPr>
-            <m:ctrlPr>
-              <w:rPr>
-                <w:rFonts w:ascii="Cambria Math" w:eastAsia="仿宋" w:hAnsi="Cambria Math"/>
-                <w:bCs/>
-                <w:i/>
-              </w:rPr>
-            </m:ctrlPr>
-          </m:sSubPr>
-          <m:e>
-            <m:r>
-              <w:rPr>
-                <w:rFonts w:ascii="Cambria Math" w:eastAsia="仿宋" w:hAnsi="Cambria Math"/>
-              </w:rPr>
-              <m:t>K</m:t>
-            </m:r>
-          </m:e>
-          <m:sub>
-            <m:r>
-              <w:rPr>
-                <w:rFonts w:ascii="Cambria Math" w:eastAsia="仿宋" w:hAnsi="Cambria Math"/>
-              </w:rPr>
-              <m:t>p</m:t>
-            </m:r>
-          </m:sub>
-        </m:sSub>
-      </m:oMath>
-      <w:r>
-        <w:rPr>
-          <w:rFonts w:ascii="Cambria Math" w:eastAsia="仿宋" w:hAnsi="Cambria Math"/>
-          <w:bCs/>
-        </w:rPr>
-        <w:t>或信号到底是以</w:t>
-      </w:r>
-      <w:r>
-        <w:rPr>
-          <w:rFonts w:ascii="Cambria Math" w:eastAsia="仿宋" w:hAnsi="Cambria Math" w:hint="eastAsia"/>
-          <w:bCs/>
-        </w:rPr>
-        <w:t>标准差还是方差</w:t>
-      </w:r>
-      <w:proofErr w:type="gramStart"/>
-      <w:r>
-        <w:rPr>
-          <w:rFonts w:ascii="Cambria Math" w:eastAsia="仿宋" w:hAnsi="Cambria Math" w:hint="eastAsia"/>
-          <w:bCs/>
-        </w:rPr>
-        <w:t>来作</w:t>
-      </w:r>
-      <w:proofErr w:type="gramEnd"/>
-      <w:r>
-        <w:rPr>
-          <w:rFonts w:ascii="Cambria Math" w:eastAsia="仿宋" w:hAnsi="Cambria Math" w:hint="eastAsia"/>
-          <w:bCs/>
-        </w:rPr>
-        <w:t>为其波动程度的直观视觉上匹配的标准呢</w:t>
-      </w:r>
-      <w:r>
-        <w:rPr>
-          <w:rFonts w:ascii="Cambria Math" w:eastAsia="仿宋" w:hAnsi="Cambria Math" w:hint="eastAsia"/>
-          <w:bCs/>
-        </w:rPr>
-        <w:t>?</w:t>
-      </w:r>
-      <w:r>
-        <w:rPr>
-          <w:rFonts w:ascii="Cambria Math" w:eastAsia="仿宋" w:hAnsi="Cambria Math" w:hint="eastAsia"/>
-          <w:bCs/>
-        </w:rPr>
-        <w:t>也即真实信号的数值到底更容易落于信号期望加减标准差的范围内还是容易表现出信号期望加减方差的形式</w:t>
-      </w:r>
-      <w:r>
-        <w:rPr>
-          <w:rFonts w:ascii="Cambria Math" w:eastAsia="仿宋" w:hAnsi="Cambria Math" w:hint="eastAsia"/>
-          <w:bCs/>
-        </w:rPr>
-        <w:t>?</w:t>
-      </w:r>
-      <w:r>
-        <w:rPr>
-          <w:rFonts w:ascii="Cambria Math" w:eastAsia="仿宋" w:hAnsi="Cambria Math" w:hint="eastAsia"/>
-          <w:bCs/>
-        </w:rPr>
-        <w:t>这里我貌似只考虑了一倍标准差</w:t>
-      </w:r>
-      <m:oMath>
-        <m:r>
-          <w:rPr>
-            <w:rFonts w:ascii="Cambria Math" w:eastAsia="仿宋" w:hAnsi="Cambria Math"/>
-          </w:rPr>
-          <m:t>σ</m:t>
-        </m:r>
-      </m:oMath>
-      <w:r>
-        <w:rPr>
-          <w:rFonts w:ascii="Cambria Math" w:eastAsia="仿宋" w:hAnsi="Cambria Math" w:hint="eastAsia"/>
-          <w:bCs/>
-        </w:rPr>
-        <w:t>,</w:t>
-      </w:r>
-      <w:r>
-        <w:rPr>
-          <w:rFonts w:ascii="Cambria Math" w:eastAsia="仿宋" w:hAnsi="Cambria Math" w:hint="eastAsia"/>
-          <w:bCs/>
-        </w:rPr>
-        <w:t>而且我这里貌似认为</w:t>
-      </w:r>
-      <w:proofErr w:type="gramStart"/>
-      <w:r>
-        <w:rPr>
-          <w:rFonts w:ascii="Cambria Math" w:eastAsia="仿宋" w:hAnsi="Cambria Math" w:hint="eastAsia"/>
-          <w:bCs/>
-        </w:rPr>
-        <w:t>标准观差的</w:t>
-      </w:r>
-      <w:proofErr w:type="gramEnd"/>
-      <w:r>
-        <w:rPr>
-          <w:rFonts w:ascii="Cambria Math" w:eastAsia="仿宋" w:hAnsi="Cambria Math" w:hint="eastAsia"/>
-          <w:bCs/>
-        </w:rPr>
-        <w:t>幅度值小于方差</w:t>
-      </w:r>
-      <w:r>
-        <w:rPr>
-          <w:rFonts w:ascii="Cambria Math" w:eastAsia="仿宋" w:hAnsi="Cambria Math" w:hint="eastAsia"/>
-          <w:bCs/>
-        </w:rPr>
-        <w:t>(</w:t>
-      </w:r>
-      <w:r>
-        <w:rPr>
-          <w:rFonts w:ascii="Cambria Math" w:eastAsia="仿宋" w:hAnsi="Cambria Math" w:hint="eastAsia"/>
-          <w:bCs/>
-        </w:rPr>
-        <w:t>在计数严格大于</w:t>
-      </w:r>
-      <w:r>
-        <w:rPr>
-          <w:rFonts w:ascii="Cambria Math" w:eastAsia="仿宋" w:hAnsi="Cambria Math" w:hint="eastAsia"/>
-          <w:bCs/>
-        </w:rPr>
-        <w:t>1</w:t>
-      </w:r>
-      <w:r>
-        <w:rPr>
-          <w:rFonts w:ascii="Cambria Math" w:eastAsia="仿宋" w:hAnsi="Cambria Math" w:hint="eastAsia"/>
-          <w:bCs/>
-        </w:rPr>
-        <w:t>的情况下</w:t>
-      </w:r>
-      <w:r>
-        <w:rPr>
-          <w:rFonts w:ascii="Cambria Math" w:eastAsia="仿宋" w:hAnsi="Cambria Math" w:hint="eastAsia"/>
-          <w:bCs/>
-        </w:rPr>
-        <w:t>),</w:t>
-      </w:r>
-      <w:r>
-        <w:rPr>
-          <w:rFonts w:ascii="Cambria Math" w:eastAsia="仿宋" w:hAnsi="Cambria Math" w:hint="eastAsia"/>
-          <w:bCs/>
-        </w:rPr>
-        <w:t>这里忍不住引出问题</w:t>
-      </w:r>
-      <w:r>
-        <w:rPr>
-          <w:rFonts w:ascii="Cambria Math" w:eastAsia="仿宋" w:hAnsi="Cambria Math" w:hint="eastAsia"/>
-          <w:bCs/>
-        </w:rPr>
-        <w:t>4</w:t>
-      </w:r>
-      <w:r>
-        <w:rPr>
-          <w:rFonts w:ascii="Cambria Math" w:eastAsia="仿宋" w:hAnsi="Cambria Math" w:hint="eastAsia"/>
-          <w:bCs/>
-        </w:rPr>
-        <w:t>也即当我们的图像归一化到</w:t>
-      </w:r>
-      <w:r>
-        <w:rPr>
-          <w:rFonts w:ascii="Cambria Math" w:eastAsia="仿宋" w:hAnsi="Cambria Math" w:hint="eastAsia"/>
-          <w:bCs/>
-        </w:rPr>
-        <w:t>0</w:t>
-      </w:r>
-      <w:r>
-        <w:rPr>
-          <w:rFonts w:ascii="Cambria Math" w:eastAsia="仿宋" w:hAnsi="Cambria Math" w:hint="eastAsia"/>
-          <w:bCs/>
-        </w:rPr>
-        <w:t>到</w:t>
-      </w:r>
-      <w:r>
-        <w:rPr>
-          <w:rFonts w:ascii="Cambria Math" w:eastAsia="仿宋" w:hAnsi="Cambria Math" w:hint="eastAsia"/>
-          <w:bCs/>
-        </w:rPr>
-        <w:t>1</w:t>
-      </w:r>
-      <w:r>
-        <w:rPr>
-          <w:rFonts w:ascii="Cambria Math" w:eastAsia="仿宋" w:hAnsi="Cambria Math" w:hint="eastAsia"/>
-          <w:bCs/>
-        </w:rPr>
-        <w:t>的范围后</w:t>
-      </w:r>
-      <w:r>
-        <w:rPr>
-          <w:rFonts w:ascii="Cambria Math" w:eastAsia="仿宋" w:hAnsi="Cambria Math" w:hint="eastAsia"/>
-          <w:bCs/>
-        </w:rPr>
-        <w:t>,</w:t>
-      </w:r>
-      <m:oMath>
-        <m:rad>
-          <m:radPr>
-            <m:degHide m:val="1"/>
-            <m:ctrlPr>
-              <w:rPr>
-                <w:rFonts w:ascii="Cambria Math" w:eastAsia="仿宋" w:hAnsi="Cambria Math"/>
-                <w:bCs/>
-                <w:i/>
-              </w:rPr>
-            </m:ctrlPr>
-          </m:radPr>
-          <m:deg>
-            <m:ctrlPr>
-              <w:rPr>
-                <w:rFonts w:ascii="Cambria Math" w:eastAsia="仿宋" w:hAnsi="Cambria Math"/>
-                <w:bCs/>
-                <w:i/>
-                <w:iCs/>
-              </w:rPr>
-            </m:ctrlPr>
-          </m:deg>
-          <m:e>
-            <m:r>
-              <w:rPr>
-                <w:rFonts w:ascii="Cambria Math" w:eastAsia="仿宋" w:hAnsi="Cambria Math"/>
-              </w:rPr>
-              <m:t>0.25</m:t>
-            </m:r>
-          </m:e>
-        </m:rad>
-        <m:r>
-          <w:rPr>
-            <w:rFonts w:ascii="Cambria Math" w:eastAsia="仿宋" w:hAnsi="Cambria Math"/>
-          </w:rPr>
-          <m:t>=0.5</m:t>
-        </m:r>
-      </m:oMath>
-      <w:r>
-        <w:rPr>
-          <w:rFonts w:ascii="Cambria Math" w:eastAsia="仿宋" w:hAnsi="Cambria Math" w:hint="eastAsia"/>
-          <w:bCs/>
-        </w:rPr>
-        <w:t>发生了标准差大于方差的情况</w:t>
-      </w:r>
-      <w:r>
-        <w:rPr>
-          <w:rFonts w:ascii="Cambria Math" w:eastAsia="仿宋" w:hAnsi="Cambria Math" w:hint="eastAsia"/>
-          <w:bCs/>
-        </w:rPr>
-        <w:t>,</w:t>
-      </w:r>
-      <w:r>
-        <w:rPr>
-          <w:rFonts w:ascii="Cambria Math" w:eastAsia="仿宋" w:hAnsi="Cambria Math" w:hint="eastAsia"/>
-          <w:bCs/>
-        </w:rPr>
-        <w:t>在图片归一化到</w:t>
-      </w:r>
-      <w:r>
-        <w:rPr>
-          <w:rFonts w:ascii="Cambria Math" w:eastAsia="仿宋" w:hAnsi="Cambria Math" w:hint="eastAsia"/>
-          <w:bCs/>
-        </w:rPr>
-        <w:t>0</w:t>
-      </w:r>
-      <w:r>
-        <w:rPr>
-          <w:rFonts w:ascii="Cambria Math" w:eastAsia="仿宋" w:hAnsi="Cambria Math" w:hint="eastAsia"/>
-          <w:bCs/>
-        </w:rPr>
-        <w:t>到</w:t>
-      </w:r>
-      <w:r>
-        <w:rPr>
-          <w:rFonts w:ascii="Cambria Math" w:eastAsia="仿宋" w:hAnsi="Cambria Math" w:hint="eastAsia"/>
-          <w:bCs/>
-        </w:rPr>
-        <w:t>1</w:t>
-      </w:r>
-      <w:r>
-        <w:rPr>
-          <w:rFonts w:ascii="Cambria Math" w:eastAsia="仿宋" w:hAnsi="Cambria Math" w:hint="eastAsia"/>
-          <w:bCs/>
-        </w:rPr>
-        <w:t>的范围后我们还有方差和标准差的定义以及这个定义还能使用么</w:t>
-      </w:r>
-      <w:r>
-        <w:rPr>
-          <w:rFonts w:ascii="Cambria Math" w:eastAsia="仿宋" w:hAnsi="Cambria Math" w:hint="eastAsia"/>
-          <w:bCs/>
-        </w:rPr>
-        <w:t>?</w:t>
-      </w:r>
-      <w:r>
-        <w:rPr>
-          <w:rFonts w:ascii="Cambria Math" w:eastAsia="仿宋" w:hAnsi="Cambria Math" w:hint="eastAsia"/>
-          <w:bCs/>
-        </w:rPr>
-        <w:t>很不理解</w:t>
-      </w:r>
-      <w:r>
-        <w:rPr>
-          <w:rFonts w:ascii="Cambria Math" w:eastAsia="仿宋" w:hAnsi="Cambria Math" w:hint="eastAsia"/>
-          <w:bCs/>
-        </w:rPr>
-        <w:t>.</w:t>
-      </w:r>
-      <w:r>
-        <w:rPr>
-          <w:rFonts w:ascii="Cambria Math" w:eastAsia="仿宋" w:hAnsi="Cambria Math" w:hint="eastAsia"/>
-          <w:bCs/>
-        </w:rPr>
-        <w:t>问题</w:t>
-      </w:r>
-      <w:r>
-        <w:rPr>
-          <w:rFonts w:ascii="Cambria Math" w:eastAsia="仿宋" w:hAnsi="Cambria Math" w:hint="eastAsia"/>
-          <w:bCs/>
-        </w:rPr>
-        <w:t>3</w:t>
-      </w:r>
-      <w:r>
-        <w:rPr>
-          <w:rFonts w:ascii="Cambria Math" w:eastAsia="仿宋" w:hAnsi="Cambria Math" w:hint="eastAsia"/>
-          <w:bCs/>
-        </w:rPr>
-        <w:t>和</w:t>
-      </w:r>
-      <w:r>
-        <w:rPr>
-          <w:rFonts w:ascii="Cambria Math" w:eastAsia="仿宋" w:hAnsi="Cambria Math" w:hint="eastAsia"/>
-          <w:bCs/>
-        </w:rPr>
-        <w:t>4</w:t>
-      </w:r>
-      <w:r>
-        <w:rPr>
-          <w:rFonts w:ascii="Cambria Math" w:eastAsia="仿宋" w:hAnsi="Cambria Math" w:hint="eastAsia"/>
-          <w:bCs/>
-        </w:rPr>
-        <w:t>结束</w:t>
-      </w:r>
-      <w:r>
-        <w:rPr>
-          <w:rFonts w:ascii="Cambria Math" w:eastAsia="仿宋" w:hAnsi="Cambria Math" w:hint="eastAsia"/>
-          <w:bCs/>
-        </w:rPr>
-        <w:t>.</w:t>
+    </w:p>
+    <w:p>
+      <w:pPr>
+        <w:rPr>
+          <w:rFonts w:ascii="Cambria Math" w:eastAsia="仿宋" w:hAnsi="Cambria Math" w:hint="eastAsia"/>
+          <w:bCs/>
+        </w:rPr>
+      </w:pPr>
+      <w:r>
+        <w:rPr>
+          <w:rFonts w:ascii="Cambria Math" w:eastAsia="仿宋" w:hAnsi="Cambria Math" w:hint="eastAsia"/>
+          <w:bCs/>
+        </w:rPr>
+        <w:t>注</w:t>
+      </w:r>
+      <w:r>
+        <w:rPr>
+          <w:rFonts w:ascii="Cambria Math" w:eastAsia="仿宋" w:hAnsi="Cambria Math" w:hint="eastAsia"/>
+          <w:bCs/>
+        </w:rPr>
+        <w:t>:</w:t>
       </w:r>
     </w:p>
     <w:p>
@@ -43667,7 +42375,7 @@
           <w:rFonts w:ascii="Cambria Math" w:eastAsia="仿宋" w:hAnsi="Cambria Math" w:hint="eastAsia"/>
           <w:bCs/>
         </w:rPr>
-        <w:t>?</w:t>
+        <w:t>光电子数</w:t>
       </w:r>
       <w:r>
         <w:rPr>
@@ -43695,17 +42403,8 @@
           <w:rFonts w:ascii="Cambria Math" w:eastAsia="仿宋" w:hAnsi="Cambria Math" w:hint="eastAsia"/>
           <w:bCs/>
         </w:rPr>
-        <w:t>也即具有一定</w:t>
-      </w:r>
-      <w:proofErr w:type="gramStart"/>
-      <w:r>
-        <w:rPr>
-          <w:rFonts w:ascii="Cambria Math" w:eastAsia="仿宋" w:hAnsi="Cambria Math" w:hint="eastAsia"/>
-          <w:bCs/>
-        </w:rPr>
-        <w:t>偏态性</w:t>
-      </w:r>
-      <w:proofErr w:type="gramEnd"/>
+        <w:t>也即具有一定偏态性</w:t>
+      </w:r>
       <w:r>
         <w:rPr>
           <w:rFonts w:ascii="Cambria Math" w:eastAsia="仿宋" w:hAnsi="Cambria Math" w:hint="eastAsia"/>
@@ -48887,7 +47586,6 @@
           <w:bCs/>
         </w:rPr>
       </w:pPr>
-      <w:proofErr w:type="gramStart"/>
       <w:r>
         <w:rPr>
           <w:rFonts w:ascii="Cambria Math" w:eastAsia="仿宋" w:hAnsi="Cambria Math" w:hint="eastAsia"/>
@@ -48900,15 +47598,7 @@
           <w:rFonts w:ascii="Cambria Math" w:eastAsia="仿宋" w:hAnsi="Cambria Math" w:hint="eastAsia"/>
           <w:bCs/>
         </w:rPr>
-        <w:t>物场图像</w:t>
-      </w:r>
-      <w:proofErr w:type="gramEnd"/>
-      <w:r>
-        <w:rPr>
-          <w:rFonts w:ascii="Cambria Math" w:eastAsia="仿宋" w:hAnsi="Cambria Math" w:hint="eastAsia"/>
-          <w:bCs/>
-        </w:rPr>
-        <w:t>向量</w:t>
+        <w:t>物场图像向量</w:t>
       </w:r>
       <m:oMath>
         <m:acc>
@@ -48965,23 +47655,7 @@
           <w:rFonts w:ascii="Cambria Math" w:eastAsia="仿宋" w:hAnsi="Cambria Math" w:hint="eastAsia"/>
           <w:bCs/>
         </w:rPr>
-        <w:t>也即</w:t>
-      </w:r>
-      <w:proofErr w:type="gramStart"/>
-      <w:r>
-        <w:rPr>
-          <w:rFonts w:ascii="Cambria Math" w:eastAsia="仿宋" w:hAnsi="Cambria Math" w:hint="eastAsia"/>
-          <w:bCs/>
-        </w:rPr>
-        <w:t>每个像</w:t>
-      </w:r>
-      <w:proofErr w:type="gramEnd"/>
-      <w:r>
-        <w:rPr>
-          <w:rFonts w:ascii="Cambria Math" w:eastAsia="仿宋" w:hAnsi="Cambria Math" w:hint="eastAsia"/>
-          <w:bCs/>
-        </w:rPr>
-        <w:t>平面像素点</w:t>
+        <w:t>也即每个像平面像素点</w:t>
       </w:r>
       <m:oMath>
         <m:r>
@@ -48996,23 +47670,7 @@
           <w:rFonts w:ascii="Cambria Math" w:eastAsia="仿宋" w:hAnsi="Cambria Math" w:hint="eastAsia"/>
           <w:bCs/>
         </w:rPr>
-        <w:t>都理论上</w:t>
-      </w:r>
-      <w:proofErr w:type="gramStart"/>
-      <w:r>
-        <w:rPr>
-          <w:rFonts w:ascii="Cambria Math" w:eastAsia="仿宋" w:hAnsi="Cambria Math" w:hint="eastAsia"/>
-          <w:bCs/>
-        </w:rPr>
-        <w:t>被物场图像</w:t>
-      </w:r>
-      <w:proofErr w:type="gramEnd"/>
-      <w:r>
-        <w:rPr>
-          <w:rFonts w:ascii="Cambria Math" w:eastAsia="仿宋" w:hAnsi="Cambria Math" w:hint="eastAsia"/>
-          <w:bCs/>
-        </w:rPr>
-        <w:t>向量所有的像素点施加贡献</w:t>
+        <w:t>都理论上被物场图像向量所有的像素点施加贡献</w:t>
       </w:r>
       <w:r>
         <w:rPr>
@@ -49026,23 +47684,7 @@
           <w:rFonts w:ascii="Cambria Math" w:eastAsia="仿宋" w:hAnsi="Cambria Math" w:hint="eastAsia"/>
           <w:bCs/>
         </w:rPr>
-        <w:t>或者</w:t>
-      </w:r>
-      <w:proofErr w:type="gramStart"/>
-      <w:r>
-        <w:rPr>
-          <w:rFonts w:ascii="Cambria Math" w:eastAsia="仿宋" w:hAnsi="Cambria Math" w:hint="eastAsia"/>
-          <w:bCs/>
-        </w:rPr>
-        <w:t>说物场像素</w:t>
-      </w:r>
-      <w:proofErr w:type="gramEnd"/>
-      <w:r>
-        <w:rPr>
-          <w:rFonts w:ascii="Cambria Math" w:eastAsia="仿宋" w:hAnsi="Cambria Math" w:hint="eastAsia"/>
-          <w:bCs/>
-        </w:rPr>
-        <w:t>点以总概率为</w:t>
+        <w:t>或者说物场像素点以总概率为</w:t>
       </w:r>
       <w:r>
         <w:rPr>
@@ -49156,39 +47798,7 @@
           <w:rFonts w:ascii="Cambria Math" w:eastAsia="仿宋" w:hAnsi="Cambria Math" w:hint="eastAsia"/>
           <w:bCs/>
         </w:rPr>
-        <w:t>的每一列只对应</w:t>
-      </w:r>
-      <w:proofErr w:type="gramStart"/>
-      <w:r>
-        <w:rPr>
-          <w:rFonts w:ascii="Cambria Math" w:eastAsia="仿宋" w:hAnsi="Cambria Math" w:hint="eastAsia"/>
-          <w:bCs/>
-        </w:rPr>
-        <w:t>一个物场平面</w:t>
-      </w:r>
-      <w:proofErr w:type="gramEnd"/>
-      <w:r>
-        <w:rPr>
-          <w:rFonts w:ascii="Cambria Math" w:eastAsia="仿宋" w:hAnsi="Cambria Math" w:hint="eastAsia"/>
-          <w:bCs/>
-        </w:rPr>
-        <w:t>像素</w:t>
-      </w:r>
-      <w:proofErr w:type="gramStart"/>
-      <w:r>
-        <w:rPr>
-          <w:rFonts w:ascii="Cambria Math" w:eastAsia="仿宋" w:hAnsi="Cambria Math" w:hint="eastAsia"/>
-          <w:bCs/>
-        </w:rPr>
-        <w:t>点所以</w:t>
-      </w:r>
-      <w:proofErr w:type="gramEnd"/>
-      <w:r>
-        <w:rPr>
-          <w:rFonts w:ascii="Cambria Math" w:eastAsia="仿宋" w:hAnsi="Cambria Math" w:hint="eastAsia"/>
-          <w:bCs/>
-        </w:rPr>
-        <w:t>该像素点无论被使用多少次</w:t>
+        <w:t>的每一列只对应一个物场平面像素点所以该像素点无论被使用多少次</w:t>
       </w:r>
       <m:oMath>
         <m:r>

--- a/supplementary/Denoise.docx
+++ b/supplementary/Denoise.docx
@@ -2408,8 +2408,17 @@
           <w:rFonts w:ascii="Cambria Math" w:eastAsia="仿宋" w:hAnsi="Cambria Math" w:hint="eastAsia"/>
           <w:bCs/>
         </w:rPr>
-        <w:t>可数事件簇</w:t>
-      </w:r>
+        <w:t>可数事件</w:t>
+      </w:r>
+      <w:proofErr w:type="gramStart"/>
+      <w:r>
+        <w:rPr>
+          <w:rFonts w:ascii="Cambria Math" w:eastAsia="仿宋" w:hAnsi="Cambria Math" w:hint="eastAsia"/>
+          <w:bCs/>
+        </w:rPr>
+        <w:t>簇</w:t>
+      </w:r>
+      <w:proofErr w:type="gramEnd"/>
       <m:oMath>
         <m:sSubSup>
           <m:sSubSupPr>
@@ -2673,6 +2682,7 @@
           <w:bCs/>
         </w:rPr>
       </w:pPr>
+      <w:proofErr w:type="gramStart"/>
       <w:r>
         <w:rPr>
           <w:rFonts w:ascii="Cambria Math" w:eastAsia="仿宋" w:hAnsi="Cambria Math" w:hint="eastAsia"/>
@@ -2680,6 +2690,7 @@
         </w:rPr>
         <w:t>容斥</w:t>
       </w:r>
+      <w:proofErr w:type="gramEnd"/>
       <w:r>
         <w:rPr>
           <w:rFonts w:ascii="Cambria Math" w:eastAsia="仿宋" w:hAnsi="Cambria Math" w:hint="eastAsia"/>
@@ -2692,8 +2703,17 @@
           <w:rFonts w:ascii="Cambria Math" w:eastAsia="仿宋" w:hAnsi="Cambria Math" w:hint="eastAsia"/>
           <w:bCs/>
         </w:rPr>
-        <w:t>有限事件簇</w:t>
-      </w:r>
+        <w:t>有限事件</w:t>
+      </w:r>
+      <w:proofErr w:type="gramStart"/>
+      <w:r>
+        <w:rPr>
+          <w:rFonts w:ascii="Cambria Math" w:eastAsia="仿宋" w:hAnsi="Cambria Math" w:hint="eastAsia"/>
+          <w:bCs/>
+        </w:rPr>
+        <w:t>簇</w:t>
+      </w:r>
+      <w:proofErr w:type="gramEnd"/>
       <m:oMath>
         <m:d>
           <m:dPr>
@@ -4931,6 +4951,7 @@
           <m:t>)</m:t>
         </m:r>
       </m:oMath>
+      <w:proofErr w:type="gramStart"/>
       <w:r>
         <w:rPr>
           <w:rFonts w:ascii="Cambria Math" w:eastAsia="仿宋" w:hAnsi="Cambria Math" w:hint="eastAsia"/>
@@ -4952,6 +4973,7 @@
         </w:rPr>
         <w:t>注</w:t>
       </w:r>
+      <w:proofErr w:type="gramEnd"/>
       <w:r>
         <w:rPr>
           <w:rFonts w:ascii="Cambria Math" w:eastAsia="仿宋" w:hAnsi="Cambria Math" w:hint="eastAsia"/>
@@ -4959,6 +4981,7 @@
         </w:rPr>
         <w:t>:</w:t>
       </w:r>
+      <w:proofErr w:type="gramStart"/>
       <w:r>
         <w:rPr>
           <w:rFonts w:ascii="Cambria Math" w:eastAsia="仿宋" w:hAnsi="Cambria Math" w:hint="eastAsia"/>
@@ -4980,6 +5003,7 @@
         </w:rPr>
         <w:t>是对称的</w:t>
       </w:r>
+      <w:proofErr w:type="gramEnd"/>
       <w:r>
         <w:rPr>
           <w:rFonts w:ascii="Cambria Math" w:eastAsia="仿宋" w:hAnsi="Cambria Math" w:hint="eastAsia"/>
@@ -9194,7 +9218,25 @@
           <w:bCs/>
           <w:iCs/>
         </w:rPr>
-        <w:t>若实验分两步</w:t>
+        <w:t>若</w:t>
+      </w:r>
+      <w:proofErr w:type="gramStart"/>
+      <w:r>
+        <w:rPr>
+          <w:rFonts w:ascii="Cambria Math" w:eastAsia="仿宋" w:hAnsi="Cambria Math" w:hint="eastAsia"/>
+          <w:bCs/>
+          <w:iCs/>
+        </w:rPr>
+        <w:t>实验分</w:t>
+      </w:r>
+      <w:proofErr w:type="gramEnd"/>
+      <w:r>
+        <w:rPr>
+          <w:rFonts w:ascii="Cambria Math" w:eastAsia="仿宋" w:hAnsi="Cambria Math" w:hint="eastAsia"/>
+          <w:bCs/>
+          <w:iCs/>
+        </w:rPr>
+        <w:t>两步</w:t>
       </w:r>
       <w:r>
         <w:rPr>
@@ -9220,6 +9262,7 @@
         </w:rPr>
         <w:t>观测原因特征、观测结果特征</w:t>
       </w:r>
+      <w:proofErr w:type="gramStart"/>
       <w:r>
         <w:rPr>
           <w:rFonts w:ascii="Cambria Math" w:eastAsia="仿宋" w:hAnsi="Cambria Math"/>
@@ -9228,6 +9271,7 @@
         </w:rPr>
         <w:t>”</w:t>
       </w:r>
+      <w:proofErr w:type="gramEnd"/>
       <w:r>
         <w:rPr>
           <w:rFonts w:ascii="Cambria Math" w:eastAsia="仿宋" w:hAnsi="Cambria Math" w:hint="eastAsia"/>
@@ -9300,6 +9344,7 @@
         </w:rPr>
         <w:t>,</w:t>
       </w:r>
+      <w:proofErr w:type="gramStart"/>
       <w:r>
         <w:rPr>
           <w:rFonts w:ascii="Cambria Math" w:eastAsia="仿宋" w:hAnsi="Cambria Math" w:hint="eastAsia"/>
@@ -9308,6 +9353,7 @@
         </w:rPr>
         <w:t>则事件</w:t>
       </w:r>
+      <w:proofErr w:type="gramEnd"/>
       <m:oMath>
         <m:sSub>
           <m:sSubPr>
@@ -9352,7 +9398,25 @@
           <w:bCs/>
           <w:iCs/>
         </w:rPr>
-        <w:t>对应于原因状态为</w:t>
+        <w:t>对应</w:t>
+      </w:r>
+      <w:proofErr w:type="gramStart"/>
+      <w:r>
+        <w:rPr>
+          <w:rFonts w:ascii="Cambria Math" w:eastAsia="仿宋" w:hAnsi="Cambria Math" w:hint="eastAsia"/>
+          <w:bCs/>
+          <w:iCs/>
+        </w:rPr>
+        <w:t>于原因</w:t>
+      </w:r>
+      <w:proofErr w:type="gramEnd"/>
+      <w:r>
+        <w:rPr>
+          <w:rFonts w:ascii="Cambria Math" w:eastAsia="仿宋" w:hAnsi="Cambria Math" w:hint="eastAsia"/>
+          <w:bCs/>
+          <w:iCs/>
+        </w:rPr>
+        <w:t>状态为</w:t>
       </w:r>
       <m:oMath>
         <m:r>
@@ -10097,8 +10161,18 @@
           <w:bCs/>
           <w:iCs/>
         </w:rPr>
-        <w:t>事件簇</w:t>
-      </w:r>
+        <w:t>事件</w:t>
+      </w:r>
+      <w:proofErr w:type="gramStart"/>
+      <w:r>
+        <w:rPr>
+          <w:rFonts w:ascii="Cambria Math" w:eastAsia="仿宋" w:hAnsi="Cambria Math" w:hint="eastAsia"/>
+          <w:bCs/>
+          <w:iCs/>
+        </w:rPr>
+        <w:t>簇</w:t>
+      </w:r>
+      <w:proofErr w:type="gramEnd"/>
       <m:oMath>
         <m:sSub>
           <m:sSubPr>
@@ -10508,6 +10582,7 @@
           <w:iCs/>
         </w:rPr>
       </w:pPr>
+      <w:proofErr w:type="gramStart"/>
       <w:r>
         <w:rPr>
           <w:rFonts w:ascii="Cambria Math" w:eastAsia="仿宋" w:hAnsi="Cambria Math" w:hint="eastAsia"/>
@@ -10516,6 +10591,7 @@
         </w:rPr>
         <w:t>真实物场</w:t>
       </w:r>
+      <w:proofErr w:type="gramEnd"/>
       <m:oMath>
         <m:r>
           <w:rPr>
@@ -10608,13 +10684,23 @@
           <m:t>(x,y)</m:t>
         </m:r>
       </m:oMath>
-      <w:r>
-        <w:rPr>
-          <w:rFonts w:ascii="Cambria Math" w:eastAsia="仿宋" w:hAnsi="Cambria Math" w:hint="eastAsia"/>
-          <w:bCs/>
-          <w:iCs/>
-        </w:rPr>
-        <w:t>处单位时间、单位面积内发射的平均光子数</w:t>
+      <w:proofErr w:type="gramStart"/>
+      <w:r>
+        <w:rPr>
+          <w:rFonts w:ascii="Cambria Math" w:eastAsia="仿宋" w:hAnsi="Cambria Math" w:hint="eastAsia"/>
+          <w:bCs/>
+          <w:iCs/>
+        </w:rPr>
+        <w:t>处单位</w:t>
+      </w:r>
+      <w:proofErr w:type="gramEnd"/>
+      <w:r>
+        <w:rPr>
+          <w:rFonts w:ascii="Cambria Math" w:eastAsia="仿宋" w:hAnsi="Cambria Math" w:hint="eastAsia"/>
+          <w:bCs/>
+          <w:iCs/>
+        </w:rPr>
+        <w:t>时间、单位面积内发射的平均光子数</w:t>
       </w:r>
       <w:r>
         <w:rPr>
@@ -12248,6 +12334,7 @@
         </w:rPr>
         <w:t>:</w:t>
       </w:r>
+      <w:proofErr w:type="gramStart"/>
       <w:r>
         <w:rPr>
           <w:rFonts w:ascii="Cambria Math" w:eastAsia="仿宋" w:hAnsi="Cambria Math" w:hint="eastAsia"/>
@@ -12255,6 +12342,7 @@
         </w:rPr>
         <w:t>真实物场</w:t>
       </w:r>
+      <w:proofErr w:type="gramEnd"/>
       <m:oMath>
         <m:r>
           <w:rPr>
@@ -12823,6 +12911,7 @@
           <m:t>(x,y)</m:t>
         </m:r>
       </m:oMath>
+      <w:proofErr w:type="gramStart"/>
       <w:r>
         <w:rPr>
           <w:rFonts w:ascii="Cambria Math" w:eastAsia="仿宋" w:hAnsi="Cambria Math" w:hint="eastAsia"/>
@@ -12836,7 +12925,16 @@
           <w:bCs/>
           <w:iCs/>
         </w:rPr>
-        <w:t>单位时间、单位面积内到达探测器的期望光子数</w:t>
+        <w:t>单位</w:t>
+      </w:r>
+      <w:proofErr w:type="gramEnd"/>
+      <w:r>
+        <w:rPr>
+          <w:rFonts w:ascii="Cambria Math" w:eastAsia="仿宋" w:hAnsi="Cambria Math" w:hint="eastAsia"/>
+          <w:bCs/>
+          <w:iCs/>
+        </w:rPr>
+        <w:t>时间、单位面积内到达探测器的期望光子数</w:t>
       </w:r>
       <w:r>
         <w:rPr>
@@ -12980,7 +13078,25 @@
           <w:bCs/>
           <w:iCs/>
         </w:rPr>
-        <w:t>荧光发射非相干</w:t>
+        <w:t>荧光</w:t>
+      </w:r>
+      <w:proofErr w:type="gramStart"/>
+      <w:r>
+        <w:rPr>
+          <w:rFonts w:ascii="Cambria Math" w:eastAsia="仿宋" w:hAnsi="Cambria Math" w:hint="eastAsia"/>
+          <w:bCs/>
+          <w:iCs/>
+        </w:rPr>
+        <w:t>发射非</w:t>
+      </w:r>
+      <w:proofErr w:type="gramEnd"/>
+      <w:r>
+        <w:rPr>
+          <w:rFonts w:ascii="Cambria Math" w:eastAsia="仿宋" w:hAnsi="Cambria Math" w:hint="eastAsia"/>
+          <w:bCs/>
+          <w:iCs/>
+        </w:rPr>
+        <w:t>相干</w:t>
       </w:r>
       <w:r>
         <w:rPr>
@@ -15106,6 +15222,7 @@
         </w:rPr>
         <w:t>,</w:t>
       </w:r>
+      <w:proofErr w:type="gramStart"/>
       <w:r>
         <w:rPr>
           <w:rFonts w:ascii="Cambria Math" w:eastAsia="仿宋" w:hAnsi="Cambria Math" w:hint="eastAsia"/>
@@ -15113,6 +15230,7 @@
         </w:rPr>
         <w:t>物场分布</w:t>
       </w:r>
+      <w:proofErr w:type="gramEnd"/>
       <m:oMath>
         <m:r>
           <w:rPr>
@@ -16312,12 +16430,21 @@
           <m:t>p</m:t>
         </m:r>
       </m:oMath>
-      <w:r>
-        <w:rPr>
-          <w:rFonts w:ascii="Cambria Math" w:eastAsia="仿宋" w:hAnsi="Cambria Math" w:hint="eastAsia"/>
-          <w:bCs/>
-        </w:rPr>
-        <w:t>处最终期望光电子数</w:t>
+      <w:proofErr w:type="gramStart"/>
+      <w:r>
+        <w:rPr>
+          <w:rFonts w:ascii="Cambria Math" w:eastAsia="仿宋" w:hAnsi="Cambria Math" w:hint="eastAsia"/>
+          <w:bCs/>
+        </w:rPr>
+        <w:t>处最终</w:t>
+      </w:r>
+      <w:proofErr w:type="gramEnd"/>
+      <w:r>
+        <w:rPr>
+          <w:rFonts w:ascii="Cambria Math" w:eastAsia="仿宋" w:hAnsi="Cambria Math" w:hint="eastAsia"/>
+          <w:bCs/>
+        </w:rPr>
+        <w:t>期望光电子数</w:t>
       </w:r>
       <w:r>
         <w:rPr>
@@ -17715,12 +17842,14 @@
         </w:rPr>
         <w:t>:</w:t>
       </w:r>
+      <w:proofErr w:type="gramStart"/>
       <w:r>
         <w:rPr>
           <w:rFonts w:ascii="Cambria Math" w:eastAsia="仿宋" w:hAnsi="Cambria Math" w:hint="eastAsia"/>
         </w:rPr>
         <w:t>可测函数陪域包含</w:t>
       </w:r>
+      <w:proofErr w:type="gramEnd"/>
       <m:oMath>
         <m:r>
           <w:rPr>
@@ -18798,8 +18927,18 @@
           <w:bCs/>
           <w:iCs/>
         </w:rPr>
-        <w:t>物平面上的物场</w:t>
-      </w:r>
+        <w:t>物平面上</w:t>
+      </w:r>
+      <w:proofErr w:type="gramStart"/>
+      <w:r>
+        <w:rPr>
+          <w:rFonts w:ascii="Cambria Math" w:eastAsia="仿宋" w:hAnsi="Cambria Math" w:hint="eastAsia"/>
+          <w:bCs/>
+          <w:iCs/>
+        </w:rPr>
+        <w:t>的物场</w:t>
+      </w:r>
+      <w:proofErr w:type="gramEnd"/>
       <w:r>
         <w:rPr>
           <w:rFonts w:ascii="Cambria Math" w:eastAsia="仿宋" w:hAnsi="Cambria Math" w:hint="eastAsia"/>
@@ -18888,13 +19027,23 @@
         </w:rPr>
         <w:t>;</w:t>
       </w:r>
-      <w:r>
-        <w:rPr>
-          <w:rFonts w:ascii="Cambria Math" w:eastAsia="仿宋" w:hAnsi="Cambria Math" w:hint="eastAsia"/>
-          <w:bCs/>
-          <w:iCs/>
-        </w:rPr>
-        <w:t>所有点光源</w:t>
+      <w:proofErr w:type="gramStart"/>
+      <w:r>
+        <w:rPr>
+          <w:rFonts w:ascii="Cambria Math" w:eastAsia="仿宋" w:hAnsi="Cambria Math" w:hint="eastAsia"/>
+          <w:bCs/>
+          <w:iCs/>
+        </w:rPr>
+        <w:t>所有点</w:t>
+      </w:r>
+      <w:proofErr w:type="gramEnd"/>
+      <w:r>
+        <w:rPr>
+          <w:rFonts w:ascii="Cambria Math" w:eastAsia="仿宋" w:hAnsi="Cambria Math" w:hint="eastAsia"/>
+          <w:bCs/>
+          <w:iCs/>
+        </w:rPr>
+        <w:t>光源</w:t>
       </w:r>
       <w:r>
         <w:rPr>
@@ -19955,12 +20104,21 @@
           <m:t>i</m:t>
         </m:r>
       </m:oMath>
-      <w:r>
-        <w:rPr>
-          <w:rFonts w:ascii="Cambria Math" w:eastAsia="仿宋" w:hAnsi="Cambria Math" w:hint="eastAsia"/>
-          <w:bCs/>
-        </w:rPr>
-        <w:t>个光子转变为光电子为伯努利变量</w:t>
+      <w:proofErr w:type="gramStart"/>
+      <w:r>
+        <w:rPr>
+          <w:rFonts w:ascii="Cambria Math" w:eastAsia="仿宋" w:hAnsi="Cambria Math" w:hint="eastAsia"/>
+          <w:bCs/>
+        </w:rPr>
+        <w:t>个</w:t>
+      </w:r>
+      <w:proofErr w:type="gramEnd"/>
+      <w:r>
+        <w:rPr>
+          <w:rFonts w:ascii="Cambria Math" w:eastAsia="仿宋" w:hAnsi="Cambria Math" w:hint="eastAsia"/>
+          <w:bCs/>
+        </w:rPr>
+        <w:t>光子转变为光电子为伯努利变量</w:t>
       </w:r>
       <m:oMath>
         <m:sSub>
@@ -23364,13 +23522,23 @@
           <m:t>n</m:t>
         </m:r>
       </m:oMath>
-      <w:r>
-        <w:rPr>
-          <w:rFonts w:ascii="Cambria Math" w:eastAsia="仿宋" w:hAnsi="Cambria Math" w:hint="eastAsia"/>
-          <w:bCs/>
-          <w:iCs/>
-        </w:rPr>
-        <w:t>次独立重复</w:t>
+      <w:proofErr w:type="gramStart"/>
+      <w:r>
+        <w:rPr>
+          <w:rFonts w:ascii="Cambria Math" w:eastAsia="仿宋" w:hAnsi="Cambria Math" w:hint="eastAsia"/>
+          <w:bCs/>
+          <w:iCs/>
+        </w:rPr>
+        <w:t>次独立</w:t>
+      </w:r>
+      <w:proofErr w:type="gramEnd"/>
+      <w:r>
+        <w:rPr>
+          <w:rFonts w:ascii="Cambria Math" w:eastAsia="仿宋" w:hAnsi="Cambria Math" w:hint="eastAsia"/>
+          <w:bCs/>
+          <w:iCs/>
+        </w:rPr>
+        <w:t>重复</w:t>
       </w:r>
       <w:r>
         <w:rPr>
@@ -25466,13 +25634,23 @@
           <m:t>m</m:t>
         </m:r>
       </m:oMath>
-      <w:r>
-        <w:rPr>
-          <w:rFonts w:ascii="Cambria Math" w:eastAsia="仿宋" w:hAnsi="Cambria Math" w:hint="eastAsia"/>
-          <w:bCs/>
-          <w:iCs/>
-        </w:rPr>
-        <w:t>个微面元</w:t>
+      <w:proofErr w:type="gramStart"/>
+      <w:r>
+        <w:rPr>
+          <w:rFonts w:ascii="Cambria Math" w:eastAsia="仿宋" w:hAnsi="Cambria Math" w:hint="eastAsia"/>
+          <w:bCs/>
+          <w:iCs/>
+        </w:rPr>
+        <w:t>个</w:t>
+      </w:r>
+      <w:proofErr w:type="gramEnd"/>
+      <w:r>
+        <w:rPr>
+          <w:rFonts w:ascii="Cambria Math" w:eastAsia="仿宋" w:hAnsi="Cambria Math" w:hint="eastAsia"/>
+          <w:bCs/>
+          <w:iCs/>
+        </w:rPr>
+        <w:t>微面元</w:t>
       </w:r>
       <w:r>
         <w:rPr>
@@ -26602,6 +26780,7 @@
         </w:rPr>
         <w:t>)</w:t>
       </w:r>
+      <w:proofErr w:type="gramStart"/>
       <w:r>
         <w:rPr>
           <w:rFonts w:ascii="Cambria Math" w:eastAsia="仿宋" w:hAnsi="Cambria Math" w:hint="eastAsia"/>
@@ -26610,6 +26789,7 @@
         </w:rPr>
         <w:t>呈现偏态</w:t>
       </w:r>
+      <w:proofErr w:type="gramEnd"/>
       <w:r>
         <w:rPr>
           <w:rFonts w:ascii="Cambria Math" w:eastAsia="仿宋" w:hAnsi="Cambria Math" w:hint="eastAsia"/>
@@ -26748,7 +26928,16 @@
           <w:bCs/>
           <w:iCs/>
         </w:rPr>
-        <w:t>也无法直接使用正态近似</w:t>
+        <w:t>也无法直接使用正态</w:t>
+      </w:r>
+      <w:proofErr w:type="gramStart"/>
+      <w:r>
+        <w:rPr>
+          <w:rFonts w:ascii="Cambria Math" w:eastAsia="仿宋" w:hAnsi="Cambria Math" w:hint="eastAsia"/>
+          <w:bCs/>
+          <w:iCs/>
+        </w:rPr>
+        <w:t>近似</w:t>
       </w:r>
       <w:r>
         <w:rPr>
@@ -26758,6 +26947,7 @@
         </w:rPr>
         <w:t>(</w:t>
       </w:r>
+      <w:proofErr w:type="gramEnd"/>
       <w:r>
         <w:rPr>
           <w:rFonts w:ascii="Cambria Math" w:eastAsia="仿宋" w:hAnsi="Cambria Math" w:hint="eastAsia"/>
@@ -27638,12 +27828,21 @@
           <m:t>N</m:t>
         </m:r>
       </m:oMath>
-      <w:r>
-        <w:rPr>
-          <w:rFonts w:ascii="Cambria Math" w:eastAsia="仿宋" w:hAnsi="Cambria Math" w:hint="eastAsia"/>
-          <w:bCs/>
-        </w:rPr>
-        <w:t>个光子到达</w:t>
+      <w:proofErr w:type="gramStart"/>
+      <w:r>
+        <w:rPr>
+          <w:rFonts w:ascii="Cambria Math" w:eastAsia="仿宋" w:hAnsi="Cambria Math" w:hint="eastAsia"/>
+          <w:bCs/>
+        </w:rPr>
+        <w:t>个</w:t>
+      </w:r>
+      <w:proofErr w:type="gramEnd"/>
+      <w:r>
+        <w:rPr>
+          <w:rFonts w:ascii="Cambria Math" w:eastAsia="仿宋" w:hAnsi="Cambria Math" w:hint="eastAsia"/>
+          <w:bCs/>
+        </w:rPr>
+        <w:t>光子到达</w:t>
       </w:r>
       <w:r>
         <w:rPr>
@@ -29692,7 +29891,23 @@
           <w:rFonts w:ascii="Cambria Math" w:eastAsia="仿宋" w:hAnsi="Cambria Math" w:hint="eastAsia"/>
           <w:bCs/>
         </w:rPr>
-        <w:t>作为每像素期望暗电子数是</w:t>
+        <w:t>作为每像素期望</w:t>
+      </w:r>
+      <w:proofErr w:type="gramStart"/>
+      <w:r>
+        <w:rPr>
+          <w:rFonts w:ascii="Cambria Math" w:eastAsia="仿宋" w:hAnsi="Cambria Math" w:hint="eastAsia"/>
+          <w:bCs/>
+        </w:rPr>
+        <w:t>暗电子</w:t>
+      </w:r>
+      <w:proofErr w:type="gramEnd"/>
+      <w:r>
+        <w:rPr>
+          <w:rFonts w:ascii="Cambria Math" w:eastAsia="仿宋" w:hAnsi="Cambria Math" w:hint="eastAsia"/>
+          <w:bCs/>
+        </w:rPr>
+        <w:t>数是</w:t>
       </w:r>
       <w:r>
         <w:rPr>
@@ -30501,7 +30716,23 @@
           <w:rFonts w:ascii="Cambria Math" w:eastAsia="仿宋" w:hAnsi="Cambria Math" w:hint="eastAsia"/>
           <w:bCs/>
         </w:rPr>
-        <w:t>关闭快门拍摄暗帧估计均值并扣除</w:t>
+        <w:t>关闭快门拍摄</w:t>
+      </w:r>
+      <w:proofErr w:type="gramStart"/>
+      <w:r>
+        <w:rPr>
+          <w:rFonts w:ascii="Cambria Math" w:eastAsia="仿宋" w:hAnsi="Cambria Math" w:hint="eastAsia"/>
+          <w:bCs/>
+        </w:rPr>
+        <w:t>暗帧估计</w:t>
+      </w:r>
+      <w:proofErr w:type="gramEnd"/>
+      <w:r>
+        <w:rPr>
+          <w:rFonts w:ascii="Cambria Math" w:eastAsia="仿宋" w:hAnsi="Cambria Math" w:hint="eastAsia"/>
+          <w:bCs/>
+        </w:rPr>
+        <w:t>均值并扣除</w:t>
       </w:r>
       <w:r>
         <w:rPr>
@@ -30515,7 +30746,23 @@
           <w:rFonts w:ascii="Cambria Math" w:eastAsia="仿宋" w:hAnsi="Cambria Math" w:hint="eastAsia"/>
           <w:bCs/>
         </w:rPr>
-        <w:t>方差玻底残留无法去除</w:t>
+        <w:t>方差</w:t>
+      </w:r>
+      <w:proofErr w:type="gramStart"/>
+      <w:r>
+        <w:rPr>
+          <w:rFonts w:ascii="Cambria Math" w:eastAsia="仿宋" w:hAnsi="Cambria Math" w:hint="eastAsia"/>
+          <w:bCs/>
+        </w:rPr>
+        <w:t>玻</w:t>
+      </w:r>
+      <w:proofErr w:type="gramEnd"/>
+      <w:r>
+        <w:rPr>
+          <w:rFonts w:ascii="Cambria Math" w:eastAsia="仿宋" w:hAnsi="Cambria Math" w:hint="eastAsia"/>
+          <w:bCs/>
+        </w:rPr>
+        <w:t>底残留无法去除</w:t>
       </w:r>
       <w:r>
         <w:rPr>
@@ -30635,7 +30882,23 @@
           <w:rFonts w:ascii="Cambria Math" w:eastAsia="仿宋" w:hAnsi="Cambria Math" w:hint="eastAsia"/>
           <w:bCs/>
         </w:rPr>
-        <w:t>但暗电流方差仍贡献到总噪声中</w:t>
+        <w:t>但暗电流</w:t>
+      </w:r>
+      <w:proofErr w:type="gramStart"/>
+      <w:r>
+        <w:rPr>
+          <w:rFonts w:ascii="Cambria Math" w:eastAsia="仿宋" w:hAnsi="Cambria Math" w:hint="eastAsia"/>
+          <w:bCs/>
+        </w:rPr>
+        <w:t>方差仍贡献到</w:t>
+      </w:r>
+      <w:proofErr w:type="gramEnd"/>
+      <w:r>
+        <w:rPr>
+          <w:rFonts w:ascii="Cambria Math" w:eastAsia="仿宋" w:hAnsi="Cambria Math" w:hint="eastAsia"/>
+          <w:bCs/>
+        </w:rPr>
+        <w:t>总噪声中</w:t>
       </w:r>
       <w:r>
         <w:rPr>
@@ -31011,7 +31274,23 @@
           <w:rFonts w:ascii="Cambria Math" w:eastAsia="仿宋" w:hAnsi="Cambria Math" w:hint="eastAsia"/>
           <w:bCs/>
         </w:rPr>
-        <w:t>泊松部分可近似为高斯</w:t>
+        <w:t>泊</w:t>
+      </w:r>
+      <w:proofErr w:type="gramStart"/>
+      <w:r>
+        <w:rPr>
+          <w:rFonts w:ascii="Cambria Math" w:eastAsia="仿宋" w:hAnsi="Cambria Math" w:hint="eastAsia"/>
+          <w:bCs/>
+        </w:rPr>
+        <w:t>松部分</w:t>
+      </w:r>
+      <w:proofErr w:type="gramEnd"/>
+      <w:r>
+        <w:rPr>
+          <w:rFonts w:ascii="Cambria Math" w:eastAsia="仿宋" w:hAnsi="Cambria Math" w:hint="eastAsia"/>
+          <w:bCs/>
+        </w:rPr>
+        <w:t>可近似为高斯</w:t>
       </w:r>
       <w:r>
         <w:rPr>
@@ -31232,7 +31511,23 @@
           <w:rFonts w:ascii="Cambria Math" w:eastAsia="仿宋" w:hAnsi="Cambria Math" w:hint="eastAsia"/>
           <w:bCs/>
         </w:rPr>
-        <w:t>处的总泊松期望光电子数</w:t>
+        <w:t>处的</w:t>
+      </w:r>
+      <w:proofErr w:type="gramStart"/>
+      <w:r>
+        <w:rPr>
+          <w:rFonts w:ascii="Cambria Math" w:eastAsia="仿宋" w:hAnsi="Cambria Math" w:hint="eastAsia"/>
+          <w:bCs/>
+        </w:rPr>
+        <w:t>总泊松</w:t>
+      </w:r>
+      <w:proofErr w:type="gramEnd"/>
+      <w:r>
+        <w:rPr>
+          <w:rFonts w:ascii="Cambria Math" w:eastAsia="仿宋" w:hAnsi="Cambria Math" w:hint="eastAsia"/>
+          <w:bCs/>
+        </w:rPr>
+        <w:t>期望光电子数</w:t>
       </w:r>
       <m:oMath>
         <m:r>
@@ -31341,12 +31636,21 @@
         </w:rPr>
         <w:t>,</w:t>
       </w:r>
-      <w:r>
-        <w:rPr>
-          <w:rFonts w:ascii="Cambria Math" w:eastAsia="仿宋" w:hAnsi="Cambria Math" w:hint="eastAsia"/>
-          <w:bCs/>
-        </w:rPr>
-        <w:t>总泊松光电子数</w:t>
+      <w:proofErr w:type="gramStart"/>
+      <w:r>
+        <w:rPr>
+          <w:rFonts w:ascii="Cambria Math" w:eastAsia="仿宋" w:hAnsi="Cambria Math" w:hint="eastAsia"/>
+          <w:bCs/>
+        </w:rPr>
+        <w:t>总泊松</w:t>
+      </w:r>
+      <w:proofErr w:type="gramEnd"/>
+      <w:r>
+        <w:rPr>
+          <w:rFonts w:ascii="Cambria Math" w:eastAsia="仿宋" w:hAnsi="Cambria Math" w:hint="eastAsia"/>
+          <w:bCs/>
+        </w:rPr>
+        <w:t>光电子数</w:t>
       </w:r>
       <m:oMath>
         <m:r>
@@ -32225,7 +32529,15 @@
           <w:rFonts w:ascii="Cambria Math" w:eastAsia="仿宋" w:hAnsi="Cambria Math" w:hint="eastAsia"/>
           <w:bCs/>
         </w:rPr>
-        <w:t>不同像素处该</w:t>
+        <w:t>不同</w:t>
+      </w:r>
+      <w:proofErr w:type="gramStart"/>
+      <w:r>
+        <w:rPr>
+          <w:rFonts w:ascii="Cambria Math" w:eastAsia="仿宋" w:hAnsi="Cambria Math" w:hint="eastAsia"/>
+          <w:bCs/>
+        </w:rPr>
+        <w:t>像素处该</w:t>
       </w:r>
       <w:r>
         <w:rPr>
@@ -32233,7 +32545,15 @@
           <w:bCs/>
         </w:rPr>
         <w:lastRenderedPageBreak/>
-        <w:t>光电子的均值和方差随着该位置</w:t>
+        <w:t>光电子</w:t>
+      </w:r>
+      <w:proofErr w:type="gramEnd"/>
+      <w:r>
+        <w:rPr>
+          <w:rFonts w:ascii="Cambria Math" w:eastAsia="仿宋" w:hAnsi="Cambria Math" w:hint="eastAsia"/>
+          <w:bCs/>
+        </w:rPr>
+        <w:t>的均值和方差随着该位置</w:t>
       </w:r>
       <w:r>
         <w:rPr>
@@ -32303,7 +32623,23 @@
           <w:rFonts w:ascii="Cambria Math" w:eastAsia="仿宋" w:hAnsi="Cambria Math" w:hint="eastAsia"/>
           <w:bCs/>
         </w:rPr>
-        <w:t>这导致稀疏曲率去噪的默认全局恒定方差的变分模型会将暗信号平滑消失</w:t>
+        <w:t>这导致稀疏</w:t>
+      </w:r>
+      <w:proofErr w:type="gramStart"/>
+      <w:r>
+        <w:rPr>
+          <w:rFonts w:ascii="Cambria Math" w:eastAsia="仿宋" w:hAnsi="Cambria Math" w:hint="eastAsia"/>
+          <w:bCs/>
+        </w:rPr>
+        <w:t>曲率去噪的</w:t>
+      </w:r>
+      <w:proofErr w:type="gramEnd"/>
+      <w:r>
+        <w:rPr>
+          <w:rFonts w:ascii="Cambria Math" w:eastAsia="仿宋" w:hAnsi="Cambria Math" w:hint="eastAsia"/>
+          <w:bCs/>
+        </w:rPr>
+        <w:t>默认全局恒定方差的变分模型会将暗信号平滑消失</w:t>
       </w:r>
       <w:r>
         <w:rPr>
@@ -32398,7 +32734,25 @@
           <w:bCs/>
           <w:iCs/>
         </w:rPr>
-        <w:t>的偏态显著且</w:t>
+        <w:t>的</w:t>
+      </w:r>
+      <w:proofErr w:type="gramStart"/>
+      <w:r>
+        <w:rPr>
+          <w:rFonts w:ascii="Cambria Math" w:eastAsia="仿宋" w:hAnsi="Cambria Math" w:hint="eastAsia"/>
+          <w:bCs/>
+          <w:iCs/>
+        </w:rPr>
+        <w:t>偏态显著</w:t>
+      </w:r>
+      <w:proofErr w:type="gramEnd"/>
+      <w:r>
+        <w:rPr>
+          <w:rFonts w:ascii="Cambria Math" w:eastAsia="仿宋" w:hAnsi="Cambria Math" w:hint="eastAsia"/>
+          <w:bCs/>
+          <w:iCs/>
+        </w:rPr>
+        <w:t>且</w:t>
       </w:r>
       <w:r>
         <w:rPr>
@@ -32595,14 +32949,30 @@
           <w:rFonts w:ascii="Cambria Math" w:eastAsia="仿宋" w:hAnsi="Cambria Math" w:hint="eastAsia"/>
           <w:bCs/>
         </w:rPr>
-        <w:t>方差恒定的高斯方差</w:t>
-      </w:r>
-      <w:r>
-        <w:rPr>
-          <w:rFonts w:ascii="Cambria Math" w:eastAsia="仿宋" w:hAnsi="Cambria Math" w:hint="eastAsia"/>
-          <w:bCs/>
-        </w:rPr>
-        <w:t>且分布形状总体上是对称的高斯型的</w:t>
+        <w:t>方差恒定的高斯</w:t>
+      </w:r>
+      <w:proofErr w:type="gramStart"/>
+      <w:r>
+        <w:rPr>
+          <w:rFonts w:ascii="Cambria Math" w:eastAsia="仿宋" w:hAnsi="Cambria Math" w:hint="eastAsia"/>
+          <w:bCs/>
+        </w:rPr>
+        <w:t>方差</w:t>
+      </w:r>
+      <w:r>
+        <w:rPr>
+          <w:rFonts w:ascii="Cambria Math" w:eastAsia="仿宋" w:hAnsi="Cambria Math" w:hint="eastAsia"/>
+          <w:bCs/>
+        </w:rPr>
+        <w:t>且</w:t>
+      </w:r>
+      <w:proofErr w:type="gramEnd"/>
+      <w:r>
+        <w:rPr>
+          <w:rFonts w:ascii="Cambria Math" w:eastAsia="仿宋" w:hAnsi="Cambria Math" w:hint="eastAsia"/>
+          <w:bCs/>
+        </w:rPr>
+        <w:t>分布形状总体上是对称的高斯型的</w:t>
       </w:r>
       <w:r>
         <w:rPr>
@@ -32683,15 +33053,33 @@
           <w:bCs/>
           <w:iCs/>
         </w:rPr>
-        <w:t>趋于对称的高斯型</w:t>
-      </w:r>
-      <w:r>
-        <w:rPr>
-          <w:rFonts w:ascii="Cambria Math" w:eastAsia="仿宋" w:hAnsi="Cambria Math" w:hint="eastAsia"/>
-          <w:bCs/>
-          <w:iCs/>
-        </w:rPr>
-        <w:t>其均值和方差都</w:t>
+        <w:t>趋于对称的</w:t>
+      </w:r>
+      <w:proofErr w:type="gramStart"/>
+      <w:r>
+        <w:rPr>
+          <w:rFonts w:ascii="Cambria Math" w:eastAsia="仿宋" w:hAnsi="Cambria Math" w:hint="eastAsia"/>
+          <w:bCs/>
+          <w:iCs/>
+        </w:rPr>
+        <w:t>高斯型</w:t>
+      </w:r>
+      <w:r>
+        <w:rPr>
+          <w:rFonts w:ascii="Cambria Math" w:eastAsia="仿宋" w:hAnsi="Cambria Math" w:hint="eastAsia"/>
+          <w:bCs/>
+          <w:iCs/>
+        </w:rPr>
+        <w:t>其均值</w:t>
+      </w:r>
+      <w:proofErr w:type="gramEnd"/>
+      <w:r>
+        <w:rPr>
+          <w:rFonts w:ascii="Cambria Math" w:eastAsia="仿宋" w:hAnsi="Cambria Math" w:hint="eastAsia"/>
+          <w:bCs/>
+          <w:iCs/>
+        </w:rPr>
+        <w:t>和方差都</w:t>
       </w:r>
       <w:r>
         <w:rPr>
@@ -32993,8 +33381,17 @@
           <w:rFonts w:ascii="Cambria Math" w:eastAsia="仿宋" w:hAnsi="Cambria Math" w:hint="eastAsia"/>
           <w:bCs/>
         </w:rPr>
-        <w:t>也即具有一定偏态性</w:t>
-      </w:r>
+        <w:t>也即具有一定</w:t>
+      </w:r>
+      <w:proofErr w:type="gramStart"/>
+      <w:r>
+        <w:rPr>
+          <w:rFonts w:ascii="Cambria Math" w:eastAsia="仿宋" w:hAnsi="Cambria Math" w:hint="eastAsia"/>
+          <w:bCs/>
+        </w:rPr>
+        <w:t>偏态性</w:t>
+      </w:r>
+      <w:proofErr w:type="gramEnd"/>
       <w:r>
         <w:rPr>
           <w:rFonts w:ascii="Cambria Math" w:eastAsia="仿宋" w:hAnsi="Cambria Math" w:hint="eastAsia"/>
@@ -33246,7 +33643,25 @@
           <w:b/>
           <w:iCs/>
         </w:rPr>
-        <w:t>全局恒方差的</w:t>
+        <w:t>全局</w:t>
+      </w:r>
+      <w:proofErr w:type="gramStart"/>
+      <w:r>
+        <w:rPr>
+          <w:rFonts w:ascii="Cambria Math" w:eastAsia="仿宋" w:hAnsi="Cambria Math" w:hint="eastAsia"/>
+          <w:b/>
+          <w:iCs/>
+        </w:rPr>
+        <w:t>恒</w:t>
+      </w:r>
+      <w:proofErr w:type="gramEnd"/>
+      <w:r>
+        <w:rPr>
+          <w:rFonts w:ascii="Cambria Math" w:eastAsia="仿宋" w:hAnsi="Cambria Math" w:hint="eastAsia"/>
+          <w:b/>
+          <w:iCs/>
+        </w:rPr>
+        <w:t>方差的</w:t>
       </w:r>
       <w:r>
         <w:rPr>
@@ -33429,8 +33844,17 @@
           <w:rFonts w:ascii="Cambria Math" w:eastAsia="仿宋" w:hAnsi="Cambria Math" w:hint="eastAsia"/>
           <w:bCs/>
         </w:rPr>
-        <w:t>也即原始像素值</w:t>
-      </w:r>
+        <w:t>也即原始</w:t>
+      </w:r>
+      <w:proofErr w:type="gramStart"/>
+      <w:r>
+        <w:rPr>
+          <w:rFonts w:ascii="Cambria Math" w:eastAsia="仿宋" w:hAnsi="Cambria Math" w:hint="eastAsia"/>
+          <w:bCs/>
+        </w:rPr>
+        <w:t>像素值</w:t>
+      </w:r>
+      <w:proofErr w:type="gramEnd"/>
       <w:r>
         <w:rPr>
           <w:rFonts w:ascii="Cambria Math" w:eastAsia="仿宋" w:hAnsi="Cambria Math" w:hint="eastAsia"/>
@@ -34509,8 +34933,17 @@
           <w:rFonts w:ascii="Cambria Math" w:eastAsia="仿宋" w:hAnsi="Cambria Math" w:hint="eastAsia"/>
           <w:bCs/>
         </w:rPr>
-        <w:t>后续围绕光电子数来讨论去噪</w:t>
-      </w:r>
+        <w:t>后续围绕光电子数来</w:t>
+      </w:r>
+      <w:proofErr w:type="gramStart"/>
+      <w:r>
+        <w:rPr>
+          <w:rFonts w:ascii="Cambria Math" w:eastAsia="仿宋" w:hAnsi="Cambria Math" w:hint="eastAsia"/>
+          <w:bCs/>
+        </w:rPr>
+        <w:t>讨论去噪</w:t>
+      </w:r>
+      <w:proofErr w:type="gramEnd"/>
       <w:r>
         <w:rPr>
           <w:rFonts w:ascii="Cambria Math" w:eastAsia="仿宋" w:hAnsi="Cambria Math" w:hint="eastAsia"/>
@@ -34534,6 +34967,7 @@
           <w:bCs/>
         </w:rPr>
       </w:pPr>
+      <w:proofErr w:type="gramStart"/>
       <w:r>
         <w:rPr>
           <w:rFonts w:ascii="Cambria Math" w:eastAsia="仿宋" w:hAnsi="Cambria Math" w:hint="eastAsia"/>
@@ -34541,6 +34975,7 @@
         </w:rPr>
         <w:t>去噪</w:t>
       </w:r>
+      <w:proofErr w:type="gramEnd"/>
       <w:r>
         <w:rPr>
           <w:rFonts w:ascii="Cambria Math" w:eastAsia="仿宋" w:hAnsi="Cambria Math" w:hint="eastAsia"/>
@@ -36149,6 +36584,7 @@
           <w:bCs/>
         </w:rPr>
       </w:pPr>
+      <w:proofErr w:type="gramStart"/>
       <w:r>
         <w:rPr>
           <w:rFonts w:ascii="Cambria Math" w:eastAsia="仿宋" w:hAnsi="Cambria Math" w:hint="eastAsia"/>
@@ -36156,6 +36592,7 @@
         </w:rPr>
         <w:t>去噪</w:t>
       </w:r>
+      <w:proofErr w:type="gramEnd"/>
       <m:oMath>
         <m:r>
           <w:rPr>
@@ -36339,8 +36776,17 @@
           <w:rFonts w:ascii="Cambria Math" w:eastAsia="仿宋" w:hAnsi="Cambria Math" w:hint="eastAsia"/>
           <w:bCs/>
         </w:rPr>
-        <w:t>反卷积恢复物场函数</w:t>
-      </w:r>
+        <w:t>反卷积</w:t>
+      </w:r>
+      <w:proofErr w:type="gramStart"/>
+      <w:r>
+        <w:rPr>
+          <w:rFonts w:ascii="Cambria Math" w:eastAsia="仿宋" w:hAnsi="Cambria Math" w:hint="eastAsia"/>
+          <w:bCs/>
+        </w:rPr>
+        <w:t>恢复物场函数</w:t>
+      </w:r>
+      <w:proofErr w:type="gramEnd"/>
       <m:oMath>
         <m:r>
           <w:rPr>
@@ -36565,7 +37011,23 @@
           <w:rFonts w:ascii="Cambria Math" w:eastAsia="仿宋" w:hAnsi="Cambria Math" w:hint="eastAsia"/>
           <w:bCs/>
         </w:rPr>
-        <w:t>的一次随机实现因光子的发射和探测是量子化从而必然带有散粒噪声</w:t>
+        <w:t>的一次随机</w:t>
+      </w:r>
+      <w:proofErr w:type="gramStart"/>
+      <w:r>
+        <w:rPr>
+          <w:rFonts w:ascii="Cambria Math" w:eastAsia="仿宋" w:hAnsi="Cambria Math" w:hint="eastAsia"/>
+          <w:bCs/>
+        </w:rPr>
+        <w:t>实现因</w:t>
+      </w:r>
+      <w:proofErr w:type="gramEnd"/>
+      <w:r>
+        <w:rPr>
+          <w:rFonts w:ascii="Cambria Math" w:eastAsia="仿宋" w:hAnsi="Cambria Math" w:hint="eastAsia"/>
+          <w:bCs/>
+        </w:rPr>
+        <w:t>光子的发射和探测是量子化从而必然带有散粒噪声</w:t>
       </w:r>
       <w:r>
         <w:rPr>
@@ -36587,7 +37049,23 @@
           <w:bCs/>
         </w:rPr>
         <w:lastRenderedPageBreak/>
-        <w:t>的像素间不连贯性会破坏真实信号连续结构</w:t>
+        <w:t>的像素间</w:t>
+      </w:r>
+      <w:proofErr w:type="gramStart"/>
+      <w:r>
+        <w:rPr>
+          <w:rFonts w:ascii="Cambria Math" w:eastAsia="仿宋" w:hAnsi="Cambria Math" w:hint="eastAsia"/>
+          <w:bCs/>
+        </w:rPr>
+        <w:t>不</w:t>
+      </w:r>
+      <w:proofErr w:type="gramEnd"/>
+      <w:r>
+        <w:rPr>
+          <w:rFonts w:ascii="Cambria Math" w:eastAsia="仿宋" w:hAnsi="Cambria Math" w:hint="eastAsia"/>
+          <w:bCs/>
+        </w:rPr>
+        <w:t>连贯性会破坏真实信号连续结构</w:t>
       </w:r>
       <w:r>
         <w:rPr>
@@ -36728,12 +37206,21 @@
           <w:bCs/>
         </w:rPr>
       </w:pPr>
-      <w:r>
-        <w:rPr>
-          <w:rFonts w:ascii="Cambria Math" w:eastAsia="仿宋" w:hAnsi="Cambria Math" w:hint="eastAsia"/>
-          <w:bCs/>
-        </w:rPr>
-        <w:t>去噪过程中去除了光子散粒噪声</w:t>
+      <w:proofErr w:type="gramStart"/>
+      <w:r>
+        <w:rPr>
+          <w:rFonts w:ascii="Cambria Math" w:eastAsia="仿宋" w:hAnsi="Cambria Math" w:hint="eastAsia"/>
+          <w:bCs/>
+        </w:rPr>
+        <w:t>去噪过程</w:t>
+      </w:r>
+      <w:proofErr w:type="gramEnd"/>
+      <w:r>
+        <w:rPr>
+          <w:rFonts w:ascii="Cambria Math" w:eastAsia="仿宋" w:hAnsi="Cambria Math" w:hint="eastAsia"/>
+          <w:bCs/>
+        </w:rPr>
+        <w:t>中去除了光子散粒噪声</w:t>
       </w:r>
       <m:oMath>
         <m:r>
@@ -37233,20 +37720,6 @@
           <w:bCs/>
         </w:rPr>
       </w:pPr>
-      <w:r>
-        <w:rPr>
-          <w:rFonts w:ascii="Cambria Math" w:eastAsia="仿宋" w:hAnsi="Cambria Math" w:hint="eastAsia"/>
-          <w:b/>
-        </w:rPr>
-        <w:t>去噪与反卷积</w:t>
-      </w:r>
-      <w:r>
-        <w:rPr>
-          <w:rFonts w:ascii="Cambria Math" w:eastAsia="仿宋" w:hAnsi="Cambria Math" w:hint="eastAsia"/>
-          <w:bCs/>
-        </w:rPr>
-        <w:t>:</w:t>
-      </w:r>
     </w:p>
     <w:p>
       <w:pPr>
@@ -37487,12 +37960,21 @@
         </w:rPr>
         <w:t>,</w:t>
       </w:r>
-      <w:r>
-        <w:rPr>
-          <w:rFonts w:ascii="Cambria Math" w:eastAsia="仿宋" w:hAnsi="Cambria Math" w:hint="eastAsia"/>
-          <w:bCs/>
-        </w:rPr>
-        <w:t>去噪为从</w:t>
+      <w:proofErr w:type="gramStart"/>
+      <w:r>
+        <w:rPr>
+          <w:rFonts w:ascii="Cambria Math" w:eastAsia="仿宋" w:hAnsi="Cambria Math" w:hint="eastAsia"/>
+          <w:bCs/>
+        </w:rPr>
+        <w:t>去噪为</w:t>
+      </w:r>
+      <w:proofErr w:type="gramEnd"/>
+      <w:r>
+        <w:rPr>
+          <w:rFonts w:ascii="Cambria Math" w:eastAsia="仿宋" w:hAnsi="Cambria Math" w:hint="eastAsia"/>
+          <w:bCs/>
+        </w:rPr>
+        <w:t>从</w:t>
       </w:r>
       <m:oMath>
         <m:sSub>
@@ -39967,7 +40449,23 @@
           <w:rFonts w:ascii="Cambria Math" w:eastAsia="仿宋" w:hAnsi="Cambria Math" w:hint="eastAsia"/>
           <w:bCs/>
         </w:rPr>
-        <w:t>恒均值恒方差的</w:t>
+        <w:t>恒均值</w:t>
+      </w:r>
+      <w:proofErr w:type="gramStart"/>
+      <w:r>
+        <w:rPr>
+          <w:rFonts w:ascii="Cambria Math" w:eastAsia="仿宋" w:hAnsi="Cambria Math" w:hint="eastAsia"/>
+          <w:bCs/>
+        </w:rPr>
+        <w:t>恒</w:t>
+      </w:r>
+      <w:proofErr w:type="gramEnd"/>
+      <w:r>
+        <w:rPr>
+          <w:rFonts w:ascii="Cambria Math" w:eastAsia="仿宋" w:hAnsi="Cambria Math" w:hint="eastAsia"/>
+          <w:bCs/>
+        </w:rPr>
+        <w:t>方差的</w:t>
       </w:r>
       <w:r>
         <w:rPr>
@@ -40922,7 +41420,25 @@
           <w:bCs/>
           <w:iCs/>
         </w:rPr>
-        <w:t>很大导致偏态的泊松分布近似高斯分布</w:t>
+        <w:t>很大</w:t>
+      </w:r>
+      <w:proofErr w:type="gramStart"/>
+      <w:r>
+        <w:rPr>
+          <w:rFonts w:ascii="Cambria Math" w:eastAsia="仿宋" w:hAnsi="Cambria Math" w:hint="eastAsia"/>
+          <w:bCs/>
+          <w:iCs/>
+        </w:rPr>
+        <w:t>导致偏态的</w:t>
+      </w:r>
+      <w:proofErr w:type="gramEnd"/>
+      <w:r>
+        <w:rPr>
+          <w:rFonts w:ascii="Cambria Math" w:eastAsia="仿宋" w:hAnsi="Cambria Math" w:hint="eastAsia"/>
+          <w:bCs/>
+          <w:iCs/>
+        </w:rPr>
+        <w:t>泊松分布近似高斯分布</w:t>
       </w:r>
       <w:r>
         <w:rPr>
@@ -42277,7 +42793,25 @@
           <w:bCs/>
           <w:iCs/>
         </w:rPr>
-        <w:t>均值接近或小于标准差时大量像素因噪声变为零导致结构断裂</w:t>
+        <w:t>均值接近或小于标准差时大量像素因噪声变为</w:t>
+      </w:r>
+      <w:proofErr w:type="gramStart"/>
+      <w:r>
+        <w:rPr>
+          <w:rFonts w:ascii="Cambria Math" w:eastAsia="仿宋" w:hAnsi="Cambria Math" w:hint="eastAsia"/>
+          <w:bCs/>
+          <w:iCs/>
+        </w:rPr>
+        <w:t>零导致</w:t>
+      </w:r>
+      <w:proofErr w:type="gramEnd"/>
+      <w:r>
+        <w:rPr>
+          <w:rFonts w:ascii="Cambria Math" w:eastAsia="仿宋" w:hAnsi="Cambria Math" w:hint="eastAsia"/>
+          <w:bCs/>
+          <w:iCs/>
+        </w:rPr>
+        <w:t>结构断裂</w:t>
       </w:r>
       <w:r>
         <w:rPr>
@@ -42308,6 +42842,335 @@
           <w:bCs/>
         </w:rPr>
         <w:t>:</w:t>
+      </w:r>
+      <w:r>
+        <w:rPr>
+          <w:rFonts w:ascii="Cambria Math" w:eastAsia="仿宋" w:hAnsi="Cambria Math" w:hint="eastAsia"/>
+          <w:bCs/>
+        </w:rPr>
+        <w:t>图片归一化到</w:t>
+      </w:r>
+      <m:oMath>
+        <m:r>
+          <w:rPr>
+            <w:rFonts w:ascii="Cambria Math" w:eastAsia="仿宋" w:hAnsi="Cambria Math"/>
+          </w:rPr>
+          <m:t>[0,1]</m:t>
+        </m:r>
+      </m:oMath>
+      <w:r>
+        <w:rPr>
+          <w:rFonts w:ascii="Cambria Math" w:eastAsia="仿宋" w:hAnsi="Cambria Math" w:hint="eastAsia"/>
+          <w:bCs/>
+        </w:rPr>
+        <w:t>之后</w:t>
+      </w:r>
+      <w:r>
+        <w:rPr>
+          <w:rFonts w:ascii="Cambria Math" w:eastAsia="仿宋" w:hAnsi="Cambria Math" w:hint="eastAsia"/>
+          <w:bCs/>
+        </w:rPr>
+        <w:t>,</w:t>
+      </w:r>
+      <w:r>
+        <w:rPr>
+          <w:rFonts w:ascii="Cambria Math" w:eastAsia="仿宋" w:hAnsi="Cambria Math" w:hint="eastAsia"/>
+          <w:bCs/>
+        </w:rPr>
+        <w:t>其随机变量</w:t>
+      </w:r>
+      <m:oMath>
+        <m:sSub>
+          <m:sSubPr>
+            <m:ctrlPr>
+              <w:rPr>
+                <w:rFonts w:ascii="Cambria Math" w:eastAsia="仿宋" w:hAnsi="Cambria Math"/>
+                <w:bCs/>
+                <w:i/>
+              </w:rPr>
+            </m:ctrlPr>
+          </m:sSubPr>
+          <m:e>
+            <m:r>
+              <w:rPr>
+                <w:rFonts w:ascii="Cambria Math" w:eastAsia="仿宋" w:hAnsi="Cambria Math"/>
+              </w:rPr>
+              <m:t>Y</m:t>
+            </m:r>
+          </m:e>
+          <m:sub>
+            <m:r>
+              <w:rPr>
+                <w:rFonts w:ascii="Cambria Math" w:eastAsia="仿宋" w:hAnsi="Cambria Math"/>
+              </w:rPr>
+              <m:t>p</m:t>
+            </m:r>
+          </m:sub>
+        </m:sSub>
+      </m:oMath>
+      <w:r>
+        <w:rPr>
+          <w:rFonts w:ascii="Cambria Math" w:eastAsia="仿宋" w:hAnsi="Cambria Math" w:hint="eastAsia"/>
+          <w:bCs/>
+        </w:rPr>
+        <w:t>的方差通常极小也即</w:t>
+      </w:r>
+      <m:oMath>
+        <m:sSup>
+          <m:sSupPr>
+            <m:ctrlPr>
+              <w:rPr>
+                <w:rFonts w:ascii="Cambria Math" w:eastAsia="仿宋" w:hAnsi="Cambria Math"/>
+                <w:bCs/>
+                <w:i/>
+              </w:rPr>
+            </m:ctrlPr>
+          </m:sSupPr>
+          <m:e>
+            <m:r>
+              <w:rPr>
+                <w:rFonts w:ascii="Cambria Math" w:eastAsia="仿宋" w:hAnsi="Cambria Math"/>
+              </w:rPr>
+              <m:t>σ</m:t>
+            </m:r>
+          </m:e>
+          <m:sup>
+            <m:r>
+              <w:rPr>
+                <w:rFonts w:ascii="Cambria Math" w:eastAsia="仿宋" w:hAnsi="Cambria Math"/>
+              </w:rPr>
+              <m:t>2</m:t>
+            </m:r>
+          </m:sup>
+        </m:sSup>
+        <m:r>
+          <w:rPr>
+            <w:rFonts w:ascii="Cambria Math" w:eastAsia="仿宋" w:hAnsi="Cambria Math"/>
+          </w:rPr>
+          <m:t>&lt;1⟹σ=</m:t>
+        </m:r>
+        <m:rad>
+          <m:radPr>
+            <m:degHide m:val="1"/>
+            <m:ctrlPr>
+              <w:rPr>
+                <w:rFonts w:ascii="Cambria Math" w:eastAsia="仿宋" w:hAnsi="Cambria Math"/>
+                <w:bCs/>
+                <w:i/>
+              </w:rPr>
+            </m:ctrlPr>
+          </m:radPr>
+          <m:deg/>
+          <m:e>
+            <m:sSup>
+              <m:sSupPr>
+                <m:ctrlPr>
+                  <w:rPr>
+                    <w:rFonts w:ascii="Cambria Math" w:eastAsia="仿宋" w:hAnsi="Cambria Math"/>
+                    <w:bCs/>
+                    <w:i/>
+                  </w:rPr>
+                </m:ctrlPr>
+              </m:sSupPr>
+              <m:e>
+                <m:r>
+                  <w:rPr>
+                    <w:rFonts w:ascii="Cambria Math" w:eastAsia="仿宋" w:hAnsi="Cambria Math"/>
+                  </w:rPr>
+                  <m:t>σ</m:t>
+                </m:r>
+              </m:e>
+              <m:sup>
+                <m:r>
+                  <w:rPr>
+                    <w:rFonts w:ascii="Cambria Math" w:eastAsia="仿宋" w:hAnsi="Cambria Math"/>
+                  </w:rPr>
+                  <m:t>2</m:t>
+                </m:r>
+              </m:sup>
+            </m:sSup>
+          </m:e>
+        </m:rad>
+        <m:r>
+          <w:rPr>
+            <w:rFonts w:ascii="Cambria Math" w:eastAsia="仿宋" w:hAnsi="Cambria Math"/>
+          </w:rPr>
+          <m:t>&gt;</m:t>
+        </m:r>
+        <m:sSup>
+          <m:sSupPr>
+            <m:ctrlPr>
+              <w:rPr>
+                <w:rFonts w:ascii="Cambria Math" w:eastAsia="仿宋" w:hAnsi="Cambria Math"/>
+                <w:bCs/>
+                <w:i/>
+              </w:rPr>
+            </m:ctrlPr>
+          </m:sSupPr>
+          <m:e>
+            <m:r>
+              <w:rPr>
+                <w:rFonts w:ascii="Cambria Math" w:eastAsia="仿宋" w:hAnsi="Cambria Math"/>
+              </w:rPr>
+              <m:t>σ</m:t>
+            </m:r>
+          </m:e>
+          <m:sup>
+            <m:r>
+              <w:rPr>
+                <w:rFonts w:ascii="Cambria Math" w:eastAsia="仿宋" w:hAnsi="Cambria Math"/>
+              </w:rPr>
+              <m:t>2</m:t>
+            </m:r>
+          </m:sup>
+        </m:sSup>
+      </m:oMath>
+      <w:r>
+        <w:rPr>
+          <w:rFonts w:ascii="Cambria Math" w:eastAsia="仿宋" w:hAnsi="Cambria Math" w:hint="eastAsia"/>
+          <w:bCs/>
+        </w:rPr>
+        <w:t>出现标准差和方差大小的反转</w:t>
+      </w:r>
+      <w:r>
+        <w:rPr>
+          <w:rFonts w:ascii="Cambria Math" w:eastAsia="仿宋" w:hAnsi="Cambria Math" w:hint="eastAsia"/>
+          <w:bCs/>
+        </w:rPr>
+        <w:t>,</w:t>
+      </w:r>
+      <w:r>
+        <w:rPr>
+          <w:rFonts w:ascii="Cambria Math" w:eastAsia="仿宋" w:hAnsi="Cambria Math" w:hint="eastAsia"/>
+          <w:bCs/>
+        </w:rPr>
+        <w:t>但核心是信噪比</w:t>
+      </w:r>
+      <m:oMath>
+        <m:r>
+          <w:rPr>
+            <w:rFonts w:ascii="Cambria Math" w:eastAsia="仿宋" w:hAnsi="Cambria Math"/>
+          </w:rPr>
+          <m:t>SNR=</m:t>
+        </m:r>
+        <m:f>
+          <m:fPr>
+            <m:ctrlPr>
+              <w:rPr>
+                <w:rFonts w:ascii="Cambria Math" w:eastAsia="仿宋" w:hAnsi="Cambria Math"/>
+                <w:bCs/>
+                <w:i/>
+              </w:rPr>
+            </m:ctrlPr>
+          </m:fPr>
+          <m:num>
+            <m:r>
+              <w:rPr>
+                <w:rFonts w:ascii="Cambria Math" w:eastAsia="仿宋" w:hAnsi="Cambria Math"/>
+              </w:rPr>
+              <m:t>E</m:t>
+            </m:r>
+            <m:d>
+              <m:dPr>
+                <m:begChr m:val="["/>
+                <m:endChr m:val="]"/>
+                <m:ctrlPr>
+                  <w:rPr>
+                    <w:rFonts w:ascii="Cambria Math" w:eastAsia="仿宋" w:hAnsi="Cambria Math"/>
+                    <w:bCs/>
+                    <w:i/>
+                  </w:rPr>
+                </m:ctrlPr>
+              </m:dPr>
+              <m:e>
+                <m:sSub>
+                  <m:sSubPr>
+                    <m:ctrlPr>
+                      <w:rPr>
+                        <w:rFonts w:ascii="Cambria Math" w:eastAsia="仿宋" w:hAnsi="Cambria Math"/>
+                        <w:bCs/>
+                        <w:i/>
+                      </w:rPr>
+                    </m:ctrlPr>
+                  </m:sSubPr>
+                  <m:e>
+                    <m:r>
+                      <w:rPr>
+                        <w:rFonts w:ascii="Cambria Math" w:eastAsia="仿宋" w:hAnsi="Cambria Math"/>
+                      </w:rPr>
+                      <m:t>Y</m:t>
+                    </m:r>
+                  </m:e>
+                  <m:sub>
+                    <m:r>
+                      <w:rPr>
+                        <w:rFonts w:ascii="Cambria Math" w:eastAsia="仿宋" w:hAnsi="Cambria Math"/>
+                      </w:rPr>
+                      <m:t>p</m:t>
+                    </m:r>
+                  </m:sub>
+                </m:sSub>
+              </m:e>
+            </m:d>
+          </m:num>
+          <m:den>
+            <m:sSub>
+              <m:sSubPr>
+                <m:ctrlPr>
+                  <w:rPr>
+                    <w:rFonts w:ascii="Cambria Math" w:eastAsia="仿宋" w:hAnsi="Cambria Math"/>
+                    <w:bCs/>
+                    <w:i/>
+                  </w:rPr>
+                </m:ctrlPr>
+              </m:sSubPr>
+              <m:e>
+                <m:r>
+                  <w:rPr>
+                    <w:rFonts w:ascii="Cambria Math" w:eastAsia="仿宋" w:hAnsi="Cambria Math"/>
+                  </w:rPr>
+                  <m:t>σ</m:t>
+                </m:r>
+              </m:e>
+              <m:sub>
+                <m:sSub>
+                  <m:sSubPr>
+                    <m:ctrlPr>
+                      <w:rPr>
+                        <w:rFonts w:ascii="Cambria Math" w:eastAsia="仿宋" w:hAnsi="Cambria Math"/>
+                        <w:bCs/>
+                        <w:i/>
+                      </w:rPr>
+                    </m:ctrlPr>
+                  </m:sSubPr>
+                  <m:e>
+                    <m:r>
+                      <w:rPr>
+                        <w:rFonts w:ascii="Cambria Math" w:eastAsia="仿宋" w:hAnsi="Cambria Math"/>
+                      </w:rPr>
+                      <m:t>Y</m:t>
+                    </m:r>
+                  </m:e>
+                  <m:sub>
+                    <m:r>
+                      <w:rPr>
+                        <w:rFonts w:ascii="Cambria Math" w:eastAsia="仿宋" w:hAnsi="Cambria Math"/>
+                      </w:rPr>
+                      <m:t>p</m:t>
+                    </m:r>
+                  </m:sub>
+                </m:sSub>
+              </m:sub>
+            </m:sSub>
+          </m:den>
+        </m:f>
+      </m:oMath>
+      <w:r>
+        <w:rPr>
+          <w:rFonts w:ascii="Cambria Math" w:eastAsia="仿宋" w:hAnsi="Cambria Math" w:hint="eastAsia"/>
+          <w:bCs/>
+        </w:rPr>
+        <w:t>.</w:t>
       </w:r>
     </w:p>
     <w:p>
@@ -42403,8 +43266,17 @@
           <w:rFonts w:ascii="Cambria Math" w:eastAsia="仿宋" w:hAnsi="Cambria Math" w:hint="eastAsia"/>
           <w:bCs/>
         </w:rPr>
-        <w:t>也即具有一定偏态性</w:t>
-      </w:r>
+        <w:t>也即具有一定</w:t>
+      </w:r>
+      <w:proofErr w:type="gramStart"/>
+      <w:r>
+        <w:rPr>
+          <w:rFonts w:ascii="Cambria Math" w:eastAsia="仿宋" w:hAnsi="Cambria Math" w:hint="eastAsia"/>
+          <w:bCs/>
+        </w:rPr>
+        <w:t>偏态性</w:t>
+      </w:r>
+      <w:proofErr w:type="gramEnd"/>
       <w:r>
         <w:rPr>
           <w:rFonts w:ascii="Cambria Math" w:eastAsia="仿宋" w:hAnsi="Cambria Math" w:hint="eastAsia"/>
@@ -42446,6 +43318,68 @@
           <w:bCs/>
         </w:rPr>
       </w:pPr>
+      <w:proofErr w:type="gramStart"/>
+      <w:r>
+        <w:rPr>
+          <w:rFonts w:ascii="Cambria Math" w:eastAsia="仿宋" w:hAnsi="Cambria Math" w:hint="eastAsia"/>
+          <w:b/>
+        </w:rPr>
+        <w:t>去噪与</w:t>
+      </w:r>
+      <w:proofErr w:type="gramEnd"/>
+      <w:r>
+        <w:rPr>
+          <w:rFonts w:ascii="Cambria Math" w:eastAsia="仿宋" w:hAnsi="Cambria Math" w:hint="eastAsia"/>
+          <w:b/>
+        </w:rPr>
+        <w:t>反卷积</w:t>
+      </w:r>
+      <w:r>
+        <w:rPr>
+          <w:rFonts w:ascii="Cambria Math" w:eastAsia="仿宋" w:hAnsi="Cambria Math" w:hint="eastAsia"/>
+          <w:bCs/>
+        </w:rPr>
+        <w:t>:</w:t>
+      </w:r>
+    </w:p>
+    <w:p>
+      <w:pPr>
+        <w:widowControl/>
+        <w:jc w:val="left"/>
+        <w:rPr>
+          <w:rFonts w:ascii="Cambria Math" w:eastAsia="仿宋" w:hAnsi="Cambria Math" w:hint="eastAsia"/>
+          <w:bCs/>
+        </w:rPr>
+      </w:pPr>
+      <w:r>
+        <w:rPr>
+          <w:rFonts w:ascii="Cambria Math" w:eastAsia="仿宋" w:hAnsi="Cambria Math" w:hint="eastAsia"/>
+          <w:bCs/>
+        </w:rPr>
+        <w:t>现有算法</w:t>
+      </w:r>
+      <m:oMath>
+        <m:r>
+          <w:rPr>
+            <w:rFonts w:ascii="Cambria Math" w:eastAsia="仿宋" w:hAnsi="Cambria Math"/>
+          </w:rPr>
+          <m:t>HTV</m:t>
+        </m:r>
+      </m:oMath>
+      <w:r>
+        <w:rPr>
+          <w:rFonts w:ascii="Cambria Math" w:eastAsia="仿宋" w:hAnsi="Cambria Math" w:hint="eastAsia"/>
+          <w:bCs/>
+        </w:rPr>
+        <w:t>其基于高斯噪声模型建立</w:t>
+      </w:r>
+      <w:r>
+        <w:rPr>
+          <w:rFonts w:ascii="Cambria Math" w:eastAsia="仿宋" w:hAnsi="Cambria Math" w:hint="eastAsia"/>
+          <w:bCs/>
+        </w:rPr>
+        <w:t>:</w:t>
+      </w:r>
     </w:p>
     <w:p>
       <w:pPr>
@@ -47586,6 +48520,7 @@
           <w:bCs/>
         </w:rPr>
       </w:pPr>
+      <w:proofErr w:type="gramStart"/>
       <w:r>
         <w:rPr>
           <w:rFonts w:ascii="Cambria Math" w:eastAsia="仿宋" w:hAnsi="Cambria Math" w:hint="eastAsia"/>
@@ -47598,7 +48533,15 @@
           <w:rFonts w:ascii="Cambria Math" w:eastAsia="仿宋" w:hAnsi="Cambria Math" w:hint="eastAsia"/>
           <w:bCs/>
         </w:rPr>
-        <w:t>物场图像向量</w:t>
+        <w:t>物场图像</w:t>
+      </w:r>
+      <w:proofErr w:type="gramEnd"/>
+      <w:r>
+        <w:rPr>
+          <w:rFonts w:ascii="Cambria Math" w:eastAsia="仿宋" w:hAnsi="Cambria Math" w:hint="eastAsia"/>
+          <w:bCs/>
+        </w:rPr>
+        <w:t>向量</w:t>
       </w:r>
       <m:oMath>
         <m:acc>
@@ -47655,7 +48598,23 @@
           <w:rFonts w:ascii="Cambria Math" w:eastAsia="仿宋" w:hAnsi="Cambria Math" w:hint="eastAsia"/>
           <w:bCs/>
         </w:rPr>
-        <w:t>也即每个像平面像素点</w:t>
+        <w:t>也即</w:t>
+      </w:r>
+      <w:proofErr w:type="gramStart"/>
+      <w:r>
+        <w:rPr>
+          <w:rFonts w:ascii="Cambria Math" w:eastAsia="仿宋" w:hAnsi="Cambria Math" w:hint="eastAsia"/>
+          <w:bCs/>
+        </w:rPr>
+        <w:t>每个像</w:t>
+      </w:r>
+      <w:proofErr w:type="gramEnd"/>
+      <w:r>
+        <w:rPr>
+          <w:rFonts w:ascii="Cambria Math" w:eastAsia="仿宋" w:hAnsi="Cambria Math" w:hint="eastAsia"/>
+          <w:bCs/>
+        </w:rPr>
+        <w:t>平面像素点</w:t>
       </w:r>
       <m:oMath>
         <m:r>
@@ -47670,7 +48629,23 @@
           <w:rFonts w:ascii="Cambria Math" w:eastAsia="仿宋" w:hAnsi="Cambria Math" w:hint="eastAsia"/>
           <w:bCs/>
         </w:rPr>
-        <w:t>都理论上被物场图像向量所有的像素点施加贡献</w:t>
+        <w:t>都理论上</w:t>
+      </w:r>
+      <w:proofErr w:type="gramStart"/>
+      <w:r>
+        <w:rPr>
+          <w:rFonts w:ascii="Cambria Math" w:eastAsia="仿宋" w:hAnsi="Cambria Math" w:hint="eastAsia"/>
+          <w:bCs/>
+        </w:rPr>
+        <w:t>被物场图像</w:t>
+      </w:r>
+      <w:proofErr w:type="gramEnd"/>
+      <w:r>
+        <w:rPr>
+          <w:rFonts w:ascii="Cambria Math" w:eastAsia="仿宋" w:hAnsi="Cambria Math" w:hint="eastAsia"/>
+          <w:bCs/>
+        </w:rPr>
+        <w:t>向量所有的像素点施加贡献</w:t>
       </w:r>
       <w:r>
         <w:rPr>
@@ -47684,7 +48659,23 @@
           <w:rFonts w:ascii="Cambria Math" w:eastAsia="仿宋" w:hAnsi="Cambria Math" w:hint="eastAsia"/>
           <w:bCs/>
         </w:rPr>
-        <w:t>或者说物场像素点以总概率为</w:t>
+        <w:t>或者</w:t>
+      </w:r>
+      <w:proofErr w:type="gramStart"/>
+      <w:r>
+        <w:rPr>
+          <w:rFonts w:ascii="Cambria Math" w:eastAsia="仿宋" w:hAnsi="Cambria Math" w:hint="eastAsia"/>
+          <w:bCs/>
+        </w:rPr>
+        <w:t>说物场像素</w:t>
+      </w:r>
+      <w:proofErr w:type="gramEnd"/>
+      <w:r>
+        <w:rPr>
+          <w:rFonts w:ascii="Cambria Math" w:eastAsia="仿宋" w:hAnsi="Cambria Math" w:hint="eastAsia"/>
+          <w:bCs/>
+        </w:rPr>
+        <w:t>点以总概率为</w:t>
       </w:r>
       <w:r>
         <w:rPr>
@@ -47798,7 +48789,39 @@
           <w:rFonts w:ascii="Cambria Math" w:eastAsia="仿宋" w:hAnsi="Cambria Math" w:hint="eastAsia"/>
           <w:bCs/>
         </w:rPr>
-        <w:t>的每一列只对应一个物场平面像素点所以该像素点无论被使用多少次</w:t>
+        <w:t>的每一列只对应</w:t>
+      </w:r>
+      <w:proofErr w:type="gramStart"/>
+      <w:r>
+        <w:rPr>
+          <w:rFonts w:ascii="Cambria Math" w:eastAsia="仿宋" w:hAnsi="Cambria Math" w:hint="eastAsia"/>
+          <w:bCs/>
+        </w:rPr>
+        <w:t>一个物场平面</w:t>
+      </w:r>
+      <w:proofErr w:type="gramEnd"/>
+      <w:r>
+        <w:rPr>
+          <w:rFonts w:ascii="Cambria Math" w:eastAsia="仿宋" w:hAnsi="Cambria Math" w:hint="eastAsia"/>
+          <w:bCs/>
+        </w:rPr>
+        <w:t>像素</w:t>
+      </w:r>
+      <w:proofErr w:type="gramStart"/>
+      <w:r>
+        <w:rPr>
+          <w:rFonts w:ascii="Cambria Math" w:eastAsia="仿宋" w:hAnsi="Cambria Math" w:hint="eastAsia"/>
+          <w:bCs/>
+        </w:rPr>
+        <w:t>点所以</w:t>
+      </w:r>
+      <w:proofErr w:type="gramEnd"/>
+      <w:r>
+        <w:rPr>
+          <w:rFonts w:ascii="Cambria Math" w:eastAsia="仿宋" w:hAnsi="Cambria Math" w:hint="eastAsia"/>
+          <w:bCs/>
+        </w:rPr>
+        <w:t>该像素点无论被使用多少次</w:t>
       </w:r>
       <m:oMath>
         <m:r>
